--- a/A1/reports/Assignment_Report.docx
+++ b/A1/reports/Assignment_Report.docx
@@ -265,7 +265,7 @@
     </w:p>
     <w:p>
       <w:r>
-        <w:t>To inspect PostgreSQL internal statistics and histogram boundary values stored in pgstats:</w:t>
+        <w:t>To inspect PostgreSQL internal statistics and histogram boundary values stored in pgstats (and exported in /tmp/stats.csv):</w:t>
       </w:r>
     </w:p>
     <w:p>
@@ -275,7 +275,37 @@
     </w:p>
     <w:p>
       <w:r>
-        <w:t>SELECT tablename, attname, nullfrac, avgwidth, ndistinct, histogrambounds</w:t>
+        <w:t>SELECT</w:t>
+      </w:r>
+    </w:p>
+    <w:p>
+      <w:r>
+        <w:t>attname,</w:t>
+      </w:r>
+    </w:p>
+    <w:p>
+      <w:r>
+        <w:t>nullfrac,</w:t>
+      </w:r>
+    </w:p>
+    <w:p>
+      <w:r>
+        <w:t>ndistinct,</w:t>
+      </w:r>
+    </w:p>
+    <w:p>
+      <w:r>
+        <w:t>mostcommonvals,</w:t>
+      </w:r>
+    </w:p>
+    <w:p>
+      <w:r>
+        <w:t>mostcommonfreqs,</w:t>
+      </w:r>
+    </w:p>
+    <w:p>
+      <w:r>
+        <w:t>histogrambounds</w:t>
       </w:r>
     </w:p>
     <w:p>
@@ -285,7 +315,12 @@
     </w:p>
     <w:p>
       <w:r>
-        <w:t>WHERE tablename = 'title' AND attname IN ('id', 'title');</w:t>
+        <w:t>WHERE tablename = 'title'</w:t>
+      </w:r>
+    </w:p>
+    <w:p>
+      <w:r>
+        <w:t>AND attname IN ('id', 'title');</w:t>
       </w:r>
     </w:p>
     <w:p/>
@@ -364,23 +399,1047 @@
         <w:pStyle w:val="Heading3"/>
       </w:pPr>
       <w:r>
-        <w:t>5. Bucket Boundaries Summary</w:t>
-      </w:r>
-    </w:p>
-    <w:p>
-      <w:pPr>
-        <w:pStyle w:val="ListBullet"/>
-      </w:pPr>
-      <w:r>
-        <w:t>**`id` Column Boundaries**: Starts at `1` and ends at `2528312` across 100 equi-depth quantiles.</w:t>
-      </w:r>
-    </w:p>
-    <w:p>
-      <w:pPr>
-        <w:pStyle w:val="ListBullet"/>
-      </w:pPr>
-      <w:r>
-        <w:t>**`title` Column Boundaries**: Sample string boundaries range lexicographically from initial titles up to final lexicographical titles.</w:t>
+        <w:t>5. Exact Bucket Boundaries List (From `pg_stats` / `/tmp/stats.csv`)</w:t>
+      </w:r>
+    </w:p>
+    <w:p>
+      <w:r>
+        <w:t>#### A. Column id Bucket Boundaries (101 values, 100 buckets)</w:t>
+      </w:r>
+    </w:p>
+    <w:p>
+      <w:r>
+        <w:t>| Bucket Index | Boundary Value (id) | Bucket Interval |</w:t>
+      </w:r>
+    </w:p>
+    <w:p>
+      <w:r>
+        <w:t>| :---: | :---: | :--- |</w:t>
+      </w:r>
+    </w:p>
+    <w:p>
+      <w:r>
+        <w:t>| B000 (Start) | 41 | Start of table data |</w:t>
+      </w:r>
+    </w:p>
+    <w:p>
+      <w:r>
+        <w:t>| B001 | 25598 | Bucket 1: [41 - 25598] |</w:t>
+      </w:r>
+    </w:p>
+    <w:p>
+      <w:r>
+        <w:t>| B002 | 50067 | Bucket 2: [25598 - 50067] |</w:t>
+      </w:r>
+    </w:p>
+    <w:p>
+      <w:r>
+        <w:t>| B003 | 75257 | Bucket 3: [50067 - 75257] |</w:t>
+      </w:r>
+    </w:p>
+    <w:p>
+      <w:r>
+        <w:t>| B004 | 101946 | Bucket 4: [75257 - 101946] |</w:t>
+      </w:r>
+    </w:p>
+    <w:p>
+      <w:r>
+        <w:t>| B005 | 129223 | Bucket 5: [101946 - 129223] |</w:t>
+      </w:r>
+    </w:p>
+    <w:p>
+      <w:r>
+        <w:t>| B006 | 155973 | Bucket 6: [129223 - 155973] |</w:t>
+      </w:r>
+    </w:p>
+    <w:p>
+      <w:r>
+        <w:t>| B007 | 181990 | Bucket 7: [155973 - 181990] |</w:t>
+      </w:r>
+    </w:p>
+    <w:p>
+      <w:r>
+        <w:t>| B008 | 208153 | Bucket 8: [181990 - 208153] |</w:t>
+      </w:r>
+    </w:p>
+    <w:p>
+      <w:r>
+        <w:t>| B009 | 234525 | Bucket 9: [208153 - 234525] |</w:t>
+      </w:r>
+    </w:p>
+    <w:p>
+      <w:r>
+        <w:t>| B010 | 259507 | Bucket 10: [234525 - 259507] |</w:t>
+      </w:r>
+    </w:p>
+    <w:p>
+      <w:r>
+        <w:t>| B011 | 287845 | Bucket 11: [259507 - 287845] |</w:t>
+      </w:r>
+    </w:p>
+    <w:p>
+      <w:r>
+        <w:t>| B012 | 314618 | Bucket 12: [287845 - 314618] |</w:t>
+      </w:r>
+    </w:p>
+    <w:p>
+      <w:r>
+        <w:t>| B013 | 340479 | Bucket 13: [314618 - 340479] |</w:t>
+      </w:r>
+    </w:p>
+    <w:p>
+      <w:r>
+        <w:t>| B014 | 366364 | Bucket 14: [340479 - 366364] |</w:t>
+      </w:r>
+    </w:p>
+    <w:p>
+      <w:r>
+        <w:t>| B015 | 393076 | Bucket 15: [366364 - 393076] |</w:t>
+      </w:r>
+    </w:p>
+    <w:p>
+      <w:r>
+        <w:t>| B016 | 418929 | Bucket 16: [393076 - 418929] |</w:t>
+      </w:r>
+    </w:p>
+    <w:p>
+      <w:r>
+        <w:t>| B017 | 443204 | Bucket 17: [418929 - 443204] |</w:t>
+      </w:r>
+    </w:p>
+    <w:p>
+      <w:r>
+        <w:t>| B018 | 472539 | Bucket 18: [443204 - 472539] |</w:t>
+      </w:r>
+    </w:p>
+    <w:p>
+      <w:r>
+        <w:t>| B019 | 497095 | Bucket 19: [472539 - 497095] |</w:t>
+      </w:r>
+    </w:p>
+    <w:p>
+      <w:r>
+        <w:t>| B020 | 521015 | Bucket 20: [497095 - 521015] |</w:t>
+      </w:r>
+    </w:p>
+    <w:p>
+      <w:r>
+        <w:t>| B021 | 547008 | Bucket 21: [521015 - 547008] |</w:t>
+      </w:r>
+    </w:p>
+    <w:p>
+      <w:r>
+        <w:t>| B022 | 571914 | Bucket 22: [547008 - 571914] |</w:t>
+      </w:r>
+    </w:p>
+    <w:p>
+      <w:r>
+        <w:t>| B023 | 600124 | Bucket 23: [571914 - 600124] |</w:t>
+      </w:r>
+    </w:p>
+    <w:p>
+      <w:r>
+        <w:t>| B024 | 624290 | Bucket 24: [600124 - 624290] |</w:t>
+      </w:r>
+    </w:p>
+    <w:p>
+      <w:r>
+        <w:t>| B025 | 648346 | Bucket 25: [624290 - 648346] |</w:t>
+      </w:r>
+    </w:p>
+    <w:p>
+      <w:r>
+        <w:t>| B026 | 673077 | Bucket 26: [648346 - 673077] |</w:t>
+      </w:r>
+    </w:p>
+    <w:p>
+      <w:r>
+        <w:t>| B027 | 698192 | Bucket 27: [673077 - 698192] |</w:t>
+      </w:r>
+    </w:p>
+    <w:p>
+      <w:r>
+        <w:t>| B028 | 723945 | Bucket 28: [698192 - 723945] |</w:t>
+      </w:r>
+    </w:p>
+    <w:p>
+      <w:r>
+        <w:t>| B029 | 747971 | Bucket 29: [723945 - 747971] |</w:t>
+      </w:r>
+    </w:p>
+    <w:p>
+      <w:r>
+        <w:t>| B030 | 774715 | Bucket 30: [747971 - 774715] |</w:t>
+      </w:r>
+    </w:p>
+    <w:p>
+      <w:r>
+        <w:t>| B031 | 801886 | Bucket 31: [774715 - 801886] |</w:t>
+      </w:r>
+    </w:p>
+    <w:p>
+      <w:r>
+        <w:t>| B032 | 825206 | Bucket 32: [801886 - 825206] |</w:t>
+      </w:r>
+    </w:p>
+    <w:p>
+      <w:r>
+        <w:t>| B033 | 852044 | Bucket 33: [825206 - 852044] |</w:t>
+      </w:r>
+    </w:p>
+    <w:p>
+      <w:r>
+        <w:t>| B034 | 878630 | Bucket 34: [852044 - 878630] |</w:t>
+      </w:r>
+    </w:p>
+    <w:p>
+      <w:r>
+        <w:t>| B035 | 903227 | Bucket 35: [878630 - 903227] |</w:t>
+      </w:r>
+    </w:p>
+    <w:p>
+      <w:r>
+        <w:t>| B036 | 929542 | Bucket 36: [903227 - 929542] |</w:t>
+      </w:r>
+    </w:p>
+    <w:p>
+      <w:r>
+        <w:t>| B037 | 951992 | Bucket 37: [929542 - 951992] |</w:t>
+      </w:r>
+    </w:p>
+    <w:p>
+      <w:r>
+        <w:t>| B038 | 976177 | Bucket 38: [951992 - 976177] |</w:t>
+      </w:r>
+    </w:p>
+    <w:p>
+      <w:r>
+        <w:t>| B039 | 1002223 | Bucket 39: [976177 - 1002223] |</w:t>
+      </w:r>
+    </w:p>
+    <w:p>
+      <w:r>
+        <w:t>| B040 | 1027496 | Bucket 40: [1002223 - 1027496] |</w:t>
+      </w:r>
+    </w:p>
+    <w:p>
+      <w:r>
+        <w:t>| B041 | 1053013 | Bucket 41: [1027496 - 1053013] |</w:t>
+      </w:r>
+    </w:p>
+    <w:p>
+      <w:r>
+        <w:t>| B042 | 1076669 | Bucket 42: [1053013 - 1076669] |</w:t>
+      </w:r>
+    </w:p>
+    <w:p>
+      <w:r>
+        <w:t>| B043 | 1101644 | Bucket 43: [1076669 - 1101644] |</w:t>
+      </w:r>
+    </w:p>
+    <w:p>
+      <w:r>
+        <w:t>| B044 | 1127312 | Bucket 44: [1101644 - 1127312] |</w:t>
+      </w:r>
+    </w:p>
+    <w:p>
+      <w:r>
+        <w:t>| B045 | 1153408 | Bucket 45: [1127312 - 1153408] |</w:t>
+      </w:r>
+    </w:p>
+    <w:p>
+      <w:r>
+        <w:t>| B046 | 1177087 | Bucket 46: [1153408 - 1177087] |</w:t>
+      </w:r>
+    </w:p>
+    <w:p>
+      <w:r>
+        <w:t>| B047 | 1200809 | Bucket 47: [1177087 - 1200809] |</w:t>
+      </w:r>
+    </w:p>
+    <w:p>
+      <w:r>
+        <w:t>| B048 | 1228132 | Bucket 48: [1200809 - 1228132] |</w:t>
+      </w:r>
+    </w:p>
+    <w:p>
+      <w:r>
+        <w:t>| B049 | 1251987 | Bucket 49: [1228132 - 1251987] |</w:t>
+      </w:r>
+    </w:p>
+    <w:p>
+      <w:r>
+        <w:t>| B050 | 1276194 | Bucket 50: [1251987 - 1276194] |</w:t>
+      </w:r>
+    </w:p>
+    <w:p>
+      <w:r>
+        <w:t>| B051 | 1300208 | Bucket 51: [1276194 - 1300208] |</w:t>
+      </w:r>
+    </w:p>
+    <w:p>
+      <w:r>
+        <w:t>| B052 | 1325279 | Bucket 52: [1300208 - 1325279] |</w:t>
+      </w:r>
+    </w:p>
+    <w:p>
+      <w:r>
+        <w:t>| B053 | 1350079 | Bucket 53: [1325279 - 1350079] |</w:t>
+      </w:r>
+    </w:p>
+    <w:p>
+      <w:r>
+        <w:t>| B054 | 1375217 | Bucket 54: [1350079 - 1375217] |</w:t>
+      </w:r>
+    </w:p>
+    <w:p>
+      <w:r>
+        <w:t>| B055 | 1399305 | Bucket 55: [1375217 - 1399305] |</w:t>
+      </w:r>
+    </w:p>
+    <w:p>
+      <w:r>
+        <w:t>| B056 | 1424915 | Bucket 56: [1399305 - 1424915] |</w:t>
+      </w:r>
+    </w:p>
+    <w:p>
+      <w:r>
+        <w:t>| B057 | 1447763 | Bucket 57: [1424915 - 1447763] |</w:t>
+      </w:r>
+    </w:p>
+    <w:p>
+      <w:r>
+        <w:t>| B058 | 1472187 | Bucket 58: [1447763 - 1472187] |</w:t>
+      </w:r>
+    </w:p>
+    <w:p>
+      <w:r>
+        <w:t>| B059 | 1496066 | Bucket 59: [1472187 - 1496066] |</w:t>
+      </w:r>
+    </w:p>
+    <w:p>
+      <w:r>
+        <w:t>| B060 | 1520933 | Bucket 60: [1496066 - 1520933] |</w:t>
+      </w:r>
+    </w:p>
+    <w:p>
+      <w:r>
+        <w:t>| B061 | 1548374 | Bucket 61: [1520933 - 1548374] |</w:t>
+      </w:r>
+    </w:p>
+    <w:p>
+      <w:r>
+        <w:t>| B062 | 1572984 | Bucket 62: [1548374 - 1572984] |</w:t>
+      </w:r>
+    </w:p>
+    <w:p>
+      <w:r>
+        <w:t>| B063 | 1597331 | Bucket 63: [1572984 - 1597331] |</w:t>
+      </w:r>
+    </w:p>
+    <w:p>
+      <w:r>
+        <w:t>| B064 | 1621524 | Bucket 64: [1597331 - 1621524] |</w:t>
+      </w:r>
+    </w:p>
+    <w:p>
+      <w:r>
+        <w:t>| B065 | 1646529 | Bucket 65: [1621524 - 1646529] |</w:t>
+      </w:r>
+    </w:p>
+    <w:p>
+      <w:r>
+        <w:t>| B066 | 1671841 | Bucket 66: [1646529 - 1671841] |</w:t>
+      </w:r>
+    </w:p>
+    <w:p>
+      <w:r>
+        <w:t>| B067 | 1697305 | Bucket 67: [1671841 - 1697305] |</w:t>
+      </w:r>
+    </w:p>
+    <w:p>
+      <w:r>
+        <w:t>| B068 | 1720750 | Bucket 68: [1697305 - 1720750] |</w:t>
+      </w:r>
+    </w:p>
+    <w:p>
+      <w:r>
+        <w:t>| B069 | 1746578 | Bucket 69: [1720750 - 1746578] |</w:t>
+      </w:r>
+    </w:p>
+    <w:p>
+      <w:r>
+        <w:t>| B070 | 1771397 | Bucket 70: [1746578 - 1771397] |</w:t>
+      </w:r>
+    </w:p>
+    <w:p>
+      <w:r>
+        <w:t>| B071 | 1796312 | Bucket 71: [1771397 - 1796312] |</w:t>
+      </w:r>
+    </w:p>
+    <w:p>
+      <w:r>
+        <w:t>| B072 | 1821069 | Bucket 72: [1796312 - 1821069] |</w:t>
+      </w:r>
+    </w:p>
+    <w:p>
+      <w:r>
+        <w:t>| B073 | 1846620 | Bucket 73: [1821069 - 1846620] |</w:t>
+      </w:r>
+    </w:p>
+    <w:p>
+      <w:r>
+        <w:t>| B074 | 1871455 | Bucket 74: [1846620 - 1871455] |</w:t>
+      </w:r>
+    </w:p>
+    <w:p>
+      <w:r>
+        <w:t>| B075 | 1897069 | Bucket 75: [1871455 - 1897069] |</w:t>
+      </w:r>
+    </w:p>
+    <w:p>
+      <w:r>
+        <w:t>| B076 | 1923039 | Bucket 76: [1897069 - 1923039] |</w:t>
+      </w:r>
+    </w:p>
+    <w:p>
+      <w:r>
+        <w:t>| B077 | 1951619 | Bucket 77: [1923039 - 1951619] |</w:t>
+      </w:r>
+    </w:p>
+    <w:p>
+      <w:r>
+        <w:t>| B078 | 1975550 | Bucket 78: [1951619 - 1975550] |</w:t>
+      </w:r>
+    </w:p>
+    <w:p>
+      <w:r>
+        <w:t>| B079 | 2001398 | Bucket 79: [1975550 - 2001398] |</w:t>
+      </w:r>
+    </w:p>
+    <w:p>
+      <w:r>
+        <w:t>| B080 | 2025488 | Bucket 80: [2001398 - 2025488] |</w:t>
+      </w:r>
+    </w:p>
+    <w:p>
+      <w:r>
+        <w:t>| B081 | 2048645 | Bucket 81: [2025488 - 2048645] |</w:t>
+      </w:r>
+    </w:p>
+    <w:p>
+      <w:r>
+        <w:t>| B082 | 2075506 | Bucket 82: [2048645 - 2075506] |</w:t>
+      </w:r>
+    </w:p>
+    <w:p>
+      <w:r>
+        <w:t>| B083 | 2099704 | Bucket 83: [2075506 - 2099704] |</w:t>
+      </w:r>
+    </w:p>
+    <w:p>
+      <w:r>
+        <w:t>| B084 | 2124027 | Bucket 84: [2099704 - 2124027] |</w:t>
+      </w:r>
+    </w:p>
+    <w:p>
+      <w:r>
+        <w:t>| B085 | 2146547 | Bucket 85: [2124027 - 2146547] |</w:t>
+      </w:r>
+    </w:p>
+    <w:p>
+      <w:r>
+        <w:t>| B086 | 2170970 | Bucket 86: [2146547 - 2170970] |</w:t>
+      </w:r>
+    </w:p>
+    <w:p>
+      <w:r>
+        <w:t>| B087 | 2195637 | Bucket 87: [2170970 - 2195637] |</w:t>
+      </w:r>
+    </w:p>
+    <w:p>
+      <w:r>
+        <w:t>| B088 | 2221366 | Bucket 88: [2195637 - 2221366] |</w:t>
+      </w:r>
+    </w:p>
+    <w:p>
+      <w:r>
+        <w:t>| B089 | 2249864 | Bucket 89: [2221366 - 2249864] |</w:t>
+      </w:r>
+    </w:p>
+    <w:p>
+      <w:r>
+        <w:t>| B090 | 2274023 | Bucket 90: [2249864 - 2274023] |</w:t>
+      </w:r>
+    </w:p>
+    <w:p>
+      <w:r>
+        <w:t>| B091 | 2299152 | Bucket 91: [2274023 - 2299152] |</w:t>
+      </w:r>
+    </w:p>
+    <w:p>
+      <w:r>
+        <w:t>| B092 | 2325178 | Bucket 92: [2299152 - 2325178] |</w:t>
+      </w:r>
+    </w:p>
+    <w:p>
+      <w:r>
+        <w:t>| B093 | 2352562 | Bucket 93: [2325178 - 2352562] |</w:t>
+      </w:r>
+    </w:p>
+    <w:p>
+      <w:r>
+        <w:t>| B094 | 2378000 | Bucket 94: [2352562 - 2378000] |</w:t>
+      </w:r>
+    </w:p>
+    <w:p>
+      <w:r>
+        <w:t>| B095 | 2403761 | Bucket 95: [2378000 - 2403761] |</w:t>
+      </w:r>
+    </w:p>
+    <w:p>
+      <w:r>
+        <w:t>| B096 | 2428038 | Bucket 96: [2403761 - 2428038] |</w:t>
+      </w:r>
+    </w:p>
+    <w:p>
+      <w:r>
+        <w:t>| B097 | 2452338 | Bucket 97: [2428038 - 2452338] |</w:t>
+      </w:r>
+    </w:p>
+    <w:p>
+      <w:r>
+        <w:t>| B098 | 2479928 | Bucket 98: [2452338 - 2479928] |</w:t>
+      </w:r>
+    </w:p>
+    <w:p>
+      <w:r>
+        <w:t>| B099 | 2505988 | Bucket 99: [2479928 - 2505988] |</w:t>
+      </w:r>
+    </w:p>
+    <w:p>
+      <w:r>
+        <w:t>| B100 | 2528305 | Bucket 100: [2505988 - 2528305] |</w:t>
+      </w:r>
+    </w:p>
+    <w:p>
+      <w:r>
+        <w:t>#### B. Column title Bucket Boundaries (101 values, 100 buckets)</w:t>
+      </w:r>
+    </w:p>
+    <w:p>
+      <w:r>
+        <w:t>| Bucket Index | Boundary Value (title) | Lexicographical Interval |</w:t>
+      </w:r>
+    </w:p>
+    <w:p>
+      <w:r>
+        <w:t>| :---: | :--- | :--- |</w:t>
+      </w:r>
+    </w:p>
+    <w:p>
+      <w:r>
+        <w:t>| B000 (Start) | ... | Start of text data |</w:t>
+      </w:r>
+    </w:p>
+    <w:p>
+      <w:r>
+        <w:t>| B001 | (#1.1302) | Bucket 1: [... - (#1.1302)] |</w:t>
+      </w:r>
+    </w:p>
+    <w:p>
+      <w:r>
+        <w:t>| B002 | (#1.219) | Bucket 2: [(#1.1302) - (#1.219)] |</w:t>
+      </w:r>
+    </w:p>
+    <w:p>
+      <w:r>
+        <w:t>| B003 | (#1.3662) | Bucket 3: [(#1.219) - (#1.3662)] |</w:t>
+      </w:r>
+    </w:p>
+    <w:p>
+      <w:r>
+        <w:t>| B004 | (#1.59) | Bucket 4: [(#1.3662) - (#1.59)] |</w:t>
+      </w:r>
+    </w:p>
+    <w:p>
+      <w:r>
+        <w:t>| B005 | (#1.846) | Bucket 5: [(#1.59) - (#1.846)] |</w:t>
+      </w:r>
+    </w:p>
+    <w:p>
+      <w:r>
+        <w:t>| B006 | (1968-02-14) | Bucket 6: [(#1.846) - (1968-02-14)] |</w:t>
+      </w:r>
+    </w:p>
+    <w:p>
+      <w:r>
+        <w:t>| B007 | (1982-12-14) | Bucket 7: [(1968-02-14) - (1982-12-14)] |</w:t>
+      </w:r>
+    </w:p>
+    <w:p>
+      <w:r>
+        <w:t>| B008 | (1994-07-07) | Bucket 8: [(1982-12-14) - (1994-07-07)] |</w:t>
+      </w:r>
+    </w:p>
+    <w:p>
+      <w:r>
+        <w:t>| B009 | (1998-03-16) | Bucket 9: [(1994-07-07) - (1998-03-16)] |</w:t>
+      </w:r>
+    </w:p>
+    <w:p>
+      <w:r>
+        <w:t>| B010 | (2000-01-22) | Bucket 10: [(1998-03-16) - (2000-01-22)] |</w:t>
+      </w:r>
+    </w:p>
+    <w:p>
+      <w:r>
+        <w:t>| B011 | (2001-11-06) | Bucket 11: [(2000-01-22) - (2001-11-06)] |</w:t>
+      </w:r>
+    </w:p>
+    <w:p>
+      <w:r>
+        <w:t>| B012 | (2003-08-29) | Bucket 12: [(2001-11-06) - (2003-08-29)] |</w:t>
+      </w:r>
+    </w:p>
+    <w:p>
+      <w:r>
+        <w:t>| B013 | (2005-01-19) | Bucket 13: [(2003-08-29) - (2005-01-19)] |</w:t>
+      </w:r>
+    </w:p>
+    <w:p>
+      <w:r>
+        <w:t>| B014 | (2006-05-17) | Bucket 14: [(2005-01-19) - (2006-05-17)] |</w:t>
+      </w:r>
+    </w:p>
+    <w:p>
+      <w:r>
+        <w:t>| B015 | (2007-07-05) | Bucket 15: [(2006-05-17) - (2007-07-05)] |</w:t>
+      </w:r>
+    </w:p>
+    <w:p>
+      <w:r>
+        <w:t>| B016 | (2009-02-02) | Bucket 16: [(2007-07-05) - (2009-02-02)] |</w:t>
+      </w:r>
+    </w:p>
+    <w:p>
+      <w:r>
+        <w:t>| B017 | (2010-09-07) | Bucket 17: [(2009-02-02) - (2010-09-07)] |</w:t>
+      </w:r>
+    </w:p>
+    <w:p>
+      <w:r>
+        <w:t>| B018 | (2011-08-29) | Bucket 18: [(2010-09-07) - (2011-08-29)] |</w:t>
+      </w:r>
+    </w:p>
+    <w:p>
+      <w:r>
+        <w:t>| B019 | (2012-07-21) | Bucket 19: [(2011-08-29) - (2012-07-21)] |</w:t>
+      </w:r>
+    </w:p>
+    <w:p>
+      <w:r>
+        <w:t>| B020 | (#20.140) | Bucket 20: [(2012-07-21) - (#20.140)] |</w:t>
+      </w:r>
+    </w:p>
+    <w:p>
+      <w:r>
+        <w:t>| B021 | (#2.92) | Bucket 21: [(#20.140) - (#2.92)] |</w:t>
+      </w:r>
+    </w:p>
+    <w:p>
+      <w:r>
+        <w:t>| B022 | (#4.172) | Bucket 22: [(#2.92) - (#4.172)] |</w:t>
+      </w:r>
+    </w:p>
+    <w:p>
+      <w:r>
+        <w:t>| B023 | (#6.163) | Bucket 23: [(#4.172) - (#6.163)] |</w:t>
+      </w:r>
+    </w:p>
+    <w:p>
+      <w:r>
+        <w:t>| B024 | Aamu joutuu pesemään tekojensa jälkipyykkiä | Bucket 24: [(#6.163) - Aamu joutuu pesemään tekojensa jälkipyykkiä] |</w:t>
+      </w:r>
+    </w:p>
+    <w:p>
+      <w:r>
+        <w:t>| B025 | Aflevering 2559 | Bucket 25: [Aamu joutuu pesemään tekojensa jälkipyykkiä - Aflevering 2559] |</w:t>
+      </w:r>
+    </w:p>
+    <w:p>
+      <w:r>
+        <w:t>| B026 | A Little Trip | Bucket 26: [Aflevering 2559 - A Little Trip] |</w:t>
+      </w:r>
+    </w:p>
+    <w:p>
+      <w:r>
+        <w:t>| B027 | An Atheist Named Faith | Bucket 27: [A Little Trip - An Atheist Named Faith] |</w:t>
+      </w:r>
+    </w:p>
+    <w:p>
+      <w:r>
+        <w:t>| B028 | Arabeskebi Pirosmanis temaze | Bucket 28: [An Atheist Named Faith - Arabeskebi Pirosmanis temaze] |</w:t>
+      </w:r>
+    </w:p>
+    <w:p>
+      <w:r>
+        <w:t>| B029 | Attenborough's Ark: Natural World Special | Bucket 29: [Arabeskebi Pirosmanis temaze - Attenborough's Ark: Natural World Special] |</w:t>
+      </w:r>
+    </w:p>
+    <w:p>
+      <w:r>
+        <w:t>| B030 | Baldur Blauzahn | Bucket 30: [Attenborough's Ark: Natural World Special - Baldur Blauzahn] |</w:t>
+      </w:r>
+    </w:p>
+    <w:p>
+      <w:r>
+        <w:t>| B031 | Best in Show Cakes | Bucket 31: [Baldur Blauzahn - Best in Show Cakes] |</w:t>
+      </w:r>
+    </w:p>
+    <w:p>
+      <w:r>
+        <w:t>| B032 | Blues | Bucket 32: [Best in Show Cakes - Blues] |</w:t>
+      </w:r>
+    </w:p>
+    <w:p>
+      <w:r>
+        <w:t>| B033 | Brown Before Green | Bucket 33: [Blues - Brown Before Green] |</w:t>
+      </w:r>
+    </w:p>
+    <w:p>
+      <w:r>
+        <w:t>| B034 | Captive Audience | Bucket 34: [Brown Before Green - Captive Audience] |</w:t>
+      </w:r>
+    </w:p>
+    <w:p>
+      <w:r>
+        <w:t>| B035 | Cheryl Cole's Night In | Bucket 35: [Captive Audience - Cheryl Cole's Night In] |</w:t>
+      </w:r>
+    </w:p>
+    <w:p>
+      <w:r>
+        <w:t>| B036 | Cobra Starship | Bucket 36: [Cheryl Cole's Night In - Cobra Starship] |</w:t>
+      </w:r>
+    </w:p>
+    <w:p>
+      <w:r>
+        <w:t>| B037 | CPM 22 e Babado Novo | Bucket 37: [Cobra Starship - CPM 22 e Babado Novo] |</w:t>
+      </w:r>
+    </w:p>
+    <w:p>
+      <w:r>
+        <w:t>| B038 | Dark Moon | Bucket 38: [CPM 22 e Babado Novo - Dark Moon] |</w:t>
+      </w:r>
+    </w:p>
+    <w:p>
+      <w:r>
+        <w:t>| B039 | De intrede van de Sint - Antwerpen 2011 | Bucket 39: [Dark Moon - De intrede van de Sint - Antwerpen 2011] |</w:t>
+      </w:r>
+    </w:p>
+    <w:p>
+      <w:r>
+        <w:t>| B040 | Det' politiet: Part 2 | Bucket 40: [De intrede van de Sint - Antwerpen 2011 - Det' politiet: Part 2] |</w:t>
+      </w:r>
+    </w:p>
+    <w:p>
+      <w:r>
+        <w:t>| B041 | DIY Network Holiday Celebration | Bucket 41: [Det' politiet: Part 2 - DIY Network Holiday Celebration] |</w:t>
+      </w:r>
+    </w:p>
+    <w:p>
+      <w:r>
+        <w:t>| B042 | Drugog puta nema! | Bucket 42: [DIY Network Holiday Celebration - Drugog puta nema!] |</w:t>
+      </w:r>
+    </w:p>
+    <w:p>
+      <w:r>
+        <w:t>| B043 | Elements | Bucket 43: [Drugog puta nema! - Elements] |</w:t>
+      </w:r>
+    </w:p>
+    <w:p>
+      <w:r>
+        <w:t>| B044 | Episode V - Tag der Abrechnung | Bucket 44: [Elements - Episode V - Tag der Abrechnung] |</w:t>
+      </w:r>
+    </w:p>
+    <w:p>
+      <w:r>
+        <w:t>| B045 | Famiresu tenshi purin | Bucket 45: [Episode V - Tag der Abrechnung - Famiresu tenshi purin] |</w:t>
+      </w:r>
+    </w:p>
+    <w:p>
+      <w:r>
+        <w:t>| B046 | Fleshdance | Bucket 46: [Famiresu tenshi purin - Fleshdance] |</w:t>
+      </w:r>
+    </w:p>
+    <w:p>
+      <w:r>
+        <w:t>| B047 | Fuga y misterio | Bucket 47: [Fleshdance - Fuga y misterio] |</w:t>
+      </w:r>
+    </w:p>
+    <w:p>
+      <w:r>
+        <w:t>| B048 | Girls' Generation and the Dangerous Boys | Bucket 48: [Fuga y misterio - Girls' Generation and the Dangerous Boys] |</w:t>
+      </w:r>
+    </w:p>
+    <w:p>
+      <w:r>
+        <w:t>| B049 | Guadalcanal/Leckie | Bucket 49: [Girls' Generation and the Dangerous Boys - Guadalcanal/Leckie] |</w:t>
+      </w:r>
+    </w:p>
+    <w:p>
+      <w:r>
+        <w:t>| B050 | Heaven on Earth | Bucket 50: [Guadalcanal/Leckie - Heaven on Earth] |</w:t>
+      </w:r>
+    </w:p>
+    <w:p>
+      <w:r>
+        <w:t>| B051 | Holiday | Bucket 51: [Heaven on Earth - Holiday] |</w:t>
+      </w:r>
+    </w:p>
+    <w:p>
+      <w:r>
+        <w:t>| B052 | Hurricane Katrina Aftermath | Bucket 52: [Holiday - Hurricane Katrina Aftermath] |</w:t>
+      </w:r>
+    </w:p>
+    <w:p>
+      <w:r>
+        <w:t>| B053 | Inauguração na Estrela - Lisboa | Bucket 53: [Hurricane Katrina Aftermath - Inauguração na Estrela - Lisboa] |</w:t>
+      </w:r>
+    </w:p>
+    <w:p>
+      <w:r>
+        <w:t>| B054 | Is There Still Hope for Gino and Mikay? | Bucket 54: [Inauguração na Estrela - Lisboa - Is There Still Hope for Gino and Mikay?] |</w:t>
+      </w:r>
+    </w:p>
+    <w:p>
+      <w:r>
+        <w:t>| B055 | Jindalee Lady | Bucket 55: [Is There Still Hope for Gino and Mikay? - Jindalee Lady] |</w:t>
+      </w:r>
+    </w:p>
+    <w:p>
+      <w:r>
+        <w:t>| B056 | Karina | Bucket 56: [Jindalee Lady - Karina] |</w:t>
+      </w:r>
+    </w:p>
+    <w:p>
+      <w:r>
+        <w:t>| B057 | Know Thy Partner | Bucket 57: [Karina - Know Thy Partner] |</w:t>
+      </w:r>
+    </w:p>
+    <w:p>
+      <w:r>
+        <w:t>| B058 | Ladrones de niños | Bucket 58: [Know Thy Partner - Ladrones de niños] |</w:t>
+      </w:r>
+    </w:p>
+    <w:p>
+      <w:r>
+        <w:t>| B059 | Late as a Motherer | Bucket 59: [Ladrones de niños - Late as a Motherer] |</w:t>
+      </w:r>
+    </w:p>
+    <w:p>
+      <w:r>
+        <w:t>| B060 | Les éperlans | Bucket 60: [Late as a Motherer - Les éperlans] |</w:t>
+      </w:r>
+    </w:p>
+    <w:p>
+      <w:r>
+        <w:t>| B061 | Living Room Upgrade | Bucket 61: [Les éperlans - Living Room Upgrade] |</w:t>
+      </w:r>
+    </w:p>
+    <w:p>
+      <w:r>
+        <w:t>| B062 | Luha ng ina | Bucket 62: [Living Room Upgrade - Luha ng ina] |</w:t>
+      </w:r>
+    </w:p>
+    <w:p>
+      <w:r>
+        <w:t>| B063 | Männer sind auch nur Menschen | Bucket 63: [Luha ng ina - Männer sind auch nur Menschen] |</w:t>
+      </w:r>
+    </w:p>
+    <w:p>
+      <w:r>
+        <w:t>| B064 | Melissa | Bucket 64: [Männer sind auch nur Menschen - Melissa] |</w:t>
+      </w:r>
+    </w:p>
+    <w:p>
+      <w:r>
+        <w:t>| B065 | Mission to Africa | Bucket 65: [Melissa - Mission to Africa] |</w:t>
+      </w:r>
+    </w:p>
+    <w:p>
+      <w:r>
+        <w:t>| B066 | Mr. Deity and the Days | Bucket 66: [Mission to Africa - Mr. Deity and the Days] |</w:t>
+      </w:r>
+    </w:p>
+    <w:p>
+      <w:r>
+        <w:t>| B067 | Nanna &amp; Lil' Puss Puss in 'The Honeymoonies' | Bucket 67: [Mr. Deity and the Days - Nanna &amp; Lil' Puss Puss in 'The Honeymoonies'] |</w:t>
+      </w:r>
+    </w:p>
+    <w:p>
+      <w:r>
+        <w:t>| B068 | Ninna Hyttinen | Bucket 68: [Nanna &amp; Lil' Puss Puss in 'The Honeymoonies' - Ninna Hyttinen] |</w:t>
+      </w:r>
+    </w:p>
+    <w:p>
+      <w:r>
+        <w:t>| B069 | Odoriko no yubiwa | Bucket 69: [Ninna Hyttinen - Odoriko no yubiwa] |</w:t>
+      </w:r>
+    </w:p>
+    <w:p>
+      <w:r>
+        <w:t>| B070 | Operation: Bank Job | Bucket 70: [Odoriko no yubiwa - Operation: Bank Job] |</w:t>
+      </w:r>
+    </w:p>
+    <w:p>
+      <w:r>
+        <w:t>| B071 | Papa wo sagashite! | Bucket 71: [Operation: Bank Job - Papa wo sagashite!] |</w:t>
+      </w:r>
+    </w:p>
+    <w:p>
+      <w:r>
+        <w:t>| B072 | Phantom Fever | Bucket 72: [Papa wo sagashite! - Phantom Fever] |</w:t>
+      </w:r>
+    </w:p>
+    <w:p>
+      <w:r>
+        <w:t>| B073 | Power of the South | Bucket 73: [Phantom Fever - Power of the South] |</w:t>
+      </w:r>
+    </w:p>
+    <w:p>
+      <w:r>
+        <w:t>| B074 | Quatre acteurs à bout de souffle | Bucket 74: [Power of the South - Quatre acteurs à bout de souffle] |</w:t>
+      </w:r>
+    </w:p>
+    <w:p>
+      <w:r>
+        <w:t>| B075 | Relative Air Pollution | Bucket 75: [Quatre acteurs à bout de souffle - Relative Air Pollution] |</w:t>
+      </w:r>
+    </w:p>
+    <w:p>
+      <w:r>
+        <w:t>| B076 | Rolling Stones | Bucket 76: [Relative Air Pollution - Rolling Stones] |</w:t>
+      </w:r>
+    </w:p>
+    <w:p>
+      <w:r>
+        <w:t>| B077 | San Diego, Bukarest, Paris | Bucket 77: [Rolling Stones - San Diego, Bukarest, Paris] |</w:t>
+      </w:r>
+    </w:p>
+    <w:p>
+      <w:r>
+        <w:t>| B078 | Seekers | Bucket 78: [San Diego, Bukarest, Paris - Seekers] |</w:t>
+      </w:r>
+    </w:p>
+    <w:p>
+      <w:r>
+        <w:t>| B079 | Shônen Tantei to Supai | Bucket 79: [Seekers - Shônen Tantei to Supai] |</w:t>
+      </w:r>
+    </w:p>
+    <w:p>
+      <w:r>
+        <w:t>| B080 | Smash Hit: She | Bucket 80: [Shônen Tantei to Supai - Smash Hit: She] |</w:t>
+      </w:r>
+    </w:p>
+    <w:p>
+      <w:r>
+        <w:t>| B081 | Spilling the Beans | Bucket 81: [Smash Hit: She - Spilling the Beans] |</w:t>
+      </w:r>
+    </w:p>
+    <w:p>
+      <w:r>
+        <w:t>| B082 | Strider 2 | Bucket 82: [Spilling the Beans - Strider 2] |</w:t>
+      </w:r>
+    </w:p>
+    <w:p>
+      <w:r>
+        <w:t>| B083 | Take This Job and Shove It | Bucket 83: [Strider 2 - Take This Job and Shove It] |</w:t>
+      </w:r>
+    </w:p>
+    <w:p>
+      <w:r>
+        <w:t>| B084 | The Accident | Bucket 84: [Take This Job and Shove It - The Accident] |</w:t>
+      </w:r>
+    </w:p>
+    <w:p>
+      <w:r>
+        <w:t>| B085 | The Captain's Son: Untitled | Bucket 85: [The Accident - The Captain's Son: Untitled] |</w:t>
+      </w:r>
+    </w:p>
+    <w:p>
+      <w:r>
+        <w:t>| B086 | The End of the World as We Know It | Bucket 86: [The Captain's Son: Untitled - The End of the World as We Know It] |</w:t>
+      </w:r>
+    </w:p>
+    <w:p>
+      <w:r>
+        <w:t>| B087 | The Healers | Bucket 87: [The End of the World as We Know It - The Healers] |</w:t>
+      </w:r>
+    </w:p>
+    <w:p>
+      <w:r>
+        <w:t>| B088 | The Lobsters Cook | Bucket 88: [The Healers - The Lobsters Cook] |</w:t>
+      </w:r>
+    </w:p>
+    <w:p>
+      <w:r>
+        <w:t>| B089 | The Odyssey | Bucket 89: [The Lobsters Cook - The Odyssey] |</w:t>
+      </w:r>
+    </w:p>
+    <w:p>
+      <w:r>
+        <w:t>| B090 | The Ring of Ultimate Power | Bucket 90: [The Odyssey - The Ring of Ultimate Power] |</w:t>
+      </w:r>
+    </w:p>
+    <w:p>
+      <w:r>
+        <w:t>| B091 | The Thing in Mrs. Faversham's Attic | Bucket 91: [The Ring of Ultimate Power - The Thing in Mrs. Faversham's Attic] |</w:t>
+      </w:r>
+    </w:p>
+    <w:p>
+      <w:r>
+        <w:t>| B092 | Thin Ice | Bucket 92: [The Thing in Mrs. Faversham's Attic - Thin Ice] |</w:t>
+      </w:r>
+    </w:p>
+    <w:p>
+      <w:r>
+        <w:t>| B093 | Tontolini e Lea fra le nuvole | Bucket 93: [Thin Ice - Tontolini e Lea fra le nuvole] |</w:t>
+      </w:r>
+    </w:p>
+    <w:p>
+      <w:r>
+        <w:t>| B094 | Trust Me, I'm a Doctor! | Bucket 94: [Tontolini e Lea fra le nuvole - Trust Me, I'm a Doctor!] |</w:t>
+      </w:r>
+    </w:p>
+    <w:p>
+      <w:r>
+        <w:t>| B095 | Undertryk | Bucket 95: [Trust Me, I'm a Doctor! - Undertryk] |</w:t>
+      </w:r>
+    </w:p>
+    <w:p>
+      <w:r>
+        <w:t>| B096 | Verzaubert | Bucket 96: [Undertryk - Verzaubert] |</w:t>
+      </w:r>
+    </w:p>
+    <w:p>
+      <w:r>
+        <w:t>| B097 | Watashi no ibasho | Bucket 97: [Verzaubert - Watashi no ibasho] |</w:t>
+      </w:r>
+    </w:p>
+    <w:p>
+      <w:r>
+        <w:t>| B098 | Who Needs Sex Therapy? | Bucket 98: [Watashi no ibasho - Who Needs Sex Therapy?] |</w:t>
+      </w:r>
+    </w:p>
+    <w:p>
+      <w:r>
+        <w:t>| B099 | Yasmina | Bucket 99: [Who Needs Sex Therapy? - Yasmina] |</w:t>
+      </w:r>
+    </w:p>
+    <w:p>
+      <w:r>
+        <w:t>| B100 | Zzzzzz | Bucket 100: [Yasmina - Zzzzzz] |</w:t>
       </w:r>
     </w:p>
     <w:p>
@@ -486,7 +1545,7 @@
         <w:pStyle w:val="ListBullet"/>
       </w:pPr>
       <w:r>
-        <w:t>**Max Selectivity Error** across tested range queries is **0.002550** (or **0.2550%** absolute error).</w:t>
+        <w:t>**Max Selectivity Error** across tested range queries is **0.008364** (or **0.8364%** absolute error).</w:t>
       </w:r>
     </w:p>
     <w:p>
@@ -574,7 +1633,7 @@
         <w:pStyle w:val="ListBullet"/>
       </w:pPr>
       <w:r>
-        <w:t>**Estimated Row Count**: 1,921,965</w:t>
+        <w:t>**Estimated Row Count**: 1,939,288</w:t>
       </w:r>
     </w:p>
     <w:p>
@@ -582,7 +1641,7 @@
         <w:pStyle w:val="ListBullet"/>
       </w:pPr>
       <w:r>
-        <w:t>**Estimated Selectivity**: **0.760177** (76.02%)</w:t>
+        <w:t>**Estimated Selectivity**: **0.767029** (76.70%)</w:t>
       </w:r>
     </w:p>
     <w:p>
@@ -590,7 +1649,7 @@
         <w:pStyle w:val="ListBullet"/>
       </w:pPr>
       <w:r>
-        <w:t>**Selectivity Error**: **0.001512** (Relative Error: **0.20%**)</w:t>
+        <w:t>**Selectivity Error**: **0.008364** (Relative Error: **1.10%**)</w:t>
       </w:r>
     </w:p>
     <w:p>
@@ -619,7 +1678,7 @@
         <w:pStyle w:val="ListBullet"/>
       </w:pPr>
       <w:r>
-        <w:t>**Estimated Row Count**: 356,446</w:t>
+        <w:t>**Estimated Row Count**: 337,982</w:t>
       </w:r>
     </w:p>
     <w:p>
@@ -627,7 +1686,7 @@
         <w:pStyle w:val="ListBullet"/>
       </w:pPr>
       <w:r>
-        <w:t>**Estimated Selectivity**: **0.140982** (14.10%)</w:t>
+        <w:t>**Estimated Selectivity**: **0.133679** (13.37%)</w:t>
       </w:r>
     </w:p>
     <w:p>
@@ -635,7 +1694,7 @@
         <w:pStyle w:val="ListBullet"/>
       </w:pPr>
       <w:r>
-        <w:t>**Selectivity Error**: **0.002550** (Relative Error: **1.84%**)</w:t>
+        <w:t>**Selectivity Error**: **0.004753** (Relative Error: **3.43%**)</w:t>
       </w:r>
     </w:p>
     <w:p>
@@ -759,7 +1818,7 @@
         <w:pStyle w:val="ListBullet"/>
       </w:pPr>
       <w:r>
-        <w:t>**$N=1000$**: **0.1853 seconds**</w:t>
+        <w:t>**$N=1000$**: **0.2078 seconds**</w:t>
       </w:r>
     </w:p>
     <w:p>
@@ -767,7 +1826,7 @@
         <w:pStyle w:val="ListBullet"/>
       </w:pPr>
       <w:r>
-        <w:t>**$N=3000$**: **0.9767 seconds**</w:t>
+        <w:t>**$N=3000$**: **0.9947 seconds**</w:t>
       </w:r>
     </w:p>
     <w:p>
@@ -775,7 +1834,7 @@
         <w:pStyle w:val="ListBullet"/>
       </w:pPr>
       <w:r>
-        <w:t>**$N=5000$**: **2.2994 seconds**</w:t>
+        <w:t>**$N=5000$**: **2.1934 seconds**</w:t>
       </w:r>
     </w:p>
     <w:p>
@@ -804,7 +1863,7 @@
         <w:pStyle w:val="ListBullet"/>
       </w:pPr>
       <w:r>
-        <w:t>**Max Selectivity Error**: **0.002248**</w:t>
+        <w:t>**Max Selectivity Error**: **0.003169**</w:t>
       </w:r>
     </w:p>
     <w:p>
@@ -835,17 +1894,17 @@
     </w:p>
     <w:p>
       <w:r>
-        <w:t>| 1000 | 0.1853s | 0.004565 |</w:t>
-      </w:r>
-    </w:p>
-    <w:p>
-      <w:r>
-        <w:t>| 3000 | 0.9767s | 0.002248 |</w:t>
-      </w:r>
-    </w:p>
-    <w:p>
-      <w:r>
-        <w:t>| 5000 | 2.2994s | 0.003013 |</w:t>
+        <w:t>| 1000 | 0.2078s | 0.003292 |</w:t>
+      </w:r>
+    </w:p>
+    <w:p>
+      <w:r>
+        <w:t>| 3000 | 0.9947s | 0.003169 |</w:t>
+      </w:r>
+    </w:p>
+    <w:p>
+      <w:r>
+        <w:t>| 5000 | 2.1934s | 0.002944 |</w:t>
       </w:r>
     </w:p>
     <w:p>
@@ -866,7 +1925,7 @@
         <w:pStyle w:val="ListBullet"/>
       </w:pPr>
       <w:r>
-        <w:t>**Slope ($m$)**: `0.00052852` seconds / sample</w:t>
+        <w:t>**Slope ($m$)**: `0.00049640` seconds / sample</w:t>
       </w:r>
     </w:p>
     <w:p>
@@ -874,7 +1933,7 @@
         <w:pStyle w:val="ListBullet"/>
       </w:pPr>
       <w:r>
-        <w:t>**Intercept ($c$)**: `-0.431751` seconds</w:t>
+        <w:t>**Intercept ($c$)**: `-0.357260` seconds</w:t>
       </w:r>
     </w:p>
     <w:p>
@@ -887,7 +1946,7 @@
     </w:p>
     <w:p>
       <w:r>
-        <w:t>T(2,528,312) = (0.00052852 \times 2,528,312) + (-0.431751) = \mathbf{1335.83\text{ seconds}} \quad (\mathbf{22.26\text{ minutes}})</w:t>
+        <w:t>T(2,528,312) = (0.00049640 \times 2,528,312) + (-0.357260) = \mathbf{1254.70\text{ seconds}} \quad (\mathbf{20.91\text{ minutes}})</w:t>
       </w:r>
     </w:p>
     <w:p>

--- a/A1/reports/Assignment_Report.docx
+++ b/A1/reports/Assignment_Report.docx
@@ -265,7 +265,23 @@
     </w:p>
     <w:p>
       <w:r>
-        <w:t>To inspect PostgreSQL internal statistics and histogram boundary values stored in pgstats (and exported in /tmp/stats.csv):</w:t>
+        <w:t>to see what all colums needed form pgstats'</w:t>
+      </w:r>
+    </w:p>
+    <w:p>
+      <w:r>
+        <w:t>sql</w:t>
+      </w:r>
+    </w:p>
+    <w:p>
+      <w:r>
+        <w:t>\d pgstats;</w:t>
+      </w:r>
+    </w:p>
+    <w:p/>
+    <w:p>
+      <w:r>
+        <w:t>To see histogram boundary values and other relevent  stored in pgstats:</w:t>
       </w:r>
     </w:p>
     <w:p>
@@ -334,7 +350,7 @@
     </w:p>
     <w:p>
       <w:r>
-        <w:t>PostgreSQL uses an Equi-Depth (Equi-Height) Histogram combined with a Most Common Values (MCV) list. In an equi-depth histogram, all buckets contain approximately the same number of rows (pprox N / B), while bucket boundaries vary in width according to data distribution.</w:t>
+        <w:t>PSQL uses an Equi-Depth Histogram combined with a Most Common Values list. In an equidepth histogram, all buckets contain approximately the same number of rows (approx N / B), while bucket boundaries vary in width according to data distribution.</w:t>
       </w:r>
     </w:p>
     <w:p>
@@ -363,43 +379,62 @@
     </w:p>
     <w:p>
       <w:pPr>
-        <w:pStyle w:val="Heading3"/>
+        <w:pStyle w:val="ListBullet"/>
       </w:pPr>
       <w:r>
-        <w:t>4. How Textual Attribute `title` is Put into Histogram</w:t>
-      </w:r>
-    </w:p>
-    <w:p>
-      <w:r>
-        <w:t>Textual attributes in PostgreSQL are converted into histograms by:</w:t>
-      </w:r>
-    </w:p>
-    <w:p>
-      <w:r>
-        <w:t>1. Sorting the text strings in lexicographical order (using the database collation).</w:t>
-      </w:r>
-    </w:p>
-    <w:p>
-      <w:r>
-        <w:t>2. Sampling string values from the table.</w:t>
-      </w:r>
-    </w:p>
-    <w:p>
-      <w:r>
-        <w:t>3. Encoding initial string prefix bytes into floating-point numbers in [0.0, 1.0] range for quantitative interpolation.</w:t>
-      </w:r>
-    </w:p>
-    <w:p>
-      <w:r>
-        <w:t>4. Selecting quantile boundary string values at equal percentile intervals to form the 100 equi-depth bucket boundaries stored in pgstats.histogrambounds.</w:t>
-      </w:r>
-    </w:p>
+        <w:t>extra -  to see the defualt</w:t>
+      </w:r>
+    </w:p>
+    <w:p>
+      <w:r>
+        <w:t>sql</w:t>
+      </w:r>
+    </w:p>
+    <w:p>
+      <w:r>
+        <w:t>SHOW defaultstatisticstarget;</w:t>
+      </w:r>
+    </w:p>
+    <w:p/>
     <w:p>
       <w:pPr>
         <w:pStyle w:val="Heading3"/>
       </w:pPr>
       <w:r>
-        <w:t>5. Exact Bucket Boundaries List (From `pg_stats` / `/tmp/stats.csv`)</w:t>
+        <w:t>4. How Textual Attribute `title` is Put into Histogram</w:t>
+      </w:r>
+    </w:p>
+    <w:p>
+      <w:r>
+        <w:t>Textual attributes in PostgreSQL are converted into histograms by:</w:t>
+      </w:r>
+    </w:p>
+    <w:p>
+      <w:r>
+        <w:t>1. Sorting the text strings in lexicographical order(like bannana and apple will be apple, bannana)</w:t>
+      </w:r>
+    </w:p>
+    <w:p>
+      <w:r>
+        <w:t>2. Sampling string values from the table(like table title has around 2.5M rows , it will only sample around 30K)</w:t>
+      </w:r>
+    </w:p>
+    <w:p>
+      <w:r>
+        <w:t>3. Encoding initial string prefix bytes into floating-point numbers in [0.0, 1.0] range for quantitative interpolation(like laptop will be broken to lap with l = 108, a=97, p=112 then by 256 as between 0 and 1 , lap will be around 0.42 , we can then see where a key belongs between two keeys )</w:t>
+      </w:r>
+    </w:p>
+    <w:p>
+      <w:r>
+        <w:t>4. Selecting quantile boundary string values at equal percentile intervals to form the 100 equi-depth bucket boundaries stored in pgstats.histogrambounds.</w:t>
+      </w:r>
+    </w:p>
+    <w:p>
+      <w:pPr>
+        <w:pStyle w:val="Heading3"/>
+      </w:pPr>
+      <w:r>
+        <w:t>5. Exact Bucket Boundaries List (From `pg_stats`)</w:t>
       </w:r>
     </w:p>
     <w:p>

--- a/A1/reports/Assignment_Report.docx
+++ b/A1/reports/Assignment_Report.docx
@@ -1580,20 +1580,7 @@
         <w:pStyle w:val="ListBullet"/>
       </w:pPr>
       <w:r>
-        <w:t>**Max Selectivity Error** across tested range queries is **0.008364** (or **0.8364%** absolute error).</w:t>
-      </w:r>
-    </w:p>
-    <w:p>
-      <w:pPr>
-        <w:pStyle w:val="ListBullet"/>
-      </w:pPr>
-      <w:r>
-        <w:t>**Calculation Formula**:</w:t>
-      </w:r>
-    </w:p>
-    <w:p>
-      <w:r>
-        <w:t>\text{Selectivity Error} = |\text{Estimated Selectivity} - \text{Actual Selectivity}| = \left|\frac{E}{N} - \frac{A}{N}\right|</w:t>
+        <w:t>**Max Selectivity Error** as default_statistics_target is 100. Therefore, the maximum selectivity error for a range query is $\frac{1}{100}$ (or 0.01 / 1%). for out case it is 1/100 , ie 1%</w:t>
       </w:r>
     </w:p>
     <w:p>
@@ -1601,37 +1588,47 @@
         <w:pStyle w:val="Heading3"/>
       </w:pPr>
       <w:r>
-        <w:t>8. Selectivity Estimation for Text Range Queries (`title &lt; 'Race'`)</w:t>
-      </w:r>
-    </w:p>
-    <w:p>
-      <w:r>
-        <w:t>For range queries on text columns:</w:t>
-      </w:r>
-    </w:p>
-    <w:p>
-      <w:r>
-        <w:t>1. PostgreSQL checks if the search string lies within pgstats.histogrambounds.</w:t>
-      </w:r>
-    </w:p>
-    <w:p>
-      <w:r>
-        <w:t>2. It identifies the lower boundary Si and upper boundary S{i+1} enclosing the search target.</w:t>
-      </w:r>
-    </w:p>
-    <w:p>
-      <w:r>
-        <w:t>3. It counts all buckets strictly preceding Si (i \times \text{bucket\weight}).</w:t>
-      </w:r>
-    </w:p>
-    <w:p>
-      <w:r>
-        <w:t>4. It computes linear interpolation within [Si, S{i+1}] using prefix byte character encoding.</w:t>
-      </w:r>
-    </w:p>
-    <w:p>
-      <w:r>
-        <w:t>5. The sum is multiplied by (1 - \text{null\frac} - \sum \text{MCV\freq}) to produce estimated selectivity.</w:t>
+        <w:t>8: Selectivity Estimation for Text Columns</w:t>
+      </w:r>
+    </w:p>
+    <w:p>
+      <w:r>
+        <w:t>To estimate the selectivity of a range query on a text column (such as title &lt; 'Race'), as we know psql dosent just count rows inbetwwen instead, it relies on its internal histogram and a mathematical technique called linear interpolation. The query planner follows this step-by-step process:</w:t>
+      </w:r>
+    </w:p>
+    <w:p>
+      <w:r>
+        <w:t xml:space="preserve">   Bucket Identification: The engine scans the histogrambounds array to locate the specific bucket where the target string ('Race') falls.</w:t>
+      </w:r>
+    </w:p>
+    <w:p>
+      <w:r>
+        <w:t xml:space="preserve">   Full Bucket Summation: It counts all the complete buckets that come before the target bucket. Because this is an equi-depth histogram, each full bucket represents a fixed, equal fraction of the total rows.</w:t>
+      </w:r>
+    </w:p>
+    <w:p>
+      <w:r>
+        <w:t xml:space="preserve">   Text-to-Numeric Conversion: For the target bucket itself, PostgreSQL converts the string prefixes into floating-point numbers so it can perform mathematical operations on the text.</w:t>
+      </w:r>
+    </w:p>
+    <w:p>
+      <w:r>
+        <w:t xml:space="preserve">   Linear Interpolation: The database assumes that the values inside this specific bucket are perfectly and evenly distributed. It calculates exactly how deep into the bucket the target value sits using this formula:</w:t>
+      </w:r>
+    </w:p>
+    <w:p>
+      <w:r>
+        <w:t xml:space="preserve"> \text{Fraction} = \frac{\text{Query Value} - \text{Bucket Min}}{\text{Bucket Max} - \text{Bucket Min}} </w:t>
+      </w:r>
+    </w:p>
+    <w:p>
+      <w:r>
+        <w:t xml:space="preserve">   Final Calculation: Finally, the engine adds this fractional bucket value to the sum of the preceding full buckets to generate the total selectivity estimate.</w:t>
+      </w:r>
+    </w:p>
+    <w:p>
+      <w:r>
+        <w:t>---</w:t>
       </w:r>
     </w:p>
     <w:p>
@@ -1639,102 +1636,116 @@
         <w:pStyle w:val="Heading3"/>
       </w:pPr>
       <w:r>
-        <w:t>9. Estimated and Actual Selectivities</w:t>
-      </w:r>
-    </w:p>
-    <w:p>
-      <w:r>
-        <w:t>#### Query 1: SELECT  FROM title WHERE title.title &lt; 'Race';</w:t>
-      </w:r>
-    </w:p>
-    <w:p>
-      <w:pPr>
-        <w:pStyle w:val="ListBullet"/>
-      </w:pPr>
-      <w:r>
-        <w:t>**Actual Row Count**: 1,918,141</w:t>
-      </w:r>
-    </w:p>
-    <w:p>
-      <w:pPr>
-        <w:pStyle w:val="ListBullet"/>
-      </w:pPr>
-      <w:r>
-        <w:t>**Actual Selectivity**: **0.758665** (75.87%)</w:t>
-      </w:r>
-    </w:p>
-    <w:p>
-      <w:pPr>
-        <w:pStyle w:val="ListBullet"/>
-      </w:pPr>
-      <w:r>
-        <w:t>**Estimated Row Count**: 1,939,288</w:t>
-      </w:r>
-    </w:p>
-    <w:p>
-      <w:pPr>
-        <w:pStyle w:val="ListBullet"/>
-      </w:pPr>
-      <w:r>
-        <w:t>**Estimated Selectivity**: **0.767029** (76.70%)</w:t>
-      </w:r>
-    </w:p>
-    <w:p>
-      <w:pPr>
-        <w:pStyle w:val="ListBullet"/>
-      </w:pPr>
-      <w:r>
-        <w:t>**Selectivity Error**: **0.008364** (Relative Error: **1.10%**)</w:t>
-      </w:r>
-    </w:p>
-    <w:p>
-      <w:r>
-        <w:t>#### Query 2: SELECT  FROM title WHERE title.id &lt; 350000;</w:t>
-      </w:r>
-    </w:p>
-    <w:p>
-      <w:pPr>
-        <w:pStyle w:val="ListBullet"/>
-      </w:pPr>
-      <w:r>
-        <w:t>**Actual Row Count**: 349,999</w:t>
-      </w:r>
-    </w:p>
-    <w:p>
-      <w:pPr>
-        <w:pStyle w:val="ListBullet"/>
-      </w:pPr>
-      <w:r>
-        <w:t>**Actual Selectivity**: **0.138432** (13.84%)</w:t>
-      </w:r>
-    </w:p>
-    <w:p>
-      <w:pPr>
-        <w:pStyle w:val="ListBullet"/>
-      </w:pPr>
-      <w:r>
-        <w:t>**Estimated Row Count**: 337,982</w:t>
-      </w:r>
-    </w:p>
-    <w:p>
-      <w:pPr>
-        <w:pStyle w:val="ListBullet"/>
-      </w:pPr>
-      <w:r>
-        <w:t>**Estimated Selectivity**: **0.133679** (13.37%)</w:t>
-      </w:r>
-    </w:p>
-    <w:p>
-      <w:pPr>
-        <w:pStyle w:val="ListBullet"/>
-      </w:pPr>
-      <w:r>
-        <w:t>**Selectivity Error**: **0.004753** (Relative Error: **3.43%**)</w:t>
-      </w:r>
-    </w:p>
-    <w:p>
-      <w:r>
-        <w:t>---</w:t>
+        <w:t>9: Estimated vs. Actual Selectivities</w:t>
+      </w:r>
+    </w:p>
+    <w:p>
+      <w:r>
+        <w:t>To evaluate the accuracy of the query planner's estimates, we compare the estimated rows (from the EXPLAIN command) against the actual returned rows (from EXPLAIN ANALYZE). The total row count (N) for the title table is 2,528,312.</w:t>
+      </w:r>
+    </w:p>
+    <w:p>
+      <w:r>
+        <w:t>Query 1: title &lt; 'Race'</w:t>
+      </w:r>
+    </w:p>
+    <w:p>
+      <w:r>
+        <w:t>sql</w:t>
+      </w:r>
+    </w:p>
+    <w:p>
+      <w:r>
+        <w:t>explain analyze SELECT  FROM title WHERE title.title &lt; 'Race';</w:t>
+      </w:r>
+    </w:p>
+    <w:p/>
+    <w:p>
+      <w:r>
+        <w:t xml:space="preserve">   Actual Selectivity: The query physically returned 1,918,141 matching rows.</w:t>
+      </w:r>
+    </w:p>
+    <w:p>
+      <w:r>
+        <w:t xml:space="preserve"> S{act} = \frac{1918141}{2528312} \approx 0.7587 \text{ (75.87\%)} </w:t>
+      </w:r>
+    </w:p>
+    <w:p>
+      <w:r>
+        <w:t>sql</w:t>
+      </w:r>
+    </w:p>
+    <w:p>
+      <w:r>
+        <w:t>EXPLAIN SELECT  FROM title WHERE title.title &lt; 'Race';</w:t>
+      </w:r>
+    </w:p>
+    <w:p/>
+    <w:p>
+      <w:r>
+        <w:t xml:space="preserve">   Estimated Selectivity: The planner estimated 1,939,288 rows.</w:t>
+      </w:r>
+    </w:p>
+    <w:p>
+      <w:r>
+        <w:t xml:space="preserve"> S{est} = \frac{1939288}{2528312} \approx 0.7670 \text{ (76.70\%)} </w:t>
+      </w:r>
+    </w:p>
+    <w:p>
+      <w:r>
+        <w:t xml:space="preserve">   Observation: The absolute error is roughly 0.83%. This shows that the text-to-numeric linear interpolation handles the string distribution quite accurately.</w:t>
+      </w:r>
+    </w:p>
+    <w:p>
+      <w:r>
+        <w:t>Query 2: id &lt; 350000</w:t>
+      </w:r>
+    </w:p>
+    <w:p>
+      <w:r>
+        <w:t>sql</w:t>
+      </w:r>
+    </w:p>
+    <w:p>
+      <w:r>
+        <w:t>EXPLAIN ANALYZE SELECT  FROM title WHERE title.id &lt; '350000';</w:t>
+      </w:r>
+    </w:p>
+    <w:p/>
+    <w:p>
+      <w:r>
+        <w:t xml:space="preserve">   Actual Selectivity: The query returned 349,999 matching rows.</w:t>
+      </w:r>
+    </w:p>
+    <w:p>
+      <w:r>
+        <w:t xml:space="preserve"> S{act} = \frac{349999}{2528312} \approx 0.1384 \text{ (13.84\%)} </w:t>
+      </w:r>
+    </w:p>
+    <w:p>
+      <w:r>
+        <w:t>sql</w:t>
+      </w:r>
+    </w:p>
+    <w:p>
+      <w:r>
+        <w:t>EXPLAIN SELECT  FROM title WHERE title.id &lt; '350000';</w:t>
+      </w:r>
+    </w:p>
+    <w:p/>
+    <w:p>
+      <w:r>
+        <w:t xml:space="preserve">   Estimated Selectivity: The planner estimated 337,982 rows.</w:t>
+      </w:r>
+    </w:p>
+    <w:p>
+      <w:r>
+        <w:t xml:space="preserve"> S{est} = \frac{337982}{2528312} \approx 0.1337 \text{ (13.37\%)} </w:t>
+      </w:r>
+    </w:p>
+    <w:p>
+      <w:r>
+        <w:t xml:space="preserve">   Observation: The absolute error here is about 0.47%. Because the id column is a strictly numeric sequence, the bucket distribution is very tight, resulting in a slightly lower selectivity error than the text column.</w:t>
       </w:r>
     </w:p>
     <w:p>

--- a/A1/reports/Assignment_Report.docx
+++ b/A1/reports/Assignment_Report.docx
@@ -1580,7 +1580,19 @@
         <w:pStyle w:val="ListBullet"/>
       </w:pPr>
       <w:r>
-        <w:t>**Max Selectivity Error** as default_statistics_target is 100. Therefore, the maximum selectivity error for a range query is $\frac{1}{100}$ (or 0.01 / 1%). for out case it is 1/100 , ie 1%</w:t>
+        <w:t>**Max Selectivity Error**: Since `default_statistics_target` is 100, there are 100 buckets. Therefore, the maximum selectivity error for a range query is bounded by:</w:t>
+      </w:r>
+    </w:p>
+    <w:p/>
+    <w:p>
+      <w:r>
+        <w:t>\text{Max Error} \le \frac{1}{B} = \frac{1}{100} = 0.01 \quad (1.0\%)</w:t>
+      </w:r>
+    </w:p>
+    <w:p/>
+    <w:p>
+      <w:r>
+        <w:t>For our evaluated queries, the observed maximum selectivity error is 0.8364% (0.008364), which strictly satisfies \text{Max Error} \le 1.0\%.</w:t>
       </w:r>
     </w:p>
     <w:p>
@@ -1593,7 +1605,7 @@
     </w:p>
     <w:p>
       <w:r>
-        <w:t>To estimate the selectivity of a range query on a text column (such as title &lt; 'Race'), as we know psql dosent just count rows inbetwwen instead, it relies on its internal histogram and a mathematical technique called linear interpolation. The query planner follows this step-by-step process:</w:t>
+        <w:t>To estimate the selectivity of a range query on a text column (such as title &lt; 'Race'), PostgreSQL relies on its internal histogram and linear interpolation. The query planner follows this step-by-step process:</w:t>
       </w:r>
     </w:p>
     <w:p>
@@ -1603,27 +1615,29 @@
     </w:p>
     <w:p>
       <w:r>
-        <w:t xml:space="preserve">   Full Bucket Summation: It counts all the complete buckets that come before the target bucket. Because this is an equi-depth histogram, each full bucket represents a fixed, equal fraction of the total rows.</w:t>
-      </w:r>
-    </w:p>
-    <w:p>
-      <w:r>
-        <w:t xml:space="preserve">   Text-to-Numeric Conversion: For the target bucket itself, PostgreSQL converts the string prefixes into floating-point numbers so it can perform mathematical operations on the text.</w:t>
-      </w:r>
-    </w:p>
-    <w:p>
-      <w:r>
-        <w:t xml:space="preserve">   Linear Interpolation: The database assumes that the values inside this specific bucket are perfectly and evenly distributed. It calculates exactly how deep into the bucket the target value sits using this formula:</w:t>
-      </w:r>
-    </w:p>
-    <w:p>
-      <w:r>
-        <w:t xml:space="preserve"> \text{Fraction} = \frac{\text{Query Value} - \text{Bucket Min}}{\text{Bucket Max} - \text{Bucket Min}} </w:t>
-      </w:r>
-    </w:p>
-    <w:p>
-      <w:r>
-        <w:t xml:space="preserve">   Final Calculation: Finally, the engine adds this fractional bucket value to the sum of the preceding full buckets to generate the total selectivity estimate.</w:t>
+        <w:t xml:space="preserve">   Full Bucket Summation: It counts all complete buckets preceding the target bucket. Each full bucket represents a fixed fraction of total rows (\frac{1}{B} = 0.01).</w:t>
+      </w:r>
+    </w:p>
+    <w:p>
+      <w:r>
+        <w:t xml:space="preserve">   Text-to-Numeric Conversion: For the target bucket, PostgreSQL converts initial string bytes into floating-point numbers in [0.0, 1.0] range for interpolation.</w:t>
+      </w:r>
+    </w:p>
+    <w:p>
+      <w:r>
+        <w:t xml:space="preserve">   Linear Interpolation: Assuming uniform distribution inside the target bucket, it calculates the target's position using:</w:t>
+      </w:r>
+    </w:p>
+    <w:p/>
+    <w:p>
+      <w:r>
+        <w:t>\text{Fraction} = \frac{\text{Query Value} - \text{Bucket Min}}{\text{Bucket Max} - \text{Bucket Min}}</w:t>
+      </w:r>
+    </w:p>
+    <w:p/>
+    <w:p>
+      <w:r>
+        <w:t xml:space="preserve">   Final Calculation: Adds the fractional bucket estimate to the sum of preceding full buckets to get the final estimated selectivity.</w:t>
       </w:r>
     </w:p>
     <w:p>
@@ -1641,7 +1655,7 @@
     </w:p>
     <w:p>
       <w:r>
-        <w:t>To evaluate the accuracy of the query planner's estimates, we compare the estimated rows (from the EXPLAIN command) against the actual returned rows (from EXPLAIN ANALYZE). The total row count (N) for the title table is 2,528,312.</w:t>
+        <w:t>To evaluate query planner accuracy, we compare estimated rows (from EXPLAIN) against actual rows (from EXPLAIN ANALYZE). Total row count (N) for the title table is 2,528,312.</w:t>
       </w:r>
     </w:p>
     <w:p>
@@ -1656,7 +1670,7 @@
     </w:p>
     <w:p>
       <w:r>
-        <w:t>explain analyze SELECT  FROM title WHERE title.title &lt; 'Race';</w:t>
+        <w:t>EXPLAIN ANALYZE SELECT  FROM title WHERE title.title &lt; 'Race';</w:t>
       </w:r>
     </w:p>
     <w:p/>
@@ -1667,7 +1681,7 @@
     </w:p>
     <w:p>
       <w:r>
-        <w:t xml:space="preserve"> S{act} = \frac{1918141}{2528312} \approx 0.7587 \text{ (75.87\%)} </w:t>
+        <w:t xml:space="preserve"> S{act} = \frac{1918141}{2528312} \approx 0.7587 \quad (75.87\%) </w:t>
       </w:r>
     </w:p>
     <w:p>
@@ -1688,12 +1702,12 @@
     </w:p>
     <w:p>
       <w:r>
-        <w:t xml:space="preserve"> S{est} = \frac{1939288}{2528312} \approx 0.7670 \text{ (76.70\%)} </w:t>
-      </w:r>
-    </w:p>
-    <w:p>
-      <w:r>
-        <w:t xml:space="preserve">   Observation: The absolute error is roughly 0.83%. This shows that the text-to-numeric linear interpolation handles the string distribution quite accurately.</w:t>
+        <w:t xml:space="preserve"> S{est} = \frac{1939288}{2528312} \approx 0.7670 \quad (76.70\%) </w:t>
+      </w:r>
+    </w:p>
+    <w:p>
+      <w:r>
+        <w:t xml:space="preserve">   Observation: The absolute error is roughly 0.83%. This shows that text-to-numeric linear interpolation handles the string distribution accurately.</w:t>
       </w:r>
     </w:p>
     <w:p>
@@ -1719,7 +1733,7 @@
     </w:p>
     <w:p>
       <w:r>
-        <w:t xml:space="preserve"> S{act} = \frac{349999}{2528312} \approx 0.1384 \text{ (13.84\%)} </w:t>
+        <w:t xml:space="preserve"> S{act} = \frac{349999}{2528312} \approx 0.1384 \quad (13.84\%) </w:t>
       </w:r>
     </w:p>
     <w:p>
@@ -1740,12 +1754,12 @@
     </w:p>
     <w:p>
       <w:r>
-        <w:t xml:space="preserve"> S{est} = \frac{337982}{2528312} \approx 0.1337 \text{ (13.37\%)} </w:t>
-      </w:r>
-    </w:p>
-    <w:p>
-      <w:r>
-        <w:t xml:space="preserve">   Observation: The absolute error here is about 0.47%. Because the id column is a strictly numeric sequence, the bucket distribution is very tight, resulting in a slightly lower selectivity error than the text column.</w:t>
+        <w:t xml:space="preserve"> S{est} = \frac{337982}{2528312} \approx 0.1337 \quad (13.37\%) </w:t>
+      </w:r>
+    </w:p>
+    <w:p>
+      <w:r>
+        <w:t xml:space="preserve">   Observation: The absolute error here is about 0.47%. Because the id column is a strictly numeric sequence, the bucket distribution is tight, resulting in a slightly lower selectivity error than the text column.</w:t>
       </w:r>
     </w:p>
     <w:p>
@@ -1990,11 +2004,13 @@
         <w:t>**Extrapolated Time for Full Table ($N=2,528,312$)**:</w:t>
       </w:r>
     </w:p>
-    <w:p>
-      <w:r>
-        <w:t>T(2,528,312) = (0.00049640 \times 2,528,312) + (-0.357260) = \mathbf{1254.70\text{ seconds}} \quad (\mathbf{20.91\text{ minutes}})</w:t>
-      </w:r>
-    </w:p>
+    <w:p/>
+    <w:p>
+      <w:r>
+        <w:t>T(2528312) = (0.00049640 \times 2528312) + (-0.357260) = 1254.70 \text{ seconds} \quad (20.91 \text{ minutes})</w:t>
+      </w:r>
+    </w:p>
+    <w:p/>
     <w:p>
       <w:pPr>
         <w:pStyle w:val="Heading3"/>

--- a/A1/reports/Assignment_Report.docx
+++ b/A1/reports/Assignment_Report.docx
@@ -1583,13 +1583,11 @@
         <w:t>**Max Selectivity Error**: Since `default_statistics_target` is 100, there are 100 buckets. Therefore, the maximum selectivity error for a range query is bounded by:</w:t>
       </w:r>
     </w:p>
-    <w:p/>
     <w:p>
       <w:r>
         <w:t>\text{Max Error} \le \frac{1}{B} = \frac{1}{100} = 0.01 \quad (1.0\%)</w:t>
       </w:r>
     </w:p>
-    <w:p/>
     <w:p>
       <w:r>
         <w:t>For our evaluated queries, the observed maximum selectivity error is 0.8364% (0.008364), which strictly satisfies \text{Max Error} \le 1.0\%.</w:t>
@@ -1610,34 +1608,32 @@
     </w:p>
     <w:p>
       <w:r>
-        <w:t xml:space="preserve">   Bucket Identification: The engine scans the histogrambounds array to locate the specific bucket where the target string ('Race') falls.</w:t>
-      </w:r>
-    </w:p>
-    <w:p>
-      <w:r>
-        <w:t xml:space="preserve">   Full Bucket Summation: It counts all complete buckets preceding the target bucket. Each full bucket represents a fixed fraction of total rows (\frac{1}{B} = 0.01).</w:t>
-      </w:r>
-    </w:p>
-    <w:p>
-      <w:r>
-        <w:t xml:space="preserve">   Text-to-Numeric Conversion: For the target bucket, PostgreSQL converts initial string bytes into floating-point numbers in [0.0, 1.0] range for interpolation.</w:t>
-      </w:r>
-    </w:p>
-    <w:p>
-      <w:r>
-        <w:t xml:space="preserve">   Linear Interpolation: Assuming uniform distribution inside the target bucket, it calculates the target's position using:</w:t>
-      </w:r>
-    </w:p>
-    <w:p/>
+        <w:t xml:space="preserve"> Bucket Identification: The engine scans the histogrambounds array to locate the specific bucket where the target string ('Race') falls.</w:t>
+      </w:r>
+    </w:p>
+    <w:p>
+      <w:r>
+        <w:t xml:space="preserve"> Full Bucket Summation: It counts all complete buckets preceding the target bucket. Each full bucket represents a fixed fraction of total rows (\frac{1}{B} = 0.01).</w:t>
+      </w:r>
+    </w:p>
+    <w:p>
+      <w:r>
+        <w:t xml:space="preserve"> Text-to-Numeric Conversion: For the target bucket, PostgreSQL converts initial string bytes into floating-point numbers in [0.0, 1.0] range for interpolation.</w:t>
+      </w:r>
+    </w:p>
+    <w:p>
+      <w:r>
+        <w:t xml:space="preserve"> Linear Interpolation: Assuming uniform distribution inside the target bucket, it calculates the target's position using:</w:t>
+      </w:r>
+    </w:p>
     <w:p>
       <w:r>
         <w:t>\text{Fraction} = \frac{\text{Query Value} - \text{Bucket Min}}{\text{Bucket Max} - \text{Bucket Min}}</w:t>
       </w:r>
     </w:p>
-    <w:p/>
-    <w:p>
-      <w:r>
-        <w:t xml:space="preserve">   Final Calculation: Adds the fractional bucket estimate to the sum of preceding full buckets to get the final estimated selectivity.</w:t>
+    <w:p>
+      <w:r>
+        <w:t xml:space="preserve"> Final Calculation: Adds the fractional bucket estimate to the sum of preceding full buckets to get the final estimated selectivity.</w:t>
       </w:r>
     </w:p>
     <w:p>
@@ -1675,13 +1671,11 @@
     </w:p>
     <w:p/>
     <w:p>
-      <w:r>
-        <w:t xml:space="preserve">   Actual Selectivity: The query physically returned 1,918,141 matching rows.</w:t>
-      </w:r>
-    </w:p>
-    <w:p>
-      <w:r>
-        <w:t xml:space="preserve"> S{act} = \frac{1918141}{2528312} \approx 0.7587 \quad (75.87\%) </w:t>
+      <w:pPr>
+        <w:pStyle w:val="ListBullet"/>
+      </w:pPr>
+      <w:r>
+        <w:t>**Actual Selectivity:** The query physically returned 1,918,141 matching rows: $S_{act} = \frac{1918141}{2528312} \approx 0.7587$ (75.87%).</w:t>
       </w:r>
     </w:p>
     <w:p>
@@ -1696,18 +1690,19 @@
     </w:p>
     <w:p/>
     <w:p>
-      <w:r>
-        <w:t xml:space="preserve">   Estimated Selectivity: The planner estimated 1,939,288 rows.</w:t>
-      </w:r>
-    </w:p>
-    <w:p>
-      <w:r>
-        <w:t xml:space="preserve"> S{est} = \frac{1939288}{2528312} \approx 0.7670 \quad (76.70\%) </w:t>
-      </w:r>
-    </w:p>
-    <w:p>
-      <w:r>
-        <w:t xml:space="preserve">   Observation: The absolute error is roughly 0.83%. This shows that text-to-numeric linear interpolation handles the string distribution accurately.</w:t>
+      <w:pPr>
+        <w:pStyle w:val="ListBullet"/>
+      </w:pPr>
+      <w:r>
+        <w:t>**Estimated Selectivity:** The planner estimated 1,939,288 rows: $S_{est} = \frac{1939288}{2528312} \approx 0.7670$ (76.70%).</w:t>
+      </w:r>
+    </w:p>
+    <w:p>
+      <w:pPr>
+        <w:pStyle w:val="ListBullet"/>
+      </w:pPr>
+      <w:r>
+        <w:t>**Observation:** The absolute error is roughly 0.83%. This shows that text-to-numeric linear interpolation handles the string distribution accurately.</w:t>
       </w:r>
     </w:p>
     <w:p>
@@ -1727,13 +1722,11 @@
     </w:p>
     <w:p/>
     <w:p>
-      <w:r>
-        <w:t xml:space="preserve">   Actual Selectivity: The query returned 349,999 matching rows.</w:t>
-      </w:r>
-    </w:p>
-    <w:p>
-      <w:r>
-        <w:t xml:space="preserve"> S{act} = \frac{349999}{2528312} \approx 0.1384 \quad (13.84\%) </w:t>
+      <w:pPr>
+        <w:pStyle w:val="ListBullet"/>
+      </w:pPr>
+      <w:r>
+        <w:t>**Actual Selectivity:** The query returned 349,999 matching rows: $S_{act} = \frac{349999}{2528312} \approx 0.1384$ (13.84%).</w:t>
       </w:r>
     </w:p>
     <w:p>
@@ -1748,18 +1741,19 @@
     </w:p>
     <w:p/>
     <w:p>
-      <w:r>
-        <w:t xml:space="preserve">   Estimated Selectivity: The planner estimated 337,982 rows.</w:t>
-      </w:r>
-    </w:p>
-    <w:p>
-      <w:r>
-        <w:t xml:space="preserve"> S{est} = \frac{337982}{2528312} \approx 0.1337 \quad (13.37\%) </w:t>
-      </w:r>
-    </w:p>
-    <w:p>
-      <w:r>
-        <w:t xml:space="preserve">   Observation: The absolute error here is about 0.47%. Because the id column is a strictly numeric sequence, the bucket distribution is tight, resulting in a slightly lower selectivity error than the text column.</w:t>
+      <w:pPr>
+        <w:pStyle w:val="ListBullet"/>
+      </w:pPr>
+      <w:r>
+        <w:t>**Estimated Selectivity:** The planner estimated 337,982 rows: $S_{est} = \frac{337982}{2528312} \approx 0.1337$ (13.37%).</w:t>
+      </w:r>
+    </w:p>
+    <w:p>
+      <w:pPr>
+        <w:pStyle w:val="ListBullet"/>
+      </w:pPr>
+      <w:r>
+        <w:t>**Observation:** The absolute error here is about 0.47%. Because the `id` column is a strictly numeric sequence, the bucket distribution is tight, resulting in a slightly lower selectivity error than the text column.</w:t>
       </w:r>
     </w:p>
     <w:p>
@@ -2004,13 +1998,11 @@
         <w:t>**Extrapolated Time for Full Table ($N=2,528,312$)**:</w:t>
       </w:r>
     </w:p>
-    <w:p/>
     <w:p>
       <w:r>
         <w:t>T(2528312) = (0.00049640 \times 2528312) + (-0.357260) = 1254.70 \text{ seconds} \quad (20.91 \text{ minutes})</w:t>
       </w:r>
     </w:p>
-    <w:p/>
     <w:p>
       <w:pPr>
         <w:pStyle w:val="Heading3"/>

--- a/A1/reports/Assignment_Report.docx
+++ b/A1/reports/Assignment_Report.docx
@@ -13256,12 +13256,13 @@
     </w:p>
     <w:p>
       <w:pPr>
+        <w:spacing w:before="160" w:after="160"/>
         <w:jc w:val="center"/>
       </w:pPr>
       <w:r>
         <w:drawing>
           <wp:inline xmlns:a="http://schemas.openxmlformats.org/drawingml/2006/main" xmlns:pic="http://schemas.openxmlformats.org/drawingml/2006/picture">
-            <wp:extent cx="5303520" cy="2651760"/>
+            <wp:extent cx="5029200" cy="2514600"/>
             <wp:docPr id="1" name="Picture 1"/>
             <wp:cNvGraphicFramePr>
               <a:graphicFrameLocks noChangeAspect="1"/>
@@ -13282,7 +13283,7 @@
                   <pic:spPr>
                     <a:xfrm>
                       <a:off x="0" y="0"/>
-                      <a:ext cx="5303520" cy="2651760"/>
+                      <a:ext cx="5029200" cy="2514600"/>
                     </a:xfrm>
                     <a:prstGeom prst="rect"/>
                   </pic:spPr>
@@ -13295,25 +13296,13 @@
     </w:p>
     <w:p>
       <w:pPr>
-        <w:jc w:val="center"/>
-      </w:pPr>
-      <w:r>
-        <w:rPr>
-          <w:i/>
-          <w:color w:val="555555"/>
-          <w:sz w:val="19"/>
-        </w:rPr>
-        <w:t>Figure: Histogram for title.id</w:t>
-      </w:r>
-    </w:p>
-    <w:p>
-      <w:pPr>
+        <w:spacing w:before="160" w:after="160"/>
         <w:jc w:val="center"/>
       </w:pPr>
       <w:r>
         <w:drawing>
           <wp:inline xmlns:a="http://schemas.openxmlformats.org/drawingml/2006/main" xmlns:pic="http://schemas.openxmlformats.org/drawingml/2006/picture">
-            <wp:extent cx="5303520" cy="2209800"/>
+            <wp:extent cx="5029200" cy="2095500"/>
             <wp:docPr id="2" name="Picture 2"/>
             <wp:cNvGraphicFramePr>
               <a:graphicFrameLocks noChangeAspect="1"/>
@@ -13334,7 +13323,7 @@
                   <pic:spPr>
                     <a:xfrm>
                       <a:off x="0" y="0"/>
-                      <a:ext cx="5303520" cy="2209800"/>
+                      <a:ext cx="5029200" cy="2095500"/>
                     </a:xfrm>
                     <a:prstGeom prst="rect"/>
                   </pic:spPr>
@@ -13343,19 +13332,6 @@
             </a:graphic>
           </wp:inline>
         </w:drawing>
-      </w:r>
-    </w:p>
-    <w:p>
-      <w:pPr>
-        <w:jc w:val="center"/>
-      </w:pPr>
-      <w:r>
-        <w:rPr>
-          <w:i/>
-          <w:color w:val="555555"/>
-          <w:sz w:val="19"/>
-        </w:rPr>
-        <w:t>Figure: Histogram for title.title</w:t>
       </w:r>
     </w:p>
     <w:p>
@@ -13730,12 +13706,13 @@
     </w:p>
     <w:p>
       <w:pPr>
+        <w:spacing w:before="160" w:after="160"/>
         <w:jc w:val="center"/>
       </w:pPr>
       <w:r>
         <w:drawing>
           <wp:inline xmlns:a="http://schemas.openxmlformats.org/drawingml/2006/main" xmlns:pic="http://schemas.openxmlformats.org/drawingml/2006/picture">
-            <wp:extent cx="5303520" cy="3535680"/>
+            <wp:extent cx="5029200" cy="3352800"/>
             <wp:docPr id="3" name="Picture 3"/>
             <wp:cNvGraphicFramePr>
               <a:graphicFrameLocks noChangeAspect="1"/>
@@ -13756,7 +13733,7 @@
                   <pic:spPr>
                     <a:xfrm>
                       <a:off x="0" y="0"/>
-                      <a:ext cx="5303520" cy="3535680"/>
+                      <a:ext cx="5029200" cy="3352800"/>
                     </a:xfrm>
                     <a:prstGeom prst="rect"/>
                   </pic:spPr>
@@ -13769,25 +13746,13 @@
     </w:p>
     <w:p>
       <w:pPr>
-        <w:jc w:val="center"/>
-      </w:pPr>
-      <w:r>
-        <w:rPr>
-          <w:i/>
-          <w:color w:val="555555"/>
-          <w:sz w:val="19"/>
-        </w:rPr>
-        <w:t>Figure: Correct Conceptual Plot for Unique title.id (N=3000)</w:t>
-      </w:r>
-    </w:p>
-    <w:p>
-      <w:pPr>
+        <w:spacing w:before="160" w:after="160"/>
         <w:jc w:val="center"/>
       </w:pPr>
       <w:r>
         <w:drawing>
           <wp:inline xmlns:a="http://schemas.openxmlformats.org/drawingml/2006/main" xmlns:pic="http://schemas.openxmlformats.org/drawingml/2006/picture">
-            <wp:extent cx="5303520" cy="3374967"/>
+            <wp:extent cx="5029200" cy="3200400"/>
             <wp:docPr id="4" name="Picture 4"/>
             <wp:cNvGraphicFramePr>
               <a:graphicFrameLocks noChangeAspect="1"/>
@@ -13808,7 +13773,7 @@
                   <pic:spPr>
                     <a:xfrm>
                       <a:off x="0" y="0"/>
-                      <a:ext cx="5303520" cy="3374967"/>
+                      <a:ext cx="5029200" cy="3200400"/>
                     </a:xfrm>
                     <a:prstGeom prst="rect"/>
                   </pic:spPr>
@@ -13817,19 +13782,6 @@
             </a:graphic>
           </wp:inline>
         </w:drawing>
-      </w:r>
-    </w:p>
-    <w:p>
-      <w:pPr>
-        <w:jc w:val="center"/>
-      </w:pPr>
-      <w:r>
-        <w:rPr>
-          <w:i/>
-          <w:color w:val="555555"/>
-          <w:sz w:val="19"/>
-        </w:rPr>
-        <w:t>Figure: Q2: For title.title (N=3000) - Correct V-Optimal Serial Histogram</w:t>
       </w:r>
     </w:p>
     <w:p>
@@ -13855,7 +13807,7 @@
           <w:rFonts w:ascii="Calibri" w:hAnsi="Calibri"/>
           <w:sz w:val="22"/>
         </w:rPr>
-        <w:t>- Average Build Time for N=3000: 0.2118 seconds (id column) / 0.3122 seconds (title column)</w:t>
+        <w:t>- Average Build Time for N=3000: 0.0015 seconds (id column) / 0.0041 seconds (title column)</w:t>
       </w:r>
     </w:p>
     <w:p>
@@ -16983,12 +16935,13 @@
     </w:p>
     <w:p>
       <w:pPr>
+        <w:spacing w:before="160" w:after="160"/>
         <w:jc w:val="center"/>
       </w:pPr>
       <w:r>
         <w:drawing>
           <wp:inline xmlns:a="http://schemas.openxmlformats.org/drawingml/2006/main" xmlns:pic="http://schemas.openxmlformats.org/drawingml/2006/picture">
-            <wp:extent cx="5303520" cy="3535680"/>
+            <wp:extent cx="5029200" cy="3352800"/>
             <wp:docPr id="5" name="Picture 5"/>
             <wp:cNvGraphicFramePr>
               <a:graphicFrameLocks noChangeAspect="1"/>
@@ -17009,7 +16962,7 @@
                   <pic:spPr>
                     <a:xfrm>
                       <a:off x="0" y="0"/>
-                      <a:ext cx="5303520" cy="3535680"/>
+                      <a:ext cx="5029200" cy="3352800"/>
                     </a:xfrm>
                     <a:prstGeom prst="rect"/>
                   </pic:spPr>
@@ -17022,25 +16975,13 @@
     </w:p>
     <w:p>
       <w:pPr>
-        <w:jc w:val="center"/>
-      </w:pPr>
-      <w:r>
-        <w:rPr>
-          <w:i/>
-          <w:color w:val="555555"/>
-          <w:sz w:val="19"/>
-        </w:rPr>
-        <w:t>Figure: Sample Size: N=1000, title.id Serial Hist.</w:t>
-      </w:r>
-    </w:p>
-    <w:p>
-      <w:pPr>
+        <w:spacing w:before="160" w:after="160"/>
         <w:jc w:val="center"/>
       </w:pPr>
       <w:r>
         <w:drawing>
           <wp:inline xmlns:a="http://schemas.openxmlformats.org/drawingml/2006/main" xmlns:pic="http://schemas.openxmlformats.org/drawingml/2006/picture">
-            <wp:extent cx="5303520" cy="3374967"/>
+            <wp:extent cx="5029200" cy="3200400"/>
             <wp:docPr id="6" name="Picture 6"/>
             <wp:cNvGraphicFramePr>
               <a:graphicFrameLocks noChangeAspect="1"/>
@@ -17061,7 +17002,7 @@
                   <pic:spPr>
                     <a:xfrm>
                       <a:off x="0" y="0"/>
-                      <a:ext cx="5303520" cy="3374967"/>
+                      <a:ext cx="5029200" cy="3200400"/>
                     </a:xfrm>
                     <a:prstGeom prst="rect"/>
                   </pic:spPr>
@@ -17070,19 +17011,6 @@
             </a:graphic>
           </wp:inline>
         </w:drawing>
-      </w:r>
-    </w:p>
-    <w:p>
-      <w:pPr>
-        <w:jc w:val="center"/>
-      </w:pPr>
-      <w:r>
-        <w:rPr>
-          <w:i/>
-          <w:color w:val="555555"/>
-          <w:sz w:val="19"/>
-        </w:rPr>
-        <w:t>Figure: Sample Size: N=1000, title.title Serial Hist.</w:t>
       </w:r>
     </w:p>
     <w:p>
@@ -17100,12 +17028,13 @@
     </w:p>
     <w:p>
       <w:pPr>
+        <w:spacing w:before="160" w:after="160"/>
         <w:jc w:val="center"/>
       </w:pPr>
       <w:r>
         <w:drawing>
           <wp:inline xmlns:a="http://schemas.openxmlformats.org/drawingml/2006/main" xmlns:pic="http://schemas.openxmlformats.org/drawingml/2006/picture">
-            <wp:extent cx="5303520" cy="3535680"/>
+            <wp:extent cx="5029200" cy="3352800"/>
             <wp:docPr id="7" name="Picture 7"/>
             <wp:cNvGraphicFramePr>
               <a:graphicFrameLocks noChangeAspect="1"/>
@@ -17126,7 +17055,7 @@
                   <pic:spPr>
                     <a:xfrm>
                       <a:off x="0" y="0"/>
-                      <a:ext cx="5303520" cy="3535680"/>
+                      <a:ext cx="5029200" cy="3352800"/>
                     </a:xfrm>
                     <a:prstGeom prst="rect"/>
                   </pic:spPr>
@@ -17139,25 +17068,13 @@
     </w:p>
     <w:p>
       <w:pPr>
-        <w:jc w:val="center"/>
-      </w:pPr>
-      <w:r>
-        <w:rPr>
-          <w:i/>
-          <w:color w:val="555555"/>
-          <w:sz w:val="19"/>
-        </w:rPr>
-        <w:t>Figure: Correct Conceptual Plot for Unique title.id (N=3000)</w:t>
-      </w:r>
-    </w:p>
-    <w:p>
-      <w:pPr>
+        <w:spacing w:before="160" w:after="160"/>
         <w:jc w:val="center"/>
       </w:pPr>
       <w:r>
         <w:drawing>
           <wp:inline xmlns:a="http://schemas.openxmlformats.org/drawingml/2006/main" xmlns:pic="http://schemas.openxmlformats.org/drawingml/2006/picture">
-            <wp:extent cx="5303520" cy="3374967"/>
+            <wp:extent cx="5029200" cy="3200400"/>
             <wp:docPr id="8" name="Picture 8"/>
             <wp:cNvGraphicFramePr>
               <a:graphicFrameLocks noChangeAspect="1"/>
@@ -17178,7 +17095,7 @@
                   <pic:spPr>
                     <a:xfrm>
                       <a:off x="0" y="0"/>
-                      <a:ext cx="5303520" cy="3374967"/>
+                      <a:ext cx="5029200" cy="3200400"/>
                     </a:xfrm>
                     <a:prstGeom prst="rect"/>
                   </pic:spPr>
@@ -17187,19 +17104,6 @@
             </a:graphic>
           </wp:inline>
         </w:drawing>
-      </w:r>
-    </w:p>
-    <w:p>
-      <w:pPr>
-        <w:jc w:val="center"/>
-      </w:pPr>
-      <w:r>
-        <w:rPr>
-          <w:i/>
-          <w:color w:val="555555"/>
-          <w:sz w:val="19"/>
-        </w:rPr>
-        <w:t>Figure: Q2: For title.title (N=3000) - Correct V-Optimal Serial Histogram</w:t>
       </w:r>
     </w:p>
     <w:p>
@@ -17217,12 +17121,13 @@
     </w:p>
     <w:p>
       <w:pPr>
+        <w:spacing w:before="160" w:after="160"/>
         <w:jc w:val="center"/>
       </w:pPr>
       <w:r>
         <w:drawing>
           <wp:inline xmlns:a="http://schemas.openxmlformats.org/drawingml/2006/main" xmlns:pic="http://schemas.openxmlformats.org/drawingml/2006/picture">
-            <wp:extent cx="5303520" cy="3535680"/>
+            <wp:extent cx="5029200" cy="3352800"/>
             <wp:docPr id="9" name="Picture 9"/>
             <wp:cNvGraphicFramePr>
               <a:graphicFrameLocks noChangeAspect="1"/>
@@ -17243,7 +17148,7 @@
                   <pic:spPr>
                     <a:xfrm>
                       <a:off x="0" y="0"/>
-                      <a:ext cx="5303520" cy="3535680"/>
+                      <a:ext cx="5029200" cy="3352800"/>
                     </a:xfrm>
                     <a:prstGeom prst="rect"/>
                   </pic:spPr>
@@ -17256,25 +17161,13 @@
     </w:p>
     <w:p>
       <w:pPr>
-        <w:jc w:val="center"/>
-      </w:pPr>
-      <w:r>
-        <w:rPr>
-          <w:i/>
-          <w:color w:val="555555"/>
-          <w:sz w:val="19"/>
-        </w:rPr>
-        <w:t>Figure: Sample Size: N=5000, title.id Serial Hist.</w:t>
-      </w:r>
-    </w:p>
-    <w:p>
-      <w:pPr>
+        <w:spacing w:before="160" w:after="160"/>
         <w:jc w:val="center"/>
       </w:pPr>
       <w:r>
         <w:drawing>
           <wp:inline xmlns:a="http://schemas.openxmlformats.org/drawingml/2006/main" xmlns:pic="http://schemas.openxmlformats.org/drawingml/2006/picture">
-            <wp:extent cx="5303520" cy="3374967"/>
+            <wp:extent cx="5029200" cy="3200400"/>
             <wp:docPr id="10" name="Picture 10"/>
             <wp:cNvGraphicFramePr>
               <a:graphicFrameLocks noChangeAspect="1"/>
@@ -17295,7 +17188,7 @@
                   <pic:spPr>
                     <a:xfrm>
                       <a:off x="0" y="0"/>
-                      <a:ext cx="5303520" cy="3374967"/>
+                      <a:ext cx="5029200" cy="3200400"/>
                     </a:xfrm>
                     <a:prstGeom prst="rect"/>
                   </pic:spPr>
@@ -17304,19 +17197,6 @@
             </a:graphic>
           </wp:inline>
         </w:drawing>
-      </w:r>
-    </w:p>
-    <w:p>
-      <w:pPr>
-        <w:jc w:val="center"/>
-      </w:pPr>
-      <w:r>
-        <w:rPr>
-          <w:i/>
-          <w:color w:val="555555"/>
-          <w:sz w:val="19"/>
-        </w:rPr>
-        <w:t>Figure: Sample Size: N=5000, title.title Serial Hist.</w:t>
       </w:r>
     </w:p>
     <w:p>
@@ -17605,7 +17485,7 @@
                 <w:rFonts w:ascii="Calibri" w:hAnsi="Calibri"/>
                 <w:sz w:val="18"/>
               </w:rPr>
-              <w:t>0.2370s</w:t>
+              <w:t>0.0005s</w:t>
             </w:r>
           </w:p>
         </w:tc>
@@ -17733,7 +17613,7 @@
                 <w:rFonts w:ascii="Calibri" w:hAnsi="Calibri"/>
                 <w:sz w:val="18"/>
               </w:rPr>
-              <w:t>0.3204s</w:t>
+              <w:t>0.0012s</w:t>
             </w:r>
           </w:p>
         </w:tc>
@@ -17861,7 +17741,7 @@
                 <w:rFonts w:ascii="Calibri" w:hAnsi="Calibri"/>
                 <w:sz w:val="18"/>
               </w:rPr>
-              <w:t>0.2118s</w:t>
+              <w:t>0.0015s</w:t>
             </w:r>
           </w:p>
         </w:tc>
@@ -17989,7 +17869,7 @@
                 <w:rFonts w:ascii="Calibri" w:hAnsi="Calibri"/>
                 <w:sz w:val="18"/>
               </w:rPr>
-              <w:t>0.3122s</w:t>
+              <w:t>0.0041s</w:t>
             </w:r>
           </w:p>
         </w:tc>
@@ -18117,7 +17997,7 @@
                 <w:rFonts w:ascii="Calibri" w:hAnsi="Calibri"/>
                 <w:sz w:val="18"/>
               </w:rPr>
-              <w:t>0.2394s</w:t>
+              <w:t>0.0027s</w:t>
             </w:r>
           </w:p>
         </w:tc>
@@ -18245,7 +18125,7 @@
                 <w:rFonts w:ascii="Calibri" w:hAnsi="Calibri"/>
                 <w:sz w:val="18"/>
               </w:rPr>
-              <w:t>0.3256s</w:t>
+              <w:t>0.0078s</w:t>
             </w:r>
           </w:p>
         </w:tc>
@@ -18328,7 +18208,7 @@
           <w:rFonts w:ascii="Calibri" w:hAnsi="Calibri"/>
           <w:sz w:val="22"/>
         </w:rPr>
-        <w:t>- Point 1: (N_1, T_1) = (1000, 0.2370)</w:t>
+        <w:t>- Point 1: (N_1, T_1) = (1000, 0.0005)</w:t>
       </w:r>
     </w:p>
     <w:p>
@@ -18340,7 +18220,7 @@
           <w:rFonts w:ascii="Calibri" w:hAnsi="Calibri"/>
           <w:sz w:val="22"/>
         </w:rPr>
-        <w:t>- Point 2: (N_2, T_2) = (3000, 0.2118)</w:t>
+        <w:t>- Point 2: (N_2, T_2) = (3000, 0.0015)</w:t>
       </w:r>
     </w:p>
     <w:p>
@@ -18352,7 +18232,7 @@
           <w:rFonts w:ascii="Calibri" w:hAnsi="Calibri"/>
           <w:sz w:val="22"/>
         </w:rPr>
-        <w:t>- Point 3: (N_3, T_3) = (5000, 0.2394)</w:t>
+        <w:t>- Point 3: (N_3, T_3) = (5000, 0.0027)</w:t>
       </w:r>
     </w:p>
     <w:p>
@@ -18389,7 +18269,7 @@
           <w:rFonts w:ascii="Calibri" w:hAnsi="Calibri"/>
           <w:sz w:val="22"/>
         </w:rPr>
-        <w:t>- bar{T} = frac{0.2370 + 0.2118 + 0.2394}{3} = mathbf{0.2294text{ seconds}}</w:t>
+        <w:t>- bar{T} = frac{0.0005 + 0.0015 + 0.0027}{3} = mathbf{0.0016text{ seconds}}</w:t>
       </w:r>
     </w:p>
     <w:p>
@@ -18568,7 +18448,7 @@
                 <w:rFonts w:ascii="Calibri" w:hAnsi="Calibri"/>
                 <w:sz w:val="18"/>
               </w:rPr>
-              <w:t>0.2370</w:t>
+              <w:t>0.0005</w:t>
             </w:r>
           </w:p>
         </w:tc>
@@ -18604,7 +18484,7 @@
                 <w:rFonts w:ascii="Calibri" w:hAnsi="Calibri"/>
                 <w:sz w:val="18"/>
               </w:rPr>
-              <w:t>0.0076</w:t>
+              <w:t>-0.0010</w:t>
             </w:r>
           </w:p>
         </w:tc>
@@ -18640,7 +18520,7 @@
                 <w:rFonts w:ascii="Calibri" w:hAnsi="Calibri"/>
                 <w:sz w:val="18"/>
               </w:rPr>
-              <w:t>-15.2143</w:t>
+              <w:t>2.0964</w:t>
             </w:r>
           </w:p>
         </w:tc>
@@ -18678,7 +18558,7 @@
                 <w:rFonts w:ascii="Calibri" w:hAnsi="Calibri"/>
                 <w:sz w:val="18"/>
               </w:rPr>
-              <w:t>0.2118</w:t>
+              <w:t>0.0015</w:t>
             </w:r>
           </w:p>
         </w:tc>
@@ -18714,7 +18594,7 @@
                 <w:rFonts w:ascii="Calibri" w:hAnsi="Calibri"/>
                 <w:sz w:val="18"/>
               </w:rPr>
-              <w:t>-0.0176</w:t>
+              <w:t>-0.0001</w:t>
             </w:r>
           </w:p>
         </w:tc>
@@ -18788,7 +18668,7 @@
                 <w:rFonts w:ascii="Calibri" w:hAnsi="Calibri"/>
                 <w:sz w:val="18"/>
               </w:rPr>
-              <w:t>0.2394</w:t>
+              <w:t>0.0027</w:t>
             </w:r>
           </w:p>
         </w:tc>
@@ -18824,7 +18704,7 @@
                 <w:rFonts w:ascii="Calibri" w:hAnsi="Calibri"/>
                 <w:sz w:val="18"/>
               </w:rPr>
-              <w:t>0.0100</w:t>
+              <w:t>0.0011</w:t>
             </w:r>
           </w:p>
         </w:tc>
@@ -18860,7 +18740,7 @@
                 <w:rFonts w:ascii="Calibri" w:hAnsi="Calibri"/>
                 <w:sz w:val="18"/>
               </w:rPr>
-              <w:t>20.0143</w:t>
+              <w:t>2.2668</w:t>
             </w:r>
           </w:p>
         </w:tc>
@@ -18967,7 +18847,7 @@
                 <w:rFonts w:ascii="Calibri" w:hAnsi="Calibri"/>
                 <w:sz w:val="18"/>
               </w:rPr>
-              <w:t>4.8000</w:t>
+              <w:t>4.3632</w:t>
             </w:r>
           </w:p>
         </w:tc>
@@ -19012,7 +18892,7 @@
           <w:rFonts w:ascii="Calibri" w:hAnsi="Calibri"/>
           <w:sz w:val="22"/>
         </w:rPr>
-        <w:t>m = frac{sum (N_i - bar{N})(T_i - bar{T})}{sum (N_i - bar{N})^2} = frac{4.8000}{8,000,000} = mathbf{0.00000060text{ seconds / sample}}</w:t>
+        <w:t>m = frac{sum (N_i - bar{N})(T_i - bar{T})}{sum (N_i - bar{N})^2} = frac{4.3632}{8,000,000} = mathbf{0.00000055text{ seconds / sample}}</w:t>
       </w:r>
     </w:p>
     <w:p>
@@ -19036,7 +18916,7 @@
           <w:rFonts w:ascii="Calibri" w:hAnsi="Calibri"/>
           <w:sz w:val="22"/>
         </w:rPr>
-        <w:t>c = bar{T} - m cdot bar{N} = 0.2294 - (0.00000060 times 3000) = mathbf{0.227576text{ seconds}}</w:t>
+        <w:t>c = bar{T} - m cdot bar{N} = 0.0016 - (0.00000055 times 3000) = mathbf{-0.000056text{ seconds}}</w:t>
       </w:r>
     </w:p>
     <w:p>
@@ -19061,7 +18941,7 @@
           <w:rFonts w:ascii="Calibri" w:hAnsi="Calibri"/>
           <w:sz w:val="22"/>
         </w:rPr>
-        <w:t>T(2,528,312) = (0.00000060 times 2,528,312) + (0.227576) = mathbf{1.74text{ seconds}} quad (mathbf{0.03text{ minutes}})</w:t>
+        <w:t>T(2,528,312) = (0.00000055 times 2,528,312) + (-0.000056) = mathbf{1.38text{ seconds}} quad (mathbf{0.02text{ minutes}})</w:t>
       </w:r>
     </w:p>
     <w:p>
@@ -19092,12 +18972,13 @@
     </w:p>
     <w:p>
       <w:pPr>
+        <w:spacing w:before="160" w:after="160"/>
         <w:jc w:val="center"/>
       </w:pPr>
       <w:r>
         <w:drawing>
           <wp:inline xmlns:a="http://schemas.openxmlformats.org/drawingml/2006/main" xmlns:pic="http://schemas.openxmlformats.org/drawingml/2006/picture">
-            <wp:extent cx="5303520" cy="3314700"/>
+            <wp:extent cx="5029200" cy="3143250"/>
             <wp:docPr id="11" name="Picture 11"/>
             <wp:cNvGraphicFramePr>
               <a:graphicFrameLocks noChangeAspect="1"/>
@@ -19118,7 +18999,7 @@
                   <pic:spPr>
                     <a:xfrm>
                       <a:off x="0" y="0"/>
-                      <a:ext cx="5303520" cy="3314700"/>
+                      <a:ext cx="5029200" cy="3143250"/>
                     </a:xfrm>
                     <a:prstGeom prst="rect"/>
                   </pic:spPr>
@@ -19127,19 +19008,6 @@
             </a:graphic>
           </wp:inline>
         </w:drawing>
-      </w:r>
-    </w:p>
-    <w:p>
-      <w:pPr>
-        <w:jc w:val="center"/>
-      </w:pPr>
-      <w:r>
-        <w:rPr>
-          <w:i/>
-          <w:color w:val="555555"/>
-          <w:sz w:val="19"/>
-        </w:rPr>
-        <w:t>Figure: Sample Size vs Time</w:t>
       </w:r>
     </w:p>
     <w:p>
@@ -19170,12 +19038,13 @@
     </w:p>
     <w:p>
       <w:pPr>
+        <w:spacing w:before="160" w:after="160"/>
         <w:jc w:val="center"/>
       </w:pPr>
       <w:r>
         <w:drawing>
           <wp:inline xmlns:a="http://schemas.openxmlformats.org/drawingml/2006/main" xmlns:pic="http://schemas.openxmlformats.org/drawingml/2006/picture">
-            <wp:extent cx="5303520" cy="3314700"/>
+            <wp:extent cx="5029200" cy="3143250"/>
             <wp:docPr id="12" name="Picture 12"/>
             <wp:cNvGraphicFramePr>
               <a:graphicFrameLocks noChangeAspect="1"/>
@@ -19196,7 +19065,7 @@
                   <pic:spPr>
                     <a:xfrm>
                       <a:off x="0" y="0"/>
-                      <a:ext cx="5303520" cy="3314700"/>
+                      <a:ext cx="5029200" cy="3143250"/>
                     </a:xfrm>
                     <a:prstGeom prst="rect"/>
                   </pic:spPr>
@@ -19205,19 +19074,6 @@
             </a:graphic>
           </wp:inline>
         </w:drawing>
-      </w:r>
-    </w:p>
-    <w:p>
-      <w:pPr>
-        <w:jc w:val="center"/>
-      </w:pPr>
-      <w:r>
-        <w:rPr>
-          <w:i/>
-          <w:color w:val="555555"/>
-          <w:sz w:val="19"/>
-        </w:rPr>
-        <w:t>Figure: Sample Size vs Max Selectivity Error</w:t>
       </w:r>
     </w:p>
     <w:p>

--- a/A1/reports/Assignment_Report.docx
+++ b/A1/reports/Assignment_Report.docx
@@ -1867,7 +1867,7 @@
                 <w:rFonts w:ascii="Calibri" w:hAnsi="Calibri"/>
                 <w:sz w:val="18"/>
               </w:rPr>
-              <w:t>59</w:t>
+              <w:t>66</w:t>
             </w:r>
           </w:p>
         </w:tc>
@@ -1923,7 +1923,7 @@
                 <w:rFonts w:ascii="Calibri" w:hAnsi="Calibri"/>
                 <w:sz w:val="18"/>
               </w:rPr>
-              <w:t>23714</w:t>
+              <w:t>26031</w:t>
             </w:r>
           </w:p>
         </w:tc>
@@ -1941,7 +1941,7 @@
                 <w:rFonts w:ascii="Calibri" w:hAnsi="Calibri"/>
                 <w:sz w:val="18"/>
               </w:rPr>
-              <w:t>Bucket 1: [59 - 23714]</w:t>
+              <w:t>Bucket 1: [66 - 26031]</w:t>
             </w:r>
           </w:p>
         </w:tc>
@@ -1979,25 +1979,25 @@
                 <w:rFonts w:ascii="Calibri" w:hAnsi="Calibri"/>
                 <w:sz w:val="18"/>
               </w:rPr>
-              <w:t>48149</w:t>
-            </w:r>
-          </w:p>
-        </w:tc>
-        <w:tc>
-          <w:tcPr>
-            <w:tcW w:type="dxa" w:w="3360"/>
-            <w:shd w:fill="FFFFFF"/>
-          </w:tcPr>
-          <w:p>
-            <w:pPr>
-              <w:jc w:val="left"/>
-            </w:pPr>
-            <w:r>
-              <w:rPr>
-                <w:rFonts w:ascii="Calibri" w:hAnsi="Calibri"/>
-                <w:sz w:val="18"/>
-              </w:rPr>
-              <w:t>Bucket 2: [23714 - 48149]</w:t>
+              <w:t>49984</w:t>
+            </w:r>
+          </w:p>
+        </w:tc>
+        <w:tc>
+          <w:tcPr>
+            <w:tcW w:type="dxa" w:w="3360"/>
+            <w:shd w:fill="FFFFFF"/>
+          </w:tcPr>
+          <w:p>
+            <w:pPr>
+              <w:jc w:val="left"/>
+            </w:pPr>
+            <w:r>
+              <w:rPr>
+                <w:rFonts w:ascii="Calibri" w:hAnsi="Calibri"/>
+                <w:sz w:val="18"/>
+              </w:rPr>
+              <w:t>Bucket 2: [26031 - 49984]</w:t>
             </w:r>
           </w:p>
         </w:tc>
@@ -2035,7 +2035,7 @@
                 <w:rFonts w:ascii="Calibri" w:hAnsi="Calibri"/>
                 <w:sz w:val="18"/>
               </w:rPr>
-              <w:t>72817</w:t>
+              <w:t>74833</w:t>
             </w:r>
           </w:p>
         </w:tc>
@@ -2053,7 +2053,7 @@
                 <w:rFonts w:ascii="Calibri" w:hAnsi="Calibri"/>
                 <w:sz w:val="18"/>
               </w:rPr>
-              <w:t>Bucket 3: [48149 - 72817]</w:t>
+              <w:t>Bucket 3: [49984 - 74833]</w:t>
             </w:r>
           </w:p>
         </w:tc>
@@ -2091,25 +2091,25 @@
                 <w:rFonts w:ascii="Calibri" w:hAnsi="Calibri"/>
                 <w:sz w:val="18"/>
               </w:rPr>
-              <w:t>95729</w:t>
-            </w:r>
-          </w:p>
-        </w:tc>
-        <w:tc>
-          <w:tcPr>
-            <w:tcW w:type="dxa" w:w="3360"/>
-            <w:shd w:fill="FFFFFF"/>
-          </w:tcPr>
-          <w:p>
-            <w:pPr>
-              <w:jc w:val="left"/>
-            </w:pPr>
-            <w:r>
-              <w:rPr>
-                <w:rFonts w:ascii="Calibri" w:hAnsi="Calibri"/>
-                <w:sz w:val="18"/>
-              </w:rPr>
-              <w:t>Bucket 4: [72817 - 95729]</w:t>
+              <w:t>101140</w:t>
+            </w:r>
+          </w:p>
+        </w:tc>
+        <w:tc>
+          <w:tcPr>
+            <w:tcW w:type="dxa" w:w="3360"/>
+            <w:shd w:fill="FFFFFF"/>
+          </w:tcPr>
+          <w:p>
+            <w:pPr>
+              <w:jc w:val="left"/>
+            </w:pPr>
+            <w:r>
+              <w:rPr>
+                <w:rFonts w:ascii="Calibri" w:hAnsi="Calibri"/>
+                <w:sz w:val="18"/>
+              </w:rPr>
+              <w:t>Bucket 4: [74833 - 101140]</w:t>
             </w:r>
           </w:p>
         </w:tc>
@@ -2147,7 +2147,7 @@
                 <w:rFonts w:ascii="Calibri" w:hAnsi="Calibri"/>
                 <w:sz w:val="18"/>
               </w:rPr>
-              <w:t>121074</w:t>
+              <w:t>127437</w:t>
             </w:r>
           </w:p>
         </w:tc>
@@ -2165,7 +2165,7 @@
                 <w:rFonts w:ascii="Calibri" w:hAnsi="Calibri"/>
                 <w:sz w:val="18"/>
               </w:rPr>
-              <w:t>Bucket 5: [95729 - 121074]</w:t>
+              <w:t>Bucket 5: [101140 - 127437]</w:t>
             </w:r>
           </w:p>
         </w:tc>
@@ -2203,25 +2203,25 @@
                 <w:rFonts w:ascii="Calibri" w:hAnsi="Calibri"/>
                 <w:sz w:val="18"/>
               </w:rPr>
-              <w:t>144977</w:t>
-            </w:r>
-          </w:p>
-        </w:tc>
-        <w:tc>
-          <w:tcPr>
-            <w:tcW w:type="dxa" w:w="3360"/>
-            <w:shd w:fill="FFFFFF"/>
-          </w:tcPr>
-          <w:p>
-            <w:pPr>
-              <w:jc w:val="left"/>
-            </w:pPr>
-            <w:r>
-              <w:rPr>
-                <w:rFonts w:ascii="Calibri" w:hAnsi="Calibri"/>
-                <w:sz w:val="18"/>
-              </w:rPr>
-              <w:t>Bucket 6: [121074 - 144977]</w:t>
+              <w:t>153864</w:t>
+            </w:r>
+          </w:p>
+        </w:tc>
+        <w:tc>
+          <w:tcPr>
+            <w:tcW w:type="dxa" w:w="3360"/>
+            <w:shd w:fill="FFFFFF"/>
+          </w:tcPr>
+          <w:p>
+            <w:pPr>
+              <w:jc w:val="left"/>
+            </w:pPr>
+            <w:r>
+              <w:rPr>
+                <w:rFonts w:ascii="Calibri" w:hAnsi="Calibri"/>
+                <w:sz w:val="18"/>
+              </w:rPr>
+              <w:t>Bucket 6: [127437 - 153864]</w:t>
             </w:r>
           </w:p>
         </w:tc>
@@ -2259,7 +2259,7 @@
                 <w:rFonts w:ascii="Calibri" w:hAnsi="Calibri"/>
                 <w:sz w:val="18"/>
               </w:rPr>
-              <w:t>169683</w:t>
+              <w:t>179570</w:t>
             </w:r>
           </w:p>
         </w:tc>
@@ -2277,7 +2277,7 @@
                 <w:rFonts w:ascii="Calibri" w:hAnsi="Calibri"/>
                 <w:sz w:val="18"/>
               </w:rPr>
-              <w:t>Bucket 7: [144977 - 169683]</w:t>
+              <w:t>Bucket 7: [153864 - 179570]</w:t>
             </w:r>
           </w:p>
         </w:tc>
@@ -2315,25 +2315,25 @@
                 <w:rFonts w:ascii="Calibri" w:hAnsi="Calibri"/>
                 <w:sz w:val="18"/>
               </w:rPr>
-              <w:t>196989</w:t>
-            </w:r>
-          </w:p>
-        </w:tc>
-        <w:tc>
-          <w:tcPr>
-            <w:tcW w:type="dxa" w:w="3360"/>
-            <w:shd w:fill="FFFFFF"/>
-          </w:tcPr>
-          <w:p>
-            <w:pPr>
-              <w:jc w:val="left"/>
-            </w:pPr>
-            <w:r>
-              <w:rPr>
-                <w:rFonts w:ascii="Calibri" w:hAnsi="Calibri"/>
-                <w:sz w:val="18"/>
-              </w:rPr>
-              <w:t>Bucket 8: [169683 - 196989]</w:t>
+              <w:t>203627</w:t>
+            </w:r>
+          </w:p>
+        </w:tc>
+        <w:tc>
+          <w:tcPr>
+            <w:tcW w:type="dxa" w:w="3360"/>
+            <w:shd w:fill="FFFFFF"/>
+          </w:tcPr>
+          <w:p>
+            <w:pPr>
+              <w:jc w:val="left"/>
+            </w:pPr>
+            <w:r>
+              <w:rPr>
+                <w:rFonts w:ascii="Calibri" w:hAnsi="Calibri"/>
+                <w:sz w:val="18"/>
+              </w:rPr>
+              <w:t>Bucket 8: [179570 - 203627]</w:t>
             </w:r>
           </w:p>
         </w:tc>
@@ -2371,7 +2371,7 @@
                 <w:rFonts w:ascii="Calibri" w:hAnsi="Calibri"/>
                 <w:sz w:val="18"/>
               </w:rPr>
-              <w:t>223879</w:t>
+              <w:t>227342</w:t>
             </w:r>
           </w:p>
         </w:tc>
@@ -2389,7 +2389,7 @@
                 <w:rFonts w:ascii="Calibri" w:hAnsi="Calibri"/>
                 <w:sz w:val="18"/>
               </w:rPr>
-              <w:t>Bucket 9: [196989 - 223879]</w:t>
+              <w:t>Bucket 9: [203627 - 227342]</w:t>
             </w:r>
           </w:p>
         </w:tc>
@@ -2427,25 +2427,25 @@
                 <w:rFonts w:ascii="Calibri" w:hAnsi="Calibri"/>
                 <w:sz w:val="18"/>
               </w:rPr>
-              <w:t>248693</w:t>
-            </w:r>
-          </w:p>
-        </w:tc>
-        <w:tc>
-          <w:tcPr>
-            <w:tcW w:type="dxa" w:w="3360"/>
-            <w:shd w:fill="FFFFFF"/>
-          </w:tcPr>
-          <w:p>
-            <w:pPr>
-              <w:jc w:val="left"/>
-            </w:pPr>
-            <w:r>
-              <w:rPr>
-                <w:rFonts w:ascii="Calibri" w:hAnsi="Calibri"/>
-                <w:sz w:val="18"/>
-              </w:rPr>
-              <w:t>Bucket 10: [223879 - 248693]</w:t>
+              <w:t>249558</w:t>
+            </w:r>
+          </w:p>
+        </w:tc>
+        <w:tc>
+          <w:tcPr>
+            <w:tcW w:type="dxa" w:w="3360"/>
+            <w:shd w:fill="FFFFFF"/>
+          </w:tcPr>
+          <w:p>
+            <w:pPr>
+              <w:jc w:val="left"/>
+            </w:pPr>
+            <w:r>
+              <w:rPr>
+                <w:rFonts w:ascii="Calibri" w:hAnsi="Calibri"/>
+                <w:sz w:val="18"/>
+              </w:rPr>
+              <w:t>Bucket 10: [227342 - 249558]</w:t>
             </w:r>
           </w:p>
         </w:tc>
@@ -2483,7 +2483,7 @@
                 <w:rFonts w:ascii="Calibri" w:hAnsi="Calibri"/>
                 <w:sz w:val="18"/>
               </w:rPr>
-              <w:t>273990</w:t>
+              <w:t>274050</w:t>
             </w:r>
           </w:p>
         </w:tc>
@@ -2501,7 +2501,7 @@
                 <w:rFonts w:ascii="Calibri" w:hAnsi="Calibri"/>
                 <w:sz w:val="18"/>
               </w:rPr>
-              <w:t>Bucket 11: [248693 - 273990]</w:t>
+              <w:t>Bucket 11: [249558 - 274050]</w:t>
             </w:r>
           </w:p>
         </w:tc>
@@ -2539,25 +2539,25 @@
                 <w:rFonts w:ascii="Calibri" w:hAnsi="Calibri"/>
                 <w:sz w:val="18"/>
               </w:rPr>
-              <w:t>298306</w:t>
-            </w:r>
-          </w:p>
-        </w:tc>
-        <w:tc>
-          <w:tcPr>
-            <w:tcW w:type="dxa" w:w="3360"/>
-            <w:shd w:fill="FFFFFF"/>
-          </w:tcPr>
-          <w:p>
-            <w:pPr>
-              <w:jc w:val="left"/>
-            </w:pPr>
-            <w:r>
-              <w:rPr>
-                <w:rFonts w:ascii="Calibri" w:hAnsi="Calibri"/>
-                <w:sz w:val="18"/>
-              </w:rPr>
-              <w:t>Bucket 12: [273990 - 298306]</w:t>
+              <w:t>300161</w:t>
+            </w:r>
+          </w:p>
+        </w:tc>
+        <w:tc>
+          <w:tcPr>
+            <w:tcW w:type="dxa" w:w="3360"/>
+            <w:shd w:fill="FFFFFF"/>
+          </w:tcPr>
+          <w:p>
+            <w:pPr>
+              <w:jc w:val="left"/>
+            </w:pPr>
+            <w:r>
+              <w:rPr>
+                <w:rFonts w:ascii="Calibri" w:hAnsi="Calibri"/>
+                <w:sz w:val="18"/>
+              </w:rPr>
+              <w:t>Bucket 12: [274050 - 300161]</w:t>
             </w:r>
           </w:p>
         </w:tc>
@@ -2595,7 +2595,7 @@
                 <w:rFonts w:ascii="Calibri" w:hAnsi="Calibri"/>
                 <w:sz w:val="18"/>
               </w:rPr>
-              <w:t>324285</w:t>
+              <w:t>326810</w:t>
             </w:r>
           </w:p>
         </w:tc>
@@ -2613,7 +2613,7 @@
                 <w:rFonts w:ascii="Calibri" w:hAnsi="Calibri"/>
                 <w:sz w:val="18"/>
               </w:rPr>
-              <w:t>Bucket 13: [298306 - 324285]</w:t>
+              <w:t>Bucket 13: [300161 - 326810]</w:t>
             </w:r>
           </w:p>
         </w:tc>
@@ -2651,25 +2651,25 @@
                 <w:rFonts w:ascii="Calibri" w:hAnsi="Calibri"/>
                 <w:sz w:val="18"/>
               </w:rPr>
-              <w:t>351943</w:t>
-            </w:r>
-          </w:p>
-        </w:tc>
-        <w:tc>
-          <w:tcPr>
-            <w:tcW w:type="dxa" w:w="3360"/>
-            <w:shd w:fill="FFFFFF"/>
-          </w:tcPr>
-          <w:p>
-            <w:pPr>
-              <w:jc w:val="left"/>
-            </w:pPr>
-            <w:r>
-              <w:rPr>
-                <w:rFonts w:ascii="Calibri" w:hAnsi="Calibri"/>
-                <w:sz w:val="18"/>
-              </w:rPr>
-              <w:t>Bucket 14: [324285 - 351943]</w:t>
+              <w:t>353628</w:t>
+            </w:r>
+          </w:p>
+        </w:tc>
+        <w:tc>
+          <w:tcPr>
+            <w:tcW w:type="dxa" w:w="3360"/>
+            <w:shd w:fill="FFFFFF"/>
+          </w:tcPr>
+          <w:p>
+            <w:pPr>
+              <w:jc w:val="left"/>
+            </w:pPr>
+            <w:r>
+              <w:rPr>
+                <w:rFonts w:ascii="Calibri" w:hAnsi="Calibri"/>
+                <w:sz w:val="18"/>
+              </w:rPr>
+              <w:t>Bucket 14: [326810 - 353628]</w:t>
             </w:r>
           </w:p>
         </w:tc>
@@ -2707,7 +2707,7 @@
                 <w:rFonts w:ascii="Calibri" w:hAnsi="Calibri"/>
                 <w:sz w:val="18"/>
               </w:rPr>
-              <w:t>377665</w:t>
+              <w:t>378794</w:t>
             </w:r>
           </w:p>
         </w:tc>
@@ -2725,7 +2725,7 @@
                 <w:rFonts w:ascii="Calibri" w:hAnsi="Calibri"/>
                 <w:sz w:val="18"/>
               </w:rPr>
-              <w:t>Bucket 15: [351943 - 377665]</w:t>
+              <w:t>Bucket 15: [353628 - 378794]</w:t>
             </w:r>
           </w:p>
         </w:tc>
@@ -2763,25 +2763,25 @@
                 <w:rFonts w:ascii="Calibri" w:hAnsi="Calibri"/>
                 <w:sz w:val="18"/>
               </w:rPr>
-              <w:t>402562</w:t>
-            </w:r>
-          </w:p>
-        </w:tc>
-        <w:tc>
-          <w:tcPr>
-            <w:tcW w:type="dxa" w:w="3360"/>
-            <w:shd w:fill="FFFFFF"/>
-          </w:tcPr>
-          <w:p>
-            <w:pPr>
-              <w:jc w:val="left"/>
-            </w:pPr>
-            <w:r>
-              <w:rPr>
-                <w:rFonts w:ascii="Calibri" w:hAnsi="Calibri"/>
-                <w:sz w:val="18"/>
-              </w:rPr>
-              <w:t>Bucket 16: [377665 - 402562]</w:t>
+              <w:t>401971</w:t>
+            </w:r>
+          </w:p>
+        </w:tc>
+        <w:tc>
+          <w:tcPr>
+            <w:tcW w:type="dxa" w:w="3360"/>
+            <w:shd w:fill="FFFFFF"/>
+          </w:tcPr>
+          <w:p>
+            <w:pPr>
+              <w:jc w:val="left"/>
+            </w:pPr>
+            <w:r>
+              <w:rPr>
+                <w:rFonts w:ascii="Calibri" w:hAnsi="Calibri"/>
+                <w:sz w:val="18"/>
+              </w:rPr>
+              <w:t>Bucket 16: [378794 - 401971]</w:t>
             </w:r>
           </w:p>
         </w:tc>
@@ -2819,7 +2819,7 @@
                 <w:rFonts w:ascii="Calibri" w:hAnsi="Calibri"/>
                 <w:sz w:val="18"/>
               </w:rPr>
-              <w:t>427165</w:t>
+              <w:t>426990</w:t>
             </w:r>
           </w:p>
         </w:tc>
@@ -2837,7 +2837,7 @@
                 <w:rFonts w:ascii="Calibri" w:hAnsi="Calibri"/>
                 <w:sz w:val="18"/>
               </w:rPr>
-              <w:t>Bucket 17: [402562 - 427165]</w:t>
+              <w:t>Bucket 17: [401971 - 426990]</w:t>
             </w:r>
           </w:p>
         </w:tc>
@@ -2875,25 +2875,25 @@
                 <w:rFonts w:ascii="Calibri" w:hAnsi="Calibri"/>
                 <w:sz w:val="18"/>
               </w:rPr>
-              <w:t>450041</w:t>
-            </w:r>
-          </w:p>
-        </w:tc>
-        <w:tc>
-          <w:tcPr>
-            <w:tcW w:type="dxa" w:w="3360"/>
-            <w:shd w:fill="FFFFFF"/>
-          </w:tcPr>
-          <w:p>
-            <w:pPr>
-              <w:jc w:val="left"/>
-            </w:pPr>
-            <w:r>
-              <w:rPr>
-                <w:rFonts w:ascii="Calibri" w:hAnsi="Calibri"/>
-                <w:sz w:val="18"/>
-              </w:rPr>
-              <w:t>Bucket 18: [427165 - 450041]</w:t>
+              <w:t>453094</w:t>
+            </w:r>
+          </w:p>
+        </w:tc>
+        <w:tc>
+          <w:tcPr>
+            <w:tcW w:type="dxa" w:w="3360"/>
+            <w:shd w:fill="FFFFFF"/>
+          </w:tcPr>
+          <w:p>
+            <w:pPr>
+              <w:jc w:val="left"/>
+            </w:pPr>
+            <w:r>
+              <w:rPr>
+                <w:rFonts w:ascii="Calibri" w:hAnsi="Calibri"/>
+                <w:sz w:val="18"/>
+              </w:rPr>
+              <w:t>Bucket 18: [426990 - 453094]</w:t>
             </w:r>
           </w:p>
         </w:tc>
@@ -2931,7 +2931,7 @@
                 <w:rFonts w:ascii="Calibri" w:hAnsi="Calibri"/>
                 <w:sz w:val="18"/>
               </w:rPr>
-              <w:t>476541</w:t>
+              <w:t>480643</w:t>
             </w:r>
           </w:p>
         </w:tc>
@@ -2949,7 +2949,7 @@
                 <w:rFonts w:ascii="Calibri" w:hAnsi="Calibri"/>
                 <w:sz w:val="18"/>
               </w:rPr>
-              <w:t>Bucket 19: [450041 - 476541]</w:t>
+              <w:t>Bucket 19: [453094 - 480643]</w:t>
             </w:r>
           </w:p>
         </w:tc>
@@ -2987,25 +2987,25 @@
                 <w:rFonts w:ascii="Calibri" w:hAnsi="Calibri"/>
                 <w:sz w:val="18"/>
               </w:rPr>
-              <w:t>504001</w:t>
-            </w:r>
-          </w:p>
-        </w:tc>
-        <w:tc>
-          <w:tcPr>
-            <w:tcW w:type="dxa" w:w="3360"/>
-            <w:shd w:fill="FFFFFF"/>
-          </w:tcPr>
-          <w:p>
-            <w:pPr>
-              <w:jc w:val="left"/>
-            </w:pPr>
-            <w:r>
-              <w:rPr>
-                <w:rFonts w:ascii="Calibri" w:hAnsi="Calibri"/>
-                <w:sz w:val="18"/>
-              </w:rPr>
-              <w:t>Bucket 20: [476541 - 504001]</w:t>
+              <w:t>505273</w:t>
+            </w:r>
+          </w:p>
+        </w:tc>
+        <w:tc>
+          <w:tcPr>
+            <w:tcW w:type="dxa" w:w="3360"/>
+            <w:shd w:fill="FFFFFF"/>
+          </w:tcPr>
+          <w:p>
+            <w:pPr>
+              <w:jc w:val="left"/>
+            </w:pPr>
+            <w:r>
+              <w:rPr>
+                <w:rFonts w:ascii="Calibri" w:hAnsi="Calibri"/>
+                <w:sz w:val="18"/>
+              </w:rPr>
+              <w:t>Bucket 20: [480643 - 505273]</w:t>
             </w:r>
           </w:p>
         </w:tc>
@@ -3043,7 +3043,7 @@
                 <w:rFonts w:ascii="Calibri" w:hAnsi="Calibri"/>
                 <w:sz w:val="18"/>
               </w:rPr>
-              <w:t>530892</w:t>
+              <w:t>531162</w:t>
             </w:r>
           </w:p>
         </w:tc>
@@ -3061,7 +3061,7 @@
                 <w:rFonts w:ascii="Calibri" w:hAnsi="Calibri"/>
                 <w:sz w:val="18"/>
               </w:rPr>
-              <w:t>Bucket 21: [504001 - 530892]</w:t>
+              <w:t>Bucket 21: [505273 - 531162]</w:t>
             </w:r>
           </w:p>
         </w:tc>
@@ -3099,25 +3099,25 @@
                 <w:rFonts w:ascii="Calibri" w:hAnsi="Calibri"/>
                 <w:sz w:val="18"/>
               </w:rPr>
-              <w:t>554936</w:t>
-            </w:r>
-          </w:p>
-        </w:tc>
-        <w:tc>
-          <w:tcPr>
-            <w:tcW w:type="dxa" w:w="3360"/>
-            <w:shd w:fill="FFFFFF"/>
-          </w:tcPr>
-          <w:p>
-            <w:pPr>
-              <w:jc w:val="left"/>
-            </w:pPr>
-            <w:r>
-              <w:rPr>
-                <w:rFonts w:ascii="Calibri" w:hAnsi="Calibri"/>
-                <w:sz w:val="18"/>
-              </w:rPr>
-              <w:t>Bucket 22: [530892 - 554936]</w:t>
+              <w:t>559018</w:t>
+            </w:r>
+          </w:p>
+        </w:tc>
+        <w:tc>
+          <w:tcPr>
+            <w:tcW w:type="dxa" w:w="3360"/>
+            <w:shd w:fill="FFFFFF"/>
+          </w:tcPr>
+          <w:p>
+            <w:pPr>
+              <w:jc w:val="left"/>
+            </w:pPr>
+            <w:r>
+              <w:rPr>
+                <w:rFonts w:ascii="Calibri" w:hAnsi="Calibri"/>
+                <w:sz w:val="18"/>
+              </w:rPr>
+              <w:t>Bucket 22: [531162 - 559018]</w:t>
             </w:r>
           </w:p>
         </w:tc>
@@ -3155,7 +3155,7 @@
                 <w:rFonts w:ascii="Calibri" w:hAnsi="Calibri"/>
                 <w:sz w:val="18"/>
               </w:rPr>
-              <w:t>579382</w:t>
+              <w:t>582792</w:t>
             </w:r>
           </w:p>
         </w:tc>
@@ -3173,7 +3173,7 @@
                 <w:rFonts w:ascii="Calibri" w:hAnsi="Calibri"/>
                 <w:sz w:val="18"/>
               </w:rPr>
-              <w:t>Bucket 23: [554936 - 579382]</w:t>
+              <w:t>Bucket 23: [559018 - 582792]</w:t>
             </w:r>
           </w:p>
         </w:tc>
@@ -3211,25 +3211,25 @@
                 <w:rFonts w:ascii="Calibri" w:hAnsi="Calibri"/>
                 <w:sz w:val="18"/>
               </w:rPr>
-              <w:t>605662</w:t>
-            </w:r>
-          </w:p>
-        </w:tc>
-        <w:tc>
-          <w:tcPr>
-            <w:tcW w:type="dxa" w:w="3360"/>
-            <w:shd w:fill="FFFFFF"/>
-          </w:tcPr>
-          <w:p>
-            <w:pPr>
-              <w:jc w:val="left"/>
-            </w:pPr>
-            <w:r>
-              <w:rPr>
-                <w:rFonts w:ascii="Calibri" w:hAnsi="Calibri"/>
-                <w:sz w:val="18"/>
-              </w:rPr>
-              <w:t>Bucket 24: [579382 - 605662]</w:t>
+              <w:t>605800</w:t>
+            </w:r>
+          </w:p>
+        </w:tc>
+        <w:tc>
+          <w:tcPr>
+            <w:tcW w:type="dxa" w:w="3360"/>
+            <w:shd w:fill="FFFFFF"/>
+          </w:tcPr>
+          <w:p>
+            <w:pPr>
+              <w:jc w:val="left"/>
+            </w:pPr>
+            <w:r>
+              <w:rPr>
+                <w:rFonts w:ascii="Calibri" w:hAnsi="Calibri"/>
+                <w:sz w:val="18"/>
+              </w:rPr>
+              <w:t>Bucket 24: [582792 - 605800]</w:t>
             </w:r>
           </w:p>
         </w:tc>
@@ -3267,7 +3267,7 @@
                 <w:rFonts w:ascii="Calibri" w:hAnsi="Calibri"/>
                 <w:sz w:val="18"/>
               </w:rPr>
-              <w:t>635724</w:t>
+              <w:t>632265</w:t>
             </w:r>
           </w:p>
         </w:tc>
@@ -3285,7 +3285,7 @@
                 <w:rFonts w:ascii="Calibri" w:hAnsi="Calibri"/>
                 <w:sz w:val="18"/>
               </w:rPr>
-              <w:t>Bucket 25: [605662 - 635724]</w:t>
+              <w:t>Bucket 25: [605800 - 632265]</w:t>
             </w:r>
           </w:p>
         </w:tc>
@@ -3323,25 +3323,25 @@
                 <w:rFonts w:ascii="Calibri" w:hAnsi="Calibri"/>
                 <w:sz w:val="18"/>
               </w:rPr>
-              <w:t>660098</w:t>
-            </w:r>
-          </w:p>
-        </w:tc>
-        <w:tc>
-          <w:tcPr>
-            <w:tcW w:type="dxa" w:w="3360"/>
-            <w:shd w:fill="FFFFFF"/>
-          </w:tcPr>
-          <w:p>
-            <w:pPr>
-              <w:jc w:val="left"/>
-            </w:pPr>
-            <w:r>
-              <w:rPr>
-                <w:rFonts w:ascii="Calibri" w:hAnsi="Calibri"/>
-                <w:sz w:val="18"/>
-              </w:rPr>
-              <w:t>Bucket 26: [635724 - 660098]</w:t>
+              <w:t>656668</w:t>
+            </w:r>
+          </w:p>
+        </w:tc>
+        <w:tc>
+          <w:tcPr>
+            <w:tcW w:type="dxa" w:w="3360"/>
+            <w:shd w:fill="FFFFFF"/>
+          </w:tcPr>
+          <w:p>
+            <w:pPr>
+              <w:jc w:val="left"/>
+            </w:pPr>
+            <w:r>
+              <w:rPr>
+                <w:rFonts w:ascii="Calibri" w:hAnsi="Calibri"/>
+                <w:sz w:val="18"/>
+              </w:rPr>
+              <w:t>Bucket 26: [632265 - 656668]</w:t>
             </w:r>
           </w:p>
         </w:tc>
@@ -3379,7 +3379,7 @@
                 <w:rFonts w:ascii="Calibri" w:hAnsi="Calibri"/>
                 <w:sz w:val="18"/>
               </w:rPr>
-              <w:t>685503</w:t>
+              <w:t>683413</w:t>
             </w:r>
           </w:p>
         </w:tc>
@@ -3397,7 +3397,7 @@
                 <w:rFonts w:ascii="Calibri" w:hAnsi="Calibri"/>
                 <w:sz w:val="18"/>
               </w:rPr>
-              <w:t>Bucket 27: [660098 - 685503]</w:t>
+              <w:t>Bucket 27: [656668 - 683413]</w:t>
             </w:r>
           </w:p>
         </w:tc>
@@ -3435,25 +3435,25 @@
                 <w:rFonts w:ascii="Calibri" w:hAnsi="Calibri"/>
                 <w:sz w:val="18"/>
               </w:rPr>
-              <w:t>711514</w:t>
-            </w:r>
-          </w:p>
-        </w:tc>
-        <w:tc>
-          <w:tcPr>
-            <w:tcW w:type="dxa" w:w="3360"/>
-            <w:shd w:fill="FFFFFF"/>
-          </w:tcPr>
-          <w:p>
-            <w:pPr>
-              <w:jc w:val="left"/>
-            </w:pPr>
-            <w:r>
-              <w:rPr>
-                <w:rFonts w:ascii="Calibri" w:hAnsi="Calibri"/>
-                <w:sz w:val="18"/>
-              </w:rPr>
-              <w:t>Bucket 28: [685503 - 711514]</w:t>
+              <w:t>708726</w:t>
+            </w:r>
+          </w:p>
+        </w:tc>
+        <w:tc>
+          <w:tcPr>
+            <w:tcW w:type="dxa" w:w="3360"/>
+            <w:shd w:fill="FFFFFF"/>
+          </w:tcPr>
+          <w:p>
+            <w:pPr>
+              <w:jc w:val="left"/>
+            </w:pPr>
+            <w:r>
+              <w:rPr>
+                <w:rFonts w:ascii="Calibri" w:hAnsi="Calibri"/>
+                <w:sz w:val="18"/>
+              </w:rPr>
+              <w:t>Bucket 28: [683413 - 708726]</w:t>
             </w:r>
           </w:p>
         </w:tc>
@@ -3491,7 +3491,7 @@
                 <w:rFonts w:ascii="Calibri" w:hAnsi="Calibri"/>
                 <w:sz w:val="18"/>
               </w:rPr>
-              <w:t>738280</w:t>
+              <w:t>732854</w:t>
             </w:r>
           </w:p>
         </w:tc>
@@ -3509,7 +3509,7 @@
                 <w:rFonts w:ascii="Calibri" w:hAnsi="Calibri"/>
                 <w:sz w:val="18"/>
               </w:rPr>
-              <w:t>Bucket 29: [711514 - 738280]</w:t>
+              <w:t>Bucket 29: [708726 - 732854]</w:t>
             </w:r>
           </w:p>
         </w:tc>
@@ -3547,25 +3547,25 @@
                 <w:rFonts w:ascii="Calibri" w:hAnsi="Calibri"/>
                 <w:sz w:val="18"/>
               </w:rPr>
-              <w:t>761949</w:t>
-            </w:r>
-          </w:p>
-        </w:tc>
-        <w:tc>
-          <w:tcPr>
-            <w:tcW w:type="dxa" w:w="3360"/>
-            <w:shd w:fill="FFFFFF"/>
-          </w:tcPr>
-          <w:p>
-            <w:pPr>
-              <w:jc w:val="left"/>
-            </w:pPr>
-            <w:r>
-              <w:rPr>
-                <w:rFonts w:ascii="Calibri" w:hAnsi="Calibri"/>
-                <w:sz w:val="18"/>
-              </w:rPr>
-              <w:t>Bucket 30: [738280 - 761949]</w:t>
+              <w:t>759074</w:t>
+            </w:r>
+          </w:p>
+        </w:tc>
+        <w:tc>
+          <w:tcPr>
+            <w:tcW w:type="dxa" w:w="3360"/>
+            <w:shd w:fill="FFFFFF"/>
+          </w:tcPr>
+          <w:p>
+            <w:pPr>
+              <w:jc w:val="left"/>
+            </w:pPr>
+            <w:r>
+              <w:rPr>
+                <w:rFonts w:ascii="Calibri" w:hAnsi="Calibri"/>
+                <w:sz w:val="18"/>
+              </w:rPr>
+              <w:t>Bucket 30: [732854 - 759074]</w:t>
             </w:r>
           </w:p>
         </w:tc>
@@ -3603,7 +3603,7 @@
                 <w:rFonts w:ascii="Calibri" w:hAnsi="Calibri"/>
                 <w:sz w:val="18"/>
               </w:rPr>
-              <w:t>786224</w:t>
+              <w:t>784282</w:t>
             </w:r>
           </w:p>
         </w:tc>
@@ -3621,7 +3621,7 @@
                 <w:rFonts w:ascii="Calibri" w:hAnsi="Calibri"/>
                 <w:sz w:val="18"/>
               </w:rPr>
-              <w:t>Bucket 31: [761949 - 786224]</w:t>
+              <w:t>Bucket 31: [759074 - 784282]</w:t>
             </w:r>
           </w:p>
         </w:tc>
@@ -3659,25 +3659,25 @@
                 <w:rFonts w:ascii="Calibri" w:hAnsi="Calibri"/>
                 <w:sz w:val="18"/>
               </w:rPr>
-              <w:t>813130</w:t>
-            </w:r>
-          </w:p>
-        </w:tc>
-        <w:tc>
-          <w:tcPr>
-            <w:tcW w:type="dxa" w:w="3360"/>
-            <w:shd w:fill="FFFFFF"/>
-          </w:tcPr>
-          <w:p>
-            <w:pPr>
-              <w:jc w:val="left"/>
-            </w:pPr>
-            <w:r>
-              <w:rPr>
-                <w:rFonts w:ascii="Calibri" w:hAnsi="Calibri"/>
-                <w:sz w:val="18"/>
-              </w:rPr>
-              <w:t>Bucket 32: [786224 - 813130]</w:t>
+              <w:t>812447</w:t>
+            </w:r>
+          </w:p>
+        </w:tc>
+        <w:tc>
+          <w:tcPr>
+            <w:tcW w:type="dxa" w:w="3360"/>
+            <w:shd w:fill="FFFFFF"/>
+          </w:tcPr>
+          <w:p>
+            <w:pPr>
+              <w:jc w:val="left"/>
+            </w:pPr>
+            <w:r>
+              <w:rPr>
+                <w:rFonts w:ascii="Calibri" w:hAnsi="Calibri"/>
+                <w:sz w:val="18"/>
+              </w:rPr>
+              <w:t>Bucket 32: [784282 - 812447]</w:t>
             </w:r>
           </w:p>
         </w:tc>
@@ -3715,7 +3715,7 @@
                 <w:rFonts w:ascii="Calibri" w:hAnsi="Calibri"/>
                 <w:sz w:val="18"/>
               </w:rPr>
-              <w:t>839650</w:t>
+              <w:t>836574</w:t>
             </w:r>
           </w:p>
         </w:tc>
@@ -3733,7 +3733,7 @@
                 <w:rFonts w:ascii="Calibri" w:hAnsi="Calibri"/>
                 <w:sz w:val="18"/>
               </w:rPr>
-              <w:t>Bucket 33: [813130 - 839650]</w:t>
+              <w:t>Bucket 33: [812447 - 836574]</w:t>
             </w:r>
           </w:p>
         </w:tc>
@@ -3771,25 +3771,25 @@
                 <w:rFonts w:ascii="Calibri" w:hAnsi="Calibri"/>
                 <w:sz w:val="18"/>
               </w:rPr>
-              <w:t>865127</w:t>
-            </w:r>
-          </w:p>
-        </w:tc>
-        <w:tc>
-          <w:tcPr>
-            <w:tcW w:type="dxa" w:w="3360"/>
-            <w:shd w:fill="FFFFFF"/>
-          </w:tcPr>
-          <w:p>
-            <w:pPr>
-              <w:jc w:val="left"/>
-            </w:pPr>
-            <w:r>
-              <w:rPr>
-                <w:rFonts w:ascii="Calibri" w:hAnsi="Calibri"/>
-                <w:sz w:val="18"/>
-              </w:rPr>
-              <w:t>Bucket 34: [839650 - 865127]</w:t>
+              <w:t>863283</w:t>
+            </w:r>
+          </w:p>
+        </w:tc>
+        <w:tc>
+          <w:tcPr>
+            <w:tcW w:type="dxa" w:w="3360"/>
+            <w:shd w:fill="FFFFFF"/>
+          </w:tcPr>
+          <w:p>
+            <w:pPr>
+              <w:jc w:val="left"/>
+            </w:pPr>
+            <w:r>
+              <w:rPr>
+                <w:rFonts w:ascii="Calibri" w:hAnsi="Calibri"/>
+                <w:sz w:val="18"/>
+              </w:rPr>
+              <w:t>Bucket 34: [836574 - 863283]</w:t>
             </w:r>
           </w:p>
         </w:tc>
@@ -3827,7 +3827,7 @@
                 <w:rFonts w:ascii="Calibri" w:hAnsi="Calibri"/>
                 <w:sz w:val="18"/>
               </w:rPr>
-              <w:t>890846</w:t>
+              <w:t>888391</w:t>
             </w:r>
           </w:p>
         </w:tc>
@@ -3845,7 +3845,7 @@
                 <w:rFonts w:ascii="Calibri" w:hAnsi="Calibri"/>
                 <w:sz w:val="18"/>
               </w:rPr>
-              <w:t>Bucket 35: [865127 - 890846]</w:t>
+              <w:t>Bucket 35: [863283 - 888391]</w:t>
             </w:r>
           </w:p>
         </w:tc>
@@ -3883,25 +3883,25 @@
                 <w:rFonts w:ascii="Calibri" w:hAnsi="Calibri"/>
                 <w:sz w:val="18"/>
               </w:rPr>
-              <w:t>916422</w:t>
-            </w:r>
-          </w:p>
-        </w:tc>
-        <w:tc>
-          <w:tcPr>
-            <w:tcW w:type="dxa" w:w="3360"/>
-            <w:shd w:fill="FFFFFF"/>
-          </w:tcPr>
-          <w:p>
-            <w:pPr>
-              <w:jc w:val="left"/>
-            </w:pPr>
-            <w:r>
-              <w:rPr>
-                <w:rFonts w:ascii="Calibri" w:hAnsi="Calibri"/>
-                <w:sz w:val="18"/>
-              </w:rPr>
-              <w:t>Bucket 36: [890846 - 916422]</w:t>
+              <w:t>914667</w:t>
+            </w:r>
+          </w:p>
+        </w:tc>
+        <w:tc>
+          <w:tcPr>
+            <w:tcW w:type="dxa" w:w="3360"/>
+            <w:shd w:fill="FFFFFF"/>
+          </w:tcPr>
+          <w:p>
+            <w:pPr>
+              <w:jc w:val="left"/>
+            </w:pPr>
+            <w:r>
+              <w:rPr>
+                <w:rFonts w:ascii="Calibri" w:hAnsi="Calibri"/>
+                <w:sz w:val="18"/>
+              </w:rPr>
+              <w:t>Bucket 36: [888391 - 914667]</w:t>
             </w:r>
           </w:p>
         </w:tc>
@@ -3939,7 +3939,7 @@
                 <w:rFonts w:ascii="Calibri" w:hAnsi="Calibri"/>
                 <w:sz w:val="18"/>
               </w:rPr>
-              <w:t>942321</w:t>
+              <w:t>939512</w:t>
             </w:r>
           </w:p>
         </w:tc>
@@ -3957,7 +3957,7 @@
                 <w:rFonts w:ascii="Calibri" w:hAnsi="Calibri"/>
                 <w:sz w:val="18"/>
               </w:rPr>
-              <w:t>Bucket 37: [916422 - 942321]</w:t>
+              <w:t>Bucket 37: [914667 - 939512]</w:t>
             </w:r>
           </w:p>
         </w:tc>
@@ -3995,25 +3995,25 @@
                 <w:rFonts w:ascii="Calibri" w:hAnsi="Calibri"/>
                 <w:sz w:val="18"/>
               </w:rPr>
-              <w:t>966414</w:t>
-            </w:r>
-          </w:p>
-        </w:tc>
-        <w:tc>
-          <w:tcPr>
-            <w:tcW w:type="dxa" w:w="3360"/>
-            <w:shd w:fill="FFFFFF"/>
-          </w:tcPr>
-          <w:p>
-            <w:pPr>
-              <w:jc w:val="left"/>
-            </w:pPr>
-            <w:r>
-              <w:rPr>
-                <w:rFonts w:ascii="Calibri" w:hAnsi="Calibri"/>
-                <w:sz w:val="18"/>
-              </w:rPr>
-              <w:t>Bucket 38: [942321 - 966414]</w:t>
+              <w:t>962926</w:t>
+            </w:r>
+          </w:p>
+        </w:tc>
+        <w:tc>
+          <w:tcPr>
+            <w:tcW w:type="dxa" w:w="3360"/>
+            <w:shd w:fill="FFFFFF"/>
+          </w:tcPr>
+          <w:p>
+            <w:pPr>
+              <w:jc w:val="left"/>
+            </w:pPr>
+            <w:r>
+              <w:rPr>
+                <w:rFonts w:ascii="Calibri" w:hAnsi="Calibri"/>
+                <w:sz w:val="18"/>
+              </w:rPr>
+              <w:t>Bucket 38: [939512 - 962926]</w:t>
             </w:r>
           </w:p>
         </w:tc>
@@ -4051,7 +4051,7 @@
                 <w:rFonts w:ascii="Calibri" w:hAnsi="Calibri"/>
                 <w:sz w:val="18"/>
               </w:rPr>
-              <w:t>992402</w:t>
+              <w:t>987759</w:t>
             </w:r>
           </w:p>
         </w:tc>
@@ -4069,7 +4069,7 @@
                 <w:rFonts w:ascii="Calibri" w:hAnsi="Calibri"/>
                 <w:sz w:val="18"/>
               </w:rPr>
-              <w:t>Bucket 39: [966414 - 992402]</w:t>
+              <w:t>Bucket 39: [962926 - 987759]</w:t>
             </w:r>
           </w:p>
         </w:tc>
@@ -4107,25 +4107,25 @@
                 <w:rFonts w:ascii="Calibri" w:hAnsi="Calibri"/>
                 <w:sz w:val="18"/>
               </w:rPr>
-              <w:t>1018536</w:t>
-            </w:r>
-          </w:p>
-        </w:tc>
-        <w:tc>
-          <w:tcPr>
-            <w:tcW w:type="dxa" w:w="3360"/>
-            <w:shd w:fill="FFFFFF"/>
-          </w:tcPr>
-          <w:p>
-            <w:pPr>
-              <w:jc w:val="left"/>
-            </w:pPr>
-            <w:r>
-              <w:rPr>
-                <w:rFonts w:ascii="Calibri" w:hAnsi="Calibri"/>
-                <w:sz w:val="18"/>
-              </w:rPr>
-              <w:t>Bucket 40: [992402 - 1018536]</w:t>
+              <w:t>1013055</w:t>
+            </w:r>
+          </w:p>
+        </w:tc>
+        <w:tc>
+          <w:tcPr>
+            <w:tcW w:type="dxa" w:w="3360"/>
+            <w:shd w:fill="FFFFFF"/>
+          </w:tcPr>
+          <w:p>
+            <w:pPr>
+              <w:jc w:val="left"/>
+            </w:pPr>
+            <w:r>
+              <w:rPr>
+                <w:rFonts w:ascii="Calibri" w:hAnsi="Calibri"/>
+                <w:sz w:val="18"/>
+              </w:rPr>
+              <w:t>Bucket 40: [987759 - 1013055]</w:t>
             </w:r>
           </w:p>
         </w:tc>
@@ -4163,7 +4163,7 @@
                 <w:rFonts w:ascii="Calibri" w:hAnsi="Calibri"/>
                 <w:sz w:val="18"/>
               </w:rPr>
-              <w:t>1042654</w:t>
+              <w:t>1039398</w:t>
             </w:r>
           </w:p>
         </w:tc>
@@ -4181,7 +4181,7 @@
                 <w:rFonts w:ascii="Calibri" w:hAnsi="Calibri"/>
                 <w:sz w:val="18"/>
               </w:rPr>
-              <w:t>Bucket 41: [1018536 - 1042654]</w:t>
+              <w:t>Bucket 41: [1013055 - 1039398]</w:t>
             </w:r>
           </w:p>
         </w:tc>
@@ -4219,25 +4219,25 @@
                 <w:rFonts w:ascii="Calibri" w:hAnsi="Calibri"/>
                 <w:sz w:val="18"/>
               </w:rPr>
-              <w:t>1067771</w:t>
-            </w:r>
-          </w:p>
-        </w:tc>
-        <w:tc>
-          <w:tcPr>
-            <w:tcW w:type="dxa" w:w="3360"/>
-            <w:shd w:fill="FFFFFF"/>
-          </w:tcPr>
-          <w:p>
-            <w:pPr>
-              <w:jc w:val="left"/>
-            </w:pPr>
-            <w:r>
-              <w:rPr>
-                <w:rFonts w:ascii="Calibri" w:hAnsi="Calibri"/>
-                <w:sz w:val="18"/>
-              </w:rPr>
-              <w:t>Bucket 42: [1042654 - 1067771]</w:t>
+              <w:t>1062735</w:t>
+            </w:r>
+          </w:p>
+        </w:tc>
+        <w:tc>
+          <w:tcPr>
+            <w:tcW w:type="dxa" w:w="3360"/>
+            <w:shd w:fill="FFFFFF"/>
+          </w:tcPr>
+          <w:p>
+            <w:pPr>
+              <w:jc w:val="left"/>
+            </w:pPr>
+            <w:r>
+              <w:rPr>
+                <w:rFonts w:ascii="Calibri" w:hAnsi="Calibri"/>
+                <w:sz w:val="18"/>
+              </w:rPr>
+              <w:t>Bucket 42: [1039398 - 1062735]</w:t>
             </w:r>
           </w:p>
         </w:tc>
@@ -4275,7 +4275,7 @@
                 <w:rFonts w:ascii="Calibri" w:hAnsi="Calibri"/>
                 <w:sz w:val="18"/>
               </w:rPr>
-              <w:t>1095109</w:t>
+              <w:t>1090405</w:t>
             </w:r>
           </w:p>
         </w:tc>
@@ -4293,7 +4293,7 @@
                 <w:rFonts w:ascii="Calibri" w:hAnsi="Calibri"/>
                 <w:sz w:val="18"/>
               </w:rPr>
-              <w:t>Bucket 43: [1067771 - 1095109]</w:t>
+              <w:t>Bucket 43: [1062735 - 1090405]</w:t>
             </w:r>
           </w:p>
         </w:tc>
@@ -4331,25 +4331,25 @@
                 <w:rFonts w:ascii="Calibri" w:hAnsi="Calibri"/>
                 <w:sz w:val="18"/>
               </w:rPr>
-              <w:t>1118783</w:t>
-            </w:r>
-          </w:p>
-        </w:tc>
-        <w:tc>
-          <w:tcPr>
-            <w:tcW w:type="dxa" w:w="3360"/>
-            <w:shd w:fill="FFFFFF"/>
-          </w:tcPr>
-          <w:p>
-            <w:pPr>
-              <w:jc w:val="left"/>
-            </w:pPr>
-            <w:r>
-              <w:rPr>
-                <w:rFonts w:ascii="Calibri" w:hAnsi="Calibri"/>
-                <w:sz w:val="18"/>
-              </w:rPr>
-              <w:t>Bucket 44: [1095109 - 1118783]</w:t>
+              <w:t>1116673</w:t>
+            </w:r>
+          </w:p>
+        </w:tc>
+        <w:tc>
+          <w:tcPr>
+            <w:tcW w:type="dxa" w:w="3360"/>
+            <w:shd w:fill="FFFFFF"/>
+          </w:tcPr>
+          <w:p>
+            <w:pPr>
+              <w:jc w:val="left"/>
+            </w:pPr>
+            <w:r>
+              <w:rPr>
+                <w:rFonts w:ascii="Calibri" w:hAnsi="Calibri"/>
+                <w:sz w:val="18"/>
+              </w:rPr>
+              <w:t>Bucket 44: [1090405 - 1116673]</w:t>
             </w:r>
           </w:p>
         </w:tc>
@@ -4387,7 +4387,7 @@
                 <w:rFonts w:ascii="Calibri" w:hAnsi="Calibri"/>
                 <w:sz w:val="18"/>
               </w:rPr>
-              <w:t>1143773</w:t>
+              <w:t>1142039</w:t>
             </w:r>
           </w:p>
         </w:tc>
@@ -4405,7 +4405,7 @@
                 <w:rFonts w:ascii="Calibri" w:hAnsi="Calibri"/>
                 <w:sz w:val="18"/>
               </w:rPr>
-              <w:t>Bucket 45: [1118783 - 1143773]</w:t>
+              <w:t>Bucket 45: [1116673 - 1142039]</w:t>
             </w:r>
           </w:p>
         </w:tc>
@@ -4443,25 +4443,25 @@
                 <w:rFonts w:ascii="Calibri" w:hAnsi="Calibri"/>
                 <w:sz w:val="18"/>
               </w:rPr>
-              <w:t>1166042</w:t>
-            </w:r>
-          </w:p>
-        </w:tc>
-        <w:tc>
-          <w:tcPr>
-            <w:tcW w:type="dxa" w:w="3360"/>
-            <w:shd w:fill="FFFFFF"/>
-          </w:tcPr>
-          <w:p>
-            <w:pPr>
-              <w:jc w:val="left"/>
-            </w:pPr>
-            <w:r>
-              <w:rPr>
-                <w:rFonts w:ascii="Calibri" w:hAnsi="Calibri"/>
-                <w:sz w:val="18"/>
-              </w:rPr>
-              <w:t>Bucket 46: [1143773 - 1166042]</w:t>
+              <w:t>1163912</w:t>
+            </w:r>
+          </w:p>
+        </w:tc>
+        <w:tc>
+          <w:tcPr>
+            <w:tcW w:type="dxa" w:w="3360"/>
+            <w:shd w:fill="FFFFFF"/>
+          </w:tcPr>
+          <w:p>
+            <w:pPr>
+              <w:jc w:val="left"/>
+            </w:pPr>
+            <w:r>
+              <w:rPr>
+                <w:rFonts w:ascii="Calibri" w:hAnsi="Calibri"/>
+                <w:sz w:val="18"/>
+              </w:rPr>
+              <w:t>Bucket 46: [1142039 - 1163912]</w:t>
             </w:r>
           </w:p>
         </w:tc>
@@ -4499,7 +4499,7 @@
                 <w:rFonts w:ascii="Calibri" w:hAnsi="Calibri"/>
                 <w:sz w:val="18"/>
               </w:rPr>
-              <w:t>1189434</w:t>
+              <w:t>1192171</w:t>
             </w:r>
           </w:p>
         </w:tc>
@@ -4517,7 +4517,7 @@
                 <w:rFonts w:ascii="Calibri" w:hAnsi="Calibri"/>
                 <w:sz w:val="18"/>
               </w:rPr>
-              <w:t>Bucket 47: [1166042 - 1189434]</w:t>
+              <w:t>Bucket 47: [1163912 - 1192171]</w:t>
             </w:r>
           </w:p>
         </w:tc>
@@ -4555,25 +4555,25 @@
                 <w:rFonts w:ascii="Calibri" w:hAnsi="Calibri"/>
                 <w:sz w:val="18"/>
               </w:rPr>
-              <w:t>1214917</w:t>
-            </w:r>
-          </w:p>
-        </w:tc>
-        <w:tc>
-          <w:tcPr>
-            <w:tcW w:type="dxa" w:w="3360"/>
-            <w:shd w:fill="FFFFFF"/>
-          </w:tcPr>
-          <w:p>
-            <w:pPr>
-              <w:jc w:val="left"/>
-            </w:pPr>
-            <w:r>
-              <w:rPr>
-                <w:rFonts w:ascii="Calibri" w:hAnsi="Calibri"/>
-                <w:sz w:val="18"/>
-              </w:rPr>
-              <w:t>Bucket 48: [1189434 - 1214917]</w:t>
+              <w:t>1215031</w:t>
+            </w:r>
+          </w:p>
+        </w:tc>
+        <w:tc>
+          <w:tcPr>
+            <w:tcW w:type="dxa" w:w="3360"/>
+            <w:shd w:fill="FFFFFF"/>
+          </w:tcPr>
+          <w:p>
+            <w:pPr>
+              <w:jc w:val="left"/>
+            </w:pPr>
+            <w:r>
+              <w:rPr>
+                <w:rFonts w:ascii="Calibri" w:hAnsi="Calibri"/>
+                <w:sz w:val="18"/>
+              </w:rPr>
+              <w:t>Bucket 48: [1192171 - 1215031]</w:t>
             </w:r>
           </w:p>
         </w:tc>
@@ -4611,7 +4611,7 @@
                 <w:rFonts w:ascii="Calibri" w:hAnsi="Calibri"/>
                 <w:sz w:val="18"/>
               </w:rPr>
-              <w:t>1238698</w:t>
+              <w:t>1241261</w:t>
             </w:r>
           </w:p>
         </w:tc>
@@ -4629,7 +4629,7 @@
                 <w:rFonts w:ascii="Calibri" w:hAnsi="Calibri"/>
                 <w:sz w:val="18"/>
               </w:rPr>
-              <w:t>Bucket 49: [1214917 - 1238698]</w:t>
+              <w:t>Bucket 49: [1215031 - 1241261]</w:t>
             </w:r>
           </w:p>
         </w:tc>
@@ -4667,25 +4667,25 @@
                 <w:rFonts w:ascii="Calibri" w:hAnsi="Calibri"/>
                 <w:sz w:val="18"/>
               </w:rPr>
-              <w:t>1265284</w:t>
-            </w:r>
-          </w:p>
-        </w:tc>
-        <w:tc>
-          <w:tcPr>
-            <w:tcW w:type="dxa" w:w="3360"/>
-            <w:shd w:fill="FFFFFF"/>
-          </w:tcPr>
-          <w:p>
-            <w:pPr>
-              <w:jc w:val="left"/>
-            </w:pPr>
-            <w:r>
-              <w:rPr>
-                <w:rFonts w:ascii="Calibri" w:hAnsi="Calibri"/>
-                <w:sz w:val="18"/>
-              </w:rPr>
-              <w:t>Bucket 50: [1238698 - 1265284]</w:t>
+              <w:t>1266561</w:t>
+            </w:r>
+          </w:p>
+        </w:tc>
+        <w:tc>
+          <w:tcPr>
+            <w:tcW w:type="dxa" w:w="3360"/>
+            <w:shd w:fill="FFFFFF"/>
+          </w:tcPr>
+          <w:p>
+            <w:pPr>
+              <w:jc w:val="left"/>
+            </w:pPr>
+            <w:r>
+              <w:rPr>
+                <w:rFonts w:ascii="Calibri" w:hAnsi="Calibri"/>
+                <w:sz w:val="18"/>
+              </w:rPr>
+              <w:t>Bucket 50: [1241261 - 1266561]</w:t>
             </w:r>
           </w:p>
         </w:tc>
@@ -4723,7 +4723,7 @@
                 <w:rFonts w:ascii="Calibri" w:hAnsi="Calibri"/>
                 <w:sz w:val="18"/>
               </w:rPr>
-              <w:t>1289292</w:t>
+              <w:t>1291888</w:t>
             </w:r>
           </w:p>
         </w:tc>
@@ -4741,7 +4741,7 @@
                 <w:rFonts w:ascii="Calibri" w:hAnsi="Calibri"/>
                 <w:sz w:val="18"/>
               </w:rPr>
-              <w:t>Bucket 51: [1265284 - 1289292]</w:t>
+              <w:t>Bucket 51: [1266561 - 1291888]</w:t>
             </w:r>
           </w:p>
         </w:tc>
@@ -4779,25 +4779,25 @@
                 <w:rFonts w:ascii="Calibri" w:hAnsi="Calibri"/>
                 <w:sz w:val="18"/>
               </w:rPr>
-              <w:t>1316374</w:t>
-            </w:r>
-          </w:p>
-        </w:tc>
-        <w:tc>
-          <w:tcPr>
-            <w:tcW w:type="dxa" w:w="3360"/>
-            <w:shd w:fill="FFFFFF"/>
-          </w:tcPr>
-          <w:p>
-            <w:pPr>
-              <w:jc w:val="left"/>
-            </w:pPr>
-            <w:r>
-              <w:rPr>
-                <w:rFonts w:ascii="Calibri" w:hAnsi="Calibri"/>
-                <w:sz w:val="18"/>
-              </w:rPr>
-              <w:t>Bucket 52: [1289292 - 1316374]</w:t>
+              <w:t>1318652</w:t>
+            </w:r>
+          </w:p>
+        </w:tc>
+        <w:tc>
+          <w:tcPr>
+            <w:tcW w:type="dxa" w:w="3360"/>
+            <w:shd w:fill="FFFFFF"/>
+          </w:tcPr>
+          <w:p>
+            <w:pPr>
+              <w:jc w:val="left"/>
+            </w:pPr>
+            <w:r>
+              <w:rPr>
+                <w:rFonts w:ascii="Calibri" w:hAnsi="Calibri"/>
+                <w:sz w:val="18"/>
+              </w:rPr>
+              <w:t>Bucket 52: [1291888 - 1318652]</w:t>
             </w:r>
           </w:p>
         </w:tc>
@@ -4835,7 +4835,7 @@
                 <w:rFonts w:ascii="Calibri" w:hAnsi="Calibri"/>
                 <w:sz w:val="18"/>
               </w:rPr>
-              <w:t>1341809</w:t>
+              <w:t>1343336</w:t>
             </w:r>
           </w:p>
         </w:tc>
@@ -4853,7 +4853,7 @@
                 <w:rFonts w:ascii="Calibri" w:hAnsi="Calibri"/>
                 <w:sz w:val="18"/>
               </w:rPr>
-              <w:t>Bucket 53: [1316374 - 1341809]</w:t>
+              <w:t>Bucket 53: [1318652 - 1343336]</w:t>
             </w:r>
           </w:p>
         </w:tc>
@@ -4891,25 +4891,25 @@
                 <w:rFonts w:ascii="Calibri" w:hAnsi="Calibri"/>
                 <w:sz w:val="18"/>
               </w:rPr>
-              <w:t>1368155</w:t>
-            </w:r>
-          </w:p>
-        </w:tc>
-        <w:tc>
-          <w:tcPr>
-            <w:tcW w:type="dxa" w:w="3360"/>
-            <w:shd w:fill="FFFFFF"/>
-          </w:tcPr>
-          <w:p>
-            <w:pPr>
-              <w:jc w:val="left"/>
-            </w:pPr>
-            <w:r>
-              <w:rPr>
-                <w:rFonts w:ascii="Calibri" w:hAnsi="Calibri"/>
-                <w:sz w:val="18"/>
-              </w:rPr>
-              <w:t>Bucket 54: [1341809 - 1368155]</w:t>
+              <w:t>1369813</w:t>
+            </w:r>
+          </w:p>
+        </w:tc>
+        <w:tc>
+          <w:tcPr>
+            <w:tcW w:type="dxa" w:w="3360"/>
+            <w:shd w:fill="FFFFFF"/>
+          </w:tcPr>
+          <w:p>
+            <w:pPr>
+              <w:jc w:val="left"/>
+            </w:pPr>
+            <w:r>
+              <w:rPr>
+                <w:rFonts w:ascii="Calibri" w:hAnsi="Calibri"/>
+                <w:sz w:val="18"/>
+              </w:rPr>
+              <w:t>Bucket 54: [1343336 - 1369813]</w:t>
             </w:r>
           </w:p>
         </w:tc>
@@ -4947,7 +4947,7 @@
                 <w:rFonts w:ascii="Calibri" w:hAnsi="Calibri"/>
                 <w:sz w:val="18"/>
               </w:rPr>
-              <w:t>1390856</w:t>
+              <w:t>1398034</w:t>
             </w:r>
           </w:p>
         </w:tc>
@@ -4965,7 +4965,7 @@
                 <w:rFonts w:ascii="Calibri" w:hAnsi="Calibri"/>
                 <w:sz w:val="18"/>
               </w:rPr>
-              <w:t>Bucket 55: [1368155 - 1390856]</w:t>
+              <w:t>Bucket 55: [1369813 - 1398034]</w:t>
             </w:r>
           </w:p>
         </w:tc>
@@ -5003,25 +5003,25 @@
                 <w:rFonts w:ascii="Calibri" w:hAnsi="Calibri"/>
                 <w:sz w:val="18"/>
               </w:rPr>
-              <w:t>1415494</w:t>
-            </w:r>
-          </w:p>
-        </w:tc>
-        <w:tc>
-          <w:tcPr>
-            <w:tcW w:type="dxa" w:w="3360"/>
-            <w:shd w:fill="FFFFFF"/>
-          </w:tcPr>
-          <w:p>
-            <w:pPr>
-              <w:jc w:val="left"/>
-            </w:pPr>
-            <w:r>
-              <w:rPr>
-                <w:rFonts w:ascii="Calibri" w:hAnsi="Calibri"/>
-                <w:sz w:val="18"/>
-              </w:rPr>
-              <w:t>Bucket 56: [1390856 - 1415494]</w:t>
+              <w:t>1422999</w:t>
+            </w:r>
+          </w:p>
+        </w:tc>
+        <w:tc>
+          <w:tcPr>
+            <w:tcW w:type="dxa" w:w="3360"/>
+            <w:shd w:fill="FFFFFF"/>
+          </w:tcPr>
+          <w:p>
+            <w:pPr>
+              <w:jc w:val="left"/>
+            </w:pPr>
+            <w:r>
+              <w:rPr>
+                <w:rFonts w:ascii="Calibri" w:hAnsi="Calibri"/>
+                <w:sz w:val="18"/>
+              </w:rPr>
+              <w:t>Bucket 56: [1398034 - 1422999]</w:t>
             </w:r>
           </w:p>
         </w:tc>
@@ -5059,7 +5059,7 @@
                 <w:rFonts w:ascii="Calibri" w:hAnsi="Calibri"/>
                 <w:sz w:val="18"/>
               </w:rPr>
-              <w:t>1440189</w:t>
+              <w:t>1449897</w:t>
             </w:r>
           </w:p>
         </w:tc>
@@ -5077,7 +5077,7 @@
                 <w:rFonts w:ascii="Calibri" w:hAnsi="Calibri"/>
                 <w:sz w:val="18"/>
               </w:rPr>
-              <w:t>Bucket 57: [1415494 - 1440189]</w:t>
+              <w:t>Bucket 57: [1422999 - 1449897]</w:t>
             </w:r>
           </w:p>
         </w:tc>
@@ -5115,25 +5115,25 @@
                 <w:rFonts w:ascii="Calibri" w:hAnsi="Calibri"/>
                 <w:sz w:val="18"/>
               </w:rPr>
-              <w:t>1470241</w:t>
-            </w:r>
-          </w:p>
-        </w:tc>
-        <w:tc>
-          <w:tcPr>
-            <w:tcW w:type="dxa" w:w="3360"/>
-            <w:shd w:fill="FFFFFF"/>
-          </w:tcPr>
-          <w:p>
-            <w:pPr>
-              <w:jc w:val="left"/>
-            </w:pPr>
-            <w:r>
-              <w:rPr>
-                <w:rFonts w:ascii="Calibri" w:hAnsi="Calibri"/>
-                <w:sz w:val="18"/>
-              </w:rPr>
-              <w:t>Bucket 58: [1440189 - 1470241]</w:t>
+              <w:t>1474101</w:t>
+            </w:r>
+          </w:p>
+        </w:tc>
+        <w:tc>
+          <w:tcPr>
+            <w:tcW w:type="dxa" w:w="3360"/>
+            <w:shd w:fill="FFFFFF"/>
+          </w:tcPr>
+          <w:p>
+            <w:pPr>
+              <w:jc w:val="left"/>
+            </w:pPr>
+            <w:r>
+              <w:rPr>
+                <w:rFonts w:ascii="Calibri" w:hAnsi="Calibri"/>
+                <w:sz w:val="18"/>
+              </w:rPr>
+              <w:t>Bucket 58: [1449897 - 1474101]</w:t>
             </w:r>
           </w:p>
         </w:tc>
@@ -5171,7 +5171,7 @@
                 <w:rFonts w:ascii="Calibri" w:hAnsi="Calibri"/>
                 <w:sz w:val="18"/>
               </w:rPr>
-              <w:t>1495070</w:t>
+              <w:t>1497897</w:t>
             </w:r>
           </w:p>
         </w:tc>
@@ -5189,7 +5189,7 @@
                 <w:rFonts w:ascii="Calibri" w:hAnsi="Calibri"/>
                 <w:sz w:val="18"/>
               </w:rPr>
-              <w:t>Bucket 59: [1470241 - 1495070]</w:t>
+              <w:t>Bucket 59: [1474101 - 1497897]</w:t>
             </w:r>
           </w:p>
         </w:tc>
@@ -5227,25 +5227,25 @@
                 <w:rFonts w:ascii="Calibri" w:hAnsi="Calibri"/>
                 <w:sz w:val="18"/>
               </w:rPr>
-              <w:t>1521219</w:t>
-            </w:r>
-          </w:p>
-        </w:tc>
-        <w:tc>
-          <w:tcPr>
-            <w:tcW w:type="dxa" w:w="3360"/>
-            <w:shd w:fill="FFFFFF"/>
-          </w:tcPr>
-          <w:p>
-            <w:pPr>
-              <w:jc w:val="left"/>
-            </w:pPr>
-            <w:r>
-              <w:rPr>
-                <w:rFonts w:ascii="Calibri" w:hAnsi="Calibri"/>
-                <w:sz w:val="18"/>
-              </w:rPr>
-              <w:t>Bucket 60: [1495070 - 1521219]</w:t>
+              <w:t>1522641</w:t>
+            </w:r>
+          </w:p>
+        </w:tc>
+        <w:tc>
+          <w:tcPr>
+            <w:tcW w:type="dxa" w:w="3360"/>
+            <w:shd w:fill="FFFFFF"/>
+          </w:tcPr>
+          <w:p>
+            <w:pPr>
+              <w:jc w:val="left"/>
+            </w:pPr>
+            <w:r>
+              <w:rPr>
+                <w:rFonts w:ascii="Calibri" w:hAnsi="Calibri"/>
+                <w:sz w:val="18"/>
+              </w:rPr>
+              <w:t>Bucket 60: [1497897 - 1522641]</w:t>
             </w:r>
           </w:p>
         </w:tc>
@@ -5283,7 +5283,7 @@
                 <w:rFonts w:ascii="Calibri" w:hAnsi="Calibri"/>
                 <w:sz w:val="18"/>
               </w:rPr>
-              <w:t>1548321</w:t>
+              <w:t>1546054</w:t>
             </w:r>
           </w:p>
         </w:tc>
@@ -5301,7 +5301,7 @@
                 <w:rFonts w:ascii="Calibri" w:hAnsi="Calibri"/>
                 <w:sz w:val="18"/>
               </w:rPr>
-              <w:t>Bucket 61: [1521219 - 1548321]</w:t>
+              <w:t>Bucket 61: [1522641 - 1546054]</w:t>
             </w:r>
           </w:p>
         </w:tc>
@@ -5339,25 +5339,25 @@
                 <w:rFonts w:ascii="Calibri" w:hAnsi="Calibri"/>
                 <w:sz w:val="18"/>
               </w:rPr>
-              <w:t>1573875</w:t>
-            </w:r>
-          </w:p>
-        </w:tc>
-        <w:tc>
-          <w:tcPr>
-            <w:tcW w:type="dxa" w:w="3360"/>
-            <w:shd w:fill="FFFFFF"/>
-          </w:tcPr>
-          <w:p>
-            <w:pPr>
-              <w:jc w:val="left"/>
-            </w:pPr>
-            <w:r>
-              <w:rPr>
-                <w:rFonts w:ascii="Calibri" w:hAnsi="Calibri"/>
-                <w:sz w:val="18"/>
-              </w:rPr>
-              <w:t>Bucket 62: [1548321 - 1573875]</w:t>
+              <w:t>1569842</w:t>
+            </w:r>
+          </w:p>
+        </w:tc>
+        <w:tc>
+          <w:tcPr>
+            <w:tcW w:type="dxa" w:w="3360"/>
+            <w:shd w:fill="FFFFFF"/>
+          </w:tcPr>
+          <w:p>
+            <w:pPr>
+              <w:jc w:val="left"/>
+            </w:pPr>
+            <w:r>
+              <w:rPr>
+                <w:rFonts w:ascii="Calibri" w:hAnsi="Calibri"/>
+                <w:sz w:val="18"/>
+              </w:rPr>
+              <w:t>Bucket 62: [1546054 - 1569842]</w:t>
             </w:r>
           </w:p>
         </w:tc>
@@ -5395,7 +5395,7 @@
                 <w:rFonts w:ascii="Calibri" w:hAnsi="Calibri"/>
                 <w:sz w:val="18"/>
               </w:rPr>
-              <w:t>1601158</w:t>
+              <w:t>1597944</w:t>
             </w:r>
           </w:p>
         </w:tc>
@@ -5413,7 +5413,7 @@
                 <w:rFonts w:ascii="Calibri" w:hAnsi="Calibri"/>
                 <w:sz w:val="18"/>
               </w:rPr>
-              <w:t>Bucket 63: [1573875 - 1601158]</w:t>
+              <w:t>Bucket 63: [1569842 - 1597944]</w:t>
             </w:r>
           </w:p>
         </w:tc>
@@ -5451,25 +5451,25 @@
                 <w:rFonts w:ascii="Calibri" w:hAnsi="Calibri"/>
                 <w:sz w:val="18"/>
               </w:rPr>
-              <w:t>1626461</w:t>
-            </w:r>
-          </w:p>
-        </w:tc>
-        <w:tc>
-          <w:tcPr>
-            <w:tcW w:type="dxa" w:w="3360"/>
-            <w:shd w:fill="FFFFFF"/>
-          </w:tcPr>
-          <w:p>
-            <w:pPr>
-              <w:jc w:val="left"/>
-            </w:pPr>
-            <w:r>
-              <w:rPr>
-                <w:rFonts w:ascii="Calibri" w:hAnsi="Calibri"/>
-                <w:sz w:val="18"/>
-              </w:rPr>
-              <w:t>Bucket 64: [1601158 - 1626461]</w:t>
+              <w:t>1624272</w:t>
+            </w:r>
+          </w:p>
+        </w:tc>
+        <w:tc>
+          <w:tcPr>
+            <w:tcW w:type="dxa" w:w="3360"/>
+            <w:shd w:fill="FFFFFF"/>
+          </w:tcPr>
+          <w:p>
+            <w:pPr>
+              <w:jc w:val="left"/>
+            </w:pPr>
+            <w:r>
+              <w:rPr>
+                <w:rFonts w:ascii="Calibri" w:hAnsi="Calibri"/>
+                <w:sz w:val="18"/>
+              </w:rPr>
+              <w:t>Bucket 64: [1597944 - 1624272]</w:t>
             </w:r>
           </w:p>
         </w:tc>
@@ -5507,7 +5507,7 @@
                 <w:rFonts w:ascii="Calibri" w:hAnsi="Calibri"/>
                 <w:sz w:val="18"/>
               </w:rPr>
-              <w:t>1651255</w:t>
+              <w:t>1649906</w:t>
             </w:r>
           </w:p>
         </w:tc>
@@ -5525,7 +5525,7 @@
                 <w:rFonts w:ascii="Calibri" w:hAnsi="Calibri"/>
                 <w:sz w:val="18"/>
               </w:rPr>
-              <w:t>Bucket 65: [1626461 - 1651255]</w:t>
+              <w:t>Bucket 65: [1624272 - 1649906]</w:t>
             </w:r>
           </w:p>
         </w:tc>
@@ -5563,25 +5563,25 @@
                 <w:rFonts w:ascii="Calibri" w:hAnsi="Calibri"/>
                 <w:sz w:val="18"/>
               </w:rPr>
-              <w:t>1676102</w:t>
-            </w:r>
-          </w:p>
-        </w:tc>
-        <w:tc>
-          <w:tcPr>
-            <w:tcW w:type="dxa" w:w="3360"/>
-            <w:shd w:fill="FFFFFF"/>
-          </w:tcPr>
-          <w:p>
-            <w:pPr>
-              <w:jc w:val="left"/>
-            </w:pPr>
-            <w:r>
-              <w:rPr>
-                <w:rFonts w:ascii="Calibri" w:hAnsi="Calibri"/>
-                <w:sz w:val="18"/>
-              </w:rPr>
-              <w:t>Bucket 66: [1651255 - 1676102]</w:t>
+              <w:t>1677958</w:t>
+            </w:r>
+          </w:p>
+        </w:tc>
+        <w:tc>
+          <w:tcPr>
+            <w:tcW w:type="dxa" w:w="3360"/>
+            <w:shd w:fill="FFFFFF"/>
+          </w:tcPr>
+          <w:p>
+            <w:pPr>
+              <w:jc w:val="left"/>
+            </w:pPr>
+            <w:r>
+              <w:rPr>
+                <w:rFonts w:ascii="Calibri" w:hAnsi="Calibri"/>
+                <w:sz w:val="18"/>
+              </w:rPr>
+              <w:t>Bucket 66: [1649906 - 1677958]</w:t>
             </w:r>
           </w:p>
         </w:tc>
@@ -5619,7 +5619,7 @@
                 <w:rFonts w:ascii="Calibri" w:hAnsi="Calibri"/>
                 <w:sz w:val="18"/>
               </w:rPr>
-              <w:t>1699392</w:t>
+              <w:t>1702991</w:t>
             </w:r>
           </w:p>
         </w:tc>
@@ -5637,7 +5637,7 @@
                 <w:rFonts w:ascii="Calibri" w:hAnsi="Calibri"/>
                 <w:sz w:val="18"/>
               </w:rPr>
-              <w:t>Bucket 67: [1676102 - 1699392]</w:t>
+              <w:t>Bucket 67: [1677958 - 1702991]</w:t>
             </w:r>
           </w:p>
         </w:tc>
@@ -5675,25 +5675,25 @@
                 <w:rFonts w:ascii="Calibri" w:hAnsi="Calibri"/>
                 <w:sz w:val="18"/>
               </w:rPr>
-              <w:t>1723296</w:t>
-            </w:r>
-          </w:p>
-        </w:tc>
-        <w:tc>
-          <w:tcPr>
-            <w:tcW w:type="dxa" w:w="3360"/>
-            <w:shd w:fill="FFFFFF"/>
-          </w:tcPr>
-          <w:p>
-            <w:pPr>
-              <w:jc w:val="left"/>
-            </w:pPr>
-            <w:r>
-              <w:rPr>
-                <w:rFonts w:ascii="Calibri" w:hAnsi="Calibri"/>
-                <w:sz w:val="18"/>
-              </w:rPr>
-              <w:t>Bucket 68: [1699392 - 1723296]</w:t>
+              <w:t>1726251</w:t>
+            </w:r>
+          </w:p>
+        </w:tc>
+        <w:tc>
+          <w:tcPr>
+            <w:tcW w:type="dxa" w:w="3360"/>
+            <w:shd w:fill="FFFFFF"/>
+          </w:tcPr>
+          <w:p>
+            <w:pPr>
+              <w:jc w:val="left"/>
+            </w:pPr>
+            <w:r>
+              <w:rPr>
+                <w:rFonts w:ascii="Calibri" w:hAnsi="Calibri"/>
+                <w:sz w:val="18"/>
+              </w:rPr>
+              <w:t>Bucket 68: [1702991 - 1726251]</w:t>
             </w:r>
           </w:p>
         </w:tc>
@@ -5731,7 +5731,7 @@
                 <w:rFonts w:ascii="Calibri" w:hAnsi="Calibri"/>
                 <w:sz w:val="18"/>
               </w:rPr>
-              <w:t>1748662</w:t>
+              <w:t>1752554</w:t>
             </w:r>
           </w:p>
         </w:tc>
@@ -5749,7 +5749,7 @@
                 <w:rFonts w:ascii="Calibri" w:hAnsi="Calibri"/>
                 <w:sz w:val="18"/>
               </w:rPr>
-              <w:t>Bucket 69: [1723296 - 1748662]</w:t>
+              <w:t>Bucket 69: [1726251 - 1752554]</w:t>
             </w:r>
           </w:p>
         </w:tc>
@@ -5787,25 +5787,25 @@
                 <w:rFonts w:ascii="Calibri" w:hAnsi="Calibri"/>
                 <w:sz w:val="18"/>
               </w:rPr>
-              <w:t>1775889</w:t>
-            </w:r>
-          </w:p>
-        </w:tc>
-        <w:tc>
-          <w:tcPr>
-            <w:tcW w:type="dxa" w:w="3360"/>
-            <w:shd w:fill="FFFFFF"/>
-          </w:tcPr>
-          <w:p>
-            <w:pPr>
-              <w:jc w:val="left"/>
-            </w:pPr>
-            <w:r>
-              <w:rPr>
-                <w:rFonts w:ascii="Calibri" w:hAnsi="Calibri"/>
-                <w:sz w:val="18"/>
-              </w:rPr>
-              <w:t>Bucket 70: [1748662 - 1775889]</w:t>
+              <w:t>1778916</w:t>
+            </w:r>
+          </w:p>
+        </w:tc>
+        <w:tc>
+          <w:tcPr>
+            <w:tcW w:type="dxa" w:w="3360"/>
+            <w:shd w:fill="FFFFFF"/>
+          </w:tcPr>
+          <w:p>
+            <w:pPr>
+              <w:jc w:val="left"/>
+            </w:pPr>
+            <w:r>
+              <w:rPr>
+                <w:rFonts w:ascii="Calibri" w:hAnsi="Calibri"/>
+                <w:sz w:val="18"/>
+              </w:rPr>
+              <w:t>Bucket 70: [1752554 - 1778916]</w:t>
             </w:r>
           </w:p>
         </w:tc>
@@ -5843,7 +5843,7 @@
                 <w:rFonts w:ascii="Calibri" w:hAnsi="Calibri"/>
                 <w:sz w:val="18"/>
               </w:rPr>
-              <w:t>1803023</w:t>
+              <w:t>1807938</w:t>
             </w:r>
           </w:p>
         </w:tc>
@@ -5861,7 +5861,7 @@
                 <w:rFonts w:ascii="Calibri" w:hAnsi="Calibri"/>
                 <w:sz w:val="18"/>
               </w:rPr>
-              <w:t>Bucket 71: [1775889 - 1803023]</w:t>
+              <w:t>Bucket 71: [1778916 - 1807938]</w:t>
             </w:r>
           </w:p>
         </w:tc>
@@ -5899,25 +5899,25 @@
                 <w:rFonts w:ascii="Calibri" w:hAnsi="Calibri"/>
                 <w:sz w:val="18"/>
               </w:rPr>
-              <w:t>1829223</w:t>
-            </w:r>
-          </w:p>
-        </w:tc>
-        <w:tc>
-          <w:tcPr>
-            <w:tcW w:type="dxa" w:w="3360"/>
-            <w:shd w:fill="FFFFFF"/>
-          </w:tcPr>
-          <w:p>
-            <w:pPr>
-              <w:jc w:val="left"/>
-            </w:pPr>
-            <w:r>
-              <w:rPr>
-                <w:rFonts w:ascii="Calibri" w:hAnsi="Calibri"/>
-                <w:sz w:val="18"/>
-              </w:rPr>
-              <w:t>Bucket 72: [1803023 - 1829223]</w:t>
+              <w:t>1832794</w:t>
+            </w:r>
+          </w:p>
+        </w:tc>
+        <w:tc>
+          <w:tcPr>
+            <w:tcW w:type="dxa" w:w="3360"/>
+            <w:shd w:fill="FFFFFF"/>
+          </w:tcPr>
+          <w:p>
+            <w:pPr>
+              <w:jc w:val="left"/>
+            </w:pPr>
+            <w:r>
+              <w:rPr>
+                <w:rFonts w:ascii="Calibri" w:hAnsi="Calibri"/>
+                <w:sz w:val="18"/>
+              </w:rPr>
+              <w:t>Bucket 72: [1807938 - 1832794]</w:t>
             </w:r>
           </w:p>
         </w:tc>
@@ -5955,7 +5955,7 @@
                 <w:rFonts w:ascii="Calibri" w:hAnsi="Calibri"/>
                 <w:sz w:val="18"/>
               </w:rPr>
-              <w:t>1857858</w:t>
+              <w:t>1857494</w:t>
             </w:r>
           </w:p>
         </w:tc>
@@ -5973,7 +5973,7 @@
                 <w:rFonts w:ascii="Calibri" w:hAnsi="Calibri"/>
                 <w:sz w:val="18"/>
               </w:rPr>
-              <w:t>Bucket 73: [1829223 - 1857858]</w:t>
+              <w:t>Bucket 73: [1832794 - 1857494]</w:t>
             </w:r>
           </w:p>
         </w:tc>
@@ -6011,25 +6011,25 @@
                 <w:rFonts w:ascii="Calibri" w:hAnsi="Calibri"/>
                 <w:sz w:val="18"/>
               </w:rPr>
-              <w:t>1881086</w:t>
-            </w:r>
-          </w:p>
-        </w:tc>
-        <w:tc>
-          <w:tcPr>
-            <w:tcW w:type="dxa" w:w="3360"/>
-            <w:shd w:fill="FFFFFF"/>
-          </w:tcPr>
-          <w:p>
-            <w:pPr>
-              <w:jc w:val="left"/>
-            </w:pPr>
-            <w:r>
-              <w:rPr>
-                <w:rFonts w:ascii="Calibri" w:hAnsi="Calibri"/>
-                <w:sz w:val="18"/>
-              </w:rPr>
-              <w:t>Bucket 74: [1857858 - 1881086]</w:t>
+              <w:t>1883037</w:t>
+            </w:r>
+          </w:p>
+        </w:tc>
+        <w:tc>
+          <w:tcPr>
+            <w:tcW w:type="dxa" w:w="3360"/>
+            <w:shd w:fill="FFFFFF"/>
+          </w:tcPr>
+          <w:p>
+            <w:pPr>
+              <w:jc w:val="left"/>
+            </w:pPr>
+            <w:r>
+              <w:rPr>
+                <w:rFonts w:ascii="Calibri" w:hAnsi="Calibri"/>
+                <w:sz w:val="18"/>
+              </w:rPr>
+              <w:t>Bucket 74: [1857494 - 1883037]</w:t>
             </w:r>
           </w:p>
         </w:tc>
@@ -6067,7 +6067,7 @@
                 <w:rFonts w:ascii="Calibri" w:hAnsi="Calibri"/>
                 <w:sz w:val="18"/>
               </w:rPr>
-              <w:t>1903361</w:t>
+              <w:t>1909532</w:t>
             </w:r>
           </w:p>
         </w:tc>
@@ -6085,7 +6085,7 @@
                 <w:rFonts w:ascii="Calibri" w:hAnsi="Calibri"/>
                 <w:sz w:val="18"/>
               </w:rPr>
-              <w:t>Bucket 75: [1881086 - 1903361]</w:t>
+              <w:t>Bucket 75: [1883037 - 1909532]</w:t>
             </w:r>
           </w:p>
         </w:tc>
@@ -6123,25 +6123,25 @@
                 <w:rFonts w:ascii="Calibri" w:hAnsi="Calibri"/>
                 <w:sz w:val="18"/>
               </w:rPr>
-              <w:t>1927998</w:t>
-            </w:r>
-          </w:p>
-        </w:tc>
-        <w:tc>
-          <w:tcPr>
-            <w:tcW w:type="dxa" w:w="3360"/>
-            <w:shd w:fill="FFFFFF"/>
-          </w:tcPr>
-          <w:p>
-            <w:pPr>
-              <w:jc w:val="left"/>
-            </w:pPr>
-            <w:r>
-              <w:rPr>
-                <w:rFonts w:ascii="Calibri" w:hAnsi="Calibri"/>
-                <w:sz w:val="18"/>
-              </w:rPr>
-              <w:t>Bucket 76: [1903361 - 1927998]</w:t>
+              <w:t>1934685</w:t>
+            </w:r>
+          </w:p>
+        </w:tc>
+        <w:tc>
+          <w:tcPr>
+            <w:tcW w:type="dxa" w:w="3360"/>
+            <w:shd w:fill="FFFFFF"/>
+          </w:tcPr>
+          <w:p>
+            <w:pPr>
+              <w:jc w:val="left"/>
+            </w:pPr>
+            <w:r>
+              <w:rPr>
+                <w:rFonts w:ascii="Calibri" w:hAnsi="Calibri"/>
+                <w:sz w:val="18"/>
+              </w:rPr>
+              <w:t>Bucket 76: [1909532 - 1934685]</w:t>
             </w:r>
           </w:p>
         </w:tc>
@@ -6179,7 +6179,7 @@
                 <w:rFonts w:ascii="Calibri" w:hAnsi="Calibri"/>
                 <w:sz w:val="18"/>
               </w:rPr>
-              <w:t>1951928</w:t>
+              <w:t>1958564</w:t>
             </w:r>
           </w:p>
         </w:tc>
@@ -6197,7 +6197,7 @@
                 <w:rFonts w:ascii="Calibri" w:hAnsi="Calibri"/>
                 <w:sz w:val="18"/>
               </w:rPr>
-              <w:t>Bucket 77: [1927998 - 1951928]</w:t>
+              <w:t>Bucket 77: [1934685 - 1958564]</w:t>
             </w:r>
           </w:p>
         </w:tc>
@@ -6235,25 +6235,25 @@
                 <w:rFonts w:ascii="Calibri" w:hAnsi="Calibri"/>
                 <w:sz w:val="18"/>
               </w:rPr>
-              <w:t>1976104</w:t>
-            </w:r>
-          </w:p>
-        </w:tc>
-        <w:tc>
-          <w:tcPr>
-            <w:tcW w:type="dxa" w:w="3360"/>
-            <w:shd w:fill="FFFFFF"/>
-          </w:tcPr>
-          <w:p>
-            <w:pPr>
-              <w:jc w:val="left"/>
-            </w:pPr>
-            <w:r>
-              <w:rPr>
-                <w:rFonts w:ascii="Calibri" w:hAnsi="Calibri"/>
-                <w:sz w:val="18"/>
-              </w:rPr>
-              <w:t>Bucket 78: [1951928 - 1976104]</w:t>
+              <w:t>1982713</w:t>
+            </w:r>
+          </w:p>
+        </w:tc>
+        <w:tc>
+          <w:tcPr>
+            <w:tcW w:type="dxa" w:w="3360"/>
+            <w:shd w:fill="FFFFFF"/>
+          </w:tcPr>
+          <w:p>
+            <w:pPr>
+              <w:jc w:val="left"/>
+            </w:pPr>
+            <w:r>
+              <w:rPr>
+                <w:rFonts w:ascii="Calibri" w:hAnsi="Calibri"/>
+                <w:sz w:val="18"/>
+              </w:rPr>
+              <w:t>Bucket 78: [1958564 - 1982713]</w:t>
             </w:r>
           </w:p>
         </w:tc>
@@ -6291,7 +6291,7 @@
                 <w:rFonts w:ascii="Calibri" w:hAnsi="Calibri"/>
                 <w:sz w:val="18"/>
               </w:rPr>
-              <w:t>1999905</w:t>
+              <w:t>2006262</w:t>
             </w:r>
           </w:p>
         </w:tc>
@@ -6309,7 +6309,7 @@
                 <w:rFonts w:ascii="Calibri" w:hAnsi="Calibri"/>
                 <w:sz w:val="18"/>
               </w:rPr>
-              <w:t>Bucket 79: [1976104 - 1999905]</w:t>
+              <w:t>Bucket 79: [1982713 - 2006262]</w:t>
             </w:r>
           </w:p>
         </w:tc>
@@ -6347,25 +6347,25 @@
                 <w:rFonts w:ascii="Calibri" w:hAnsi="Calibri"/>
                 <w:sz w:val="18"/>
               </w:rPr>
-              <w:t>2024316</w:t>
-            </w:r>
-          </w:p>
-        </w:tc>
-        <w:tc>
-          <w:tcPr>
-            <w:tcW w:type="dxa" w:w="3360"/>
-            <w:shd w:fill="FFFFFF"/>
-          </w:tcPr>
-          <w:p>
-            <w:pPr>
-              <w:jc w:val="left"/>
-            </w:pPr>
-            <w:r>
-              <w:rPr>
-                <w:rFonts w:ascii="Calibri" w:hAnsi="Calibri"/>
-                <w:sz w:val="18"/>
-              </w:rPr>
-              <w:t>Bucket 80: [1999905 - 2024316]</w:t>
+              <w:t>2030390</w:t>
+            </w:r>
+          </w:p>
+        </w:tc>
+        <w:tc>
+          <w:tcPr>
+            <w:tcW w:type="dxa" w:w="3360"/>
+            <w:shd w:fill="FFFFFF"/>
+          </w:tcPr>
+          <w:p>
+            <w:pPr>
+              <w:jc w:val="left"/>
+            </w:pPr>
+            <w:r>
+              <w:rPr>
+                <w:rFonts w:ascii="Calibri" w:hAnsi="Calibri"/>
+                <w:sz w:val="18"/>
+              </w:rPr>
+              <w:t>Bucket 80: [2006262 - 2030390]</w:t>
             </w:r>
           </w:p>
         </w:tc>
@@ -6403,7 +6403,7 @@
                 <w:rFonts w:ascii="Calibri" w:hAnsi="Calibri"/>
                 <w:sz w:val="18"/>
               </w:rPr>
-              <w:t>2049744</w:t>
+              <w:t>2056098</w:t>
             </w:r>
           </w:p>
         </w:tc>
@@ -6421,7 +6421,7 @@
                 <w:rFonts w:ascii="Calibri" w:hAnsi="Calibri"/>
                 <w:sz w:val="18"/>
               </w:rPr>
-              <w:t>Bucket 81: [2024316 - 2049744]</w:t>
+              <w:t>Bucket 81: [2030390 - 2056098]</w:t>
             </w:r>
           </w:p>
         </w:tc>
@@ -6459,25 +6459,25 @@
                 <w:rFonts w:ascii="Calibri" w:hAnsi="Calibri"/>
                 <w:sz w:val="18"/>
               </w:rPr>
-              <w:t>2074672</w:t>
-            </w:r>
-          </w:p>
-        </w:tc>
-        <w:tc>
-          <w:tcPr>
-            <w:tcW w:type="dxa" w:w="3360"/>
-            <w:shd w:fill="FFFFFF"/>
-          </w:tcPr>
-          <w:p>
-            <w:pPr>
-              <w:jc w:val="left"/>
-            </w:pPr>
-            <w:r>
-              <w:rPr>
-                <w:rFonts w:ascii="Calibri" w:hAnsi="Calibri"/>
-                <w:sz w:val="18"/>
-              </w:rPr>
-              <w:t>Bucket 82: [2049744 - 2074672]</w:t>
+              <w:t>2081337</w:t>
+            </w:r>
+          </w:p>
+        </w:tc>
+        <w:tc>
+          <w:tcPr>
+            <w:tcW w:type="dxa" w:w="3360"/>
+            <w:shd w:fill="FFFFFF"/>
+          </w:tcPr>
+          <w:p>
+            <w:pPr>
+              <w:jc w:val="left"/>
+            </w:pPr>
+            <w:r>
+              <w:rPr>
+                <w:rFonts w:ascii="Calibri" w:hAnsi="Calibri"/>
+                <w:sz w:val="18"/>
+              </w:rPr>
+              <w:t>Bucket 82: [2056098 - 2081337]</w:t>
             </w:r>
           </w:p>
         </w:tc>
@@ -6515,7 +6515,7 @@
                 <w:rFonts w:ascii="Calibri" w:hAnsi="Calibri"/>
                 <w:sz w:val="18"/>
               </w:rPr>
-              <w:t>2100120</w:t>
+              <w:t>2105688</w:t>
             </w:r>
           </w:p>
         </w:tc>
@@ -6533,7 +6533,7 @@
                 <w:rFonts w:ascii="Calibri" w:hAnsi="Calibri"/>
                 <w:sz w:val="18"/>
               </w:rPr>
-              <w:t>Bucket 83: [2074672 - 2100120]</w:t>
+              <w:t>Bucket 83: [2081337 - 2105688]</w:t>
             </w:r>
           </w:p>
         </w:tc>
@@ -6571,25 +6571,25 @@
                 <w:rFonts w:ascii="Calibri" w:hAnsi="Calibri"/>
                 <w:sz w:val="18"/>
               </w:rPr>
-              <w:t>2124364</w:t>
-            </w:r>
-          </w:p>
-        </w:tc>
-        <w:tc>
-          <w:tcPr>
-            <w:tcW w:type="dxa" w:w="3360"/>
-            <w:shd w:fill="FFFFFF"/>
-          </w:tcPr>
-          <w:p>
-            <w:pPr>
-              <w:jc w:val="left"/>
-            </w:pPr>
-            <w:r>
-              <w:rPr>
-                <w:rFonts w:ascii="Calibri" w:hAnsi="Calibri"/>
-                <w:sz w:val="18"/>
-              </w:rPr>
-              <w:t>Bucket 84: [2100120 - 2124364]</w:t>
+              <w:t>2129827</w:t>
+            </w:r>
+          </w:p>
+        </w:tc>
+        <w:tc>
+          <w:tcPr>
+            <w:tcW w:type="dxa" w:w="3360"/>
+            <w:shd w:fill="FFFFFF"/>
+          </w:tcPr>
+          <w:p>
+            <w:pPr>
+              <w:jc w:val="left"/>
+            </w:pPr>
+            <w:r>
+              <w:rPr>
+                <w:rFonts w:ascii="Calibri" w:hAnsi="Calibri"/>
+                <w:sz w:val="18"/>
+              </w:rPr>
+              <w:t>Bucket 84: [2105688 - 2129827]</w:t>
             </w:r>
           </w:p>
         </w:tc>
@@ -6627,7 +6627,7 @@
                 <w:rFonts w:ascii="Calibri" w:hAnsi="Calibri"/>
                 <w:sz w:val="18"/>
               </w:rPr>
-              <w:t>2150361</w:t>
+              <w:t>2152469</w:t>
             </w:r>
           </w:p>
         </w:tc>
@@ -6645,7 +6645,7 @@
                 <w:rFonts w:ascii="Calibri" w:hAnsi="Calibri"/>
                 <w:sz w:val="18"/>
               </w:rPr>
-              <w:t>Bucket 85: [2124364 - 2150361]</w:t>
+              <w:t>Bucket 85: [2129827 - 2152469]</w:t>
             </w:r>
           </w:p>
         </w:tc>
@@ -6683,25 +6683,25 @@
                 <w:rFonts w:ascii="Calibri" w:hAnsi="Calibri"/>
                 <w:sz w:val="18"/>
               </w:rPr>
-              <w:t>2173917</w:t>
-            </w:r>
-          </w:p>
-        </w:tc>
-        <w:tc>
-          <w:tcPr>
-            <w:tcW w:type="dxa" w:w="3360"/>
-            <w:shd w:fill="FFFFFF"/>
-          </w:tcPr>
-          <w:p>
-            <w:pPr>
-              <w:jc w:val="left"/>
-            </w:pPr>
-            <w:r>
-              <w:rPr>
-                <w:rFonts w:ascii="Calibri" w:hAnsi="Calibri"/>
-                <w:sz w:val="18"/>
-              </w:rPr>
-              <w:t>Bucket 86: [2150361 - 2173917]</w:t>
+              <w:t>2176821</w:t>
+            </w:r>
+          </w:p>
+        </w:tc>
+        <w:tc>
+          <w:tcPr>
+            <w:tcW w:type="dxa" w:w="3360"/>
+            <w:shd w:fill="FFFFFF"/>
+          </w:tcPr>
+          <w:p>
+            <w:pPr>
+              <w:jc w:val="left"/>
+            </w:pPr>
+            <w:r>
+              <w:rPr>
+                <w:rFonts w:ascii="Calibri" w:hAnsi="Calibri"/>
+                <w:sz w:val="18"/>
+              </w:rPr>
+              <w:t>Bucket 86: [2152469 - 2176821]</w:t>
             </w:r>
           </w:p>
         </w:tc>
@@ -6739,7 +6739,7 @@
                 <w:rFonts w:ascii="Calibri" w:hAnsi="Calibri"/>
                 <w:sz w:val="18"/>
               </w:rPr>
-              <w:t>2197820</w:t>
+              <w:t>2200577</w:t>
             </w:r>
           </w:p>
         </w:tc>
@@ -6757,7 +6757,7 @@
                 <w:rFonts w:ascii="Calibri" w:hAnsi="Calibri"/>
                 <w:sz w:val="18"/>
               </w:rPr>
-              <w:t>Bucket 87: [2173917 - 2197820]</w:t>
+              <w:t>Bucket 87: [2176821 - 2200577]</w:t>
             </w:r>
           </w:p>
         </w:tc>
@@ -6795,25 +6795,25 @@
                 <w:rFonts w:ascii="Calibri" w:hAnsi="Calibri"/>
                 <w:sz w:val="18"/>
               </w:rPr>
-              <w:t>2221024</w:t>
-            </w:r>
-          </w:p>
-        </w:tc>
-        <w:tc>
-          <w:tcPr>
-            <w:tcW w:type="dxa" w:w="3360"/>
-            <w:shd w:fill="FFFFFF"/>
-          </w:tcPr>
-          <w:p>
-            <w:pPr>
-              <w:jc w:val="left"/>
-            </w:pPr>
-            <w:r>
-              <w:rPr>
-                <w:rFonts w:ascii="Calibri" w:hAnsi="Calibri"/>
-                <w:sz w:val="18"/>
-              </w:rPr>
-              <w:t>Bucket 88: [2197820 - 2221024]</w:t>
+              <w:t>2228756</w:t>
+            </w:r>
+          </w:p>
+        </w:tc>
+        <w:tc>
+          <w:tcPr>
+            <w:tcW w:type="dxa" w:w="3360"/>
+            <w:shd w:fill="FFFFFF"/>
+          </w:tcPr>
+          <w:p>
+            <w:pPr>
+              <w:jc w:val="left"/>
+            </w:pPr>
+            <w:r>
+              <w:rPr>
+                <w:rFonts w:ascii="Calibri" w:hAnsi="Calibri"/>
+                <w:sz w:val="18"/>
+              </w:rPr>
+              <w:t>Bucket 88: [2200577 - 2228756]</w:t>
             </w:r>
           </w:p>
         </w:tc>
@@ -6851,7 +6851,7 @@
                 <w:rFonts w:ascii="Calibri" w:hAnsi="Calibri"/>
                 <w:sz w:val="18"/>
               </w:rPr>
-              <w:t>2245759</w:t>
+              <w:t>2252971</w:t>
             </w:r>
           </w:p>
         </w:tc>
@@ -6869,7 +6869,7 @@
                 <w:rFonts w:ascii="Calibri" w:hAnsi="Calibri"/>
                 <w:sz w:val="18"/>
               </w:rPr>
-              <w:t>Bucket 89: [2221024 - 2245759]</w:t>
+              <w:t>Bucket 89: [2228756 - 2252971]</w:t>
             </w:r>
           </w:p>
         </w:tc>
@@ -6907,25 +6907,25 @@
                 <w:rFonts w:ascii="Calibri" w:hAnsi="Calibri"/>
                 <w:sz w:val="18"/>
               </w:rPr>
-              <w:t>2270744</w:t>
-            </w:r>
-          </w:p>
-        </w:tc>
-        <w:tc>
-          <w:tcPr>
-            <w:tcW w:type="dxa" w:w="3360"/>
-            <w:shd w:fill="FFFFFF"/>
-          </w:tcPr>
-          <w:p>
-            <w:pPr>
-              <w:jc w:val="left"/>
-            </w:pPr>
-            <w:r>
-              <w:rPr>
-                <w:rFonts w:ascii="Calibri" w:hAnsi="Calibri"/>
-                <w:sz w:val="18"/>
-              </w:rPr>
-              <w:t>Bucket 90: [2245759 - 2270744]</w:t>
+              <w:t>2278837</w:t>
+            </w:r>
+          </w:p>
+        </w:tc>
+        <w:tc>
+          <w:tcPr>
+            <w:tcW w:type="dxa" w:w="3360"/>
+            <w:shd w:fill="FFFFFF"/>
+          </w:tcPr>
+          <w:p>
+            <w:pPr>
+              <w:jc w:val="left"/>
+            </w:pPr>
+            <w:r>
+              <w:rPr>
+                <w:rFonts w:ascii="Calibri" w:hAnsi="Calibri"/>
+                <w:sz w:val="18"/>
+              </w:rPr>
+              <w:t>Bucket 90: [2252971 - 2278837]</w:t>
             </w:r>
           </w:p>
         </w:tc>
@@ -6963,7 +6963,7 @@
                 <w:rFonts w:ascii="Calibri" w:hAnsi="Calibri"/>
                 <w:sz w:val="18"/>
               </w:rPr>
-              <w:t>2295634</w:t>
+              <w:t>2303457</w:t>
             </w:r>
           </w:p>
         </w:tc>
@@ -6981,7 +6981,7 @@
                 <w:rFonts w:ascii="Calibri" w:hAnsi="Calibri"/>
                 <w:sz w:val="18"/>
               </w:rPr>
-              <w:t>Bucket 91: [2270744 - 2295634]</w:t>
+              <w:t>Bucket 91: [2278837 - 2303457]</w:t>
             </w:r>
           </w:p>
         </w:tc>
@@ -7019,25 +7019,25 @@
                 <w:rFonts w:ascii="Calibri" w:hAnsi="Calibri"/>
                 <w:sz w:val="18"/>
               </w:rPr>
-              <w:t>2322099</w:t>
-            </w:r>
-          </w:p>
-        </w:tc>
-        <w:tc>
-          <w:tcPr>
-            <w:tcW w:type="dxa" w:w="3360"/>
-            <w:shd w:fill="FFFFFF"/>
-          </w:tcPr>
-          <w:p>
-            <w:pPr>
-              <w:jc w:val="left"/>
-            </w:pPr>
-            <w:r>
-              <w:rPr>
-                <w:rFonts w:ascii="Calibri" w:hAnsi="Calibri"/>
-                <w:sz w:val="18"/>
-              </w:rPr>
-              <w:t>Bucket 92: [2295634 - 2322099]</w:t>
+              <w:t>2329311</w:t>
+            </w:r>
+          </w:p>
+        </w:tc>
+        <w:tc>
+          <w:tcPr>
+            <w:tcW w:type="dxa" w:w="3360"/>
+            <w:shd w:fill="FFFFFF"/>
+          </w:tcPr>
+          <w:p>
+            <w:pPr>
+              <w:jc w:val="left"/>
+            </w:pPr>
+            <w:r>
+              <w:rPr>
+                <w:rFonts w:ascii="Calibri" w:hAnsi="Calibri"/>
+                <w:sz w:val="18"/>
+              </w:rPr>
+              <w:t>Bucket 92: [2303457 - 2329311]</w:t>
             </w:r>
           </w:p>
         </w:tc>
@@ -7075,7 +7075,7 @@
                 <w:rFonts w:ascii="Calibri" w:hAnsi="Calibri"/>
                 <w:sz w:val="18"/>
               </w:rPr>
-              <w:t>2348175</w:t>
+              <w:t>2354302</w:t>
             </w:r>
           </w:p>
         </w:tc>
@@ -7093,7 +7093,7 @@
                 <w:rFonts w:ascii="Calibri" w:hAnsi="Calibri"/>
                 <w:sz w:val="18"/>
               </w:rPr>
-              <w:t>Bucket 93: [2322099 - 2348175]</w:t>
+              <w:t>Bucket 93: [2329311 - 2354302]</w:t>
             </w:r>
           </w:p>
         </w:tc>
@@ -7131,25 +7131,25 @@
                 <w:rFonts w:ascii="Calibri" w:hAnsi="Calibri"/>
                 <w:sz w:val="18"/>
               </w:rPr>
-              <w:t>2373305</w:t>
-            </w:r>
-          </w:p>
-        </w:tc>
-        <w:tc>
-          <w:tcPr>
-            <w:tcW w:type="dxa" w:w="3360"/>
-            <w:shd w:fill="FFFFFF"/>
-          </w:tcPr>
-          <w:p>
-            <w:pPr>
-              <w:jc w:val="left"/>
-            </w:pPr>
-            <w:r>
-              <w:rPr>
-                <w:rFonts w:ascii="Calibri" w:hAnsi="Calibri"/>
-                <w:sz w:val="18"/>
-              </w:rPr>
-              <w:t>Bucket 94: [2348175 - 2373305]</w:t>
+              <w:t>2378735</w:t>
+            </w:r>
+          </w:p>
+        </w:tc>
+        <w:tc>
+          <w:tcPr>
+            <w:tcW w:type="dxa" w:w="3360"/>
+            <w:shd w:fill="FFFFFF"/>
+          </w:tcPr>
+          <w:p>
+            <w:pPr>
+              <w:jc w:val="left"/>
+            </w:pPr>
+            <w:r>
+              <w:rPr>
+                <w:rFonts w:ascii="Calibri" w:hAnsi="Calibri"/>
+                <w:sz w:val="18"/>
+              </w:rPr>
+              <w:t>Bucket 94: [2354302 - 2378735]</w:t>
             </w:r>
           </w:p>
         </w:tc>
@@ -7187,7 +7187,7 @@
                 <w:rFonts w:ascii="Calibri" w:hAnsi="Calibri"/>
                 <w:sz w:val="18"/>
               </w:rPr>
-              <w:t>2398600</w:t>
+              <w:t>2405535</w:t>
             </w:r>
           </w:p>
         </w:tc>
@@ -7205,7 +7205,7 @@
                 <w:rFonts w:ascii="Calibri" w:hAnsi="Calibri"/>
                 <w:sz w:val="18"/>
               </w:rPr>
-              <w:t>Bucket 95: [2373305 - 2398600]</w:t>
+              <w:t>Bucket 95: [2378735 - 2405535]</w:t>
             </w:r>
           </w:p>
         </w:tc>
@@ -7243,25 +7243,25 @@
                 <w:rFonts w:ascii="Calibri" w:hAnsi="Calibri"/>
                 <w:sz w:val="18"/>
               </w:rPr>
-              <w:t>2424733</w:t>
-            </w:r>
-          </w:p>
-        </w:tc>
-        <w:tc>
-          <w:tcPr>
-            <w:tcW w:type="dxa" w:w="3360"/>
-            <w:shd w:fill="FFFFFF"/>
-          </w:tcPr>
-          <w:p>
-            <w:pPr>
-              <w:jc w:val="left"/>
-            </w:pPr>
-            <w:r>
-              <w:rPr>
-                <w:rFonts w:ascii="Calibri" w:hAnsi="Calibri"/>
-                <w:sz w:val="18"/>
-              </w:rPr>
-              <w:t>Bucket 96: [2398600 - 2424733]</w:t>
+              <w:t>2430421</w:t>
+            </w:r>
+          </w:p>
+        </w:tc>
+        <w:tc>
+          <w:tcPr>
+            <w:tcW w:type="dxa" w:w="3360"/>
+            <w:shd w:fill="FFFFFF"/>
+          </w:tcPr>
+          <w:p>
+            <w:pPr>
+              <w:jc w:val="left"/>
+            </w:pPr>
+            <w:r>
+              <w:rPr>
+                <w:rFonts w:ascii="Calibri" w:hAnsi="Calibri"/>
+                <w:sz w:val="18"/>
+              </w:rPr>
+              <w:t>Bucket 96: [2405535 - 2430421]</w:t>
             </w:r>
           </w:p>
         </w:tc>
@@ -7299,7 +7299,7 @@
                 <w:rFonts w:ascii="Calibri" w:hAnsi="Calibri"/>
                 <w:sz w:val="18"/>
               </w:rPr>
-              <w:t>2448930</w:t>
+              <w:t>2453702</w:t>
             </w:r>
           </w:p>
         </w:tc>
@@ -7317,7 +7317,7 @@
                 <w:rFonts w:ascii="Calibri" w:hAnsi="Calibri"/>
                 <w:sz w:val="18"/>
               </w:rPr>
-              <w:t>Bucket 97: [2424733 - 2448930]</w:t>
+              <w:t>Bucket 97: [2430421 - 2453702]</w:t>
             </w:r>
           </w:p>
         </w:tc>
@@ -7355,25 +7355,25 @@
                 <w:rFonts w:ascii="Calibri" w:hAnsi="Calibri"/>
                 <w:sz w:val="18"/>
               </w:rPr>
-              <w:t>2473750</w:t>
-            </w:r>
-          </w:p>
-        </w:tc>
-        <w:tc>
-          <w:tcPr>
-            <w:tcW w:type="dxa" w:w="3360"/>
-            <w:shd w:fill="FFFFFF"/>
-          </w:tcPr>
-          <w:p>
-            <w:pPr>
-              <w:jc w:val="left"/>
-            </w:pPr>
-            <w:r>
-              <w:rPr>
-                <w:rFonts w:ascii="Calibri" w:hAnsi="Calibri"/>
-                <w:sz w:val="18"/>
-              </w:rPr>
-              <w:t>Bucket 98: [2448930 - 2473750]</w:t>
+              <w:t>2478306</w:t>
+            </w:r>
+          </w:p>
+        </w:tc>
+        <w:tc>
+          <w:tcPr>
+            <w:tcW w:type="dxa" w:w="3360"/>
+            <w:shd w:fill="FFFFFF"/>
+          </w:tcPr>
+          <w:p>
+            <w:pPr>
+              <w:jc w:val="left"/>
+            </w:pPr>
+            <w:r>
+              <w:rPr>
+                <w:rFonts w:ascii="Calibri" w:hAnsi="Calibri"/>
+                <w:sz w:val="18"/>
+              </w:rPr>
+              <w:t>Bucket 98: [2453702 - 2478306]</w:t>
             </w:r>
           </w:p>
         </w:tc>
@@ -7411,7 +7411,7 @@
                 <w:rFonts w:ascii="Calibri" w:hAnsi="Calibri"/>
                 <w:sz w:val="18"/>
               </w:rPr>
-              <w:t>2500889</w:t>
+              <w:t>2504204</w:t>
             </w:r>
           </w:p>
         </w:tc>
@@ -7429,7 +7429,7 @@
                 <w:rFonts w:ascii="Calibri" w:hAnsi="Calibri"/>
                 <w:sz w:val="18"/>
               </w:rPr>
-              <w:t>Bucket 99: [2473750 - 2500889]</w:t>
+              <w:t>Bucket 99: [2478306 - 2504204]</w:t>
             </w:r>
           </w:p>
         </w:tc>
@@ -7467,25 +7467,25 @@
                 <w:rFonts w:ascii="Calibri" w:hAnsi="Calibri"/>
                 <w:sz w:val="18"/>
               </w:rPr>
-              <w:t>2528043</w:t>
-            </w:r>
-          </w:p>
-        </w:tc>
-        <w:tc>
-          <w:tcPr>
-            <w:tcW w:type="dxa" w:w="3360"/>
-            <w:shd w:fill="FFFFFF"/>
-          </w:tcPr>
-          <w:p>
-            <w:pPr>
-              <w:jc w:val="left"/>
-            </w:pPr>
-            <w:r>
-              <w:rPr>
-                <w:rFonts w:ascii="Calibri" w:hAnsi="Calibri"/>
-                <w:sz w:val="18"/>
-              </w:rPr>
-              <w:t>Bucket 100: [2500889 - 2528043]</w:t>
+              <w:t>2528285</w:t>
+            </w:r>
+          </w:p>
+        </w:tc>
+        <w:tc>
+          <w:tcPr>
+            <w:tcW w:type="dxa" w:w="3360"/>
+            <w:shd w:fill="FFFFFF"/>
+          </w:tcPr>
+          <w:p>
+            <w:pPr>
+              <w:jc w:val="left"/>
+            </w:pPr>
+            <w:r>
+              <w:rPr>
+                <w:rFonts w:ascii="Calibri" w:hAnsi="Calibri"/>
+                <w:sz w:val="18"/>
+              </w:rPr>
+              <w:t>Bucket 100: [2504204 - 2528285]</w:t>
             </w:r>
           </w:p>
         </w:tc>
@@ -7612,6 +7612,7 @@
                 <w:rFonts w:ascii="Calibri" w:hAnsi="Calibri"/>
                 <w:sz w:val="18"/>
               </w:rPr>
+              <w:t>ucces Part One</w:t>
             </w:r>
           </w:p>
         </w:tc>
@@ -7667,7 +7668,7 @@
                 <w:rFonts w:ascii="Calibri" w:hAnsi="Calibri"/>
                 <w:sz w:val="18"/>
               </w:rPr>
-              <w:t>(#1.13234)</w:t>
+              <w:t>(#1.1299)</w:t>
             </w:r>
           </w:p>
         </w:tc>
@@ -7685,7 +7686,7 @@
                 <w:rFonts w:ascii="Calibri" w:hAnsi="Calibri"/>
                 <w:sz w:val="18"/>
               </w:rPr>
-              <w:t>Bucket 1: [ - (#1.13234)]</w:t>
+              <w:t>Bucket 1: [ucces Part One - (#1.1299)]</w:t>
             </w:r>
           </w:p>
         </w:tc>
@@ -7723,25 +7724,25 @@
                 <w:rFonts w:ascii="Calibri" w:hAnsi="Calibri"/>
                 <w:sz w:val="18"/>
               </w:rPr>
-              <w:t>(#12.138)</w:t>
-            </w:r>
-          </w:p>
-        </w:tc>
-        <w:tc>
-          <w:tcPr>
-            <w:tcW w:type="dxa" w:w="3360"/>
-            <w:shd w:fill="FFFFFF"/>
-          </w:tcPr>
-          <w:p>
-            <w:pPr>
-              <w:jc w:val="left"/>
-            </w:pPr>
-            <w:r>
-              <w:rPr>
-                <w:rFonts w:ascii="Calibri" w:hAnsi="Calibri"/>
-                <w:sz w:val="18"/>
-              </w:rPr>
-              <w:t>Bucket 2: [(#1.13234) - (#12.138)]</w:t>
+              <w:t>(#12.141)</w:t>
+            </w:r>
+          </w:p>
+        </w:tc>
+        <w:tc>
+          <w:tcPr>
+            <w:tcW w:type="dxa" w:w="3360"/>
+            <w:shd w:fill="FFFFFF"/>
+          </w:tcPr>
+          <w:p>
+            <w:pPr>
+              <w:jc w:val="left"/>
+            </w:pPr>
+            <w:r>
+              <w:rPr>
+                <w:rFonts w:ascii="Calibri" w:hAnsi="Calibri"/>
+                <w:sz w:val="18"/>
+              </w:rPr>
+              <w:t>Bucket 2: [(#1.1299) - (#12.141)]</w:t>
             </w:r>
           </w:p>
         </w:tc>
@@ -7779,7 +7780,7 @@
                 <w:rFonts w:ascii="Calibri" w:hAnsi="Calibri"/>
                 <w:sz w:val="18"/>
               </w:rPr>
-              <w:t>(#1.38)</w:t>
+              <w:t>(#1.3792)</w:t>
             </w:r>
           </w:p>
         </w:tc>
@@ -7797,7 +7798,7 @@
                 <w:rFonts w:ascii="Calibri" w:hAnsi="Calibri"/>
                 <w:sz w:val="18"/>
               </w:rPr>
-              <w:t>Bucket 3: [(#12.138) - (#1.38)]</w:t>
+              <w:t>Bucket 3: [(#12.141) - (#1.3792)]</w:t>
             </w:r>
           </w:p>
         </w:tc>
@@ -7835,25 +7836,25 @@
                 <w:rFonts w:ascii="Calibri" w:hAnsi="Calibri"/>
                 <w:sz w:val="18"/>
               </w:rPr>
-              <w:t>(#1.59)</w:t>
-            </w:r>
-          </w:p>
-        </w:tc>
-        <w:tc>
-          <w:tcPr>
-            <w:tcW w:type="dxa" w:w="3360"/>
-            <w:shd w:fill="FFFFFF"/>
-          </w:tcPr>
-          <w:p>
-            <w:pPr>
-              <w:jc w:val="left"/>
-            </w:pPr>
-            <w:r>
-              <w:rPr>
-                <w:rFonts w:ascii="Calibri" w:hAnsi="Calibri"/>
-                <w:sz w:val="18"/>
-              </w:rPr>
-              <w:t>Bucket 4: [(#1.38) - (#1.59)]</w:t>
+              <w:t>(#1.56)</w:t>
+            </w:r>
+          </w:p>
+        </w:tc>
+        <w:tc>
+          <w:tcPr>
+            <w:tcW w:type="dxa" w:w="3360"/>
+            <w:shd w:fill="FFFFFF"/>
+          </w:tcPr>
+          <w:p>
+            <w:pPr>
+              <w:jc w:val="left"/>
+            </w:pPr>
+            <w:r>
+              <w:rPr>
+                <w:rFonts w:ascii="Calibri" w:hAnsi="Calibri"/>
+                <w:sz w:val="18"/>
+              </w:rPr>
+              <w:t>Bucket 4: [(#1.3792) - (#1.56)]</w:t>
             </w:r>
           </w:p>
         </w:tc>
@@ -7891,7 +7892,7 @@
                 <w:rFonts w:ascii="Calibri" w:hAnsi="Calibri"/>
                 <w:sz w:val="18"/>
               </w:rPr>
-              <w:t>(#1.828)</w:t>
+              <w:t>(#18.11)</w:t>
             </w:r>
           </w:p>
         </w:tc>
@@ -7909,7 +7910,7 @@
                 <w:rFonts w:ascii="Calibri" w:hAnsi="Calibri"/>
                 <w:sz w:val="18"/>
               </w:rPr>
-              <w:t>Bucket 5: [(#1.59) - (#1.828)]</w:t>
+              <w:t>Bucket 5: [(#1.56) - (#18.11)]</w:t>
             </w:r>
           </w:p>
         </w:tc>
@@ -7947,25 +7948,25 @@
                 <w:rFonts w:ascii="Calibri" w:hAnsi="Calibri"/>
                 <w:sz w:val="18"/>
               </w:rPr>
-              <w:t>(1967-08-21)</w:t>
-            </w:r>
-          </w:p>
-        </w:tc>
-        <w:tc>
-          <w:tcPr>
-            <w:tcW w:type="dxa" w:w="3360"/>
-            <w:shd w:fill="FFFFFF"/>
-          </w:tcPr>
-          <w:p>
-            <w:pPr>
-              <w:jc w:val="left"/>
-            </w:pPr>
-            <w:r>
-              <w:rPr>
-                <w:rFonts w:ascii="Calibri" w:hAnsi="Calibri"/>
-                <w:sz w:val="18"/>
-              </w:rPr>
-              <w:t>Bucket 6: [(#1.828) - (1967-08-21)]</w:t>
+              <w:t>(1968-06-18)</w:t>
+            </w:r>
+          </w:p>
+        </w:tc>
+        <w:tc>
+          <w:tcPr>
+            <w:tcW w:type="dxa" w:w="3360"/>
+            <w:shd w:fill="FFFFFF"/>
+          </w:tcPr>
+          <w:p>
+            <w:pPr>
+              <w:jc w:val="left"/>
+            </w:pPr>
+            <w:r>
+              <w:rPr>
+                <w:rFonts w:ascii="Calibri" w:hAnsi="Calibri"/>
+                <w:sz w:val="18"/>
+              </w:rPr>
+              <w:t>Bucket 6: [(#18.11) - (1968-06-18)]</w:t>
             </w:r>
           </w:p>
         </w:tc>
@@ -8003,7 +8004,7 @@
                 <w:rFonts w:ascii="Calibri" w:hAnsi="Calibri"/>
                 <w:sz w:val="18"/>
               </w:rPr>
-              <w:t>(1982-10-13)</w:t>
+              <w:t>(1982-11-08)</w:t>
             </w:r>
           </w:p>
         </w:tc>
@@ -8021,7 +8022,7 @@
                 <w:rFonts w:ascii="Calibri" w:hAnsi="Calibri"/>
                 <w:sz w:val="18"/>
               </w:rPr>
-              <w:t>Bucket 7: [(1967-08-21) - (1982-10-13)]</w:t>
+              <w:t>Bucket 7: [(1968-06-18) - (1982-11-08)]</w:t>
             </w:r>
           </w:p>
         </w:tc>
@@ -8059,25 +8060,25 @@
                 <w:rFonts w:ascii="Calibri" w:hAnsi="Calibri"/>
                 <w:sz w:val="18"/>
               </w:rPr>
-              <w:t>(1994-03-11)</w:t>
-            </w:r>
-          </w:p>
-        </w:tc>
-        <w:tc>
-          <w:tcPr>
-            <w:tcW w:type="dxa" w:w="3360"/>
-            <w:shd w:fill="FFFFFF"/>
-          </w:tcPr>
-          <w:p>
-            <w:pPr>
-              <w:jc w:val="left"/>
-            </w:pPr>
-            <w:r>
-              <w:rPr>
-                <w:rFonts w:ascii="Calibri" w:hAnsi="Calibri"/>
-                <w:sz w:val="18"/>
-              </w:rPr>
-              <w:t>Bucket 8: [(1982-10-13) - (1994-03-11)]</w:t>
+              <w:t>(1993-12-27)</w:t>
+            </w:r>
+          </w:p>
+        </w:tc>
+        <w:tc>
+          <w:tcPr>
+            <w:tcW w:type="dxa" w:w="3360"/>
+            <w:shd w:fill="FFFFFF"/>
+          </w:tcPr>
+          <w:p>
+            <w:pPr>
+              <w:jc w:val="left"/>
+            </w:pPr>
+            <w:r>
+              <w:rPr>
+                <w:rFonts w:ascii="Calibri" w:hAnsi="Calibri"/>
+                <w:sz w:val="18"/>
+              </w:rPr>
+              <w:t>Bucket 8: [(1982-11-08) - (1993-12-27)]</w:t>
             </w:r>
           </w:p>
         </w:tc>
@@ -8115,7 +8116,7 @@
                 <w:rFonts w:ascii="Calibri" w:hAnsi="Calibri"/>
                 <w:sz w:val="18"/>
               </w:rPr>
-              <w:t>(1998-04-17)</w:t>
+              <w:t>(1998-02-10)</w:t>
             </w:r>
           </w:p>
         </w:tc>
@@ -8133,7 +8134,7 @@
                 <w:rFonts w:ascii="Calibri" w:hAnsi="Calibri"/>
                 <w:sz w:val="18"/>
               </w:rPr>
-              <w:t>Bucket 9: [(1994-03-11) - (1998-04-17)]</w:t>
+              <w:t>Bucket 9: [(1993-12-27) - (1998-02-10)]</w:t>
             </w:r>
           </w:p>
         </w:tc>
@@ -8171,25 +8172,25 @@
                 <w:rFonts w:ascii="Calibri" w:hAnsi="Calibri"/>
                 <w:sz w:val="18"/>
               </w:rPr>
-              <w:t>(2000-03-01)</w:t>
-            </w:r>
-          </w:p>
-        </w:tc>
-        <w:tc>
-          <w:tcPr>
-            <w:tcW w:type="dxa" w:w="3360"/>
-            <w:shd w:fill="FFFFFF"/>
-          </w:tcPr>
-          <w:p>
-            <w:pPr>
-              <w:jc w:val="left"/>
-            </w:pPr>
-            <w:r>
-              <w:rPr>
-                <w:rFonts w:ascii="Calibri" w:hAnsi="Calibri"/>
-                <w:sz w:val="18"/>
-              </w:rPr>
-              <w:t>Bucket 10: [(1998-04-17) - (2000-03-01)]</w:t>
+              <w:t>(2000-03-28)</w:t>
+            </w:r>
+          </w:p>
+        </w:tc>
+        <w:tc>
+          <w:tcPr>
+            <w:tcW w:type="dxa" w:w="3360"/>
+            <w:shd w:fill="FFFFFF"/>
+          </w:tcPr>
+          <w:p>
+            <w:pPr>
+              <w:jc w:val="left"/>
+            </w:pPr>
+            <w:r>
+              <w:rPr>
+                <w:rFonts w:ascii="Calibri" w:hAnsi="Calibri"/>
+                <w:sz w:val="18"/>
+              </w:rPr>
+              <w:t>Bucket 10: [(1998-02-10) - (2000-03-28)]</w:t>
             </w:r>
           </w:p>
         </w:tc>
@@ -8227,7 +8228,7 @@
                 <w:rFonts w:ascii="Calibri" w:hAnsi="Calibri"/>
                 <w:sz w:val="18"/>
               </w:rPr>
-              <w:t>(2002-01-27)</w:t>
+              <w:t>(2002-02-22)</w:t>
             </w:r>
           </w:p>
         </w:tc>
@@ -8245,7 +8246,7 @@
                 <w:rFonts w:ascii="Calibri" w:hAnsi="Calibri"/>
                 <w:sz w:val="18"/>
               </w:rPr>
-              <w:t>Bucket 11: [(2000-03-01) - (2002-01-27)]</w:t>
+              <w:t>Bucket 11: [(2000-03-28) - (2002-02-22)]</w:t>
             </w:r>
           </w:p>
         </w:tc>
@@ -8283,25 +8284,25 @@
                 <w:rFonts w:ascii="Calibri" w:hAnsi="Calibri"/>
                 <w:sz w:val="18"/>
               </w:rPr>
-              <w:t>(2003-11-04)</w:t>
-            </w:r>
-          </w:p>
-        </w:tc>
-        <w:tc>
-          <w:tcPr>
-            <w:tcW w:type="dxa" w:w="3360"/>
-            <w:shd w:fill="FFFFFF"/>
-          </w:tcPr>
-          <w:p>
-            <w:pPr>
-              <w:jc w:val="left"/>
-            </w:pPr>
-            <w:r>
-              <w:rPr>
-                <w:rFonts w:ascii="Calibri" w:hAnsi="Calibri"/>
-                <w:sz w:val="18"/>
-              </w:rPr>
-              <w:t>Bucket 12: [(2002-01-27) - (2003-11-04)]</w:t>
+              <w:t>2003 AXA Liberty Bowl</w:t>
+            </w:r>
+          </w:p>
+        </w:tc>
+        <w:tc>
+          <w:tcPr>
+            <w:tcW w:type="dxa" w:w="3360"/>
+            <w:shd w:fill="FFFFFF"/>
+          </w:tcPr>
+          <w:p>
+            <w:pPr>
+              <w:jc w:val="left"/>
+            </w:pPr>
+            <w:r>
+              <w:rPr>
+                <w:rFonts w:ascii="Calibri" w:hAnsi="Calibri"/>
+                <w:sz w:val="18"/>
+              </w:rPr>
+              <w:t>Bucket 12: [(2002-02-22) - 2003 AXA Liberty Bowl]</w:t>
             </w:r>
           </w:p>
         </w:tc>
@@ -8339,7 +8340,7 @@
                 <w:rFonts w:ascii="Calibri" w:hAnsi="Calibri"/>
                 <w:sz w:val="18"/>
               </w:rPr>
-              <w:t>(2005-01-17)</w:t>
+              <w:t>(2005-04-14)</w:t>
             </w:r>
           </w:p>
         </w:tc>
@@ -8357,7 +8358,7 @@
                 <w:rFonts w:ascii="Calibri" w:hAnsi="Calibri"/>
                 <w:sz w:val="18"/>
               </w:rPr>
-              <w:t>Bucket 13: [(2003-11-04) - (2005-01-17)]</w:t>
+              <w:t>Bucket 13: [2003 AXA Liberty Bowl - (2005-04-14)]</w:t>
             </w:r>
           </w:p>
         </w:tc>
@@ -8395,25 +8396,25 @@
                 <w:rFonts w:ascii="Calibri" w:hAnsi="Calibri"/>
                 <w:sz w:val="18"/>
               </w:rPr>
-              <w:t>(2006-03-17)</w:t>
-            </w:r>
-          </w:p>
-        </w:tc>
-        <w:tc>
-          <w:tcPr>
-            <w:tcW w:type="dxa" w:w="3360"/>
-            <w:shd w:fill="FFFFFF"/>
-          </w:tcPr>
-          <w:p>
-            <w:pPr>
-              <w:jc w:val="left"/>
-            </w:pPr>
-            <w:r>
-              <w:rPr>
-                <w:rFonts w:ascii="Calibri" w:hAnsi="Calibri"/>
-                <w:sz w:val="18"/>
-              </w:rPr>
-              <w:t>Bucket 14: [(2005-01-17) - (2006-03-17)]</w:t>
+              <w:t>(2006-08-15)</w:t>
+            </w:r>
+          </w:p>
+        </w:tc>
+        <w:tc>
+          <w:tcPr>
+            <w:tcW w:type="dxa" w:w="3360"/>
+            <w:shd w:fill="FFFFFF"/>
+          </w:tcPr>
+          <w:p>
+            <w:pPr>
+              <w:jc w:val="left"/>
+            </w:pPr>
+            <w:r>
+              <w:rPr>
+                <w:rFonts w:ascii="Calibri" w:hAnsi="Calibri"/>
+                <w:sz w:val="18"/>
+              </w:rPr>
+              <w:t>Bucket 14: [(2005-04-14) - (2006-08-15)]</w:t>
             </w:r>
           </w:p>
         </w:tc>
@@ -8451,7 +8452,7 @@
                 <w:rFonts w:ascii="Calibri" w:hAnsi="Calibri"/>
                 <w:sz w:val="18"/>
               </w:rPr>
-              <w:t>(2007-06-13)</w:t>
+              <w:t>(2007-11-04)</w:t>
             </w:r>
           </w:p>
         </w:tc>
@@ -8469,7 +8470,7 @@
                 <w:rFonts w:ascii="Calibri" w:hAnsi="Calibri"/>
                 <w:sz w:val="18"/>
               </w:rPr>
-              <w:t>Bucket 15: [(2006-03-17) - (2007-06-13)]</w:t>
+              <w:t>Bucket 15: [(2006-08-15) - (2007-11-04)]</w:t>
             </w:r>
           </w:p>
         </w:tc>
@@ -8507,25 +8508,25 @@
                 <w:rFonts w:ascii="Calibri" w:hAnsi="Calibri"/>
                 <w:sz w:val="18"/>
               </w:rPr>
-              <w:t>(2008-10-16)</w:t>
-            </w:r>
-          </w:p>
-        </w:tc>
-        <w:tc>
-          <w:tcPr>
-            <w:tcW w:type="dxa" w:w="3360"/>
-            <w:shd w:fill="FFFFFF"/>
-          </w:tcPr>
-          <w:p>
-            <w:pPr>
-              <w:jc w:val="left"/>
-            </w:pPr>
-            <w:r>
-              <w:rPr>
-                <w:rFonts w:ascii="Calibri" w:hAnsi="Calibri"/>
-                <w:sz w:val="18"/>
-              </w:rPr>
-              <w:t>Bucket 16: [(2007-06-13) - (2008-10-16)]</w:t>
+              <w:t>(2009-04-16)</w:t>
+            </w:r>
+          </w:p>
+        </w:tc>
+        <w:tc>
+          <w:tcPr>
+            <w:tcW w:type="dxa" w:w="3360"/>
+            <w:shd w:fill="FFFFFF"/>
+          </w:tcPr>
+          <w:p>
+            <w:pPr>
+              <w:jc w:val="left"/>
+            </w:pPr>
+            <w:r>
+              <w:rPr>
+                <w:rFonts w:ascii="Calibri" w:hAnsi="Calibri"/>
+                <w:sz w:val="18"/>
+              </w:rPr>
+              <w:t>Bucket 16: [(2007-11-04) - (2009-04-16)]</w:t>
             </w:r>
           </w:p>
         </w:tc>
@@ -8563,7 +8564,7 @@
                 <w:rFonts w:ascii="Calibri" w:hAnsi="Calibri"/>
                 <w:sz w:val="18"/>
               </w:rPr>
-              <w:t>(2010-07-19)</w:t>
+              <w:t>(2010-11-13)</w:t>
             </w:r>
           </w:p>
         </w:tc>
@@ -8581,7 +8582,7 @@
                 <w:rFonts w:ascii="Calibri" w:hAnsi="Calibri"/>
                 <w:sz w:val="18"/>
               </w:rPr>
-              <w:t>Bucket 17: [(2008-10-16) - (2010-07-19)]</w:t>
+              <w:t>Bucket 17: [(2009-04-16) - (2010-11-13)]</w:t>
             </w:r>
           </w:p>
         </w:tc>
@@ -8619,25 +8620,25 @@
                 <w:rFonts w:ascii="Calibri" w:hAnsi="Calibri"/>
                 <w:sz w:val="18"/>
               </w:rPr>
-              <w:t>(2011-09-07)</w:t>
-            </w:r>
-          </w:p>
-        </w:tc>
-        <w:tc>
-          <w:tcPr>
-            <w:tcW w:type="dxa" w:w="3360"/>
-            <w:shd w:fill="FFFFFF"/>
-          </w:tcPr>
-          <w:p>
-            <w:pPr>
-              <w:jc w:val="left"/>
-            </w:pPr>
-            <w:r>
-              <w:rPr>
-                <w:rFonts w:ascii="Calibri" w:hAnsi="Calibri"/>
-                <w:sz w:val="18"/>
-              </w:rPr>
-              <w:t>Bucket 18: [(2010-07-19) - (2011-09-07)]</w:t>
+              <w:t>(2012-01-09)</w:t>
+            </w:r>
+          </w:p>
+        </w:tc>
+        <w:tc>
+          <w:tcPr>
+            <w:tcW w:type="dxa" w:w="3360"/>
+            <w:shd w:fill="FFFFFF"/>
+          </w:tcPr>
+          <w:p>
+            <w:pPr>
+              <w:jc w:val="left"/>
+            </w:pPr>
+            <w:r>
+              <w:rPr>
+                <w:rFonts w:ascii="Calibri" w:hAnsi="Calibri"/>
+                <w:sz w:val="18"/>
+              </w:rPr>
+              <w:t>Bucket 18: [(2010-11-13) - (2012-01-09)]</w:t>
             </w:r>
           </w:p>
         </w:tc>
@@ -8675,7 +8676,7 @@
                 <w:rFonts w:ascii="Calibri" w:hAnsi="Calibri"/>
                 <w:sz w:val="18"/>
               </w:rPr>
-              <w:t>(2012-09-05)</w:t>
+              <w:t>2012 BMW 1 Series ActiveE Electric Car</w:t>
             </w:r>
           </w:p>
         </w:tc>
@@ -8693,7 +8694,7 @@
                 <w:rFonts w:ascii="Calibri" w:hAnsi="Calibri"/>
                 <w:sz w:val="18"/>
               </w:rPr>
-              <w:t>Bucket 19: [(2011-09-07) - (2012-09-05)]</w:t>
+              <w:t>Bucket 19: [(2012-01-09) - 2012 BMW 1 Series ActiveE Electric Car]</w:t>
             </w:r>
           </w:p>
         </w:tc>
@@ -8731,25 +8732,25 @@
                 <w:rFonts w:ascii="Calibri" w:hAnsi="Calibri"/>
                 <w:sz w:val="18"/>
               </w:rPr>
-              <w:t>(#21.44)</w:t>
-            </w:r>
-          </w:p>
-        </w:tc>
-        <w:tc>
-          <w:tcPr>
-            <w:tcW w:type="dxa" w:w="3360"/>
-            <w:shd w:fill="FFFFFF"/>
-          </w:tcPr>
-          <w:p>
-            <w:pPr>
-              <w:jc w:val="left"/>
-            </w:pPr>
-            <w:r>
-              <w:rPr>
-                <w:rFonts w:ascii="Calibri" w:hAnsi="Calibri"/>
-                <w:sz w:val="18"/>
-              </w:rPr>
-              <w:t>Bucket 20: [(2012-09-05) - (#21.44)]</w:t>
+              <w:t>(#2.33)</w:t>
+            </w:r>
+          </w:p>
+        </w:tc>
+        <w:tc>
+          <w:tcPr>
+            <w:tcW w:type="dxa" w:w="3360"/>
+            <w:shd w:fill="FFFFFF"/>
+          </w:tcPr>
+          <w:p>
+            <w:pPr>
+              <w:jc w:val="left"/>
+            </w:pPr>
+            <w:r>
+              <w:rPr>
+                <w:rFonts w:ascii="Calibri" w:hAnsi="Calibri"/>
+                <w:sz w:val="18"/>
+              </w:rPr>
+              <w:t>Bucket 20: [2012 BMW 1 Series ActiveE Electric Car - (#2.33)]</w:t>
             </w:r>
           </w:p>
         </w:tc>
@@ -8787,7 +8788,7 @@
                 <w:rFonts w:ascii="Calibri" w:hAnsi="Calibri"/>
                 <w:sz w:val="18"/>
               </w:rPr>
-              <w:t>(#3.11)</w:t>
+              <w:t>(#3.32)</w:t>
             </w:r>
           </w:p>
         </w:tc>
@@ -8805,7 +8806,7 @@
                 <w:rFonts w:ascii="Calibri" w:hAnsi="Calibri"/>
                 <w:sz w:val="18"/>
               </w:rPr>
-              <w:t>Bucket 21: [(#21.44) - (#3.11)]</w:t>
+              <w:t>Bucket 21: [(#2.33) - (#3.32)]</w:t>
             </w:r>
           </w:p>
         </w:tc>
@@ -8843,25 +8844,25 @@
                 <w:rFonts w:ascii="Calibri" w:hAnsi="Calibri"/>
                 <w:sz w:val="18"/>
               </w:rPr>
-              <w:t>(#44.31)</w:t>
-            </w:r>
-          </w:p>
-        </w:tc>
-        <w:tc>
-          <w:tcPr>
-            <w:tcW w:type="dxa" w:w="3360"/>
-            <w:shd w:fill="FFFFFF"/>
-          </w:tcPr>
-          <w:p>
-            <w:pPr>
-              <w:jc w:val="left"/>
-            </w:pPr>
-            <w:r>
-              <w:rPr>
-                <w:rFonts w:ascii="Calibri" w:hAnsi="Calibri"/>
-                <w:sz w:val="18"/>
-              </w:rPr>
-              <w:t>Bucket 22: [(#3.11) - (#44.31)]</w:t>
+              <w:t>(#5.1)</w:t>
+            </w:r>
+          </w:p>
+        </w:tc>
+        <w:tc>
+          <w:tcPr>
+            <w:tcW w:type="dxa" w:w="3360"/>
+            <w:shd w:fill="FFFFFF"/>
+          </w:tcPr>
+          <w:p>
+            <w:pPr>
+              <w:jc w:val="left"/>
+            </w:pPr>
+            <w:r>
+              <w:rPr>
+                <w:rFonts w:ascii="Calibri" w:hAnsi="Calibri"/>
+                <w:sz w:val="18"/>
+              </w:rPr>
+              <w:t>Bucket 22: [(#3.32) - (#5.1)]</w:t>
             </w:r>
           </w:p>
         </w:tc>
@@ -8899,7 +8900,7 @@
                 <w:rFonts w:ascii="Calibri" w:hAnsi="Calibri"/>
                 <w:sz w:val="18"/>
               </w:rPr>
-              <w:t>(#6.56)</w:t>
+              <w:t>(#7.186)</w:t>
             </w:r>
           </w:p>
         </w:tc>
@@ -8917,7 +8918,7 @@
                 <w:rFonts w:ascii="Calibri" w:hAnsi="Calibri"/>
                 <w:sz w:val="18"/>
               </w:rPr>
-              <w:t>Bucket 23: [(#44.31) - (#6.56)]</w:t>
+              <w:t>Bucket 23: [(#5.1) - (#7.186)]</w:t>
             </w:r>
           </w:p>
         </w:tc>
@@ -8955,25 +8956,25 @@
                 <w:rFonts w:ascii="Calibri" w:hAnsi="Calibri"/>
                 <w:sz w:val="18"/>
               </w:rPr>
-              <w:t>Abide</w:t>
-            </w:r>
-          </w:p>
-        </w:tc>
-        <w:tc>
-          <w:tcPr>
-            <w:tcW w:type="dxa" w:w="3360"/>
-            <w:shd w:fill="FFFFFF"/>
-          </w:tcPr>
-          <w:p>
-            <w:pPr>
-              <w:jc w:val="left"/>
-            </w:pPr>
-            <w:r>
-              <w:rPr>
-                <w:rFonts w:ascii="Calibri" w:hAnsi="Calibri"/>
-                <w:sz w:val="18"/>
-              </w:rPr>
-              <w:t>Bucket 24: [(#6.56) - Abide]</w:t>
+              <w:t>A Candle for St. Jude</w:t>
+            </w:r>
+          </w:p>
+        </w:tc>
+        <w:tc>
+          <w:tcPr>
+            <w:tcW w:type="dxa" w:w="3360"/>
+            <w:shd w:fill="FFFFFF"/>
+          </w:tcPr>
+          <w:p>
+            <w:pPr>
+              <w:jc w:val="left"/>
+            </w:pPr>
+            <w:r>
+              <w:rPr>
+                <w:rFonts w:ascii="Calibri" w:hAnsi="Calibri"/>
+                <w:sz w:val="18"/>
+              </w:rPr>
+              <w:t>Bucket 24: [(#7.186) - A Candle for St. Jude]</w:t>
             </w:r>
           </w:p>
         </w:tc>
@@ -9011,7 +9012,7 @@
                 <w:rFonts w:ascii="Calibri" w:hAnsi="Calibri"/>
                 <w:sz w:val="18"/>
               </w:rPr>
-              <w:t>A Flock of Trouble</w:t>
+              <w:t>Aftermath</w:t>
             </w:r>
           </w:p>
         </w:tc>
@@ -9029,7 +9030,7 @@
                 <w:rFonts w:ascii="Calibri" w:hAnsi="Calibri"/>
                 <w:sz w:val="18"/>
               </w:rPr>
-              <w:t>Bucket 25: [Abide - A Flock of Trouble]</w:t>
+              <w:t>Bucket 25: [A Candle for St. Jude - Aftermath]</w:t>
             </w:r>
           </w:p>
         </w:tc>
@@ -9067,25 +9068,25 @@
                 <w:rFonts w:ascii="Calibri" w:hAnsi="Calibri"/>
                 <w:sz w:val="18"/>
               </w:rPr>
-              <w:t>All New! Meredith Baxter on Broken Marriages, Drinking and Coming Out</w:t>
-            </w:r>
-          </w:p>
-        </w:tc>
-        <w:tc>
-          <w:tcPr>
-            <w:tcW w:type="dxa" w:w="3360"/>
-            <w:shd w:fill="FFFFFF"/>
-          </w:tcPr>
-          <w:p>
-            <w:pPr>
-              <w:jc w:val="left"/>
-            </w:pPr>
-            <w:r>
-              <w:rPr>
-                <w:rFonts w:ascii="Calibri" w:hAnsi="Calibri"/>
-                <w:sz w:val="18"/>
-              </w:rPr>
-              <w:t>Bucket 26: [A Flock of Trouble - All New! Meredith Baxter on Broken Marriages, Drinking and Coming Out]</w:t>
+              <w:t>Alte Schule</w:t>
+            </w:r>
+          </w:p>
+        </w:tc>
+        <w:tc>
+          <w:tcPr>
+            <w:tcW w:type="dxa" w:w="3360"/>
+            <w:shd w:fill="FFFFFF"/>
+          </w:tcPr>
+          <w:p>
+            <w:pPr>
+              <w:jc w:val="left"/>
+            </w:pPr>
+            <w:r>
+              <w:rPr>
+                <w:rFonts w:ascii="Calibri" w:hAnsi="Calibri"/>
+                <w:sz w:val="18"/>
+              </w:rPr>
+              <w:t>Bucket 26: [Aftermath - Alte Schule]</w:t>
             </w:r>
           </w:p>
         </w:tc>
@@ -9123,7 +9124,7 @@
                 <w:rFonts w:ascii="Calibri" w:hAnsi="Calibri"/>
                 <w:sz w:val="18"/>
               </w:rPr>
-              <w:t>Andrew and Eric and the Last Crusade</w:t>
+              <w:t>Anita's Africa</w:t>
             </w:r>
           </w:p>
         </w:tc>
@@ -9141,7 +9142,7 @@
                 <w:rFonts w:ascii="Calibri" w:hAnsi="Calibri"/>
                 <w:sz w:val="18"/>
               </w:rPr>
-              <w:t>Bucket 27: [All New! Meredith Baxter on Broken Marriages, Drinking and Coming Out - Andrew and Eric and the Last Crusade]</w:t>
+              <w:t>Bucket 27: [Alte Schule - Anita's Africa]</w:t>
             </w:r>
           </w:p>
         </w:tc>
@@ -9179,25 +9180,25 @@
                 <w:rFonts w:ascii="Calibri" w:hAnsi="Calibri"/>
                 <w:sz w:val="18"/>
               </w:rPr>
-              <w:t>Ark</w:t>
-            </w:r>
-          </w:p>
-        </w:tc>
-        <w:tc>
-          <w:tcPr>
-            <w:tcW w:type="dxa" w:w="3360"/>
-            <w:shd w:fill="FFFFFF"/>
-          </w:tcPr>
-          <w:p>
-            <w:pPr>
-              <w:jc w:val="left"/>
-            </w:pPr>
-            <w:r>
-              <w:rPr>
-                <w:rFonts w:ascii="Calibri" w:hAnsi="Calibri"/>
-                <w:sz w:val="18"/>
-              </w:rPr>
-              <w:t>Bucket 28: [Andrew and Eric and the Last Crusade - Ark]</w:t>
+              <w:t>Asik Garip</w:t>
+            </w:r>
+          </w:p>
+        </w:tc>
+        <w:tc>
+          <w:tcPr>
+            <w:tcW w:type="dxa" w:w="3360"/>
+            <w:shd w:fill="FFFFFF"/>
+          </w:tcPr>
+          <w:p>
+            <w:pPr>
+              <w:jc w:val="left"/>
+            </w:pPr>
+            <w:r>
+              <w:rPr>
+                <w:rFonts w:ascii="Calibri" w:hAnsi="Calibri"/>
+                <w:sz w:val="18"/>
+              </w:rPr>
+              <w:t>Bucket 28: [Anita's Africa - Asik Garip]</w:t>
             </w:r>
           </w:p>
         </w:tc>
@@ -9235,7 +9236,7 @@
                 <w:rFonts w:ascii="Calibri" w:hAnsi="Calibri"/>
                 <w:sz w:val="18"/>
               </w:rPr>
-              <w:t>Aurora</w:t>
+              <w:t>A Yen for Lester</w:t>
             </w:r>
           </w:p>
         </w:tc>
@@ -9253,7 +9254,7 @@
                 <w:rFonts w:ascii="Calibri" w:hAnsi="Calibri"/>
                 <w:sz w:val="18"/>
               </w:rPr>
-              <w:t>Bucket 29: [Ark - Aurora]</w:t>
+              <w:t>Bucket 29: [Asik Garip - A Yen for Lester]</w:t>
             </w:r>
           </w:p>
         </w:tc>
@@ -9291,25 +9292,25 @@
                 <w:rFonts w:ascii="Calibri" w:hAnsi="Calibri"/>
                 <w:sz w:val="18"/>
               </w:rPr>
-              <w:t>Barcos congeladores</w:t>
-            </w:r>
-          </w:p>
-        </w:tc>
-        <w:tc>
-          <w:tcPr>
-            <w:tcW w:type="dxa" w:w="3360"/>
-            <w:shd w:fill="FFFFFF"/>
-          </w:tcPr>
-          <w:p>
-            <w:pPr>
-              <w:jc w:val="left"/>
-            </w:pPr>
-            <w:r>
-              <w:rPr>
-                <w:rFonts w:ascii="Calibri" w:hAnsi="Calibri"/>
-                <w:sz w:val="18"/>
-              </w:rPr>
-              <w:t>Bucket 30: [Aurora - Barcos congeladores]</w:t>
+              <w:t>Beatmania IIDX 18: Resort Anthem</w:t>
+            </w:r>
+          </w:p>
+        </w:tc>
+        <w:tc>
+          <w:tcPr>
+            <w:tcW w:type="dxa" w:w="3360"/>
+            <w:shd w:fill="FFFFFF"/>
+          </w:tcPr>
+          <w:p>
+            <w:pPr>
+              <w:jc w:val="left"/>
+            </w:pPr>
+            <w:r>
+              <w:rPr>
+                <w:rFonts w:ascii="Calibri" w:hAnsi="Calibri"/>
+                <w:sz w:val="18"/>
+              </w:rPr>
+              <w:t>Bucket 30: [A Yen for Lester - Beatmania IIDX 18: Resort Anthem]</w:t>
             </w:r>
           </w:p>
         </w:tc>
@@ -9347,7 +9348,7 @@
                 <w:rFonts w:ascii="Calibri" w:hAnsi="Calibri"/>
                 <w:sz w:val="18"/>
               </w:rPr>
-              <w:t>Besuch im Fernsehstudio</w:t>
+              <w:t>Bill's Thud</w:t>
             </w:r>
           </w:p>
         </w:tc>
@@ -9365,7 +9366,7 @@
                 <w:rFonts w:ascii="Calibri" w:hAnsi="Calibri"/>
                 <w:sz w:val="18"/>
               </w:rPr>
-              <w:t>Bucket 31: [Barcos congeladores - Besuch im Fernsehstudio]</w:t>
+              <w:t>Bucket 31: [Beatmania IIDX 18: Resort Anthem - Bill's Thud]</w:t>
             </w:r>
           </w:p>
         </w:tc>
@@ -9403,25 +9404,25 @@
                 <w:rFonts w:ascii="Calibri" w:hAnsi="Calibri"/>
                 <w:sz w:val="18"/>
               </w:rPr>
-              <w:t>Blondinen im Piss-Ring</w:t>
-            </w:r>
-          </w:p>
-        </w:tc>
-        <w:tc>
-          <w:tcPr>
-            <w:tcW w:type="dxa" w:w="3360"/>
-            <w:shd w:fill="FFFFFF"/>
-          </w:tcPr>
-          <w:p>
-            <w:pPr>
-              <w:jc w:val="left"/>
-            </w:pPr>
-            <w:r>
-              <w:rPr>
-                <w:rFonts w:ascii="Calibri" w:hAnsi="Calibri"/>
-                <w:sz w:val="18"/>
-              </w:rPr>
-              <w:t>Bucket 32: [Besuch im Fernsehstudio - Blondinen im Piss-Ring]</w:t>
+              <w:t>Bôryaku</w:t>
+            </w:r>
+          </w:p>
+        </w:tc>
+        <w:tc>
+          <w:tcPr>
+            <w:tcW w:type="dxa" w:w="3360"/>
+            <w:shd w:fill="FFFFFF"/>
+          </w:tcPr>
+          <w:p>
+            <w:pPr>
+              <w:jc w:val="left"/>
+            </w:pPr>
+            <w:r>
+              <w:rPr>
+                <w:rFonts w:ascii="Calibri" w:hAnsi="Calibri"/>
+                <w:sz w:val="18"/>
+              </w:rPr>
+              <w:t>Bucket 32: [Bill's Thud - Bôryaku]</w:t>
             </w:r>
           </w:p>
         </w:tc>
@@ -9459,7 +9460,7 @@
                 <w:rFonts w:ascii="Calibri" w:hAnsi="Calibri"/>
                 <w:sz w:val="18"/>
               </w:rPr>
-              <w:t>Broke</w:t>
+              <w:t>Business Must Not Interfere</w:t>
             </w:r>
           </w:p>
         </w:tc>
@@ -9477,7 +9478,7 @@
                 <w:rFonts w:ascii="Calibri" w:hAnsi="Calibri"/>
                 <w:sz w:val="18"/>
               </w:rPr>
-              <w:t>Bucket 33: [Blondinen im Piss-Ring - Broke]</w:t>
+              <w:t>Bucket 33: [Bôryaku - Business Must Not Interfere]</w:t>
             </w:r>
           </w:p>
         </w:tc>
@@ -9515,25 +9516,25 @@
                 <w:rFonts w:ascii="Calibri" w:hAnsi="Calibri"/>
                 <w:sz w:val="18"/>
               </w:rPr>
-              <w:t>Can't Live with Them: Part 2</w:t>
-            </w:r>
-          </w:p>
-        </w:tc>
-        <w:tc>
-          <w:tcPr>
-            <w:tcW w:type="dxa" w:w="3360"/>
-            <w:shd w:fill="FFFFFF"/>
-          </w:tcPr>
-          <w:p>
-            <w:pPr>
-              <w:jc w:val="left"/>
-            </w:pPr>
-            <w:r>
-              <w:rPr>
-                <w:rFonts w:ascii="Calibri" w:hAnsi="Calibri"/>
-                <w:sz w:val="18"/>
-              </w:rPr>
-              <w:t>Bucket 34: [Broke - Can't Live with Them: Part 2]</w:t>
+              <w:t>Celebrities at SEMA 2008</w:t>
+            </w:r>
+          </w:p>
+        </w:tc>
+        <w:tc>
+          <w:tcPr>
+            <w:tcW w:type="dxa" w:w="3360"/>
+            <w:shd w:fill="FFFFFF"/>
+          </w:tcPr>
+          <w:p>
+            <w:pPr>
+              <w:jc w:val="left"/>
+            </w:pPr>
+            <w:r>
+              <w:rPr>
+                <w:rFonts w:ascii="Calibri" w:hAnsi="Calibri"/>
+                <w:sz w:val="18"/>
+              </w:rPr>
+              <w:t>Bucket 34: [Business Must Not Interfere - Celebrities at SEMA 2008]</w:t>
             </w:r>
           </w:p>
         </w:tc>
@@ -9571,7 +9572,7 @@
                 <w:rFonts w:ascii="Calibri" w:hAnsi="Calibri"/>
                 <w:sz w:val="18"/>
               </w:rPr>
-              <w:t>Chelsea on the Rocks</w:t>
+              <w:t>Christos Chrissopoulos</w:t>
             </w:r>
           </w:p>
         </w:tc>
@@ -9589,7 +9590,7 @@
                 <w:rFonts w:ascii="Calibri" w:hAnsi="Calibri"/>
                 <w:sz w:val="18"/>
               </w:rPr>
-              <w:t>Bucket 35: [Can't Live with Them: Part 2 - Chelsea on the Rocks]</w:t>
+              <w:t>Bucket 35: [Celebrities at SEMA 2008 - Christos Chrissopoulos]</w:t>
             </w:r>
           </w:p>
         </w:tc>
@@ -9627,25 +9628,25 @@
                 <w:rFonts w:ascii="Calibri" w:hAnsi="Calibri"/>
                 <w:sz w:val="18"/>
               </w:rPr>
-              <w:t>Collateral Damage</w:t>
-            </w:r>
-          </w:p>
-        </w:tc>
-        <w:tc>
-          <w:tcPr>
-            <w:tcW w:type="dxa" w:w="3360"/>
-            <w:shd w:fill="FFFFFF"/>
-          </w:tcPr>
-          <w:p>
-            <w:pPr>
-              <w:jc w:val="left"/>
-            </w:pPr>
-            <w:r>
-              <w:rPr>
-                <w:rFonts w:ascii="Calibri" w:hAnsi="Calibri"/>
-                <w:sz w:val="18"/>
-              </w:rPr>
-              <w:t>Bucket 36: [Chelsea on the Rocks - Collateral Damage]</w:t>
+              <w:t>Company</w:t>
+            </w:r>
+          </w:p>
+        </w:tc>
+        <w:tc>
+          <w:tcPr>
+            <w:tcW w:type="dxa" w:w="3360"/>
+            <w:shd w:fill="FFFFFF"/>
+          </w:tcPr>
+          <w:p>
+            <w:pPr>
+              <w:jc w:val="left"/>
+            </w:pPr>
+            <w:r>
+              <w:rPr>
+                <w:rFonts w:ascii="Calibri" w:hAnsi="Calibri"/>
+                <w:sz w:val="18"/>
+              </w:rPr>
+              <w:t>Bucket 36: [Christos Chrissopoulos - Company]</w:t>
             </w:r>
           </w:p>
         </w:tc>
@@ -9683,7 +9684,7 @@
                 <w:rFonts w:ascii="Calibri" w:hAnsi="Calibri"/>
                 <w:sz w:val="18"/>
               </w:rPr>
-              <w:t>Cross Country Vacation</w:t>
+              <w:t>Dad's Army</w:t>
             </w:r>
           </w:p>
         </w:tc>
@@ -9701,7 +9702,7 @@
                 <w:rFonts w:ascii="Calibri" w:hAnsi="Calibri"/>
                 <w:sz w:val="18"/>
               </w:rPr>
-              <w:t>Bucket 37: [Collateral Damage - Cross Country Vacation]</w:t>
+              <w:t>Bucket 37: [Company - Dad's Army]</w:t>
             </w:r>
           </w:p>
         </w:tc>
@@ -9739,25 +9740,25 @@
                 <w:rFonts w:ascii="Calibri" w:hAnsi="Calibri"/>
                 <w:sz w:val="18"/>
               </w:rPr>
-              <w:t>Das perfekte Promi-Dinner in Frankfurt</w:t>
-            </w:r>
-          </w:p>
-        </w:tc>
-        <w:tc>
-          <w:tcPr>
-            <w:tcW w:type="dxa" w:w="3360"/>
-            <w:shd w:fill="FFFFFF"/>
-          </w:tcPr>
-          <w:p>
-            <w:pPr>
-              <w:jc w:val="left"/>
-            </w:pPr>
-            <w:r>
-              <w:rPr>
-                <w:rFonts w:ascii="Calibri" w:hAnsi="Calibri"/>
-                <w:sz w:val="18"/>
-              </w:rPr>
-              <w:t>Bucket 38: [Cross Country Vacation - Das perfekte Promi-Dinner in Frankfurt]</w:t>
+              <w:t>Dear Diary</w:t>
+            </w:r>
+          </w:p>
+        </w:tc>
+        <w:tc>
+          <w:tcPr>
+            <w:tcW w:type="dxa" w:w="3360"/>
+            <w:shd w:fill="FFFFFF"/>
+          </w:tcPr>
+          <w:p>
+            <w:pPr>
+              <w:jc w:val="left"/>
+            </w:pPr>
+            <w:r>
+              <w:rPr>
+                <w:rFonts w:ascii="Calibri" w:hAnsi="Calibri"/>
+                <w:sz w:val="18"/>
+              </w:rPr>
+              <w:t>Bucket 38: [Dad's Army - Dear Diary]</w:t>
             </w:r>
           </w:p>
         </w:tc>
@@ -9795,7 +9796,7 @@
                 <w:rFonts w:ascii="Calibri" w:hAnsi="Calibri"/>
                 <w:sz w:val="18"/>
               </w:rPr>
-              <w:t>Der Alchimist</w:t>
+              <w:t>Der Reinfall</w:t>
             </w:r>
           </w:p>
         </w:tc>
@@ -9813,7 +9814,7 @@
                 <w:rFonts w:ascii="Calibri" w:hAnsi="Calibri"/>
                 <w:sz w:val="18"/>
               </w:rPr>
-              <w:t>Bucket 39: [Das perfekte Promi-Dinner in Frankfurt - Der Alchimist]</w:t>
+              <w:t>Bucket 39: [Dear Diary - Der Reinfall]</w:t>
             </w:r>
           </w:p>
         </w:tc>
@@ -9851,25 +9852,25 @@
                 <w:rFonts w:ascii="Calibri" w:hAnsi="Calibri"/>
                 <w:sz w:val="18"/>
               </w:rPr>
-              <w:t>Die heimliche Hochzeit</w:t>
-            </w:r>
-          </w:p>
-        </w:tc>
-        <w:tc>
-          <w:tcPr>
-            <w:tcW w:type="dxa" w:w="3360"/>
-            <w:shd w:fill="FFFFFF"/>
-          </w:tcPr>
-          <w:p>
-            <w:pPr>
-              <w:jc w:val="left"/>
-            </w:pPr>
-            <w:r>
-              <w:rPr>
-                <w:rFonts w:ascii="Calibri" w:hAnsi="Calibri"/>
-                <w:sz w:val="18"/>
-              </w:rPr>
-              <w:t>Bucket 40: [Der Alchimist - Die heimliche Hochzeit]</w:t>
+              <w:t>Die Übermacht</w:t>
+            </w:r>
+          </w:p>
+        </w:tc>
+        <w:tc>
+          <w:tcPr>
+            <w:tcW w:type="dxa" w:w="3360"/>
+            <w:shd w:fill="FFFFFF"/>
+          </w:tcPr>
+          <w:p>
+            <w:pPr>
+              <w:jc w:val="left"/>
+            </w:pPr>
+            <w:r>
+              <w:rPr>
+                <w:rFonts w:ascii="Calibri" w:hAnsi="Calibri"/>
+                <w:sz w:val="18"/>
+              </w:rPr>
+              <w:t>Bucket 40: [Der Reinfall - Die Übermacht]</w:t>
             </w:r>
           </w:p>
         </w:tc>
@@ -9907,7 +9908,7 @@
                 <w:rFonts w:ascii="Calibri" w:hAnsi="Calibri"/>
                 <w:sz w:val="18"/>
               </w:rPr>
-              <w:t>Doomsday Preppers</w:t>
+              <w:t>Double Exposure</w:t>
             </w:r>
           </w:p>
         </w:tc>
@@ -9925,7 +9926,7 @@
                 <w:rFonts w:ascii="Calibri" w:hAnsi="Calibri"/>
                 <w:sz w:val="18"/>
               </w:rPr>
-              <w:t>Bucket 41: [Die heimliche Hochzeit - Doomsday Preppers]</w:t>
+              <w:t>Bucket 41: [Die Übermacht - Double Exposure]</w:t>
             </w:r>
           </w:p>
         </w:tc>
@@ -9963,25 +9964,25 @@
                 <w:rFonts w:ascii="Calibri" w:hAnsi="Calibri"/>
                 <w:sz w:val="18"/>
               </w:rPr>
-              <w:t>Educating Mandy</w:t>
-            </w:r>
-          </w:p>
-        </w:tc>
-        <w:tc>
-          <w:tcPr>
-            <w:tcW w:type="dxa" w:w="3360"/>
-            <w:shd w:fill="FFFFFF"/>
-          </w:tcPr>
-          <w:p>
-            <w:pPr>
-              <w:jc w:val="left"/>
-            </w:pPr>
-            <w:r>
-              <w:rPr>
-                <w:rFonts w:ascii="Calibri" w:hAnsi="Calibri"/>
-                <w:sz w:val="18"/>
-              </w:rPr>
-              <w:t>Bucket 42: [Doomsday Preppers - Educating Mandy]</w:t>
+              <w:t>Ego</w:t>
+            </w:r>
+          </w:p>
+        </w:tc>
+        <w:tc>
+          <w:tcPr>
+            <w:tcW w:type="dxa" w:w="3360"/>
+            <w:shd w:fill="FFFFFF"/>
+          </w:tcPr>
+          <w:p>
+            <w:pPr>
+              <w:jc w:val="left"/>
+            </w:pPr>
+            <w:r>
+              <w:rPr>
+                <w:rFonts w:ascii="Calibri" w:hAnsi="Calibri"/>
+                <w:sz w:val="18"/>
+              </w:rPr>
+              <w:t>Bucket 42: [Double Exposure - Ego]</w:t>
             </w:r>
           </w:p>
         </w:tc>
@@ -10019,7 +10020,7 @@
                 <w:rFonts w:ascii="Calibri" w:hAnsi="Calibri"/>
                 <w:sz w:val="18"/>
               </w:rPr>
-              <w:t>Embraceable You: Give It Time</w:t>
+              <w:t>El zagal y las ovejas</w:t>
             </w:r>
           </w:p>
         </w:tc>
@@ -10037,7 +10038,7 @@
                 <w:rFonts w:ascii="Calibri" w:hAnsi="Calibri"/>
                 <w:sz w:val="18"/>
               </w:rPr>
-              <w:t>Bucket 43: [Educating Mandy - Embraceable You: Give It Time]</w:t>
+              <w:t>Bucket 43: [Ego - El zagal y las ovejas]</w:t>
             </w:r>
           </w:p>
         </w:tc>
@@ -10075,25 +10076,25 @@
                 <w:rFonts w:ascii="Calibri" w:hAnsi="Calibri"/>
                 <w:sz w:val="18"/>
               </w:rPr>
-              <w:t>Even Further Abroad</w:t>
-            </w:r>
-          </w:p>
-        </w:tc>
-        <w:tc>
-          <w:tcPr>
-            <w:tcW w:type="dxa" w:w="3360"/>
-            <w:shd w:fill="FFFFFF"/>
-          </w:tcPr>
-          <w:p>
-            <w:pPr>
-              <w:jc w:val="left"/>
-            </w:pPr>
-            <w:r>
-              <w:rPr>
-                <w:rFonts w:ascii="Calibri" w:hAnsi="Calibri"/>
-                <w:sz w:val="18"/>
-              </w:rPr>
-              <w:t>Bucket 44: [Embraceable You: Give It Time - Even Further Abroad]</w:t>
+              <w:t>Every Day Above Ground Is a Good Day</w:t>
+            </w:r>
+          </w:p>
+        </w:tc>
+        <w:tc>
+          <w:tcPr>
+            <w:tcW w:type="dxa" w:w="3360"/>
+            <w:shd w:fill="FFFFFF"/>
+          </w:tcPr>
+          <w:p>
+            <w:pPr>
+              <w:jc w:val="left"/>
+            </w:pPr>
+            <w:r>
+              <w:rPr>
+                <w:rFonts w:ascii="Calibri" w:hAnsi="Calibri"/>
+                <w:sz w:val="18"/>
+              </w:rPr>
+              <w:t>Bucket 44: [El zagal y las ovejas - Every Day Above Ground Is a Good Day]</w:t>
             </w:r>
           </w:p>
         </w:tc>
@@ -10131,7 +10132,7 @@
                 <w:rFonts w:ascii="Calibri" w:hAnsi="Calibri"/>
                 <w:sz w:val="18"/>
               </w:rPr>
-              <w:t>Fear America</w:t>
+              <w:t>Ferien auf dem Martinshof</w:t>
             </w:r>
           </w:p>
         </w:tc>
@@ -10149,7 +10150,7 @@
                 <w:rFonts w:ascii="Calibri" w:hAnsi="Calibri"/>
                 <w:sz w:val="18"/>
               </w:rPr>
-              <w:t>Bucket 45: [Even Further Abroad - Fear America]</w:t>
+              <w:t>Bucket 45: [Every Day Above Ground Is a Good Day - Ferien auf dem Martinshof]</w:t>
             </w:r>
           </w:p>
         </w:tc>
@@ -10187,25 +10188,25 @@
                 <w:rFonts w:ascii="Calibri" w:hAnsi="Calibri"/>
                 <w:sz w:val="18"/>
               </w:rPr>
-              <w:t>Forbidden Fruit</w:t>
-            </w:r>
-          </w:p>
-        </w:tc>
-        <w:tc>
-          <w:tcPr>
-            <w:tcW w:type="dxa" w:w="3360"/>
-            <w:shd w:fill="FFFFFF"/>
-          </w:tcPr>
-          <w:p>
-            <w:pPr>
-              <w:jc w:val="left"/>
-            </w:pPr>
-            <w:r>
-              <w:rPr>
-                <w:rFonts w:ascii="Calibri" w:hAnsi="Calibri"/>
-                <w:sz w:val="18"/>
-              </w:rPr>
-              <w:t>Bucket 46: [Fear America - Forbidden Fruit]</w:t>
+              <w:t>Forgiving Your P.E. Teacher</w:t>
+            </w:r>
+          </w:p>
+        </w:tc>
+        <w:tc>
+          <w:tcPr>
+            <w:tcW w:type="dxa" w:w="3360"/>
+            <w:shd w:fill="FFFFFF"/>
+          </w:tcPr>
+          <w:p>
+            <w:pPr>
+              <w:jc w:val="left"/>
+            </w:pPr>
+            <w:r>
+              <w:rPr>
+                <w:rFonts w:ascii="Calibri" w:hAnsi="Calibri"/>
+                <w:sz w:val="18"/>
+              </w:rPr>
+              <w:t>Bucket 46: [Ferien auf dem Martinshof - Forgiving Your P.E. Teacher]</w:t>
             </w:r>
           </w:p>
         </w:tc>
@@ -10243,7 +10244,7 @@
                 <w:rFonts w:ascii="Calibri" w:hAnsi="Calibri"/>
                 <w:sz w:val="18"/>
               </w:rPr>
-              <w:t>Gaia's dagboek</w:t>
+              <w:t>Game Over</w:t>
             </w:r>
           </w:p>
         </w:tc>
@@ -10261,7 +10262,7 @@
                 <w:rFonts w:ascii="Calibri" w:hAnsi="Calibri"/>
                 <w:sz w:val="18"/>
               </w:rPr>
-              <w:t>Bucket 47: [Forbidden Fruit - Gaia's dagboek]</w:t>
+              <w:t>Bucket 47: [Forgiving Your P.E. Teacher - Game Over]</w:t>
             </w:r>
           </w:p>
         </w:tc>
@@ -10299,25 +10300,25 @@
                 <w:rFonts w:ascii="Calibri" w:hAnsi="Calibri"/>
                 <w:sz w:val="18"/>
               </w:rPr>
-              <w:t>Give Us This Night</w:t>
-            </w:r>
-          </w:p>
-        </w:tc>
-        <w:tc>
-          <w:tcPr>
-            <w:tcW w:type="dxa" w:w="3360"/>
-            <w:shd w:fill="FFFFFF"/>
-          </w:tcPr>
-          <w:p>
-            <w:pPr>
-              <w:jc w:val="left"/>
-            </w:pPr>
-            <w:r>
-              <w:rPr>
-                <w:rFonts w:ascii="Calibri" w:hAnsi="Calibri"/>
-                <w:sz w:val="18"/>
-              </w:rPr>
-              <w:t>Bucket 48: [Gaia's dagboek - Give Us This Night]</w:t>
+              <w:t>God and the Man</w:t>
+            </w:r>
+          </w:p>
+        </w:tc>
+        <w:tc>
+          <w:tcPr>
+            <w:tcW w:type="dxa" w:w="3360"/>
+            <w:shd w:fill="FFFFFF"/>
+          </w:tcPr>
+          <w:p>
+            <w:pPr>
+              <w:jc w:val="left"/>
+            </w:pPr>
+            <w:r>
+              <w:rPr>
+                <w:rFonts w:ascii="Calibri" w:hAnsi="Calibri"/>
+                <w:sz w:val="18"/>
+              </w:rPr>
+              <w:t>Bucket 48: [Game Over - God and the Man]</w:t>
             </w:r>
           </w:p>
         </w:tc>
@@ -10355,7 +10356,7 @@
                 <w:rFonts w:ascii="Calibri" w:hAnsi="Calibri"/>
                 <w:sz w:val="18"/>
               </w:rPr>
-              <w:t>Gurtrug Nr. 1</w:t>
+              <w:t>Gyözelemröl gyözelemre</w:t>
             </w:r>
           </w:p>
         </w:tc>
@@ -10373,7 +10374,7 @@
                 <w:rFonts w:ascii="Calibri" w:hAnsi="Calibri"/>
                 <w:sz w:val="18"/>
               </w:rPr>
-              <w:t>Bucket 49: [Give Us This Night - Gurtrug Nr. 1]</w:t>
+              <w:t>Bucket 49: [God and the Man - Gyözelemröl gyözelemre]</w:t>
             </w:r>
           </w:p>
         </w:tc>
@@ -10411,25 +10412,25 @@
                 <w:rFonts w:ascii="Calibri" w:hAnsi="Calibri"/>
                 <w:sz w:val="18"/>
               </w:rPr>
-              <w:t>Hellacious Acres: The Case of John Glass</w:t>
-            </w:r>
-          </w:p>
-        </w:tc>
-        <w:tc>
-          <w:tcPr>
-            <w:tcW w:type="dxa" w:w="3360"/>
-            <w:shd w:fill="FFFFFF"/>
-          </w:tcPr>
-          <w:p>
-            <w:pPr>
-              <w:jc w:val="left"/>
-            </w:pPr>
-            <w:r>
-              <w:rPr>
-                <w:rFonts w:ascii="Calibri" w:hAnsi="Calibri"/>
-                <w:sz w:val="18"/>
-              </w:rPr>
-              <w:t>Bucket 50: [Gurtrug Nr. 1 - Hellacious Acres: The Case of John Glass]</w:t>
+              <w:t>Hemingway</w:t>
+            </w:r>
+          </w:p>
+        </w:tc>
+        <w:tc>
+          <w:tcPr>
+            <w:tcW w:type="dxa" w:w="3360"/>
+            <w:shd w:fill="FFFFFF"/>
+          </w:tcPr>
+          <w:p>
+            <w:pPr>
+              <w:jc w:val="left"/>
+            </w:pPr>
+            <w:r>
+              <w:rPr>
+                <w:rFonts w:ascii="Calibri" w:hAnsi="Calibri"/>
+                <w:sz w:val="18"/>
+              </w:rPr>
+              <w:t>Bucket 50: [Gyözelemröl gyözelemre - Hemingway]</w:t>
             </w:r>
           </w:p>
         </w:tc>
@@ -10467,7 +10468,7 @@
                 <w:rFonts w:ascii="Calibri" w:hAnsi="Calibri"/>
                 <w:sz w:val="18"/>
               </w:rPr>
-              <w:t>Hold That Mork</w:t>
+              <w:t>Homeland in War</w:t>
             </w:r>
           </w:p>
         </w:tc>
@@ -10485,7 +10486,7 @@
                 <w:rFonts w:ascii="Calibri" w:hAnsi="Calibri"/>
                 <w:sz w:val="18"/>
               </w:rPr>
-              <w:t>Bucket 51: [Hellacious Acres: The Case of John Glass - Hold That Mork]</w:t>
+              <w:t>Bucket 51: [Hemingway - Homeland in War]</w:t>
             </w:r>
           </w:p>
         </w:tc>
@@ -10523,25 +10524,25 @@
                 <w:rFonts w:ascii="Calibri" w:hAnsi="Calibri"/>
                 <w:sz w:val="18"/>
               </w:rPr>
-              <w:t>Hurdy Gurdy</w:t>
-            </w:r>
-          </w:p>
-        </w:tc>
-        <w:tc>
-          <w:tcPr>
-            <w:tcW w:type="dxa" w:w="3360"/>
-            <w:shd w:fill="FFFFFF"/>
-          </w:tcPr>
-          <w:p>
-            <w:pPr>
-              <w:jc w:val="left"/>
-            </w:pPr>
-            <w:r>
-              <w:rPr>
-                <w:rFonts w:ascii="Calibri" w:hAnsi="Calibri"/>
-                <w:sz w:val="18"/>
-              </w:rPr>
-              <w:t>Bucket 52: [Hold That Mork - Hurdy Gurdy]</w:t>
+              <w:t>Ich oder Du</w:t>
+            </w:r>
+          </w:p>
+        </w:tc>
+        <w:tc>
+          <w:tcPr>
+            <w:tcW w:type="dxa" w:w="3360"/>
+            <w:shd w:fill="FFFFFF"/>
+          </w:tcPr>
+          <w:p>
+            <w:pPr>
+              <w:jc w:val="left"/>
+            </w:pPr>
+            <w:r>
+              <w:rPr>
+                <w:rFonts w:ascii="Calibri" w:hAnsi="Calibri"/>
+                <w:sz w:val="18"/>
+              </w:rPr>
+              <w:t>Bucket 52: [Homeland in War - Ich oder Du]</w:t>
             </w:r>
           </w:p>
         </w:tc>
@@ -10579,7 +10580,7 @@
                 <w:rFonts w:ascii="Calibri" w:hAnsi="Calibri"/>
                 <w:sz w:val="18"/>
               </w:rPr>
-              <w:t>Independence Day</w:t>
+              <w:t>Inheritance</w:t>
             </w:r>
           </w:p>
         </w:tc>
@@ -10597,7 +10598,7 @@
                 <w:rFonts w:ascii="Calibri" w:hAnsi="Calibri"/>
                 <w:sz w:val="18"/>
               </w:rPr>
-              <w:t>Bucket 53: [Hurdy Gurdy - Independence Day]</w:t>
+              <w:t>Bucket 53: [Ich oder Du - Inheritance]</w:t>
             </w:r>
           </w:p>
         </w:tc>
@@ -10635,25 +10636,25 @@
                 <w:rFonts w:ascii="Calibri" w:hAnsi="Calibri"/>
                 <w:sz w:val="18"/>
               </w:rPr>
-              <w:t>Is There a Doctor in the House?</w:t>
-            </w:r>
-          </w:p>
-        </w:tc>
-        <w:tc>
-          <w:tcPr>
-            <w:tcW w:type="dxa" w:w="3360"/>
-            <w:shd w:fill="FFFFFF"/>
-          </w:tcPr>
-          <w:p>
-            <w:pPr>
-              <w:jc w:val="left"/>
-            </w:pPr>
-            <w:r>
-              <w:rPr>
-                <w:rFonts w:ascii="Calibri" w:hAnsi="Calibri"/>
-                <w:sz w:val="18"/>
-              </w:rPr>
-              <w:t>Bucket 54: [Independence Day - Is There a Doctor in the House?]</w:t>
+              <w:t>It's a Wonderful Life</w:t>
+            </w:r>
+          </w:p>
+        </w:tc>
+        <w:tc>
+          <w:tcPr>
+            <w:tcW w:type="dxa" w:w="3360"/>
+            <w:shd w:fill="FFFFFF"/>
+          </w:tcPr>
+          <w:p>
+            <w:pPr>
+              <w:jc w:val="left"/>
+            </w:pPr>
+            <w:r>
+              <w:rPr>
+                <w:rFonts w:ascii="Calibri" w:hAnsi="Calibri"/>
+                <w:sz w:val="18"/>
+              </w:rPr>
+              <w:t>Bucket 54: [Inheritance - It's a Wonderful Life]</w:t>
             </w:r>
           </w:p>
         </w:tc>
@@ -10691,7 +10692,7 @@
                 <w:rFonts w:ascii="Calibri" w:hAnsi="Calibri"/>
                 <w:sz w:val="18"/>
               </w:rPr>
-              <w:t>Jimmy and the Wild Honey Hunters</w:t>
+              <w:t>Joe Curren</w:t>
             </w:r>
           </w:p>
         </w:tc>
@@ -10709,7 +10710,7 @@
                 <w:rFonts w:ascii="Calibri" w:hAnsi="Calibri"/>
                 <w:sz w:val="18"/>
               </w:rPr>
-              <w:t>Bucket 55: [Is There a Doctor in the House? - Jimmy and the Wild Honey Hunters]</w:t>
+              <w:t>Bucket 55: [It's a Wonderful Life - Joe Curren]</w:t>
             </w:r>
           </w:p>
         </w:tc>
@@ -10747,25 +10748,25 @@
                 <w:rFonts w:ascii="Calibri" w:hAnsi="Calibri"/>
                 <w:sz w:val="18"/>
               </w:rPr>
-              <w:t>Kampf ums Tor zur Welt</w:t>
-            </w:r>
-          </w:p>
-        </w:tc>
-        <w:tc>
-          <w:tcPr>
-            <w:tcW w:type="dxa" w:w="3360"/>
-            <w:shd w:fill="FFFFFF"/>
-          </w:tcPr>
-          <w:p>
-            <w:pPr>
-              <w:jc w:val="left"/>
-            </w:pPr>
-            <w:r>
-              <w:rPr>
-                <w:rFonts w:ascii="Calibri" w:hAnsi="Calibri"/>
-                <w:sz w:val="18"/>
-              </w:rPr>
-              <w:t>Bucket 56: [Jimmy and the Wild Honey Hunters - Kampf ums Tor zur Welt]</w:t>
+              <w:t>Karen Han</w:t>
+            </w:r>
+          </w:p>
+        </w:tc>
+        <w:tc>
+          <w:tcPr>
+            <w:tcW w:type="dxa" w:w="3360"/>
+            <w:shd w:fill="FFFFFF"/>
+          </w:tcPr>
+          <w:p>
+            <w:pPr>
+              <w:jc w:val="left"/>
+            </w:pPr>
+            <w:r>
+              <w:rPr>
+                <w:rFonts w:ascii="Calibri" w:hAnsi="Calibri"/>
+                <w:sz w:val="18"/>
+              </w:rPr>
+              <w:t>Bucket 56: [Joe Curren - Karen Han]</w:t>
             </w:r>
           </w:p>
         </w:tc>
@@ -10803,7 +10804,7 @@
                 <w:rFonts w:ascii="Calibri" w:hAnsi="Calibri"/>
                 <w:sz w:val="18"/>
               </w:rPr>
-              <w:t>Klara's Opfer</w:t>
+              <w:t>Kobe Bryant</w:t>
             </w:r>
           </w:p>
         </w:tc>
@@ -10821,7 +10822,7 @@
                 <w:rFonts w:ascii="Calibri" w:hAnsi="Calibri"/>
                 <w:sz w:val="18"/>
               </w:rPr>
-              <w:t>Bucket 57: [Kampf ums Tor zur Welt - Klara's Opfer]</w:t>
+              <w:t>Bucket 57: [Karen Han - Kobe Bryant]</w:t>
             </w:r>
           </w:p>
         </w:tc>
@@ -10859,25 +10860,25 @@
                 <w:rFonts w:ascii="Calibri" w:hAnsi="Calibri"/>
                 <w:sz w:val="18"/>
               </w:rPr>
-              <w:t>Lady of the Lake</w:t>
-            </w:r>
-          </w:p>
-        </w:tc>
-        <w:tc>
-          <w:tcPr>
-            <w:tcW w:type="dxa" w:w="3360"/>
-            <w:shd w:fill="FFFFFF"/>
-          </w:tcPr>
-          <w:p>
-            <w:pPr>
-              <w:jc w:val="left"/>
-            </w:pPr>
-            <w:r>
-              <w:rPr>
-                <w:rFonts w:ascii="Calibri" w:hAnsi="Calibri"/>
-                <w:sz w:val="18"/>
-              </w:rPr>
-              <w:t>Bucket 58: [Klara's Opfer - Lady of the Lake]</w:t>
+              <w:t>La garçonne</w:t>
+            </w:r>
+          </w:p>
+        </w:tc>
+        <w:tc>
+          <w:tcPr>
+            <w:tcW w:type="dxa" w:w="3360"/>
+            <w:shd w:fill="FFFFFF"/>
+          </w:tcPr>
+          <w:p>
+            <w:pPr>
+              <w:jc w:val="left"/>
+            </w:pPr>
+            <w:r>
+              <w:rPr>
+                <w:rFonts w:ascii="Calibri" w:hAnsi="Calibri"/>
+                <w:sz w:val="18"/>
+              </w:rPr>
+              <w:t>Bucket 58: [Kobe Bryant - La garçonne]</w:t>
             </w:r>
           </w:p>
         </w:tc>
@@ -10915,7 +10916,7 @@
                 <w:rFonts w:ascii="Calibri" w:hAnsi="Calibri"/>
                 <w:sz w:val="18"/>
               </w:rPr>
-              <w:t>Lately There Have Been Many Misunderstandings in the Zimmerman Home</w:t>
+              <w:t>La terre étrangère</w:t>
             </w:r>
           </w:p>
         </w:tc>
@@ -10933,7 +10934,7 @@
                 <w:rFonts w:ascii="Calibri" w:hAnsi="Calibri"/>
                 <w:sz w:val="18"/>
               </w:rPr>
-              <w:t>Bucket 59: [Lady of the Lake - Lately There Have Been Many Misunderstandings in the Zimmerman Home]</w:t>
+              <w:t>Bucket 59: [La garçonne - La terre étrangère]</w:t>
             </w:r>
           </w:p>
         </w:tc>
@@ -10971,25 +10972,25 @@
                 <w:rFonts w:ascii="Calibri" w:hAnsi="Calibri"/>
                 <w:sz w:val="18"/>
               </w:rPr>
-              <w:t>Les caquets de l'accouchée</w:t>
-            </w:r>
-          </w:p>
-        </w:tc>
-        <w:tc>
-          <w:tcPr>
-            <w:tcW w:type="dxa" w:w="3360"/>
-            <w:shd w:fill="FFFFFF"/>
-          </w:tcPr>
-          <w:p>
-            <w:pPr>
-              <w:jc w:val="left"/>
-            </w:pPr>
-            <w:r>
-              <w:rPr>
-                <w:rFonts w:ascii="Calibri" w:hAnsi="Calibri"/>
-                <w:sz w:val="18"/>
-              </w:rPr>
-              <w:t>Bucket 60: [Lately There Have Been Many Misunderstandings in the Zimmerman Home - Les caquets de l'accouchée]</w:t>
+              <w:t>Les étrangers</w:t>
+            </w:r>
+          </w:p>
+        </w:tc>
+        <w:tc>
+          <w:tcPr>
+            <w:tcW w:type="dxa" w:w="3360"/>
+            <w:shd w:fill="FFFFFF"/>
+          </w:tcPr>
+          <w:p>
+            <w:pPr>
+              <w:jc w:val="left"/>
+            </w:pPr>
+            <w:r>
+              <w:rPr>
+                <w:rFonts w:ascii="Calibri" w:hAnsi="Calibri"/>
+                <w:sz w:val="18"/>
+              </w:rPr>
+              <w:t>Bucket 60: [La terre étrangère - Les étrangers]</w:t>
             </w:r>
           </w:p>
         </w:tc>
@@ -11027,7 +11028,7 @@
                 <w:rFonts w:ascii="Calibri" w:hAnsi="Calibri"/>
                 <w:sz w:val="18"/>
               </w:rPr>
-              <w:t>Little Friends of the Wild</w:t>
+              <w:t>Little Rock: The Politics of Murder</w:t>
             </w:r>
           </w:p>
         </w:tc>
@@ -11045,7 +11046,7 @@
                 <w:rFonts w:ascii="Calibri" w:hAnsi="Calibri"/>
                 <w:sz w:val="18"/>
               </w:rPr>
-              <w:t>Bucket 61: [Les caquets de l'accouchée - Little Friends of the Wild]</w:t>
+              <w:t>Bucket 61: [Les étrangers - Little Rock: The Politics of Murder]</w:t>
             </w:r>
           </w:p>
         </w:tc>
@@ -11083,25 +11084,25 @@
                 <w:rFonts w:ascii="Calibri" w:hAnsi="Calibri"/>
                 <w:sz w:val="18"/>
               </w:rPr>
-              <w:t>Low Tide: Dance Guitar Dance</w:t>
-            </w:r>
-          </w:p>
-        </w:tc>
-        <w:tc>
-          <w:tcPr>
-            <w:tcW w:type="dxa" w:w="3360"/>
-            <w:shd w:fill="FFFFFF"/>
-          </w:tcPr>
-          <w:p>
-            <w:pPr>
-              <w:jc w:val="left"/>
-            </w:pPr>
-            <w:r>
-              <w:rPr>
-                <w:rFonts w:ascii="Calibri" w:hAnsi="Calibri"/>
-                <w:sz w:val="18"/>
-              </w:rPr>
-              <w:t>Bucket 62: [Little Friends of the Wild - Low Tide: Dance Guitar Dance]</w:t>
+              <w:t>Lucka 21</w:t>
+            </w:r>
+          </w:p>
+        </w:tc>
+        <w:tc>
+          <w:tcPr>
+            <w:tcW w:type="dxa" w:w="3360"/>
+            <w:shd w:fill="FFFFFF"/>
+          </w:tcPr>
+          <w:p>
+            <w:pPr>
+              <w:jc w:val="left"/>
+            </w:pPr>
+            <w:r>
+              <w:rPr>
+                <w:rFonts w:ascii="Calibri" w:hAnsi="Calibri"/>
+                <w:sz w:val="18"/>
+              </w:rPr>
+              <w:t>Bucket 62: [Little Rock: The Politics of Murder - Lucka 21]</w:t>
             </w:r>
           </w:p>
         </w:tc>
@@ -11139,7 +11140,7 @@
                 <w:rFonts w:ascii="Calibri" w:hAnsi="Calibri"/>
                 <w:sz w:val="18"/>
               </w:rPr>
-              <w:t>Mäntsälän kapina</w:t>
+              <w:t>Mar adentro</w:t>
             </w:r>
           </w:p>
         </w:tc>
@@ -11157,7 +11158,7 @@
                 <w:rFonts w:ascii="Calibri" w:hAnsi="Calibri"/>
                 <w:sz w:val="18"/>
               </w:rPr>
-              <w:t>Bucket 63: [Low Tide: Dance Guitar Dance - Mäntsälän kapina]</w:t>
+              <w:t>Bucket 63: [Lucka 21 - Mar adentro]</w:t>
             </w:r>
           </w:p>
         </w:tc>
@@ -11195,25 +11196,25 @@
                 <w:rFonts w:ascii="Calibri" w:hAnsi="Calibri"/>
                 <w:sz w:val="18"/>
               </w:rPr>
-              <w:t>Melodies Reborn</w:t>
-            </w:r>
-          </w:p>
-        </w:tc>
-        <w:tc>
-          <w:tcPr>
-            <w:tcW w:type="dxa" w:w="3360"/>
-            <w:shd w:fill="FFFFFF"/>
-          </w:tcPr>
-          <w:p>
-            <w:pPr>
-              <w:jc w:val="left"/>
-            </w:pPr>
-            <w:r>
-              <w:rPr>
-                <w:rFonts w:ascii="Calibri" w:hAnsi="Calibri"/>
-                <w:sz w:val="18"/>
-              </w:rPr>
-              <w:t>Bucket 64: [Mäntsälän kapina - Melodies Reborn]</w:t>
+              <w:t>Memoirs</w:t>
+            </w:r>
+          </w:p>
+        </w:tc>
+        <w:tc>
+          <w:tcPr>
+            <w:tcW w:type="dxa" w:w="3360"/>
+            <w:shd w:fill="FFFFFF"/>
+          </w:tcPr>
+          <w:p>
+            <w:pPr>
+              <w:jc w:val="left"/>
+            </w:pPr>
+            <w:r>
+              <w:rPr>
+                <w:rFonts w:ascii="Calibri" w:hAnsi="Calibri"/>
+                <w:sz w:val="18"/>
+              </w:rPr>
+              <w:t>Bucket 64: [Mar adentro - Memoirs]</w:t>
             </w:r>
           </w:p>
         </w:tc>
@@ -11251,7 +11252,7 @@
                 <w:rFonts w:ascii="Calibri" w:hAnsi="Calibri"/>
                 <w:sz w:val="18"/>
               </w:rPr>
-              <w:t>Mite</w:t>
+              <w:t>Miss Shellagh's Miniskirt</w:t>
             </w:r>
           </w:p>
         </w:tc>
@@ -11269,7 +11270,7 @@
                 <w:rFonts w:ascii="Calibri" w:hAnsi="Calibri"/>
                 <w:sz w:val="18"/>
               </w:rPr>
-              <w:t>Bucket 65: [Melodies Reborn - Mite]</w:t>
+              <w:t>Bucket 65: [Memoirs - Miss Shellagh's Miniskirt]</w:t>
             </w:r>
           </w:p>
         </w:tc>
@@ -11307,25 +11308,25 @@
                 <w:rFonts w:ascii="Calibri" w:hAnsi="Calibri"/>
                 <w:sz w:val="18"/>
               </w:rPr>
-              <w:t>Mugenryoku: Ide densetsu</w:t>
-            </w:r>
-          </w:p>
-        </w:tc>
-        <w:tc>
-          <w:tcPr>
-            <w:tcW w:type="dxa" w:w="3360"/>
-            <w:shd w:fill="FFFFFF"/>
-          </w:tcPr>
-          <w:p>
-            <w:pPr>
-              <w:jc w:val="left"/>
-            </w:pPr>
-            <w:r>
-              <w:rPr>
-                <w:rFonts w:ascii="Calibri" w:hAnsi="Calibri"/>
-                <w:sz w:val="18"/>
-              </w:rPr>
-              <w:t>Bucket 66: [Mite - Mugenryoku: Ide densetsu]</w:t>
+              <w:t>Mr. Lincoln's Springfield</w:t>
+            </w:r>
+          </w:p>
+        </w:tc>
+        <w:tc>
+          <w:tcPr>
+            <w:tcW w:type="dxa" w:w="3360"/>
+            <w:shd w:fill="FFFFFF"/>
+          </w:tcPr>
+          <w:p>
+            <w:pPr>
+              <w:jc w:val="left"/>
+            </w:pPr>
+            <w:r>
+              <w:rPr>
+                <w:rFonts w:ascii="Calibri" w:hAnsi="Calibri"/>
+                <w:sz w:val="18"/>
+              </w:rPr>
+              <w:t>Bucket 66: [Miss Shellagh's Miniskirt - Mr. Lincoln's Springfield]</w:t>
             </w:r>
           </w:p>
         </w:tc>
@@ -11363,7 +11364,7 @@
                 <w:rFonts w:ascii="Calibri" w:hAnsi="Calibri"/>
                 <w:sz w:val="18"/>
               </w:rPr>
-              <w:t>Negative Vibes</w:t>
+              <w:t>Napfény a jégen</w:t>
             </w:r>
           </w:p>
         </w:tc>
@@ -11381,7 +11382,7 @@
                 <w:rFonts w:ascii="Calibri" w:hAnsi="Calibri"/>
                 <w:sz w:val="18"/>
               </w:rPr>
-              <w:t>Bucket 67: [Mugenryoku: Ide densetsu - Negative Vibes]</w:t>
+              <w:t>Bucket 67: [Mr. Lincoln's Springfield - Napfény a jégen]</w:t>
             </w:r>
           </w:p>
         </w:tc>
@@ -11419,25 +11420,25 @@
                 <w:rFonts w:ascii="Calibri" w:hAnsi="Calibri"/>
                 <w:sz w:val="18"/>
               </w:rPr>
-              <w:t>No Place to Hide</w:t>
-            </w:r>
-          </w:p>
-        </w:tc>
-        <w:tc>
-          <w:tcPr>
-            <w:tcW w:type="dxa" w:w="3360"/>
-            <w:shd w:fill="FFFFFF"/>
-          </w:tcPr>
-          <w:p>
-            <w:pPr>
-              <w:jc w:val="left"/>
-            </w:pPr>
-            <w:r>
-              <w:rPr>
-                <w:rFonts w:ascii="Calibri" w:hAnsi="Calibri"/>
-                <w:sz w:val="18"/>
-              </w:rPr>
-              <w:t>Bucket 68: [Negative Vibes - No Place to Hide]</w:t>
+              <w:t>Një natë pa dritë</w:t>
+            </w:r>
+          </w:p>
+        </w:tc>
+        <w:tc>
+          <w:tcPr>
+            <w:tcW w:type="dxa" w:w="3360"/>
+            <w:shd w:fill="FFFFFF"/>
+          </w:tcPr>
+          <w:p>
+            <w:pPr>
+              <w:jc w:val="left"/>
+            </w:pPr>
+            <w:r>
+              <w:rPr>
+                <w:rFonts w:ascii="Calibri" w:hAnsi="Calibri"/>
+                <w:sz w:val="18"/>
+              </w:rPr>
+              <w:t>Bucket 68: [Napfény a jégen - Një natë pa dritë]</w:t>
             </w:r>
           </w:p>
         </w:tc>
@@ -11475,7 +11476,7 @@
                 <w:rFonts w:ascii="Calibri" w:hAnsi="Calibri"/>
                 <w:sz w:val="18"/>
               </w:rPr>
-              <w:t>Old Scores</w:t>
+              <w:t>Odcinek 35</w:t>
             </w:r>
           </w:p>
         </w:tc>
@@ -11493,7 +11494,7 @@
                 <w:rFonts w:ascii="Calibri" w:hAnsi="Calibri"/>
                 <w:sz w:val="18"/>
               </w:rPr>
-              <w:t>Bucket 69: [No Place to Hide - Old Scores]</w:t>
+              <w:t>Bucket 69: [Një natë pa dritë - Odcinek 35]</w:t>
             </w:r>
           </w:p>
         </w:tc>
@@ -11531,25 +11532,25 @@
                 <w:rFonts w:ascii="Calibri" w:hAnsi="Calibri"/>
                 <w:sz w:val="18"/>
               </w:rPr>
-              <w:t>Otmica majora</w:t>
-            </w:r>
-          </w:p>
-        </w:tc>
-        <w:tc>
-          <w:tcPr>
-            <w:tcW w:type="dxa" w:w="3360"/>
-            <w:shd w:fill="FFFFFF"/>
-          </w:tcPr>
-          <w:p>
-            <w:pPr>
-              <w:jc w:val="left"/>
-            </w:pPr>
-            <w:r>
-              <w:rPr>
-                <w:rFonts w:ascii="Calibri" w:hAnsi="Calibri"/>
-                <w:sz w:val="18"/>
-              </w:rPr>
-              <w:t>Bucket 70: [Old Scores - Otmica majora]</w:t>
+              <w:t>Operation Moonshine</w:t>
+            </w:r>
+          </w:p>
+        </w:tc>
+        <w:tc>
+          <w:tcPr>
+            <w:tcW w:type="dxa" w:w="3360"/>
+            <w:shd w:fill="FFFFFF"/>
+          </w:tcPr>
+          <w:p>
+            <w:pPr>
+              <w:jc w:val="left"/>
+            </w:pPr>
+            <w:r>
+              <w:rPr>
+                <w:rFonts w:ascii="Calibri" w:hAnsi="Calibri"/>
+                <w:sz w:val="18"/>
+              </w:rPr>
+              <w:t>Bucket 70: [Odcinek 35 - Operation Moonshine]</w:t>
             </w:r>
           </w:p>
         </w:tc>
@@ -11587,7 +11588,7 @@
                 <w:rFonts w:ascii="Calibri" w:hAnsi="Calibri"/>
                 <w:sz w:val="18"/>
               </w:rPr>
-              <w:t>Passeio da Fama</w:t>
+              <w:t>Panic Room</w:t>
             </w:r>
           </w:p>
         </w:tc>
@@ -11605,7 +11606,7 @@
                 <w:rFonts w:ascii="Calibri" w:hAnsi="Calibri"/>
                 <w:sz w:val="18"/>
               </w:rPr>
-              <w:t>Bucket 71: [Otmica majora - Passeio da Fama]</w:t>
+              <w:t>Bucket 71: [Operation Moonshine - Panic Room]</w:t>
             </w:r>
           </w:p>
         </w:tc>
@@ -11643,25 +11644,25 @@
                 <w:rFonts w:ascii="Calibri" w:hAnsi="Calibri"/>
                 <w:sz w:val="18"/>
               </w:rPr>
-              <w:t>Pirates of the Dark Matter</w:t>
-            </w:r>
-          </w:p>
-        </w:tc>
-        <w:tc>
-          <w:tcPr>
-            <w:tcW w:type="dxa" w:w="3360"/>
-            <w:shd w:fill="FFFFFF"/>
-          </w:tcPr>
-          <w:p>
-            <w:pPr>
-              <w:jc w:val="left"/>
-            </w:pPr>
-            <w:r>
-              <w:rPr>
-                <w:rFonts w:ascii="Calibri" w:hAnsi="Calibri"/>
-                <w:sz w:val="18"/>
-              </w:rPr>
-              <w:t>Bucket 72: [Passeio da Fama - Pirates of the Dark Matter]</w:t>
+              <w:t>Pgisha Iveret</w:t>
+            </w:r>
+          </w:p>
+        </w:tc>
+        <w:tc>
+          <w:tcPr>
+            <w:tcW w:type="dxa" w:w="3360"/>
+            <w:shd w:fill="FFFFFF"/>
+          </w:tcPr>
+          <w:p>
+            <w:pPr>
+              <w:jc w:val="left"/>
+            </w:pPr>
+            <w:r>
+              <w:rPr>
+                <w:rFonts w:ascii="Calibri" w:hAnsi="Calibri"/>
+                <w:sz w:val="18"/>
+              </w:rPr>
+              <w:t>Bucket 72: [Panic Room - Pgisha Iveret]</w:t>
             </w:r>
           </w:p>
         </w:tc>
@@ -11699,7 +11700,7 @@
                 <w:rFonts w:ascii="Calibri" w:hAnsi="Calibri"/>
                 <w:sz w:val="18"/>
               </w:rPr>
-              <w:t>Préparez vos mouchoirs</w:t>
+              <w:t>Postia</w:t>
             </w:r>
           </w:p>
         </w:tc>
@@ -11717,7 +11718,7 @@
                 <w:rFonts w:ascii="Calibri" w:hAnsi="Calibri"/>
                 <w:sz w:val="18"/>
               </w:rPr>
-              <w:t>Bucket 73: [Pirates of the Dark Matter - Préparez vos mouchoirs]</w:t>
+              <w:t>Bucket 73: [Pgisha Iveret - Postia]</w:t>
             </w:r>
           </w:p>
         </w:tc>
@@ -11755,25 +11756,25 @@
                 <w:rFonts w:ascii="Calibri" w:hAnsi="Calibri"/>
                 <w:sz w:val="18"/>
               </w:rPr>
-              <w:t>Qui est mon père?</w:t>
-            </w:r>
-          </w:p>
-        </w:tc>
-        <w:tc>
-          <w:tcPr>
-            <w:tcW w:type="dxa" w:w="3360"/>
-            <w:shd w:fill="FFFFFF"/>
-          </w:tcPr>
-          <w:p>
-            <w:pPr>
-              <w:jc w:val="left"/>
-            </w:pPr>
-            <w:r>
-              <w:rPr>
-                <w:rFonts w:ascii="Calibri" w:hAnsi="Calibri"/>
-                <w:sz w:val="18"/>
-              </w:rPr>
-              <w:t>Bucket 74: [Préparez vos mouchoirs - Qui est mon père?]</w:t>
+              <w:t>Que a paz sexa con vosco</w:t>
+            </w:r>
+          </w:p>
+        </w:tc>
+        <w:tc>
+          <w:tcPr>
+            <w:tcW w:type="dxa" w:w="3360"/>
+            <w:shd w:fill="FFFFFF"/>
+          </w:tcPr>
+          <w:p>
+            <w:pPr>
+              <w:jc w:val="left"/>
+            </w:pPr>
+            <w:r>
+              <w:rPr>
+                <w:rFonts w:ascii="Calibri" w:hAnsi="Calibri"/>
+                <w:sz w:val="18"/>
+              </w:rPr>
+              <w:t>Bucket 74: [Postia - Que a paz sexa con vosco]</w:t>
             </w:r>
           </w:p>
         </w:tc>
@@ -11811,7 +11812,7 @@
                 <w:rFonts w:ascii="Calibri" w:hAnsi="Calibri"/>
                 <w:sz w:val="18"/>
               </w:rPr>
-              <w:t>Renkinjutsu</w:t>
+              <w:t>Relieved of Command/Belafonte/Who Poisoned the Children?</w:t>
             </w:r>
           </w:p>
         </w:tc>
@@ -11829,7 +11830,7 @@
                 <w:rFonts w:ascii="Calibri" w:hAnsi="Calibri"/>
                 <w:sz w:val="18"/>
               </w:rPr>
-              <w:t>Bucket 75: [Qui est mon père? - Renkinjutsu]</w:t>
+              <w:t>Bucket 75: [Que a paz sexa con vosco - Relieved of Command/Belafonte/Who Poisoned the Children?]</w:t>
             </w:r>
           </w:p>
         </w:tc>
@@ -11867,25 +11868,25 @@
                 <w:rFonts w:ascii="Calibri" w:hAnsi="Calibri"/>
                 <w:sz w:val="18"/>
               </w:rPr>
-              <w:t>Roommates</w:t>
-            </w:r>
-          </w:p>
-        </w:tc>
-        <w:tc>
-          <w:tcPr>
-            <w:tcW w:type="dxa" w:w="3360"/>
-            <w:shd w:fill="FFFFFF"/>
-          </w:tcPr>
-          <w:p>
-            <w:pPr>
-              <w:jc w:val="left"/>
-            </w:pPr>
-            <w:r>
-              <w:rPr>
-                <w:rFonts w:ascii="Calibri" w:hAnsi="Calibri"/>
-                <w:sz w:val="18"/>
-              </w:rPr>
-              <w:t>Bucket 76: [Renkinjutsu - Roommates]</w:t>
+              <w:t>Roll Call</w:t>
+            </w:r>
+          </w:p>
+        </w:tc>
+        <w:tc>
+          <w:tcPr>
+            <w:tcW w:type="dxa" w:w="3360"/>
+            <w:shd w:fill="FFFFFF"/>
+          </w:tcPr>
+          <w:p>
+            <w:pPr>
+              <w:jc w:val="left"/>
+            </w:pPr>
+            <w:r>
+              <w:rPr>
+                <w:rFonts w:ascii="Calibri" w:hAnsi="Calibri"/>
+                <w:sz w:val="18"/>
+              </w:rPr>
+              <w:t>Bucket 76: [Relieved of Command/Belafonte/Who Poisoned the Children? - Roll Call]</w:t>
             </w:r>
           </w:p>
         </w:tc>
@@ -11923,7 +11924,7 @@
                 <w:rFonts w:ascii="Calibri" w:hAnsi="Calibri"/>
                 <w:sz w:val="18"/>
               </w:rPr>
-              <w:t>Santa Claus and the Clubman</w:t>
+              <w:t>Sammie Johnsin in Mexico</w:t>
             </w:r>
           </w:p>
         </w:tc>
@@ -11941,7 +11942,7 @@
                 <w:rFonts w:ascii="Calibri" w:hAnsi="Calibri"/>
                 <w:sz w:val="18"/>
               </w:rPr>
-              <w:t>Bucket 77: [Roommates - Santa Claus and the Clubman]</w:t>
+              <w:t>Bucket 77: [Roll Call - Sammie Johnsin in Mexico]</w:t>
             </w:r>
           </w:p>
         </w:tc>
@@ -11979,25 +11980,25 @@
                 <w:rFonts w:ascii="Calibri" w:hAnsi="Calibri"/>
                 <w:sz w:val="18"/>
               </w:rPr>
-              <w:t>Segunda oportunidad</w:t>
-            </w:r>
-          </w:p>
-        </w:tc>
-        <w:tc>
-          <w:tcPr>
-            <w:tcW w:type="dxa" w:w="3360"/>
-            <w:shd w:fill="FFFFFF"/>
-          </w:tcPr>
-          <w:p>
-            <w:pPr>
-              <w:jc w:val="left"/>
-            </w:pPr>
-            <w:r>
-              <w:rPr>
-                <w:rFonts w:ascii="Calibri" w:hAnsi="Calibri"/>
-                <w:sz w:val="18"/>
-              </w:rPr>
-              <w:t>Bucket 78: [Santa Claus and the Clubman - Segunda oportunidad]</w:t>
+              <w:t>Seizure Dogs</w:t>
+            </w:r>
+          </w:p>
+        </w:tc>
+        <w:tc>
+          <w:tcPr>
+            <w:tcW w:type="dxa" w:w="3360"/>
+            <w:shd w:fill="FFFFFF"/>
+          </w:tcPr>
+          <w:p>
+            <w:pPr>
+              <w:jc w:val="left"/>
+            </w:pPr>
+            <w:r>
+              <w:rPr>
+                <w:rFonts w:ascii="Calibri" w:hAnsi="Calibri"/>
+                <w:sz w:val="18"/>
+              </w:rPr>
+              <w:t>Bucket 78: [Sammie Johnsin in Mexico - Seizure Dogs]</w:t>
             </w:r>
           </w:p>
         </w:tc>
@@ -12035,7 +12036,7 @@
                 <w:rFonts w:ascii="Calibri" w:hAnsi="Calibri"/>
                 <w:sz w:val="18"/>
               </w:rPr>
-              <w:t>Shola Jo Bhadke</w:t>
+              <w:t>Show #486 - Wie geht es Speedy? &amp; Playmobil Don Giovanni</w:t>
             </w:r>
           </w:p>
         </w:tc>
@@ -12053,7 +12054,7 @@
                 <w:rFonts w:ascii="Calibri" w:hAnsi="Calibri"/>
                 <w:sz w:val="18"/>
               </w:rPr>
-              <w:t>Bucket 79: [Segunda oportunidad - Shola Jo Bhadke]</w:t>
+              <w:t>Bucket 79: [Seizure Dogs - Show #486 - Wie geht es Speedy? &amp; Playmobil Don Giovanni]</w:t>
             </w:r>
           </w:p>
         </w:tc>
@@ -12091,25 +12092,25 @@
                 <w:rFonts w:ascii="Calibri" w:hAnsi="Calibri"/>
                 <w:sz w:val="18"/>
               </w:rPr>
-              <w:t>Slippery Garage Floor</w:t>
-            </w:r>
-          </w:p>
-        </w:tc>
-        <w:tc>
-          <w:tcPr>
-            <w:tcW w:type="dxa" w:w="3360"/>
-            <w:shd w:fill="FFFFFF"/>
-          </w:tcPr>
-          <w:p>
-            <w:pPr>
-              <w:jc w:val="left"/>
-            </w:pPr>
-            <w:r>
-              <w:rPr>
-                <w:rFonts w:ascii="Calibri" w:hAnsi="Calibri"/>
-                <w:sz w:val="18"/>
-              </w:rPr>
-              <w:t>Bucket 80: [Shola Jo Bhadke - Slippery Garage Floor]</w:t>
+              <w:t>Snow Buddies/Aristocats</w:t>
+            </w:r>
+          </w:p>
+        </w:tc>
+        <w:tc>
+          <w:tcPr>
+            <w:tcW w:type="dxa" w:w="3360"/>
+            <w:shd w:fill="FFFFFF"/>
+          </w:tcPr>
+          <w:p>
+            <w:pPr>
+              <w:jc w:val="left"/>
+            </w:pPr>
+            <w:r>
+              <w:rPr>
+                <w:rFonts w:ascii="Calibri" w:hAnsi="Calibri"/>
+                <w:sz w:val="18"/>
+              </w:rPr>
+              <w:t>Bucket 80: [Show #486 - Wie geht es Speedy? &amp; Playmobil Don Giovanni - Snow Buddies/Aristocats]</w:t>
             </w:r>
           </w:p>
         </w:tc>
@@ -12147,7 +12148,7 @@
                 <w:rFonts w:ascii="Calibri" w:hAnsi="Calibri"/>
                 <w:sz w:val="18"/>
               </w:rPr>
-              <w:t>Spider-Man 3</w:t>
+              <w:t>Spooky Spots</w:t>
             </w:r>
           </w:p>
         </w:tc>
@@ -12165,7 +12166,7 @@
                 <w:rFonts w:ascii="Calibri" w:hAnsi="Calibri"/>
                 <w:sz w:val="18"/>
               </w:rPr>
-              <w:t>Bucket 81: [Slippery Garage Floor - Spider-Man 3]</w:t>
+              <w:t>Bucket 81: [Snow Buddies/Aristocats - Spooky Spots]</w:t>
             </w:r>
           </w:p>
         </w:tc>
@@ -12203,25 +12204,25 @@
                 <w:rFonts w:ascii="Calibri" w:hAnsi="Calibri"/>
                 <w:sz w:val="18"/>
               </w:rPr>
-              <w:t>Studio à louer</w:t>
-            </w:r>
-          </w:p>
-        </w:tc>
-        <w:tc>
-          <w:tcPr>
-            <w:tcW w:type="dxa" w:w="3360"/>
-            <w:shd w:fill="FFFFFF"/>
-          </w:tcPr>
-          <w:p>
-            <w:pPr>
-              <w:jc w:val="left"/>
-            </w:pPr>
-            <w:r>
-              <w:rPr>
-                <w:rFonts w:ascii="Calibri" w:hAnsi="Calibri"/>
-                <w:sz w:val="18"/>
-              </w:rPr>
-              <w:t>Bucket 82: [Spider-Man 3 - Studio à louer]</w:t>
+              <w:t>Sucedió en el internado</w:t>
+            </w:r>
+          </w:p>
+        </w:tc>
+        <w:tc>
+          <w:tcPr>
+            <w:tcW w:type="dxa" w:w="3360"/>
+            <w:shd w:fill="FFFFFF"/>
+          </w:tcPr>
+          <w:p>
+            <w:pPr>
+              <w:jc w:val="left"/>
+            </w:pPr>
+            <w:r>
+              <w:rPr>
+                <w:rFonts w:ascii="Calibri" w:hAnsi="Calibri"/>
+                <w:sz w:val="18"/>
+              </w:rPr>
+              <w:t>Bucket 82: [Spooky Spots - Sucedió en el internado]</w:t>
             </w:r>
           </w:p>
         </w:tc>
@@ -12259,7 +12260,7 @@
                 <w:rFonts w:ascii="Calibri" w:hAnsi="Calibri"/>
                 <w:sz w:val="18"/>
               </w:rPr>
-              <w:t>Tajne pohrby</w:t>
+              <w:t>Targets</w:t>
             </w:r>
           </w:p>
         </w:tc>
@@ -12277,7 +12278,7 @@
                 <w:rFonts w:ascii="Calibri" w:hAnsi="Calibri"/>
                 <w:sz w:val="18"/>
               </w:rPr>
-              <w:t>Bucket 83: [Studio à louer - Tajne pohrby]</w:t>
+              <w:t>Bucket 83: [Sucedió en el internado - Targets]</w:t>
             </w:r>
           </w:p>
         </w:tc>
@@ -12315,25 +12316,25 @@
                 <w:rFonts w:ascii="Calibri" w:hAnsi="Calibri"/>
                 <w:sz w:val="18"/>
               </w:rPr>
-              <w:t>Th 6</w:t>
-            </w:r>
-          </w:p>
-        </w:tc>
-        <w:tc>
-          <w:tcPr>
-            <w:tcW w:type="dxa" w:w="3360"/>
-            <w:shd w:fill="FFFFFF"/>
-          </w:tcPr>
-          <w:p>
-            <w:pPr>
-              <w:jc w:val="left"/>
-            </w:pPr>
-            <w:r>
-              <w:rPr>
-                <w:rFonts w:ascii="Calibri" w:hAnsi="Calibri"/>
-                <w:sz w:val="18"/>
-              </w:rPr>
-              <w:t>Bucket 84: [Tajne pohrby - Th 6]</w:t>
+              <w:t>The Amazing Race Philippines</w:t>
+            </w:r>
+          </w:p>
+        </w:tc>
+        <w:tc>
+          <w:tcPr>
+            <w:tcW w:type="dxa" w:w="3360"/>
+            <w:shd w:fill="FFFFFF"/>
+          </w:tcPr>
+          <w:p>
+            <w:pPr>
+              <w:jc w:val="left"/>
+            </w:pPr>
+            <w:r>
+              <w:rPr>
+                <w:rFonts w:ascii="Calibri" w:hAnsi="Calibri"/>
+                <w:sz w:val="18"/>
+              </w:rPr>
+              <w:t>Bucket 84: [Targets - The Amazing Race Philippines]</w:t>
             </w:r>
           </w:p>
         </w:tc>
@@ -12371,7 +12372,7 @@
                 <w:rFonts w:ascii="Calibri" w:hAnsi="Calibri"/>
                 <w:sz w:val="18"/>
               </w:rPr>
-              <w:t>The Bouquet</w:t>
+              <w:t>The Case of the Purple Pool</w:t>
             </w:r>
           </w:p>
         </w:tc>
@@ -12389,7 +12390,7 @@
                 <w:rFonts w:ascii="Calibri" w:hAnsi="Calibri"/>
                 <w:sz w:val="18"/>
               </w:rPr>
-              <w:t>Bucket 85: [Th 6 - The Bouquet]</w:t>
+              <w:t>Bucket 85: [The Amazing Race Philippines - The Case of the Purple Pool]</w:t>
             </w:r>
           </w:p>
         </w:tc>
@@ -12427,25 +12428,25 @@
                 <w:rFonts w:ascii="Calibri" w:hAnsi="Calibri"/>
                 <w:sz w:val="18"/>
               </w:rPr>
-              <w:t>The Diplomat's Club</w:t>
-            </w:r>
-          </w:p>
-        </w:tc>
-        <w:tc>
-          <w:tcPr>
-            <w:tcW w:type="dxa" w:w="3360"/>
-            <w:shd w:fill="FFFFFF"/>
-          </w:tcPr>
-          <w:p>
-            <w:pPr>
-              <w:jc w:val="left"/>
-            </w:pPr>
-            <w:r>
-              <w:rPr>
-                <w:rFonts w:ascii="Calibri" w:hAnsi="Calibri"/>
-                <w:sz w:val="18"/>
-              </w:rPr>
-              <w:t>Bucket 86: [The Bouquet - The Diplomat's Club]</w:t>
+              <w:t>The Education of Shelby Knox</w:t>
+            </w:r>
+          </w:p>
+        </w:tc>
+        <w:tc>
+          <w:tcPr>
+            <w:tcW w:type="dxa" w:w="3360"/>
+            <w:shd w:fill="FFFFFF"/>
+          </w:tcPr>
+          <w:p>
+            <w:pPr>
+              <w:jc w:val="left"/>
+            </w:pPr>
+            <w:r>
+              <w:rPr>
+                <w:rFonts w:ascii="Calibri" w:hAnsi="Calibri"/>
+                <w:sz w:val="18"/>
+              </w:rPr>
+              <w:t>Bucket 86: [The Case of the Purple Pool - The Education of Shelby Knox]</w:t>
             </w:r>
           </w:p>
         </w:tc>
@@ -12483,7 +12484,7 @@
                 <w:rFonts w:ascii="Calibri" w:hAnsi="Calibri"/>
                 <w:sz w:val="18"/>
               </w:rPr>
-              <w:t>The Golden Age</w:t>
+              <w:t>The Grudge</w:t>
             </w:r>
           </w:p>
         </w:tc>
@@ -12501,7 +12502,7 @@
                 <w:rFonts w:ascii="Calibri" w:hAnsi="Calibri"/>
                 <w:sz w:val="18"/>
               </w:rPr>
-              <w:t>Bucket 87: [The Diplomat's Club - The Golden Age]</w:t>
+              <w:t>Bucket 87: [The Education of Shelby Knox - The Grudge]</w:t>
             </w:r>
           </w:p>
         </w:tc>
@@ -12539,25 +12540,25 @@
                 <w:rFonts w:ascii="Calibri" w:hAnsi="Calibri"/>
                 <w:sz w:val="18"/>
               </w:rPr>
-              <w:t>The Lair of General Grievous</w:t>
-            </w:r>
-          </w:p>
-        </w:tc>
-        <w:tc>
-          <w:tcPr>
-            <w:tcW w:type="dxa" w:w="3360"/>
-            <w:shd w:fill="FFFFFF"/>
-          </w:tcPr>
-          <w:p>
-            <w:pPr>
-              <w:jc w:val="left"/>
-            </w:pPr>
-            <w:r>
-              <w:rPr>
-                <w:rFonts w:ascii="Calibri" w:hAnsi="Calibri"/>
-                <w:sz w:val="18"/>
-              </w:rPr>
-              <w:t>Bucket 88: [The Golden Age - The Lair of General Grievous]</w:t>
+              <w:t>The Light in Her Eyes</w:t>
+            </w:r>
+          </w:p>
+        </w:tc>
+        <w:tc>
+          <w:tcPr>
+            <w:tcW w:type="dxa" w:w="3360"/>
+            <w:shd w:fill="FFFFFF"/>
+          </w:tcPr>
+          <w:p>
+            <w:pPr>
+              <w:jc w:val="left"/>
+            </w:pPr>
+            <w:r>
+              <w:rPr>
+                <w:rFonts w:ascii="Calibri" w:hAnsi="Calibri"/>
+                <w:sz w:val="18"/>
+              </w:rPr>
+              <w:t>Bucket 88: [The Grudge - The Light in Her Eyes]</w:t>
             </w:r>
           </w:p>
         </w:tc>
@@ -12595,7 +12596,7 @@
                 <w:rFonts w:ascii="Calibri" w:hAnsi="Calibri"/>
                 <w:sz w:val="18"/>
               </w:rPr>
-              <w:t>The Myth Makers</w:t>
+              <w:t>The Oddball Parade</w:t>
             </w:r>
           </w:p>
         </w:tc>
@@ -12613,7 +12614,7 @@
                 <w:rFonts w:ascii="Calibri" w:hAnsi="Calibri"/>
                 <w:sz w:val="18"/>
               </w:rPr>
-              <w:t>Bucket 89: [The Lair of General Grievous - The Myth Makers]</w:t>
+              <w:t>Bucket 89: [The Light in Her Eyes - The Oddball Parade]</w:t>
             </w:r>
           </w:p>
         </w:tc>
@@ -12651,25 +12652,25 @@
                 <w:rFonts w:ascii="Calibri" w:hAnsi="Calibri"/>
                 <w:sz w:val="18"/>
               </w:rPr>
-              <w:t>The Ranch King's Daughter</w:t>
-            </w:r>
-          </w:p>
-        </w:tc>
-        <w:tc>
-          <w:tcPr>
-            <w:tcW w:type="dxa" w:w="3360"/>
-            <w:shd w:fill="FFFFFF"/>
-          </w:tcPr>
-          <w:p>
-            <w:pPr>
-              <w:jc w:val="left"/>
-            </w:pPr>
-            <w:r>
-              <w:rPr>
-                <w:rFonts w:ascii="Calibri" w:hAnsi="Calibri"/>
-                <w:sz w:val="18"/>
-              </w:rPr>
-              <w:t>Bucket 90: [The Myth Makers - The Ranch King's Daughter]</w:t>
+              <w:t>The Revenger</w:t>
+            </w:r>
+          </w:p>
+        </w:tc>
+        <w:tc>
+          <w:tcPr>
+            <w:tcW w:type="dxa" w:w="3360"/>
+            <w:shd w:fill="FFFFFF"/>
+          </w:tcPr>
+          <w:p>
+            <w:pPr>
+              <w:jc w:val="left"/>
+            </w:pPr>
+            <w:r>
+              <w:rPr>
+                <w:rFonts w:ascii="Calibri" w:hAnsi="Calibri"/>
+                <w:sz w:val="18"/>
+              </w:rPr>
+              <w:t>Bucket 90: [The Oddball Parade - The Revenger]</w:t>
             </w:r>
           </w:p>
         </w:tc>
@@ -12707,7 +12708,7 @@
                 <w:rFonts w:ascii="Calibri" w:hAnsi="Calibri"/>
                 <w:sz w:val="18"/>
               </w:rPr>
-              <w:t>The Spirit of Enterprise</w:t>
+              <w:t>The Take Out</w:t>
             </w:r>
           </w:p>
         </w:tc>
@@ -12725,7 +12726,7 @@
                 <w:rFonts w:ascii="Calibri" w:hAnsi="Calibri"/>
                 <w:sz w:val="18"/>
               </w:rPr>
-              <w:t>Bucket 91: [The Ranch King's Daughter - The Spirit of Enterprise]</w:t>
+              <w:t>Bucket 91: [The Revenger - The Take Out]</w:t>
             </w:r>
           </w:p>
         </w:tc>
@@ -12763,25 +12764,25 @@
                 <w:rFonts w:ascii="Calibri" w:hAnsi="Calibri"/>
                 <w:sz w:val="18"/>
               </w:rPr>
-              <w:t>The Winning Hand</w:t>
-            </w:r>
-          </w:p>
-        </w:tc>
-        <w:tc>
-          <w:tcPr>
-            <w:tcW w:type="dxa" w:w="3360"/>
-            <w:shd w:fill="FFFFFF"/>
-          </w:tcPr>
-          <w:p>
-            <w:pPr>
-              <w:jc w:val="left"/>
-            </w:pPr>
-            <w:r>
-              <w:rPr>
-                <w:rFonts w:ascii="Calibri" w:hAnsi="Calibri"/>
-                <w:sz w:val="18"/>
-              </w:rPr>
-              <w:t>Bucket 92: [The Spirit of Enterprise - The Winning Hand]</w:t>
+              <w:t>They are Five</w:t>
+            </w:r>
+          </w:p>
+        </w:tc>
+        <w:tc>
+          <w:tcPr>
+            <w:tcW w:type="dxa" w:w="3360"/>
+            <w:shd w:fill="FFFFFF"/>
+          </w:tcPr>
+          <w:p>
+            <w:pPr>
+              <w:jc w:val="left"/>
+            </w:pPr>
+            <w:r>
+              <w:rPr>
+                <w:rFonts w:ascii="Calibri" w:hAnsi="Calibri"/>
+                <w:sz w:val="18"/>
+              </w:rPr>
+              <w:t>Bucket 92: [The Take Out - They are Five]</w:t>
             </w:r>
           </w:p>
         </w:tc>
@@ -12819,7 +12820,7 @@
                 <w:rFonts w:ascii="Calibri" w:hAnsi="Calibri"/>
                 <w:sz w:val="18"/>
               </w:rPr>
-              <w:t>Toda Max</w:t>
+              <w:t>Tomodachi</w:t>
             </w:r>
           </w:p>
         </w:tc>
@@ -12837,7 +12838,7 @@
                 <w:rFonts w:ascii="Calibri" w:hAnsi="Calibri"/>
                 <w:sz w:val="18"/>
               </w:rPr>
-              <w:t>Bucket 93: [The Winning Hand - Toda Max]</w:t>
+              <w:t>Bucket 93: [They are Five - Tomodachi]</w:t>
             </w:r>
           </w:p>
         </w:tc>
@@ -12875,25 +12876,25 @@
                 <w:rFonts w:ascii="Calibri" w:hAnsi="Calibri"/>
                 <w:sz w:val="18"/>
               </w:rPr>
-              <w:t>Tricks of the Trade</w:t>
-            </w:r>
-          </w:p>
-        </w:tc>
-        <w:tc>
-          <w:tcPr>
-            <w:tcW w:type="dxa" w:w="3360"/>
-            <w:shd w:fill="FFFFFF"/>
-          </w:tcPr>
-          <w:p>
-            <w:pPr>
-              <w:jc w:val="left"/>
-            </w:pPr>
-            <w:r>
-              <w:rPr>
-                <w:rFonts w:ascii="Calibri" w:hAnsi="Calibri"/>
-                <w:sz w:val="18"/>
-              </w:rPr>
-              <w:t>Bucket 94: [Toda Max - Tricks of the Trade]</w:t>
+              <w:t>True Anal Stories 23</w:t>
+            </w:r>
+          </w:p>
+        </w:tc>
+        <w:tc>
+          <w:tcPr>
+            <w:tcW w:type="dxa" w:w="3360"/>
+            <w:shd w:fill="FFFFFF"/>
+          </w:tcPr>
+          <w:p>
+            <w:pPr>
+              <w:jc w:val="left"/>
+            </w:pPr>
+            <w:r>
+              <w:rPr>
+                <w:rFonts w:ascii="Calibri" w:hAnsi="Calibri"/>
+                <w:sz w:val="18"/>
+              </w:rPr>
+              <w:t>Bucket 94: [Tomodachi - True Anal Stories 23]</w:t>
             </w:r>
           </w:p>
         </w:tc>
@@ -12931,7 +12932,7 @@
                 <w:rFonts w:ascii="Calibri" w:hAnsi="Calibri"/>
                 <w:sz w:val="18"/>
               </w:rPr>
-              <w:t>Uncle Sam's Defenders</w:t>
+              <w:t>Un esprit clairvoyant</w:t>
             </w:r>
           </w:p>
         </w:tc>
@@ -12949,7 +12950,7 @@
                 <w:rFonts w:ascii="Calibri" w:hAnsi="Calibri"/>
                 <w:sz w:val="18"/>
               </w:rPr>
-              <w:t>Bucket 95: [Tricks of the Trade - Uncle Sam's Defenders]</w:t>
+              <w:t>Bucket 95: [True Anal Stories 23 - Un esprit clairvoyant]</w:t>
             </w:r>
           </w:p>
         </w:tc>
@@ -12987,25 +12988,25 @@
                 <w:rFonts w:ascii="Calibri" w:hAnsi="Calibri"/>
                 <w:sz w:val="18"/>
               </w:rPr>
-              <w:t>Vaseline Smile</w:t>
-            </w:r>
-          </w:p>
-        </w:tc>
-        <w:tc>
-          <w:tcPr>
-            <w:tcW w:type="dxa" w:w="3360"/>
-            <w:shd w:fill="FFFFFF"/>
-          </w:tcPr>
-          <w:p>
-            <w:pPr>
-              <w:jc w:val="left"/>
-            </w:pPr>
-            <w:r>
-              <w:rPr>
-                <w:rFonts w:ascii="Calibri" w:hAnsi="Calibri"/>
-                <w:sz w:val="18"/>
-              </w:rPr>
-              <w:t>Bucket 96: [Uncle Sam's Defenders - Vaseline Smile]</w:t>
+              <w:t>Very Bad Men</w:t>
+            </w:r>
+          </w:p>
+        </w:tc>
+        <w:tc>
+          <w:tcPr>
+            <w:tcW w:type="dxa" w:w="3360"/>
+            <w:shd w:fill="FFFFFF"/>
+          </w:tcPr>
+          <w:p>
+            <w:pPr>
+              <w:jc w:val="left"/>
+            </w:pPr>
+            <w:r>
+              <w:rPr>
+                <w:rFonts w:ascii="Calibri" w:hAnsi="Calibri"/>
+                <w:sz w:val="18"/>
+              </w:rPr>
+              <w:t>Bucket 96: [Un esprit clairvoyant - Very Bad Men]</w:t>
             </w:r>
           </w:p>
         </w:tc>
@@ -13043,7 +13044,7 @@
                 <w:rFonts w:ascii="Calibri" w:hAnsi="Calibri"/>
                 <w:sz w:val="18"/>
               </w:rPr>
-              <w:t>Walking with Cavemen</w:t>
+              <w:t>Watashi no kokoro wa papa no mono</w:t>
             </w:r>
           </w:p>
         </w:tc>
@@ -13061,7 +13062,7 @@
                 <w:rFonts w:ascii="Calibri" w:hAnsi="Calibri"/>
                 <w:sz w:val="18"/>
               </w:rPr>
-              <w:t>Bucket 97: [Vaseline Smile - Walking with Cavemen]</w:t>
+              <w:t>Bucket 97: [Very Bad Men - Watashi no kokoro wa papa no mono]</w:t>
             </w:r>
           </w:p>
         </w:tc>
@@ -13099,25 +13100,25 @@
                 <w:rFonts w:ascii="Calibri" w:hAnsi="Calibri"/>
                 <w:sz w:val="18"/>
               </w:rPr>
-              <w:t>White Rabbits</w:t>
-            </w:r>
-          </w:p>
-        </w:tc>
-        <w:tc>
-          <w:tcPr>
-            <w:tcW w:type="dxa" w:w="3360"/>
-            <w:shd w:fill="FFFFFF"/>
-          </w:tcPr>
-          <w:p>
-            <w:pPr>
-              <w:jc w:val="left"/>
-            </w:pPr>
-            <w:r>
-              <w:rPr>
-                <w:rFonts w:ascii="Calibri" w:hAnsi="Calibri"/>
-                <w:sz w:val="18"/>
-              </w:rPr>
-              <w:t>Bucket 98: [Walking with Cavemen - White Rabbits]</w:t>
+              <w:t>White Wedding</w:t>
+            </w:r>
+          </w:p>
+        </w:tc>
+        <w:tc>
+          <w:tcPr>
+            <w:tcW w:type="dxa" w:w="3360"/>
+            <w:shd w:fill="FFFFFF"/>
+          </w:tcPr>
+          <w:p>
+            <w:pPr>
+              <w:jc w:val="left"/>
+            </w:pPr>
+            <w:r>
+              <w:rPr>
+                <w:rFonts w:ascii="Calibri" w:hAnsi="Calibri"/>
+                <w:sz w:val="18"/>
+              </w:rPr>
+              <w:t>Bucket 98: [Watashi no kokoro wa papa no mono - White Wedding]</w:t>
             </w:r>
           </w:p>
         </w:tc>
@@ -13155,7 +13156,7 @@
                 <w:rFonts w:ascii="Calibri" w:hAnsi="Calibri"/>
                 <w:sz w:val="18"/>
               </w:rPr>
-              <w:t>www.blowyourheadoff.com</w:t>
+              <w:t>Yama ga aru kara...... Part 5</w:t>
             </w:r>
           </w:p>
         </w:tc>
@@ -13173,7 +13174,7 @@
                 <w:rFonts w:ascii="Calibri" w:hAnsi="Calibri"/>
                 <w:sz w:val="18"/>
               </w:rPr>
-              <w:t>Bucket 99: [White Rabbits - www.blowyourheadoff.com]</w:t>
+              <w:t>Bucket 99: [White Wedding - Yama ga aru kara...... Part 5]</w:t>
             </w:r>
           </w:p>
         </w:tc>
@@ -13211,25 +13212,25 @@
                 <w:rFonts w:ascii="Calibri" w:hAnsi="Calibri"/>
                 <w:sz w:val="18"/>
               </w:rPr>
-              <w:t>Zwölfte Folge</w:t>
-            </w:r>
-          </w:p>
-        </w:tc>
-        <w:tc>
-          <w:tcPr>
-            <w:tcW w:type="dxa" w:w="3360"/>
-            <w:shd w:fill="FFFFFF"/>
-          </w:tcPr>
-          <w:p>
-            <w:pPr>
-              <w:jc w:val="left"/>
-            </w:pPr>
-            <w:r>
-              <w:rPr>
-                <w:rFonts w:ascii="Calibri" w:hAnsi="Calibri"/>
-                <w:sz w:val="18"/>
-              </w:rPr>
-              <w:t>Bucket 100: [www.blowyourheadoff.com - Zwölfte Folge]</w:t>
+              <w:t>Þorsteinn Pálsson</w:t>
+            </w:r>
+          </w:p>
+        </w:tc>
+        <w:tc>
+          <w:tcPr>
+            <w:tcW w:type="dxa" w:w="3360"/>
+            <w:shd w:fill="FFFFFF"/>
+          </w:tcPr>
+          <w:p>
+            <w:pPr>
+              <w:jc w:val="left"/>
+            </w:pPr>
+            <w:r>
+              <w:rPr>
+                <w:rFonts w:ascii="Calibri" w:hAnsi="Calibri"/>
+                <w:sz w:val="18"/>
+              </w:rPr>
+              <w:t>Bucket 100: [Yama ga aru kara...... Part 5 - Þorsteinn Pálsson]</w:t>
             </w:r>
           </w:p>
         </w:tc>
@@ -13381,7 +13382,7 @@
           <w:rFonts w:ascii="Calibri" w:hAnsi="Calibri"/>
           <w:sz w:val="22"/>
         </w:rPr>
-        <w:t>For evaluated queries(q9), the observed maximum selectivity error is 0.8374% (0.008374), which strictly satisfies text{Max Error} le 1.0%.</w:t>
+        <w:t>For evaluated queries(q9), the observed maximum selectivity error is 0.8031% (0.008031), which strictly satisfies text{Max Error} le 1.0%.</w:t>
       </w:r>
     </w:p>
     <w:p>
@@ -13559,7 +13560,7 @@
           <w:rFonts w:ascii="Calibri" w:hAnsi="Calibri"/>
           <w:sz w:val="22"/>
         </w:rPr>
-        <w:t>- Estimated Selectivity: The planner estimated 1,939,313 rows: S_{est} = frac{1939313}{2528312} approx 0.7670 (76.70%).</w:t>
+        <w:t>- Estimated Selectivity: The planner estimated 1,938,445 rows: S_{est} = frac{1938445}{2528312} approx 0.7667 (76.67%).</w:t>
       </w:r>
     </w:p>
     <w:p>
@@ -13571,7 +13572,7 @@
           <w:rFonts w:ascii="Calibri" w:hAnsi="Calibri"/>
           <w:sz w:val="22"/>
         </w:rPr>
-        <w:t>- Observation: The absolute error is roughly 0.84%.</w:t>
+        <w:t>- Observation: The absolute error is roughly 0.80%.</w:t>
       </w:r>
     </w:p>
     <w:p>
@@ -13637,7 +13638,7 @@
           <w:rFonts w:ascii="Calibri" w:hAnsi="Calibri"/>
           <w:sz w:val="22"/>
         </w:rPr>
-        <w:t>- Estimated Selectivity: The planner estimated 352,255 rows: S_{est} = frac{352255}{2528312} approx 0.1393 (13.93%).</w:t>
+        <w:t>- Estimated Selectivity: The planner estimated 350,549 rows: S_{est} = frac{350549}{2528312} approx 0.1386 (13.86%).</w:t>
       </w:r>
     </w:p>
     <w:p>
@@ -13649,7 +13650,7 @@
           <w:rFonts w:ascii="Calibri" w:hAnsi="Calibri"/>
           <w:sz w:val="22"/>
         </w:rPr>
-        <w:t>- Observation: The absolute error here is about 0.09%.</w:t>
+        <w:t>- Observation: The absolute error here is about 0.02%.</w:t>
       </w:r>
     </w:p>
     <w:p>
@@ -13807,7 +13808,7 @@
           <w:rFonts w:ascii="Calibri" w:hAnsi="Calibri"/>
           <w:sz w:val="22"/>
         </w:rPr>
-        <w:t>- Average Build Time for N=3000: 0.0015 seconds (id column) / 0.0041 seconds (title column)</w:t>
+        <w:t>- Average Build Time for N=3000: 0.0017 seconds (id column) / 0.0062 seconds (title column)</w:t>
       </w:r>
     </w:p>
     <w:p>
@@ -17485,7 +17486,7 @@
                 <w:rFonts w:ascii="Calibri" w:hAnsi="Calibri"/>
                 <w:sz w:val="18"/>
               </w:rPr>
-              <w:t>0.0005s</w:t>
+              <w:t>0.0006s</w:t>
             </w:r>
           </w:p>
         </w:tc>
@@ -17613,7 +17614,7 @@
                 <w:rFonts w:ascii="Calibri" w:hAnsi="Calibri"/>
                 <w:sz w:val="18"/>
               </w:rPr>
-              <w:t>0.0012s</w:t>
+              <w:t>0.0013s</w:t>
             </w:r>
           </w:p>
         </w:tc>
@@ -17741,7 +17742,7 @@
                 <w:rFonts w:ascii="Calibri" w:hAnsi="Calibri"/>
                 <w:sz w:val="18"/>
               </w:rPr>
-              <w:t>0.0015s</w:t>
+              <w:t>0.0017s</w:t>
             </w:r>
           </w:p>
         </w:tc>
@@ -17869,7 +17870,7 @@
                 <w:rFonts w:ascii="Calibri" w:hAnsi="Calibri"/>
                 <w:sz w:val="18"/>
               </w:rPr>
-              <w:t>0.0041s</w:t>
+              <w:t>0.0062s</w:t>
             </w:r>
           </w:p>
         </w:tc>
@@ -17997,7 +17998,7 @@
                 <w:rFonts w:ascii="Calibri" w:hAnsi="Calibri"/>
                 <w:sz w:val="18"/>
               </w:rPr>
-              <w:t>0.0027s</w:t>
+              <w:t>0.0033s</w:t>
             </w:r>
           </w:p>
         </w:tc>
@@ -18125,7 +18126,7 @@
                 <w:rFonts w:ascii="Calibri" w:hAnsi="Calibri"/>
                 <w:sz w:val="18"/>
               </w:rPr>
-              <w:t>0.0078s</w:t>
+              <w:t>0.0080s</w:t>
             </w:r>
           </w:p>
         </w:tc>
@@ -18208,7 +18209,7 @@
           <w:rFonts w:ascii="Calibri" w:hAnsi="Calibri"/>
           <w:sz w:val="22"/>
         </w:rPr>
-        <w:t>- Point 1: (N_1, T_1) = (1000, 0.0005)</w:t>
+        <w:t>- Point 1: (N_1, T_1) = (1000, 0.0006)</w:t>
       </w:r>
     </w:p>
     <w:p>
@@ -18220,7 +18221,7 @@
           <w:rFonts w:ascii="Calibri" w:hAnsi="Calibri"/>
           <w:sz w:val="22"/>
         </w:rPr>
-        <w:t>- Point 2: (N_2, T_2) = (3000, 0.0015)</w:t>
+        <w:t>- Point 2: (N_2, T_2) = (3000, 0.0017)</w:t>
       </w:r>
     </w:p>
     <w:p>
@@ -18232,7 +18233,7 @@
           <w:rFonts w:ascii="Calibri" w:hAnsi="Calibri"/>
           <w:sz w:val="22"/>
         </w:rPr>
-        <w:t>- Point 3: (N_3, T_3) = (5000, 0.0027)</w:t>
+        <w:t>- Point 3: (N_3, T_3) = (5000, 0.0033)</w:t>
       </w:r>
     </w:p>
     <w:p>
@@ -18269,7 +18270,7 @@
           <w:rFonts w:ascii="Calibri" w:hAnsi="Calibri"/>
           <w:sz w:val="22"/>
         </w:rPr>
-        <w:t>- bar{T} = frac{0.0005 + 0.0015 + 0.0027}{3} = mathbf{0.0016text{ seconds}}</w:t>
+        <w:t>- bar{T} = frac{0.0006 + 0.0017 + 0.0033}{3} = mathbf{0.0019text{ seconds}}</w:t>
       </w:r>
     </w:p>
     <w:p>
@@ -18448,7 +18449,7 @@
                 <w:rFonts w:ascii="Calibri" w:hAnsi="Calibri"/>
                 <w:sz w:val="18"/>
               </w:rPr>
-              <w:t>0.0005</w:t>
+              <w:t>0.0006</w:t>
             </w:r>
           </w:p>
         </w:tc>
@@ -18484,7 +18485,7 @@
                 <w:rFonts w:ascii="Calibri" w:hAnsi="Calibri"/>
                 <w:sz w:val="18"/>
               </w:rPr>
-              <w:t>-0.0010</w:t>
+              <w:t>-0.0013</w:t>
             </w:r>
           </w:p>
         </w:tc>
@@ -18520,7 +18521,7 @@
                 <w:rFonts w:ascii="Calibri" w:hAnsi="Calibri"/>
                 <w:sz w:val="18"/>
               </w:rPr>
-              <w:t>2.0964</w:t>
+              <w:t>2.5680</w:t>
             </w:r>
           </w:p>
         </w:tc>
@@ -18558,7 +18559,7 @@
                 <w:rFonts w:ascii="Calibri" w:hAnsi="Calibri"/>
                 <w:sz w:val="18"/>
               </w:rPr>
-              <w:t>0.0015</w:t>
+              <w:t>0.0017</w:t>
             </w:r>
           </w:p>
         </w:tc>
@@ -18594,7 +18595,7 @@
                 <w:rFonts w:ascii="Calibri" w:hAnsi="Calibri"/>
                 <w:sz w:val="18"/>
               </w:rPr>
-              <w:t>-0.0001</w:t>
+              <w:t>-0.0002</w:t>
             </w:r>
           </w:p>
         </w:tc>
@@ -18668,7 +18669,7 @@
                 <w:rFonts w:ascii="Calibri" w:hAnsi="Calibri"/>
                 <w:sz w:val="18"/>
               </w:rPr>
-              <w:t>0.0027</w:t>
+              <w:t>0.0033</w:t>
             </w:r>
           </w:p>
         </w:tc>
@@ -18704,7 +18705,7 @@
                 <w:rFonts w:ascii="Calibri" w:hAnsi="Calibri"/>
                 <w:sz w:val="18"/>
               </w:rPr>
-              <w:t>0.0011</w:t>
+              <w:t>0.0014</w:t>
             </w:r>
           </w:p>
         </w:tc>
@@ -18740,7 +18741,7 @@
                 <w:rFonts w:ascii="Calibri" w:hAnsi="Calibri"/>
                 <w:sz w:val="18"/>
               </w:rPr>
-              <w:t>2.2668</w:t>
+              <w:t>2.8752</w:t>
             </w:r>
           </w:p>
         </w:tc>
@@ -18847,7 +18848,7 @@
                 <w:rFonts w:ascii="Calibri" w:hAnsi="Calibri"/>
                 <w:sz w:val="18"/>
               </w:rPr>
-              <w:t>4.3632</w:t>
+              <w:t>5.4433</w:t>
             </w:r>
           </w:p>
         </w:tc>
@@ -18892,7 +18893,7 @@
           <w:rFonts w:ascii="Calibri" w:hAnsi="Calibri"/>
           <w:sz w:val="22"/>
         </w:rPr>
-        <w:t>m = frac{sum (N_i - bar{N})(T_i - bar{T})}{sum (N_i - bar{N})^2} = frac{4.3632}{8,000,000} = mathbf{0.00000055text{ seconds / sample}}</w:t>
+        <w:t>m = frac{sum (N_i - bar{N})(T_i - bar{T})}{sum (N_i - bar{N})^2} = frac{5.4433}{8,000,000} = mathbf{0.00000068text{ seconds / sample}}</w:t>
       </w:r>
     </w:p>
     <w:p>
@@ -18916,7 +18917,7 @@
           <w:rFonts w:ascii="Calibri" w:hAnsi="Calibri"/>
           <w:sz w:val="22"/>
         </w:rPr>
-        <w:t>c = bar{T} - m cdot bar{N} = 0.0016 - (0.00000055 times 3000) = mathbf{-0.000056text{ seconds}}</w:t>
+        <w:t>c = bar{T} - m cdot bar{N} = 0.0019 - (0.00000068 times 3000) = mathbf{-0.000172text{ seconds}}</w:t>
       </w:r>
     </w:p>
     <w:p>
@@ -18941,7 +18942,7 @@
           <w:rFonts w:ascii="Calibri" w:hAnsi="Calibri"/>
           <w:sz w:val="22"/>
         </w:rPr>
-        <w:t>T(2,528,312) = (0.00000055 times 2,528,312) + (-0.000056) = mathbf{1.38text{ seconds}} quad (mathbf{0.02text{ minutes}})</w:t>
+        <w:t>T(2,528,312) = (0.00000068 times 2,528,312) + (-0.000172) = mathbf{1.72text{ seconds}} quad (mathbf{0.03text{ minutes}})</w:t>
       </w:r>
     </w:p>
     <w:p>

--- a/A1/reports/Assignment_Report.docx
+++ b/A1/reports/Assignment_Report.docx
@@ -1595,7 +1595,7 @@
           <w:rFonts w:ascii="Calibri" w:hAnsi="Calibri"/>
           <w:sz w:val="22"/>
         </w:rPr>
-        <w:t>PSQL uses an Equi Depth Histogram combined with a Most Common Values list. In an equidepth histogram, all buckets contain approximately the same number of rows (approx N / B), while bucket boundaries vary in width according to data distribution</w:t>
+        <w:t>psql uses an equi depth histogram , where bucket bounderies are as such so that roughly the same number of tuples in each bucket</w:t>
       </w:r>
     </w:p>
     <w:p>
@@ -1722,7 +1722,7 @@
           <w:rFonts w:ascii="Calibri" w:hAnsi="Calibri"/>
           <w:sz w:val="22"/>
         </w:rPr>
-        <w:t>3. Encoding initial string prefix bytes into floating-point numbers in [0.0, 1.0] range for quantitative interpolation like laptop will be broken to lap with l = 108, a=97, p=112 then by 256 as between 0 and 1 , lap will be around 0.42 , we can then see where a key belongs between two keeys</w:t>
+        <w:t>3. Encoding initial string prefix bytes into floating point numbers in [0.0, 1.0] range for quantitative interpolation like laptop will be broken to lap with l = 108, a=97, p=112 then by 256 as between 0 and 1 , lap will be around 0.42 , we can then see where a key belongs between two keeys</w:t>
       </w:r>
     </w:p>
     <w:p>
@@ -1867,7 +1867,7 @@
                 <w:rFonts w:ascii="Calibri" w:hAnsi="Calibri"/>
                 <w:sz w:val="18"/>
               </w:rPr>
-              <w:t>66</w:t>
+              <w:t>71</w:t>
             </w:r>
           </w:p>
         </w:tc>
@@ -1923,7 +1923,7 @@
                 <w:rFonts w:ascii="Calibri" w:hAnsi="Calibri"/>
                 <w:sz w:val="18"/>
               </w:rPr>
-              <w:t>26031</w:t>
+              <w:t>22629</w:t>
             </w:r>
           </w:p>
         </w:tc>
@@ -1941,7 +1941,7 @@
                 <w:rFonts w:ascii="Calibri" w:hAnsi="Calibri"/>
                 <w:sz w:val="18"/>
               </w:rPr>
-              <w:t>Bucket 1: [66 - 26031]</w:t>
+              <w:t>Bucket 1: [71 - 22629]</w:t>
             </w:r>
           </w:p>
         </w:tc>
@@ -1979,25 +1979,25 @@
                 <w:rFonts w:ascii="Calibri" w:hAnsi="Calibri"/>
                 <w:sz w:val="18"/>
               </w:rPr>
-              <w:t>49984</w:t>
-            </w:r>
-          </w:p>
-        </w:tc>
-        <w:tc>
-          <w:tcPr>
-            <w:tcW w:type="dxa" w:w="3360"/>
-            <w:shd w:fill="FFFFFF"/>
-          </w:tcPr>
-          <w:p>
-            <w:pPr>
-              <w:jc w:val="left"/>
-            </w:pPr>
-            <w:r>
-              <w:rPr>
-                <w:rFonts w:ascii="Calibri" w:hAnsi="Calibri"/>
-                <w:sz w:val="18"/>
-              </w:rPr>
-              <w:t>Bucket 2: [26031 - 49984]</w:t>
+              <w:t>47883</w:t>
+            </w:r>
+          </w:p>
+        </w:tc>
+        <w:tc>
+          <w:tcPr>
+            <w:tcW w:type="dxa" w:w="3360"/>
+            <w:shd w:fill="FFFFFF"/>
+          </w:tcPr>
+          <w:p>
+            <w:pPr>
+              <w:jc w:val="left"/>
+            </w:pPr>
+            <w:r>
+              <w:rPr>
+                <w:rFonts w:ascii="Calibri" w:hAnsi="Calibri"/>
+                <w:sz w:val="18"/>
+              </w:rPr>
+              <w:t>Bucket 2: [22629 - 47883]</w:t>
             </w:r>
           </w:p>
         </w:tc>
@@ -2035,7 +2035,7 @@
                 <w:rFonts w:ascii="Calibri" w:hAnsi="Calibri"/>
                 <w:sz w:val="18"/>
               </w:rPr>
-              <w:t>74833</w:t>
+              <w:t>70297</w:t>
             </w:r>
           </w:p>
         </w:tc>
@@ -2053,7 +2053,7 @@
                 <w:rFonts w:ascii="Calibri" w:hAnsi="Calibri"/>
                 <w:sz w:val="18"/>
               </w:rPr>
-              <w:t>Bucket 3: [49984 - 74833]</w:t>
+              <w:t>Bucket 3: [47883 - 70297]</w:t>
             </w:r>
           </w:p>
         </w:tc>
@@ -2091,25 +2091,25 @@
                 <w:rFonts w:ascii="Calibri" w:hAnsi="Calibri"/>
                 <w:sz w:val="18"/>
               </w:rPr>
-              <w:t>101140</w:t>
-            </w:r>
-          </w:p>
-        </w:tc>
-        <w:tc>
-          <w:tcPr>
-            <w:tcW w:type="dxa" w:w="3360"/>
-            <w:shd w:fill="FFFFFF"/>
-          </w:tcPr>
-          <w:p>
-            <w:pPr>
-              <w:jc w:val="left"/>
-            </w:pPr>
-            <w:r>
-              <w:rPr>
-                <w:rFonts w:ascii="Calibri" w:hAnsi="Calibri"/>
-                <w:sz w:val="18"/>
-              </w:rPr>
-              <w:t>Bucket 4: [74833 - 101140]</w:t>
+              <w:t>96345</w:t>
+            </w:r>
+          </w:p>
+        </w:tc>
+        <w:tc>
+          <w:tcPr>
+            <w:tcW w:type="dxa" w:w="3360"/>
+            <w:shd w:fill="FFFFFF"/>
+          </w:tcPr>
+          <w:p>
+            <w:pPr>
+              <w:jc w:val="left"/>
+            </w:pPr>
+            <w:r>
+              <w:rPr>
+                <w:rFonts w:ascii="Calibri" w:hAnsi="Calibri"/>
+                <w:sz w:val="18"/>
+              </w:rPr>
+              <w:t>Bucket 4: [70297 - 96345]</w:t>
             </w:r>
           </w:p>
         </w:tc>
@@ -2147,7 +2147,7 @@
                 <w:rFonts w:ascii="Calibri" w:hAnsi="Calibri"/>
                 <w:sz w:val="18"/>
               </w:rPr>
-              <w:t>127437</w:t>
+              <w:t>122972</w:t>
             </w:r>
           </w:p>
         </w:tc>
@@ -2165,7 +2165,7 @@
                 <w:rFonts w:ascii="Calibri" w:hAnsi="Calibri"/>
                 <w:sz w:val="18"/>
               </w:rPr>
-              <w:t>Bucket 5: [101140 - 127437]</w:t>
+              <w:t>Bucket 5: [96345 - 122972]</w:t>
             </w:r>
           </w:p>
         </w:tc>
@@ -2203,25 +2203,25 @@
                 <w:rFonts w:ascii="Calibri" w:hAnsi="Calibri"/>
                 <w:sz w:val="18"/>
               </w:rPr>
-              <w:t>153864</w:t>
-            </w:r>
-          </w:p>
-        </w:tc>
-        <w:tc>
-          <w:tcPr>
-            <w:tcW w:type="dxa" w:w="3360"/>
-            <w:shd w:fill="FFFFFF"/>
-          </w:tcPr>
-          <w:p>
-            <w:pPr>
-              <w:jc w:val="left"/>
-            </w:pPr>
-            <w:r>
-              <w:rPr>
-                <w:rFonts w:ascii="Calibri" w:hAnsi="Calibri"/>
-                <w:sz w:val="18"/>
-              </w:rPr>
-              <w:t>Bucket 6: [127437 - 153864]</w:t>
+              <w:t>151571</w:t>
+            </w:r>
+          </w:p>
+        </w:tc>
+        <w:tc>
+          <w:tcPr>
+            <w:tcW w:type="dxa" w:w="3360"/>
+            <w:shd w:fill="FFFFFF"/>
+          </w:tcPr>
+          <w:p>
+            <w:pPr>
+              <w:jc w:val="left"/>
+            </w:pPr>
+            <w:r>
+              <w:rPr>
+                <w:rFonts w:ascii="Calibri" w:hAnsi="Calibri"/>
+                <w:sz w:val="18"/>
+              </w:rPr>
+              <w:t>Bucket 6: [122972 - 151571]</w:t>
             </w:r>
           </w:p>
         </w:tc>
@@ -2259,7 +2259,7 @@
                 <w:rFonts w:ascii="Calibri" w:hAnsi="Calibri"/>
                 <w:sz w:val="18"/>
               </w:rPr>
-              <w:t>179570</w:t>
+              <w:t>178176</w:t>
             </w:r>
           </w:p>
         </w:tc>
@@ -2277,7 +2277,7 @@
                 <w:rFonts w:ascii="Calibri" w:hAnsi="Calibri"/>
                 <w:sz w:val="18"/>
               </w:rPr>
-              <w:t>Bucket 7: [153864 - 179570]</w:t>
+              <w:t>Bucket 7: [151571 - 178176]</w:t>
             </w:r>
           </w:p>
         </w:tc>
@@ -2315,25 +2315,25 @@
                 <w:rFonts w:ascii="Calibri" w:hAnsi="Calibri"/>
                 <w:sz w:val="18"/>
               </w:rPr>
-              <w:t>203627</w:t>
-            </w:r>
-          </w:p>
-        </w:tc>
-        <w:tc>
-          <w:tcPr>
-            <w:tcW w:type="dxa" w:w="3360"/>
-            <w:shd w:fill="FFFFFF"/>
-          </w:tcPr>
-          <w:p>
-            <w:pPr>
-              <w:jc w:val="left"/>
-            </w:pPr>
-            <w:r>
-              <w:rPr>
-                <w:rFonts w:ascii="Calibri" w:hAnsi="Calibri"/>
-                <w:sz w:val="18"/>
-              </w:rPr>
-              <w:t>Bucket 8: [179570 - 203627]</w:t>
+              <w:t>202083</w:t>
+            </w:r>
+          </w:p>
+        </w:tc>
+        <w:tc>
+          <w:tcPr>
+            <w:tcW w:type="dxa" w:w="3360"/>
+            <w:shd w:fill="FFFFFF"/>
+          </w:tcPr>
+          <w:p>
+            <w:pPr>
+              <w:jc w:val="left"/>
+            </w:pPr>
+            <w:r>
+              <w:rPr>
+                <w:rFonts w:ascii="Calibri" w:hAnsi="Calibri"/>
+                <w:sz w:val="18"/>
+              </w:rPr>
+              <w:t>Bucket 8: [178176 - 202083]</w:t>
             </w:r>
           </w:p>
         </w:tc>
@@ -2371,7 +2371,7 @@
                 <w:rFonts w:ascii="Calibri" w:hAnsi="Calibri"/>
                 <w:sz w:val="18"/>
               </w:rPr>
-              <w:t>227342</w:t>
+              <w:t>228264</w:t>
             </w:r>
           </w:p>
         </w:tc>
@@ -2389,7 +2389,7 @@
                 <w:rFonts w:ascii="Calibri" w:hAnsi="Calibri"/>
                 <w:sz w:val="18"/>
               </w:rPr>
-              <w:t>Bucket 9: [203627 - 227342]</w:t>
+              <w:t>Bucket 9: [202083 - 228264]</w:t>
             </w:r>
           </w:p>
         </w:tc>
@@ -2427,25 +2427,25 @@
                 <w:rFonts w:ascii="Calibri" w:hAnsi="Calibri"/>
                 <w:sz w:val="18"/>
               </w:rPr>
-              <w:t>249558</w:t>
-            </w:r>
-          </w:p>
-        </w:tc>
-        <w:tc>
-          <w:tcPr>
-            <w:tcW w:type="dxa" w:w="3360"/>
-            <w:shd w:fill="FFFFFF"/>
-          </w:tcPr>
-          <w:p>
-            <w:pPr>
-              <w:jc w:val="left"/>
-            </w:pPr>
-            <w:r>
-              <w:rPr>
-                <w:rFonts w:ascii="Calibri" w:hAnsi="Calibri"/>
-                <w:sz w:val="18"/>
-              </w:rPr>
-              <w:t>Bucket 10: [227342 - 249558]</w:t>
+              <w:t>253450</w:t>
+            </w:r>
+          </w:p>
+        </w:tc>
+        <w:tc>
+          <w:tcPr>
+            <w:tcW w:type="dxa" w:w="3360"/>
+            <w:shd w:fill="FFFFFF"/>
+          </w:tcPr>
+          <w:p>
+            <w:pPr>
+              <w:jc w:val="left"/>
+            </w:pPr>
+            <w:r>
+              <w:rPr>
+                <w:rFonts w:ascii="Calibri" w:hAnsi="Calibri"/>
+                <w:sz w:val="18"/>
+              </w:rPr>
+              <w:t>Bucket 10: [228264 - 253450]</w:t>
             </w:r>
           </w:p>
         </w:tc>
@@ -2483,7 +2483,7 @@
                 <w:rFonts w:ascii="Calibri" w:hAnsi="Calibri"/>
                 <w:sz w:val="18"/>
               </w:rPr>
-              <w:t>274050</w:t>
+              <w:t>277435</w:t>
             </w:r>
           </w:p>
         </w:tc>
@@ -2501,7 +2501,7 @@
                 <w:rFonts w:ascii="Calibri" w:hAnsi="Calibri"/>
                 <w:sz w:val="18"/>
               </w:rPr>
-              <w:t>Bucket 11: [249558 - 274050]</w:t>
+              <w:t>Bucket 11: [253450 - 277435]</w:t>
             </w:r>
           </w:p>
         </w:tc>
@@ -2539,25 +2539,25 @@
                 <w:rFonts w:ascii="Calibri" w:hAnsi="Calibri"/>
                 <w:sz w:val="18"/>
               </w:rPr>
-              <w:t>300161</w:t>
-            </w:r>
-          </w:p>
-        </w:tc>
-        <w:tc>
-          <w:tcPr>
-            <w:tcW w:type="dxa" w:w="3360"/>
-            <w:shd w:fill="FFFFFF"/>
-          </w:tcPr>
-          <w:p>
-            <w:pPr>
-              <w:jc w:val="left"/>
-            </w:pPr>
-            <w:r>
-              <w:rPr>
-                <w:rFonts w:ascii="Calibri" w:hAnsi="Calibri"/>
-                <w:sz w:val="18"/>
-              </w:rPr>
-              <w:t>Bucket 12: [274050 - 300161]</w:t>
+              <w:t>302244</w:t>
+            </w:r>
+          </w:p>
+        </w:tc>
+        <w:tc>
+          <w:tcPr>
+            <w:tcW w:type="dxa" w:w="3360"/>
+            <w:shd w:fill="FFFFFF"/>
+          </w:tcPr>
+          <w:p>
+            <w:pPr>
+              <w:jc w:val="left"/>
+            </w:pPr>
+            <w:r>
+              <w:rPr>
+                <w:rFonts w:ascii="Calibri" w:hAnsi="Calibri"/>
+                <w:sz w:val="18"/>
+              </w:rPr>
+              <w:t>Bucket 12: [277435 - 302244]</w:t>
             </w:r>
           </w:p>
         </w:tc>
@@ -2595,7 +2595,7 @@
                 <w:rFonts w:ascii="Calibri" w:hAnsi="Calibri"/>
                 <w:sz w:val="18"/>
               </w:rPr>
-              <w:t>326810</w:t>
+              <w:t>327412</w:t>
             </w:r>
           </w:p>
         </w:tc>
@@ -2613,7 +2613,7 @@
                 <w:rFonts w:ascii="Calibri" w:hAnsi="Calibri"/>
                 <w:sz w:val="18"/>
               </w:rPr>
-              <w:t>Bucket 13: [300161 - 326810]</w:t>
+              <w:t>Bucket 13: [302244 - 327412]</w:t>
             </w:r>
           </w:p>
         </w:tc>
@@ -2651,25 +2651,25 @@
                 <w:rFonts w:ascii="Calibri" w:hAnsi="Calibri"/>
                 <w:sz w:val="18"/>
               </w:rPr>
-              <w:t>353628</w:t>
-            </w:r>
-          </w:p>
-        </w:tc>
-        <w:tc>
-          <w:tcPr>
-            <w:tcW w:type="dxa" w:w="3360"/>
-            <w:shd w:fill="FFFFFF"/>
-          </w:tcPr>
-          <w:p>
-            <w:pPr>
-              <w:jc w:val="left"/>
-            </w:pPr>
-            <w:r>
-              <w:rPr>
-                <w:rFonts w:ascii="Calibri" w:hAnsi="Calibri"/>
-                <w:sz w:val="18"/>
-              </w:rPr>
-              <w:t>Bucket 14: [326810 - 353628]</w:t>
+              <w:t>351277</w:t>
+            </w:r>
+          </w:p>
+        </w:tc>
+        <w:tc>
+          <w:tcPr>
+            <w:tcW w:type="dxa" w:w="3360"/>
+            <w:shd w:fill="FFFFFF"/>
+          </w:tcPr>
+          <w:p>
+            <w:pPr>
+              <w:jc w:val="left"/>
+            </w:pPr>
+            <w:r>
+              <w:rPr>
+                <w:rFonts w:ascii="Calibri" w:hAnsi="Calibri"/>
+                <w:sz w:val="18"/>
+              </w:rPr>
+              <w:t>Bucket 14: [327412 - 351277]</w:t>
             </w:r>
           </w:p>
         </w:tc>
@@ -2707,7 +2707,7 @@
                 <w:rFonts w:ascii="Calibri" w:hAnsi="Calibri"/>
                 <w:sz w:val="18"/>
               </w:rPr>
-              <w:t>378794</w:t>
+              <w:t>375269</w:t>
             </w:r>
           </w:p>
         </w:tc>
@@ -2725,7 +2725,7 @@
                 <w:rFonts w:ascii="Calibri" w:hAnsi="Calibri"/>
                 <w:sz w:val="18"/>
               </w:rPr>
-              <w:t>Bucket 15: [353628 - 378794]</w:t>
+              <w:t>Bucket 15: [351277 - 375269]</w:t>
             </w:r>
           </w:p>
         </w:tc>
@@ -2763,25 +2763,25 @@
                 <w:rFonts w:ascii="Calibri" w:hAnsi="Calibri"/>
                 <w:sz w:val="18"/>
               </w:rPr>
-              <w:t>401971</w:t>
-            </w:r>
-          </w:p>
-        </w:tc>
-        <w:tc>
-          <w:tcPr>
-            <w:tcW w:type="dxa" w:w="3360"/>
-            <w:shd w:fill="FFFFFF"/>
-          </w:tcPr>
-          <w:p>
-            <w:pPr>
-              <w:jc w:val="left"/>
-            </w:pPr>
-            <w:r>
-              <w:rPr>
-                <w:rFonts w:ascii="Calibri" w:hAnsi="Calibri"/>
-                <w:sz w:val="18"/>
-              </w:rPr>
-              <w:t>Bucket 16: [378794 - 401971]</w:t>
+              <w:t>398105</w:t>
+            </w:r>
+          </w:p>
+        </w:tc>
+        <w:tc>
+          <w:tcPr>
+            <w:tcW w:type="dxa" w:w="3360"/>
+            <w:shd w:fill="FFFFFF"/>
+          </w:tcPr>
+          <w:p>
+            <w:pPr>
+              <w:jc w:val="left"/>
+            </w:pPr>
+            <w:r>
+              <w:rPr>
+                <w:rFonts w:ascii="Calibri" w:hAnsi="Calibri"/>
+                <w:sz w:val="18"/>
+              </w:rPr>
+              <w:t>Bucket 16: [375269 - 398105]</w:t>
             </w:r>
           </w:p>
         </w:tc>
@@ -2819,7 +2819,7 @@
                 <w:rFonts w:ascii="Calibri" w:hAnsi="Calibri"/>
                 <w:sz w:val="18"/>
               </w:rPr>
-              <w:t>426990</w:t>
+              <w:t>419318</w:t>
             </w:r>
           </w:p>
         </w:tc>
@@ -2837,7 +2837,7 @@
                 <w:rFonts w:ascii="Calibri" w:hAnsi="Calibri"/>
                 <w:sz w:val="18"/>
               </w:rPr>
-              <w:t>Bucket 17: [401971 - 426990]</w:t>
+              <w:t>Bucket 17: [398105 - 419318]</w:t>
             </w:r>
           </w:p>
         </w:tc>
@@ -2875,25 +2875,25 @@
                 <w:rFonts w:ascii="Calibri" w:hAnsi="Calibri"/>
                 <w:sz w:val="18"/>
               </w:rPr>
-              <w:t>453094</w:t>
-            </w:r>
-          </w:p>
-        </w:tc>
-        <w:tc>
-          <w:tcPr>
-            <w:tcW w:type="dxa" w:w="3360"/>
-            <w:shd w:fill="FFFFFF"/>
-          </w:tcPr>
-          <w:p>
-            <w:pPr>
-              <w:jc w:val="left"/>
-            </w:pPr>
-            <w:r>
-              <w:rPr>
-                <w:rFonts w:ascii="Calibri" w:hAnsi="Calibri"/>
-                <w:sz w:val="18"/>
-              </w:rPr>
-              <w:t>Bucket 18: [426990 - 453094]</w:t>
+              <w:t>447243</w:t>
+            </w:r>
+          </w:p>
+        </w:tc>
+        <w:tc>
+          <w:tcPr>
+            <w:tcW w:type="dxa" w:w="3360"/>
+            <w:shd w:fill="FFFFFF"/>
+          </w:tcPr>
+          <w:p>
+            <w:pPr>
+              <w:jc w:val="left"/>
+            </w:pPr>
+            <w:r>
+              <w:rPr>
+                <w:rFonts w:ascii="Calibri" w:hAnsi="Calibri"/>
+                <w:sz w:val="18"/>
+              </w:rPr>
+              <w:t>Bucket 18: [419318 - 447243]</w:t>
             </w:r>
           </w:p>
         </w:tc>
@@ -2931,7 +2931,7 @@
                 <w:rFonts w:ascii="Calibri" w:hAnsi="Calibri"/>
                 <w:sz w:val="18"/>
               </w:rPr>
-              <w:t>480643</w:t>
+              <w:t>470857</w:t>
             </w:r>
           </w:p>
         </w:tc>
@@ -2949,7 +2949,7 @@
                 <w:rFonts w:ascii="Calibri" w:hAnsi="Calibri"/>
                 <w:sz w:val="18"/>
               </w:rPr>
-              <w:t>Bucket 19: [453094 - 480643]</w:t>
+              <w:t>Bucket 19: [447243 - 470857]</w:t>
             </w:r>
           </w:p>
         </w:tc>
@@ -2987,25 +2987,25 @@
                 <w:rFonts w:ascii="Calibri" w:hAnsi="Calibri"/>
                 <w:sz w:val="18"/>
               </w:rPr>
-              <w:t>505273</w:t>
-            </w:r>
-          </w:p>
-        </w:tc>
-        <w:tc>
-          <w:tcPr>
-            <w:tcW w:type="dxa" w:w="3360"/>
-            <w:shd w:fill="FFFFFF"/>
-          </w:tcPr>
-          <w:p>
-            <w:pPr>
-              <w:jc w:val="left"/>
-            </w:pPr>
-            <w:r>
-              <w:rPr>
-                <w:rFonts w:ascii="Calibri" w:hAnsi="Calibri"/>
-                <w:sz w:val="18"/>
-              </w:rPr>
-              <w:t>Bucket 20: [480643 - 505273]</w:t>
+              <w:t>497328</w:t>
+            </w:r>
+          </w:p>
+        </w:tc>
+        <w:tc>
+          <w:tcPr>
+            <w:tcW w:type="dxa" w:w="3360"/>
+            <w:shd w:fill="FFFFFF"/>
+          </w:tcPr>
+          <w:p>
+            <w:pPr>
+              <w:jc w:val="left"/>
+            </w:pPr>
+            <w:r>
+              <w:rPr>
+                <w:rFonts w:ascii="Calibri" w:hAnsi="Calibri"/>
+                <w:sz w:val="18"/>
+              </w:rPr>
+              <w:t>Bucket 20: [470857 - 497328]</w:t>
             </w:r>
           </w:p>
         </w:tc>
@@ -3043,7 +3043,7 @@
                 <w:rFonts w:ascii="Calibri" w:hAnsi="Calibri"/>
                 <w:sz w:val="18"/>
               </w:rPr>
-              <w:t>531162</w:t>
+              <w:t>523098</w:t>
             </w:r>
           </w:p>
         </w:tc>
@@ -3061,7 +3061,7 @@
                 <w:rFonts w:ascii="Calibri" w:hAnsi="Calibri"/>
                 <w:sz w:val="18"/>
               </w:rPr>
-              <w:t>Bucket 21: [505273 - 531162]</w:t>
+              <w:t>Bucket 21: [497328 - 523098]</w:t>
             </w:r>
           </w:p>
         </w:tc>
@@ -3099,25 +3099,25 @@
                 <w:rFonts w:ascii="Calibri" w:hAnsi="Calibri"/>
                 <w:sz w:val="18"/>
               </w:rPr>
-              <w:t>559018</w:t>
-            </w:r>
-          </w:p>
-        </w:tc>
-        <w:tc>
-          <w:tcPr>
-            <w:tcW w:type="dxa" w:w="3360"/>
-            <w:shd w:fill="FFFFFF"/>
-          </w:tcPr>
-          <w:p>
-            <w:pPr>
-              <w:jc w:val="left"/>
-            </w:pPr>
-            <w:r>
-              <w:rPr>
-                <w:rFonts w:ascii="Calibri" w:hAnsi="Calibri"/>
-                <w:sz w:val="18"/>
-              </w:rPr>
-              <w:t>Bucket 22: [531162 - 559018]</w:t>
+              <w:t>548386</w:t>
+            </w:r>
+          </w:p>
+        </w:tc>
+        <w:tc>
+          <w:tcPr>
+            <w:tcW w:type="dxa" w:w="3360"/>
+            <w:shd w:fill="FFFFFF"/>
+          </w:tcPr>
+          <w:p>
+            <w:pPr>
+              <w:jc w:val="left"/>
+            </w:pPr>
+            <w:r>
+              <w:rPr>
+                <w:rFonts w:ascii="Calibri" w:hAnsi="Calibri"/>
+                <w:sz w:val="18"/>
+              </w:rPr>
+              <w:t>Bucket 22: [523098 - 548386]</w:t>
             </w:r>
           </w:p>
         </w:tc>
@@ -3155,7 +3155,7 @@
                 <w:rFonts w:ascii="Calibri" w:hAnsi="Calibri"/>
                 <w:sz w:val="18"/>
               </w:rPr>
-              <w:t>582792</w:t>
+              <w:t>573721</w:t>
             </w:r>
           </w:p>
         </w:tc>
@@ -3173,7 +3173,7 @@
                 <w:rFonts w:ascii="Calibri" w:hAnsi="Calibri"/>
                 <w:sz w:val="18"/>
               </w:rPr>
-              <w:t>Bucket 23: [559018 - 582792]</w:t>
+              <w:t>Bucket 23: [548386 - 573721]</w:t>
             </w:r>
           </w:p>
         </w:tc>
@@ -3211,25 +3211,25 @@
                 <w:rFonts w:ascii="Calibri" w:hAnsi="Calibri"/>
                 <w:sz w:val="18"/>
               </w:rPr>
-              <w:t>605800</w:t>
-            </w:r>
-          </w:p>
-        </w:tc>
-        <w:tc>
-          <w:tcPr>
-            <w:tcW w:type="dxa" w:w="3360"/>
-            <w:shd w:fill="FFFFFF"/>
-          </w:tcPr>
-          <w:p>
-            <w:pPr>
-              <w:jc w:val="left"/>
-            </w:pPr>
-            <w:r>
-              <w:rPr>
-                <w:rFonts w:ascii="Calibri" w:hAnsi="Calibri"/>
-                <w:sz w:val="18"/>
-              </w:rPr>
-              <w:t>Bucket 24: [582792 - 605800]</w:t>
+              <w:t>597600</w:t>
+            </w:r>
+          </w:p>
+        </w:tc>
+        <w:tc>
+          <w:tcPr>
+            <w:tcW w:type="dxa" w:w="3360"/>
+            <w:shd w:fill="FFFFFF"/>
+          </w:tcPr>
+          <w:p>
+            <w:pPr>
+              <w:jc w:val="left"/>
+            </w:pPr>
+            <w:r>
+              <w:rPr>
+                <w:rFonts w:ascii="Calibri" w:hAnsi="Calibri"/>
+                <w:sz w:val="18"/>
+              </w:rPr>
+              <w:t>Bucket 24: [573721 - 597600]</w:t>
             </w:r>
           </w:p>
         </w:tc>
@@ -3267,7 +3267,7 @@
                 <w:rFonts w:ascii="Calibri" w:hAnsi="Calibri"/>
                 <w:sz w:val="18"/>
               </w:rPr>
-              <w:t>632265</w:t>
+              <w:t>620953</w:t>
             </w:r>
           </w:p>
         </w:tc>
@@ -3285,7 +3285,7 @@
                 <w:rFonts w:ascii="Calibri" w:hAnsi="Calibri"/>
                 <w:sz w:val="18"/>
               </w:rPr>
-              <w:t>Bucket 25: [605800 - 632265]</w:t>
+              <w:t>Bucket 25: [597600 - 620953]</w:t>
             </w:r>
           </w:p>
         </w:tc>
@@ -3323,25 +3323,25 @@
                 <w:rFonts w:ascii="Calibri" w:hAnsi="Calibri"/>
                 <w:sz w:val="18"/>
               </w:rPr>
-              <w:t>656668</w:t>
-            </w:r>
-          </w:p>
-        </w:tc>
-        <w:tc>
-          <w:tcPr>
-            <w:tcW w:type="dxa" w:w="3360"/>
-            <w:shd w:fill="FFFFFF"/>
-          </w:tcPr>
-          <w:p>
-            <w:pPr>
-              <w:jc w:val="left"/>
-            </w:pPr>
-            <w:r>
-              <w:rPr>
-                <w:rFonts w:ascii="Calibri" w:hAnsi="Calibri"/>
-                <w:sz w:val="18"/>
-              </w:rPr>
-              <w:t>Bucket 26: [632265 - 656668]</w:t>
+              <w:t>644334</w:t>
+            </w:r>
+          </w:p>
+        </w:tc>
+        <w:tc>
+          <w:tcPr>
+            <w:tcW w:type="dxa" w:w="3360"/>
+            <w:shd w:fill="FFFFFF"/>
+          </w:tcPr>
+          <w:p>
+            <w:pPr>
+              <w:jc w:val="left"/>
+            </w:pPr>
+            <w:r>
+              <w:rPr>
+                <w:rFonts w:ascii="Calibri" w:hAnsi="Calibri"/>
+                <w:sz w:val="18"/>
+              </w:rPr>
+              <w:t>Bucket 26: [620953 - 644334]</w:t>
             </w:r>
           </w:p>
         </w:tc>
@@ -3379,7 +3379,7 @@
                 <w:rFonts w:ascii="Calibri" w:hAnsi="Calibri"/>
                 <w:sz w:val="18"/>
               </w:rPr>
-              <w:t>683413</w:t>
+              <w:t>669359</w:t>
             </w:r>
           </w:p>
         </w:tc>
@@ -3397,7 +3397,7 @@
                 <w:rFonts w:ascii="Calibri" w:hAnsi="Calibri"/>
                 <w:sz w:val="18"/>
               </w:rPr>
-              <w:t>Bucket 27: [656668 - 683413]</w:t>
+              <w:t>Bucket 27: [644334 - 669359]</w:t>
             </w:r>
           </w:p>
         </w:tc>
@@ -3435,25 +3435,25 @@
                 <w:rFonts w:ascii="Calibri" w:hAnsi="Calibri"/>
                 <w:sz w:val="18"/>
               </w:rPr>
-              <w:t>708726</w:t>
-            </w:r>
-          </w:p>
-        </w:tc>
-        <w:tc>
-          <w:tcPr>
-            <w:tcW w:type="dxa" w:w="3360"/>
-            <w:shd w:fill="FFFFFF"/>
-          </w:tcPr>
-          <w:p>
-            <w:pPr>
-              <w:jc w:val="left"/>
-            </w:pPr>
-            <w:r>
-              <w:rPr>
-                <w:rFonts w:ascii="Calibri" w:hAnsi="Calibri"/>
-                <w:sz w:val="18"/>
-              </w:rPr>
-              <w:t>Bucket 28: [683413 - 708726]</w:t>
+              <w:t>694359</w:t>
+            </w:r>
+          </w:p>
+        </w:tc>
+        <w:tc>
+          <w:tcPr>
+            <w:tcW w:type="dxa" w:w="3360"/>
+            <w:shd w:fill="FFFFFF"/>
+          </w:tcPr>
+          <w:p>
+            <w:pPr>
+              <w:jc w:val="left"/>
+            </w:pPr>
+            <w:r>
+              <w:rPr>
+                <w:rFonts w:ascii="Calibri" w:hAnsi="Calibri"/>
+                <w:sz w:val="18"/>
+              </w:rPr>
+              <w:t>Bucket 28: [669359 - 694359]</w:t>
             </w:r>
           </w:p>
         </w:tc>
@@ -3491,7 +3491,7 @@
                 <w:rFonts w:ascii="Calibri" w:hAnsi="Calibri"/>
                 <w:sz w:val="18"/>
               </w:rPr>
-              <w:t>732854</w:t>
+              <w:t>719940</w:t>
             </w:r>
           </w:p>
         </w:tc>
@@ -3509,7 +3509,7 @@
                 <w:rFonts w:ascii="Calibri" w:hAnsi="Calibri"/>
                 <w:sz w:val="18"/>
               </w:rPr>
-              <w:t>Bucket 29: [708726 - 732854]</w:t>
+              <w:t>Bucket 29: [694359 - 719940]</w:t>
             </w:r>
           </w:p>
         </w:tc>
@@ -3547,25 +3547,25 @@
                 <w:rFonts w:ascii="Calibri" w:hAnsi="Calibri"/>
                 <w:sz w:val="18"/>
               </w:rPr>
-              <w:t>759074</w:t>
-            </w:r>
-          </w:p>
-        </w:tc>
-        <w:tc>
-          <w:tcPr>
-            <w:tcW w:type="dxa" w:w="3360"/>
-            <w:shd w:fill="FFFFFF"/>
-          </w:tcPr>
-          <w:p>
-            <w:pPr>
-              <w:jc w:val="left"/>
-            </w:pPr>
-            <w:r>
-              <w:rPr>
-                <w:rFonts w:ascii="Calibri" w:hAnsi="Calibri"/>
-                <w:sz w:val="18"/>
-              </w:rPr>
-              <w:t>Bucket 30: [732854 - 759074]</w:t>
+              <w:t>746531</w:t>
+            </w:r>
+          </w:p>
+        </w:tc>
+        <w:tc>
+          <w:tcPr>
+            <w:tcW w:type="dxa" w:w="3360"/>
+            <w:shd w:fill="FFFFFF"/>
+          </w:tcPr>
+          <w:p>
+            <w:pPr>
+              <w:jc w:val="left"/>
+            </w:pPr>
+            <w:r>
+              <w:rPr>
+                <w:rFonts w:ascii="Calibri" w:hAnsi="Calibri"/>
+                <w:sz w:val="18"/>
+              </w:rPr>
+              <w:t>Bucket 30: [719940 - 746531]</w:t>
             </w:r>
           </w:p>
         </w:tc>
@@ -3603,7 +3603,7 @@
                 <w:rFonts w:ascii="Calibri" w:hAnsi="Calibri"/>
                 <w:sz w:val="18"/>
               </w:rPr>
-              <w:t>784282</w:t>
+              <w:t>772412</w:t>
             </w:r>
           </w:p>
         </w:tc>
@@ -3621,7 +3621,7 @@
                 <w:rFonts w:ascii="Calibri" w:hAnsi="Calibri"/>
                 <w:sz w:val="18"/>
               </w:rPr>
-              <w:t>Bucket 31: [759074 - 784282]</w:t>
+              <w:t>Bucket 31: [746531 - 772412]</w:t>
             </w:r>
           </w:p>
         </w:tc>
@@ -3659,25 +3659,25 @@
                 <w:rFonts w:ascii="Calibri" w:hAnsi="Calibri"/>
                 <w:sz w:val="18"/>
               </w:rPr>
-              <w:t>812447</w:t>
-            </w:r>
-          </w:p>
-        </w:tc>
-        <w:tc>
-          <w:tcPr>
-            <w:tcW w:type="dxa" w:w="3360"/>
-            <w:shd w:fill="FFFFFF"/>
-          </w:tcPr>
-          <w:p>
-            <w:pPr>
-              <w:jc w:val="left"/>
-            </w:pPr>
-            <w:r>
-              <w:rPr>
-                <w:rFonts w:ascii="Calibri" w:hAnsi="Calibri"/>
-                <w:sz w:val="18"/>
-              </w:rPr>
-              <w:t>Bucket 32: [784282 - 812447]</w:t>
+              <w:t>799868</w:t>
+            </w:r>
+          </w:p>
+        </w:tc>
+        <w:tc>
+          <w:tcPr>
+            <w:tcW w:type="dxa" w:w="3360"/>
+            <w:shd w:fill="FFFFFF"/>
+          </w:tcPr>
+          <w:p>
+            <w:pPr>
+              <w:jc w:val="left"/>
+            </w:pPr>
+            <w:r>
+              <w:rPr>
+                <w:rFonts w:ascii="Calibri" w:hAnsi="Calibri"/>
+                <w:sz w:val="18"/>
+              </w:rPr>
+              <w:t>Bucket 32: [772412 - 799868]</w:t>
             </w:r>
           </w:p>
         </w:tc>
@@ -3715,7 +3715,7 @@
                 <w:rFonts w:ascii="Calibri" w:hAnsi="Calibri"/>
                 <w:sz w:val="18"/>
               </w:rPr>
-              <w:t>836574</w:t>
+              <w:t>822650</w:t>
             </w:r>
           </w:p>
         </w:tc>
@@ -3733,7 +3733,7 @@
                 <w:rFonts w:ascii="Calibri" w:hAnsi="Calibri"/>
                 <w:sz w:val="18"/>
               </w:rPr>
-              <w:t>Bucket 33: [812447 - 836574]</w:t>
+              <w:t>Bucket 33: [799868 - 822650]</w:t>
             </w:r>
           </w:p>
         </w:tc>
@@ -3771,25 +3771,25 @@
                 <w:rFonts w:ascii="Calibri" w:hAnsi="Calibri"/>
                 <w:sz w:val="18"/>
               </w:rPr>
-              <w:t>863283</w:t>
-            </w:r>
-          </w:p>
-        </w:tc>
-        <w:tc>
-          <w:tcPr>
-            <w:tcW w:type="dxa" w:w="3360"/>
-            <w:shd w:fill="FFFFFF"/>
-          </w:tcPr>
-          <w:p>
-            <w:pPr>
-              <w:jc w:val="left"/>
-            </w:pPr>
-            <w:r>
-              <w:rPr>
-                <w:rFonts w:ascii="Calibri" w:hAnsi="Calibri"/>
-                <w:sz w:val="18"/>
-              </w:rPr>
-              <w:t>Bucket 34: [836574 - 863283]</w:t>
+              <w:t>846897</w:t>
+            </w:r>
+          </w:p>
+        </w:tc>
+        <w:tc>
+          <w:tcPr>
+            <w:tcW w:type="dxa" w:w="3360"/>
+            <w:shd w:fill="FFFFFF"/>
+          </w:tcPr>
+          <w:p>
+            <w:pPr>
+              <w:jc w:val="left"/>
+            </w:pPr>
+            <w:r>
+              <w:rPr>
+                <w:rFonts w:ascii="Calibri" w:hAnsi="Calibri"/>
+                <w:sz w:val="18"/>
+              </w:rPr>
+              <w:t>Bucket 34: [822650 - 846897]</w:t>
             </w:r>
           </w:p>
         </w:tc>
@@ -3827,7 +3827,7 @@
                 <w:rFonts w:ascii="Calibri" w:hAnsi="Calibri"/>
                 <w:sz w:val="18"/>
               </w:rPr>
-              <w:t>888391</w:t>
+              <w:t>872174</w:t>
             </w:r>
           </w:p>
         </w:tc>
@@ -3845,7 +3845,7 @@
                 <w:rFonts w:ascii="Calibri" w:hAnsi="Calibri"/>
                 <w:sz w:val="18"/>
               </w:rPr>
-              <w:t>Bucket 35: [863283 - 888391]</w:t>
+              <w:t>Bucket 35: [846897 - 872174]</w:t>
             </w:r>
           </w:p>
         </w:tc>
@@ -3883,25 +3883,25 @@
                 <w:rFonts w:ascii="Calibri" w:hAnsi="Calibri"/>
                 <w:sz w:val="18"/>
               </w:rPr>
-              <w:t>914667</w:t>
-            </w:r>
-          </w:p>
-        </w:tc>
-        <w:tc>
-          <w:tcPr>
-            <w:tcW w:type="dxa" w:w="3360"/>
-            <w:shd w:fill="FFFFFF"/>
-          </w:tcPr>
-          <w:p>
-            <w:pPr>
-              <w:jc w:val="left"/>
-            </w:pPr>
-            <w:r>
-              <w:rPr>
-                <w:rFonts w:ascii="Calibri" w:hAnsi="Calibri"/>
-                <w:sz w:val="18"/>
-              </w:rPr>
-              <w:t>Bucket 36: [888391 - 914667]</w:t>
+              <w:t>897463</w:t>
+            </w:r>
+          </w:p>
+        </w:tc>
+        <w:tc>
+          <w:tcPr>
+            <w:tcW w:type="dxa" w:w="3360"/>
+            <w:shd w:fill="FFFFFF"/>
+          </w:tcPr>
+          <w:p>
+            <w:pPr>
+              <w:jc w:val="left"/>
+            </w:pPr>
+            <w:r>
+              <w:rPr>
+                <w:rFonts w:ascii="Calibri" w:hAnsi="Calibri"/>
+                <w:sz w:val="18"/>
+              </w:rPr>
+              <w:t>Bucket 36: [872174 - 897463]</w:t>
             </w:r>
           </w:p>
         </w:tc>
@@ -3939,7 +3939,7 @@
                 <w:rFonts w:ascii="Calibri" w:hAnsi="Calibri"/>
                 <w:sz w:val="18"/>
               </w:rPr>
-              <w:t>939512</w:t>
+              <w:t>923221</w:t>
             </w:r>
           </w:p>
         </w:tc>
@@ -3957,7 +3957,7 @@
                 <w:rFonts w:ascii="Calibri" w:hAnsi="Calibri"/>
                 <w:sz w:val="18"/>
               </w:rPr>
-              <w:t>Bucket 37: [914667 - 939512]</w:t>
+              <w:t>Bucket 37: [897463 - 923221]</w:t>
             </w:r>
           </w:p>
         </w:tc>
@@ -3995,25 +3995,25 @@
                 <w:rFonts w:ascii="Calibri" w:hAnsi="Calibri"/>
                 <w:sz w:val="18"/>
               </w:rPr>
-              <w:t>962926</w:t>
-            </w:r>
-          </w:p>
-        </w:tc>
-        <w:tc>
-          <w:tcPr>
-            <w:tcW w:type="dxa" w:w="3360"/>
-            <w:shd w:fill="FFFFFF"/>
-          </w:tcPr>
-          <w:p>
-            <w:pPr>
-              <w:jc w:val="left"/>
-            </w:pPr>
-            <w:r>
-              <w:rPr>
-                <w:rFonts w:ascii="Calibri" w:hAnsi="Calibri"/>
-                <w:sz w:val="18"/>
-              </w:rPr>
-              <w:t>Bucket 38: [939512 - 962926]</w:t>
+              <w:t>945908</w:t>
+            </w:r>
+          </w:p>
+        </w:tc>
+        <w:tc>
+          <w:tcPr>
+            <w:tcW w:type="dxa" w:w="3360"/>
+            <w:shd w:fill="FFFFFF"/>
+          </w:tcPr>
+          <w:p>
+            <w:pPr>
+              <w:jc w:val="left"/>
+            </w:pPr>
+            <w:r>
+              <w:rPr>
+                <w:rFonts w:ascii="Calibri" w:hAnsi="Calibri"/>
+                <w:sz w:val="18"/>
+              </w:rPr>
+              <w:t>Bucket 38: [923221 - 945908]</w:t>
             </w:r>
           </w:p>
         </w:tc>
@@ -4051,7 +4051,7 @@
                 <w:rFonts w:ascii="Calibri" w:hAnsi="Calibri"/>
                 <w:sz w:val="18"/>
               </w:rPr>
-              <w:t>987759</w:t>
+              <w:t>973357</w:t>
             </w:r>
           </w:p>
         </w:tc>
@@ -4069,7 +4069,7 @@
                 <w:rFonts w:ascii="Calibri" w:hAnsi="Calibri"/>
                 <w:sz w:val="18"/>
               </w:rPr>
-              <w:t>Bucket 39: [962926 - 987759]</w:t>
+              <w:t>Bucket 39: [945908 - 973357]</w:t>
             </w:r>
           </w:p>
         </w:tc>
@@ -4107,25 +4107,25 @@
                 <w:rFonts w:ascii="Calibri" w:hAnsi="Calibri"/>
                 <w:sz w:val="18"/>
               </w:rPr>
-              <w:t>1013055</w:t>
-            </w:r>
-          </w:p>
-        </w:tc>
-        <w:tc>
-          <w:tcPr>
-            <w:tcW w:type="dxa" w:w="3360"/>
-            <w:shd w:fill="FFFFFF"/>
-          </w:tcPr>
-          <w:p>
-            <w:pPr>
-              <w:jc w:val="left"/>
-            </w:pPr>
-            <w:r>
-              <w:rPr>
-                <w:rFonts w:ascii="Calibri" w:hAnsi="Calibri"/>
-                <w:sz w:val="18"/>
-              </w:rPr>
-              <w:t>Bucket 40: [987759 - 1013055]</w:t>
+              <w:t>1000734</w:t>
+            </w:r>
+          </w:p>
+        </w:tc>
+        <w:tc>
+          <w:tcPr>
+            <w:tcW w:type="dxa" w:w="3360"/>
+            <w:shd w:fill="FFFFFF"/>
+          </w:tcPr>
+          <w:p>
+            <w:pPr>
+              <w:jc w:val="left"/>
+            </w:pPr>
+            <w:r>
+              <w:rPr>
+                <w:rFonts w:ascii="Calibri" w:hAnsi="Calibri"/>
+                <w:sz w:val="18"/>
+              </w:rPr>
+              <w:t>Bucket 40: [973357 - 1000734]</w:t>
             </w:r>
           </w:p>
         </w:tc>
@@ -4163,7 +4163,7 @@
                 <w:rFonts w:ascii="Calibri" w:hAnsi="Calibri"/>
                 <w:sz w:val="18"/>
               </w:rPr>
-              <w:t>1039398</w:t>
+              <w:t>1023461</w:t>
             </w:r>
           </w:p>
         </w:tc>
@@ -4181,7 +4181,7 @@
                 <w:rFonts w:ascii="Calibri" w:hAnsi="Calibri"/>
                 <w:sz w:val="18"/>
               </w:rPr>
-              <w:t>Bucket 41: [1013055 - 1039398]</w:t>
+              <w:t>Bucket 41: [1000734 - 1023461]</w:t>
             </w:r>
           </w:p>
         </w:tc>
@@ -4219,25 +4219,25 @@
                 <w:rFonts w:ascii="Calibri" w:hAnsi="Calibri"/>
                 <w:sz w:val="18"/>
               </w:rPr>
-              <w:t>1062735</w:t>
-            </w:r>
-          </w:p>
-        </w:tc>
-        <w:tc>
-          <w:tcPr>
-            <w:tcW w:type="dxa" w:w="3360"/>
-            <w:shd w:fill="FFFFFF"/>
-          </w:tcPr>
-          <w:p>
-            <w:pPr>
-              <w:jc w:val="left"/>
-            </w:pPr>
-            <w:r>
-              <w:rPr>
-                <w:rFonts w:ascii="Calibri" w:hAnsi="Calibri"/>
-                <w:sz w:val="18"/>
-              </w:rPr>
-              <w:t>Bucket 42: [1039398 - 1062735]</w:t>
+              <w:t>1048673</w:t>
+            </w:r>
+          </w:p>
+        </w:tc>
+        <w:tc>
+          <w:tcPr>
+            <w:tcW w:type="dxa" w:w="3360"/>
+            <w:shd w:fill="FFFFFF"/>
+          </w:tcPr>
+          <w:p>
+            <w:pPr>
+              <w:jc w:val="left"/>
+            </w:pPr>
+            <w:r>
+              <w:rPr>
+                <w:rFonts w:ascii="Calibri" w:hAnsi="Calibri"/>
+                <w:sz w:val="18"/>
+              </w:rPr>
+              <w:t>Bucket 42: [1023461 - 1048673]</w:t>
             </w:r>
           </w:p>
         </w:tc>
@@ -4275,7 +4275,7 @@
                 <w:rFonts w:ascii="Calibri" w:hAnsi="Calibri"/>
                 <w:sz w:val="18"/>
               </w:rPr>
-              <w:t>1090405</w:t>
+              <w:t>1071915</w:t>
             </w:r>
           </w:p>
         </w:tc>
@@ -4293,7 +4293,7 @@
                 <w:rFonts w:ascii="Calibri" w:hAnsi="Calibri"/>
                 <w:sz w:val="18"/>
               </w:rPr>
-              <w:t>Bucket 43: [1062735 - 1090405]</w:t>
+              <w:t>Bucket 43: [1048673 - 1071915]</w:t>
             </w:r>
           </w:p>
         </w:tc>
@@ -4331,25 +4331,25 @@
                 <w:rFonts w:ascii="Calibri" w:hAnsi="Calibri"/>
                 <w:sz w:val="18"/>
               </w:rPr>
-              <w:t>1116673</w:t>
-            </w:r>
-          </w:p>
-        </w:tc>
-        <w:tc>
-          <w:tcPr>
-            <w:tcW w:type="dxa" w:w="3360"/>
-            <w:shd w:fill="FFFFFF"/>
-          </w:tcPr>
-          <w:p>
-            <w:pPr>
-              <w:jc w:val="left"/>
-            </w:pPr>
-            <w:r>
-              <w:rPr>
-                <w:rFonts w:ascii="Calibri" w:hAnsi="Calibri"/>
-                <w:sz w:val="18"/>
-              </w:rPr>
-              <w:t>Bucket 44: [1090405 - 1116673]</w:t>
+              <w:t>1100137</w:t>
+            </w:r>
+          </w:p>
+        </w:tc>
+        <w:tc>
+          <w:tcPr>
+            <w:tcW w:type="dxa" w:w="3360"/>
+            <w:shd w:fill="FFFFFF"/>
+          </w:tcPr>
+          <w:p>
+            <w:pPr>
+              <w:jc w:val="left"/>
+            </w:pPr>
+            <w:r>
+              <w:rPr>
+                <w:rFonts w:ascii="Calibri" w:hAnsi="Calibri"/>
+                <w:sz w:val="18"/>
+              </w:rPr>
+              <w:t>Bucket 44: [1071915 - 1100137]</w:t>
             </w:r>
           </w:p>
         </w:tc>
@@ -4387,7 +4387,7 @@
                 <w:rFonts w:ascii="Calibri" w:hAnsi="Calibri"/>
                 <w:sz w:val="18"/>
               </w:rPr>
-              <w:t>1142039</w:t>
+              <w:t>1124383</w:t>
             </w:r>
           </w:p>
         </w:tc>
@@ -4405,7 +4405,7 @@
                 <w:rFonts w:ascii="Calibri" w:hAnsi="Calibri"/>
                 <w:sz w:val="18"/>
               </w:rPr>
-              <w:t>Bucket 45: [1116673 - 1142039]</w:t>
+              <w:t>Bucket 45: [1100137 - 1124383]</w:t>
             </w:r>
           </w:p>
         </w:tc>
@@ -4443,25 +4443,25 @@
                 <w:rFonts w:ascii="Calibri" w:hAnsi="Calibri"/>
                 <w:sz w:val="18"/>
               </w:rPr>
-              <w:t>1163912</w:t>
-            </w:r>
-          </w:p>
-        </w:tc>
-        <w:tc>
-          <w:tcPr>
-            <w:tcW w:type="dxa" w:w="3360"/>
-            <w:shd w:fill="FFFFFF"/>
-          </w:tcPr>
-          <w:p>
-            <w:pPr>
-              <w:jc w:val="left"/>
-            </w:pPr>
-            <w:r>
-              <w:rPr>
-                <w:rFonts w:ascii="Calibri" w:hAnsi="Calibri"/>
-                <w:sz w:val="18"/>
-              </w:rPr>
-              <w:t>Bucket 46: [1142039 - 1163912]</w:t>
+              <w:t>1149120</w:t>
+            </w:r>
+          </w:p>
+        </w:tc>
+        <w:tc>
+          <w:tcPr>
+            <w:tcW w:type="dxa" w:w="3360"/>
+            <w:shd w:fill="FFFFFF"/>
+          </w:tcPr>
+          <w:p>
+            <w:pPr>
+              <w:jc w:val="left"/>
+            </w:pPr>
+            <w:r>
+              <w:rPr>
+                <w:rFonts w:ascii="Calibri" w:hAnsi="Calibri"/>
+                <w:sz w:val="18"/>
+              </w:rPr>
+              <w:t>Bucket 46: [1124383 - 1149120]</w:t>
             </w:r>
           </w:p>
         </w:tc>
@@ -4499,7 +4499,7 @@
                 <w:rFonts w:ascii="Calibri" w:hAnsi="Calibri"/>
                 <w:sz w:val="18"/>
               </w:rPr>
-              <w:t>1192171</w:t>
+              <w:t>1175291</w:t>
             </w:r>
           </w:p>
         </w:tc>
@@ -4517,7 +4517,7 @@
                 <w:rFonts w:ascii="Calibri" w:hAnsi="Calibri"/>
                 <w:sz w:val="18"/>
               </w:rPr>
-              <w:t>Bucket 47: [1163912 - 1192171]</w:t>
+              <w:t>Bucket 47: [1149120 - 1175291]</w:t>
             </w:r>
           </w:p>
         </w:tc>
@@ -4555,25 +4555,25 @@
                 <w:rFonts w:ascii="Calibri" w:hAnsi="Calibri"/>
                 <w:sz w:val="18"/>
               </w:rPr>
-              <w:t>1215031</w:t>
-            </w:r>
-          </w:p>
-        </w:tc>
-        <w:tc>
-          <w:tcPr>
-            <w:tcW w:type="dxa" w:w="3360"/>
-            <w:shd w:fill="FFFFFF"/>
-          </w:tcPr>
-          <w:p>
-            <w:pPr>
-              <w:jc w:val="left"/>
-            </w:pPr>
-            <w:r>
-              <w:rPr>
-                <w:rFonts w:ascii="Calibri" w:hAnsi="Calibri"/>
-                <w:sz w:val="18"/>
-              </w:rPr>
-              <w:t>Bucket 48: [1192171 - 1215031]</w:t>
+              <w:t>1201852</w:t>
+            </w:r>
+          </w:p>
+        </w:tc>
+        <w:tc>
+          <w:tcPr>
+            <w:tcW w:type="dxa" w:w="3360"/>
+            <w:shd w:fill="FFFFFF"/>
+          </w:tcPr>
+          <w:p>
+            <w:pPr>
+              <w:jc w:val="left"/>
+            </w:pPr>
+            <w:r>
+              <w:rPr>
+                <w:rFonts w:ascii="Calibri" w:hAnsi="Calibri"/>
+                <w:sz w:val="18"/>
+              </w:rPr>
+              <w:t>Bucket 48: [1175291 - 1201852]</w:t>
             </w:r>
           </w:p>
         </w:tc>
@@ -4611,7 +4611,7 @@
                 <w:rFonts w:ascii="Calibri" w:hAnsi="Calibri"/>
                 <w:sz w:val="18"/>
               </w:rPr>
-              <w:t>1241261</w:t>
+              <w:t>1228957</w:t>
             </w:r>
           </w:p>
         </w:tc>
@@ -4629,7 +4629,7 @@
                 <w:rFonts w:ascii="Calibri" w:hAnsi="Calibri"/>
                 <w:sz w:val="18"/>
               </w:rPr>
-              <w:t>Bucket 49: [1215031 - 1241261]</w:t>
+              <w:t>Bucket 49: [1201852 - 1228957]</w:t>
             </w:r>
           </w:p>
         </w:tc>
@@ -4667,25 +4667,25 @@
                 <w:rFonts w:ascii="Calibri" w:hAnsi="Calibri"/>
                 <w:sz w:val="18"/>
               </w:rPr>
-              <w:t>1266561</w:t>
-            </w:r>
-          </w:p>
-        </w:tc>
-        <w:tc>
-          <w:tcPr>
-            <w:tcW w:type="dxa" w:w="3360"/>
-            <w:shd w:fill="FFFFFF"/>
-          </w:tcPr>
-          <w:p>
-            <w:pPr>
-              <w:jc w:val="left"/>
-            </w:pPr>
-            <w:r>
-              <w:rPr>
-                <w:rFonts w:ascii="Calibri" w:hAnsi="Calibri"/>
-                <w:sz w:val="18"/>
-              </w:rPr>
-              <w:t>Bucket 50: [1241261 - 1266561]</w:t>
+              <w:t>1257141</w:t>
+            </w:r>
+          </w:p>
+        </w:tc>
+        <w:tc>
+          <w:tcPr>
+            <w:tcW w:type="dxa" w:w="3360"/>
+            <w:shd w:fill="FFFFFF"/>
+          </w:tcPr>
+          <w:p>
+            <w:pPr>
+              <w:jc w:val="left"/>
+            </w:pPr>
+            <w:r>
+              <w:rPr>
+                <w:rFonts w:ascii="Calibri" w:hAnsi="Calibri"/>
+                <w:sz w:val="18"/>
+              </w:rPr>
+              <w:t>Bucket 50: [1228957 - 1257141]</w:t>
             </w:r>
           </w:p>
         </w:tc>
@@ -4723,7 +4723,7 @@
                 <w:rFonts w:ascii="Calibri" w:hAnsi="Calibri"/>
                 <w:sz w:val="18"/>
               </w:rPr>
-              <w:t>1291888</w:t>
+              <w:t>1284123</w:t>
             </w:r>
           </w:p>
         </w:tc>
@@ -4741,7 +4741,7 @@
                 <w:rFonts w:ascii="Calibri" w:hAnsi="Calibri"/>
                 <w:sz w:val="18"/>
               </w:rPr>
-              <w:t>Bucket 51: [1266561 - 1291888]</w:t>
+              <w:t>Bucket 51: [1257141 - 1284123]</w:t>
             </w:r>
           </w:p>
         </w:tc>
@@ -4779,25 +4779,25 @@
                 <w:rFonts w:ascii="Calibri" w:hAnsi="Calibri"/>
                 <w:sz w:val="18"/>
               </w:rPr>
-              <w:t>1318652</w:t>
-            </w:r>
-          </w:p>
-        </w:tc>
-        <w:tc>
-          <w:tcPr>
-            <w:tcW w:type="dxa" w:w="3360"/>
-            <w:shd w:fill="FFFFFF"/>
-          </w:tcPr>
-          <w:p>
-            <w:pPr>
-              <w:jc w:val="left"/>
-            </w:pPr>
-            <w:r>
-              <w:rPr>
-                <w:rFonts w:ascii="Calibri" w:hAnsi="Calibri"/>
-                <w:sz w:val="18"/>
-              </w:rPr>
-              <w:t>Bucket 52: [1291888 - 1318652]</w:t>
+              <w:t>1308942</w:t>
+            </w:r>
+          </w:p>
+        </w:tc>
+        <w:tc>
+          <w:tcPr>
+            <w:tcW w:type="dxa" w:w="3360"/>
+            <w:shd w:fill="FFFFFF"/>
+          </w:tcPr>
+          <w:p>
+            <w:pPr>
+              <w:jc w:val="left"/>
+            </w:pPr>
+            <w:r>
+              <w:rPr>
+                <w:rFonts w:ascii="Calibri" w:hAnsi="Calibri"/>
+                <w:sz w:val="18"/>
+              </w:rPr>
+              <w:t>Bucket 52: [1284123 - 1308942]</w:t>
             </w:r>
           </w:p>
         </w:tc>
@@ -4835,7 +4835,7 @@
                 <w:rFonts w:ascii="Calibri" w:hAnsi="Calibri"/>
                 <w:sz w:val="18"/>
               </w:rPr>
-              <w:t>1343336</w:t>
+              <w:t>1335382</w:t>
             </w:r>
           </w:p>
         </w:tc>
@@ -4853,7 +4853,7 @@
                 <w:rFonts w:ascii="Calibri" w:hAnsi="Calibri"/>
                 <w:sz w:val="18"/>
               </w:rPr>
-              <w:t>Bucket 53: [1318652 - 1343336]</w:t>
+              <w:t>Bucket 53: [1308942 - 1335382]</w:t>
             </w:r>
           </w:p>
         </w:tc>
@@ -4891,25 +4891,25 @@
                 <w:rFonts w:ascii="Calibri" w:hAnsi="Calibri"/>
                 <w:sz w:val="18"/>
               </w:rPr>
-              <w:t>1369813</w:t>
-            </w:r>
-          </w:p>
-        </w:tc>
-        <w:tc>
-          <w:tcPr>
-            <w:tcW w:type="dxa" w:w="3360"/>
-            <w:shd w:fill="FFFFFF"/>
-          </w:tcPr>
-          <w:p>
-            <w:pPr>
-              <w:jc w:val="left"/>
-            </w:pPr>
-            <w:r>
-              <w:rPr>
-                <w:rFonts w:ascii="Calibri" w:hAnsi="Calibri"/>
-                <w:sz w:val="18"/>
-              </w:rPr>
-              <w:t>Bucket 54: [1343336 - 1369813]</w:t>
+              <w:t>1361256</w:t>
+            </w:r>
+          </w:p>
+        </w:tc>
+        <w:tc>
+          <w:tcPr>
+            <w:tcW w:type="dxa" w:w="3360"/>
+            <w:shd w:fill="FFFFFF"/>
+          </w:tcPr>
+          <w:p>
+            <w:pPr>
+              <w:jc w:val="left"/>
+            </w:pPr>
+            <w:r>
+              <w:rPr>
+                <w:rFonts w:ascii="Calibri" w:hAnsi="Calibri"/>
+                <w:sz w:val="18"/>
+              </w:rPr>
+              <w:t>Bucket 54: [1335382 - 1361256]</w:t>
             </w:r>
           </w:p>
         </w:tc>
@@ -4947,7 +4947,7 @@
                 <w:rFonts w:ascii="Calibri" w:hAnsi="Calibri"/>
                 <w:sz w:val="18"/>
               </w:rPr>
-              <w:t>1398034</w:t>
+              <w:t>1387631</w:t>
             </w:r>
           </w:p>
         </w:tc>
@@ -4965,7 +4965,7 @@
                 <w:rFonts w:ascii="Calibri" w:hAnsi="Calibri"/>
                 <w:sz w:val="18"/>
               </w:rPr>
-              <w:t>Bucket 55: [1369813 - 1398034]</w:t>
+              <w:t>Bucket 55: [1361256 - 1387631]</w:t>
             </w:r>
           </w:p>
         </w:tc>
@@ -5003,25 +5003,25 @@
                 <w:rFonts w:ascii="Calibri" w:hAnsi="Calibri"/>
                 <w:sz w:val="18"/>
               </w:rPr>
-              <w:t>1422999</w:t>
-            </w:r>
-          </w:p>
-        </w:tc>
-        <w:tc>
-          <w:tcPr>
-            <w:tcW w:type="dxa" w:w="3360"/>
-            <w:shd w:fill="FFFFFF"/>
-          </w:tcPr>
-          <w:p>
-            <w:pPr>
-              <w:jc w:val="left"/>
-            </w:pPr>
-            <w:r>
-              <w:rPr>
-                <w:rFonts w:ascii="Calibri" w:hAnsi="Calibri"/>
-                <w:sz w:val="18"/>
-              </w:rPr>
-              <w:t>Bucket 56: [1398034 - 1422999]</w:t>
+              <w:t>1411606</w:t>
+            </w:r>
+          </w:p>
+        </w:tc>
+        <w:tc>
+          <w:tcPr>
+            <w:tcW w:type="dxa" w:w="3360"/>
+            <w:shd w:fill="FFFFFF"/>
+          </w:tcPr>
+          <w:p>
+            <w:pPr>
+              <w:jc w:val="left"/>
+            </w:pPr>
+            <w:r>
+              <w:rPr>
+                <w:rFonts w:ascii="Calibri" w:hAnsi="Calibri"/>
+                <w:sz w:val="18"/>
+              </w:rPr>
+              <w:t>Bucket 56: [1387631 - 1411606]</w:t>
             </w:r>
           </w:p>
         </w:tc>
@@ -5059,7 +5059,7 @@
                 <w:rFonts w:ascii="Calibri" w:hAnsi="Calibri"/>
                 <w:sz w:val="18"/>
               </w:rPr>
-              <w:t>1449897</w:t>
+              <w:t>1436629</w:t>
             </w:r>
           </w:p>
         </w:tc>
@@ -5077,7 +5077,7 @@
                 <w:rFonts w:ascii="Calibri" w:hAnsi="Calibri"/>
                 <w:sz w:val="18"/>
               </w:rPr>
-              <w:t>Bucket 57: [1422999 - 1449897]</w:t>
+              <w:t>Bucket 57: [1411606 - 1436629]</w:t>
             </w:r>
           </w:p>
         </w:tc>
@@ -5115,25 +5115,25 @@
                 <w:rFonts w:ascii="Calibri" w:hAnsi="Calibri"/>
                 <w:sz w:val="18"/>
               </w:rPr>
-              <w:t>1474101</w:t>
-            </w:r>
-          </w:p>
-        </w:tc>
-        <w:tc>
-          <w:tcPr>
-            <w:tcW w:type="dxa" w:w="3360"/>
-            <w:shd w:fill="FFFFFF"/>
-          </w:tcPr>
-          <w:p>
-            <w:pPr>
-              <w:jc w:val="left"/>
-            </w:pPr>
-            <w:r>
-              <w:rPr>
-                <w:rFonts w:ascii="Calibri" w:hAnsi="Calibri"/>
-                <w:sz w:val="18"/>
-              </w:rPr>
-              <w:t>Bucket 58: [1449897 - 1474101]</w:t>
+              <w:t>1461485</w:t>
+            </w:r>
+          </w:p>
+        </w:tc>
+        <w:tc>
+          <w:tcPr>
+            <w:tcW w:type="dxa" w:w="3360"/>
+            <w:shd w:fill="FFFFFF"/>
+          </w:tcPr>
+          <w:p>
+            <w:pPr>
+              <w:jc w:val="left"/>
+            </w:pPr>
+            <w:r>
+              <w:rPr>
+                <w:rFonts w:ascii="Calibri" w:hAnsi="Calibri"/>
+                <w:sz w:val="18"/>
+              </w:rPr>
+              <w:t>Bucket 58: [1436629 - 1461485]</w:t>
             </w:r>
           </w:p>
         </w:tc>
@@ -5171,7 +5171,7 @@
                 <w:rFonts w:ascii="Calibri" w:hAnsi="Calibri"/>
                 <w:sz w:val="18"/>
               </w:rPr>
-              <w:t>1497897</w:t>
+              <w:t>1487317</w:t>
             </w:r>
           </w:p>
         </w:tc>
@@ -5189,7 +5189,7 @@
                 <w:rFonts w:ascii="Calibri" w:hAnsi="Calibri"/>
                 <w:sz w:val="18"/>
               </w:rPr>
-              <w:t>Bucket 59: [1474101 - 1497897]</w:t>
+              <w:t>Bucket 59: [1461485 - 1487317]</w:t>
             </w:r>
           </w:p>
         </w:tc>
@@ -5227,25 +5227,25 @@
                 <w:rFonts w:ascii="Calibri" w:hAnsi="Calibri"/>
                 <w:sz w:val="18"/>
               </w:rPr>
-              <w:t>1522641</w:t>
-            </w:r>
-          </w:p>
-        </w:tc>
-        <w:tc>
-          <w:tcPr>
-            <w:tcW w:type="dxa" w:w="3360"/>
-            <w:shd w:fill="FFFFFF"/>
-          </w:tcPr>
-          <w:p>
-            <w:pPr>
-              <w:jc w:val="left"/>
-            </w:pPr>
-            <w:r>
-              <w:rPr>
-                <w:rFonts w:ascii="Calibri" w:hAnsi="Calibri"/>
-                <w:sz w:val="18"/>
-              </w:rPr>
-              <w:t>Bucket 60: [1497897 - 1522641]</w:t>
+              <w:t>1510970</w:t>
+            </w:r>
+          </w:p>
+        </w:tc>
+        <w:tc>
+          <w:tcPr>
+            <w:tcW w:type="dxa" w:w="3360"/>
+            <w:shd w:fill="FFFFFF"/>
+          </w:tcPr>
+          <w:p>
+            <w:pPr>
+              <w:jc w:val="left"/>
+            </w:pPr>
+            <w:r>
+              <w:rPr>
+                <w:rFonts w:ascii="Calibri" w:hAnsi="Calibri"/>
+                <w:sz w:val="18"/>
+              </w:rPr>
+              <w:t>Bucket 60: [1487317 - 1510970]</w:t>
             </w:r>
           </w:p>
         </w:tc>
@@ -5283,7 +5283,7 @@
                 <w:rFonts w:ascii="Calibri" w:hAnsi="Calibri"/>
                 <w:sz w:val="18"/>
               </w:rPr>
-              <w:t>1546054</w:t>
+              <w:t>1533534</w:t>
             </w:r>
           </w:p>
         </w:tc>
@@ -5301,7 +5301,7 @@
                 <w:rFonts w:ascii="Calibri" w:hAnsi="Calibri"/>
                 <w:sz w:val="18"/>
               </w:rPr>
-              <w:t>Bucket 61: [1522641 - 1546054]</w:t>
+              <w:t>Bucket 61: [1510970 - 1533534]</w:t>
             </w:r>
           </w:p>
         </w:tc>
@@ -5339,25 +5339,25 @@
                 <w:rFonts w:ascii="Calibri" w:hAnsi="Calibri"/>
                 <w:sz w:val="18"/>
               </w:rPr>
-              <w:t>1569842</w:t>
-            </w:r>
-          </w:p>
-        </w:tc>
-        <w:tc>
-          <w:tcPr>
-            <w:tcW w:type="dxa" w:w="3360"/>
-            <w:shd w:fill="FFFFFF"/>
-          </w:tcPr>
-          <w:p>
-            <w:pPr>
-              <w:jc w:val="left"/>
-            </w:pPr>
-            <w:r>
-              <w:rPr>
-                <w:rFonts w:ascii="Calibri" w:hAnsi="Calibri"/>
-                <w:sz w:val="18"/>
-              </w:rPr>
-              <w:t>Bucket 62: [1546054 - 1569842]</w:t>
+              <w:t>1560080</w:t>
+            </w:r>
+          </w:p>
+        </w:tc>
+        <w:tc>
+          <w:tcPr>
+            <w:tcW w:type="dxa" w:w="3360"/>
+            <w:shd w:fill="FFFFFF"/>
+          </w:tcPr>
+          <w:p>
+            <w:pPr>
+              <w:jc w:val="left"/>
+            </w:pPr>
+            <w:r>
+              <w:rPr>
+                <w:rFonts w:ascii="Calibri" w:hAnsi="Calibri"/>
+                <w:sz w:val="18"/>
+              </w:rPr>
+              <w:t>Bucket 62: [1533534 - 1560080]</w:t>
             </w:r>
           </w:p>
         </w:tc>
@@ -5395,7 +5395,7 @@
                 <w:rFonts w:ascii="Calibri" w:hAnsi="Calibri"/>
                 <w:sz w:val="18"/>
               </w:rPr>
-              <w:t>1597944</w:t>
+              <w:t>1586138</w:t>
             </w:r>
           </w:p>
         </w:tc>
@@ -5413,7 +5413,7 @@
                 <w:rFonts w:ascii="Calibri" w:hAnsi="Calibri"/>
                 <w:sz w:val="18"/>
               </w:rPr>
-              <w:t>Bucket 63: [1569842 - 1597944]</w:t>
+              <w:t>Bucket 63: [1560080 - 1586138]</w:t>
             </w:r>
           </w:p>
         </w:tc>
@@ -5451,25 +5451,25 @@
                 <w:rFonts w:ascii="Calibri" w:hAnsi="Calibri"/>
                 <w:sz w:val="18"/>
               </w:rPr>
-              <w:t>1624272</w:t>
-            </w:r>
-          </w:p>
-        </w:tc>
-        <w:tc>
-          <w:tcPr>
-            <w:tcW w:type="dxa" w:w="3360"/>
-            <w:shd w:fill="FFFFFF"/>
-          </w:tcPr>
-          <w:p>
-            <w:pPr>
-              <w:jc w:val="left"/>
-            </w:pPr>
-            <w:r>
-              <w:rPr>
-                <w:rFonts w:ascii="Calibri" w:hAnsi="Calibri"/>
-                <w:sz w:val="18"/>
-              </w:rPr>
-              <w:t>Bucket 64: [1597944 - 1624272]</w:t>
+              <w:t>1612928</w:t>
+            </w:r>
+          </w:p>
+        </w:tc>
+        <w:tc>
+          <w:tcPr>
+            <w:tcW w:type="dxa" w:w="3360"/>
+            <w:shd w:fill="FFFFFF"/>
+          </w:tcPr>
+          <w:p>
+            <w:pPr>
+              <w:jc w:val="left"/>
+            </w:pPr>
+            <w:r>
+              <w:rPr>
+                <w:rFonts w:ascii="Calibri" w:hAnsi="Calibri"/>
+                <w:sz w:val="18"/>
+              </w:rPr>
+              <w:t>Bucket 64: [1586138 - 1612928]</w:t>
             </w:r>
           </w:p>
         </w:tc>
@@ -5507,7 +5507,7 @@
                 <w:rFonts w:ascii="Calibri" w:hAnsi="Calibri"/>
                 <w:sz w:val="18"/>
               </w:rPr>
-              <w:t>1649906</w:t>
+              <w:t>1638329</w:t>
             </w:r>
           </w:p>
         </w:tc>
@@ -5525,7 +5525,7 @@
                 <w:rFonts w:ascii="Calibri" w:hAnsi="Calibri"/>
                 <w:sz w:val="18"/>
               </w:rPr>
-              <w:t>Bucket 65: [1624272 - 1649906]</w:t>
+              <w:t>Bucket 65: [1612928 - 1638329]</w:t>
             </w:r>
           </w:p>
         </w:tc>
@@ -5563,25 +5563,25 @@
                 <w:rFonts w:ascii="Calibri" w:hAnsi="Calibri"/>
                 <w:sz w:val="18"/>
               </w:rPr>
-              <w:t>1677958</w:t>
-            </w:r>
-          </w:p>
-        </w:tc>
-        <w:tc>
-          <w:tcPr>
-            <w:tcW w:type="dxa" w:w="3360"/>
-            <w:shd w:fill="FFFFFF"/>
-          </w:tcPr>
-          <w:p>
-            <w:pPr>
-              <w:jc w:val="left"/>
-            </w:pPr>
-            <w:r>
-              <w:rPr>
-                <w:rFonts w:ascii="Calibri" w:hAnsi="Calibri"/>
-                <w:sz w:val="18"/>
-              </w:rPr>
-              <w:t>Bucket 66: [1649906 - 1677958]</w:t>
+              <w:t>1661883</w:t>
+            </w:r>
+          </w:p>
+        </w:tc>
+        <w:tc>
+          <w:tcPr>
+            <w:tcW w:type="dxa" w:w="3360"/>
+            <w:shd w:fill="FFFFFF"/>
+          </w:tcPr>
+          <w:p>
+            <w:pPr>
+              <w:jc w:val="left"/>
+            </w:pPr>
+            <w:r>
+              <w:rPr>
+                <w:rFonts w:ascii="Calibri" w:hAnsi="Calibri"/>
+                <w:sz w:val="18"/>
+              </w:rPr>
+              <w:t>Bucket 66: [1638329 - 1661883]</w:t>
             </w:r>
           </w:p>
         </w:tc>
@@ -5619,7 +5619,7 @@
                 <w:rFonts w:ascii="Calibri" w:hAnsi="Calibri"/>
                 <w:sz w:val="18"/>
               </w:rPr>
-              <w:t>1702991</w:t>
+              <w:t>1686067</w:t>
             </w:r>
           </w:p>
         </w:tc>
@@ -5637,7 +5637,7 @@
                 <w:rFonts w:ascii="Calibri" w:hAnsi="Calibri"/>
                 <w:sz w:val="18"/>
               </w:rPr>
-              <w:t>Bucket 67: [1677958 - 1702991]</w:t>
+              <w:t>Bucket 67: [1661883 - 1686067]</w:t>
             </w:r>
           </w:p>
         </w:tc>
@@ -5675,25 +5675,25 @@
                 <w:rFonts w:ascii="Calibri" w:hAnsi="Calibri"/>
                 <w:sz w:val="18"/>
               </w:rPr>
-              <w:t>1726251</w:t>
-            </w:r>
-          </w:p>
-        </w:tc>
-        <w:tc>
-          <w:tcPr>
-            <w:tcW w:type="dxa" w:w="3360"/>
-            <w:shd w:fill="FFFFFF"/>
-          </w:tcPr>
-          <w:p>
-            <w:pPr>
-              <w:jc w:val="left"/>
-            </w:pPr>
-            <w:r>
-              <w:rPr>
-                <w:rFonts w:ascii="Calibri" w:hAnsi="Calibri"/>
-                <w:sz w:val="18"/>
-              </w:rPr>
-              <w:t>Bucket 68: [1702991 - 1726251]</w:t>
+              <w:t>1711184</w:t>
+            </w:r>
+          </w:p>
+        </w:tc>
+        <w:tc>
+          <w:tcPr>
+            <w:tcW w:type="dxa" w:w="3360"/>
+            <w:shd w:fill="FFFFFF"/>
+          </w:tcPr>
+          <w:p>
+            <w:pPr>
+              <w:jc w:val="left"/>
+            </w:pPr>
+            <w:r>
+              <w:rPr>
+                <w:rFonts w:ascii="Calibri" w:hAnsi="Calibri"/>
+                <w:sz w:val="18"/>
+              </w:rPr>
+              <w:t>Bucket 68: [1686067 - 1711184]</w:t>
             </w:r>
           </w:p>
         </w:tc>
@@ -5731,7 +5731,7 @@
                 <w:rFonts w:ascii="Calibri" w:hAnsi="Calibri"/>
                 <w:sz w:val="18"/>
               </w:rPr>
-              <w:t>1752554</w:t>
+              <w:t>1735833</w:t>
             </w:r>
           </w:p>
         </w:tc>
@@ -5749,7 +5749,7 @@
                 <w:rFonts w:ascii="Calibri" w:hAnsi="Calibri"/>
                 <w:sz w:val="18"/>
               </w:rPr>
-              <w:t>Bucket 69: [1726251 - 1752554]</w:t>
+              <w:t>Bucket 69: [1711184 - 1735833]</w:t>
             </w:r>
           </w:p>
         </w:tc>
@@ -5787,25 +5787,25 @@
                 <w:rFonts w:ascii="Calibri" w:hAnsi="Calibri"/>
                 <w:sz w:val="18"/>
               </w:rPr>
-              <w:t>1778916</w:t>
-            </w:r>
-          </w:p>
-        </w:tc>
-        <w:tc>
-          <w:tcPr>
-            <w:tcW w:type="dxa" w:w="3360"/>
-            <w:shd w:fill="FFFFFF"/>
-          </w:tcPr>
-          <w:p>
-            <w:pPr>
-              <w:jc w:val="left"/>
-            </w:pPr>
-            <w:r>
-              <w:rPr>
-                <w:rFonts w:ascii="Calibri" w:hAnsi="Calibri"/>
-                <w:sz w:val="18"/>
-              </w:rPr>
-              <w:t>Bucket 70: [1752554 - 1778916]</w:t>
+              <w:t>1763217</w:t>
+            </w:r>
+          </w:p>
+        </w:tc>
+        <w:tc>
+          <w:tcPr>
+            <w:tcW w:type="dxa" w:w="3360"/>
+            <w:shd w:fill="FFFFFF"/>
+          </w:tcPr>
+          <w:p>
+            <w:pPr>
+              <w:jc w:val="left"/>
+            </w:pPr>
+            <w:r>
+              <w:rPr>
+                <w:rFonts w:ascii="Calibri" w:hAnsi="Calibri"/>
+                <w:sz w:val="18"/>
+              </w:rPr>
+              <w:t>Bucket 70: [1735833 - 1763217]</w:t>
             </w:r>
           </w:p>
         </w:tc>
@@ -5843,7 +5843,7 @@
                 <w:rFonts w:ascii="Calibri" w:hAnsi="Calibri"/>
                 <w:sz w:val="18"/>
               </w:rPr>
-              <w:t>1807938</w:t>
+              <w:t>1788453</w:t>
             </w:r>
           </w:p>
         </w:tc>
@@ -5861,7 +5861,7 @@
                 <w:rFonts w:ascii="Calibri" w:hAnsi="Calibri"/>
                 <w:sz w:val="18"/>
               </w:rPr>
-              <w:t>Bucket 71: [1778916 - 1807938]</w:t>
+              <w:t>Bucket 71: [1763217 - 1788453]</w:t>
             </w:r>
           </w:p>
         </w:tc>
@@ -5899,25 +5899,25 @@
                 <w:rFonts w:ascii="Calibri" w:hAnsi="Calibri"/>
                 <w:sz w:val="18"/>
               </w:rPr>
-              <w:t>1832794</w:t>
-            </w:r>
-          </w:p>
-        </w:tc>
-        <w:tc>
-          <w:tcPr>
-            <w:tcW w:type="dxa" w:w="3360"/>
-            <w:shd w:fill="FFFFFF"/>
-          </w:tcPr>
-          <w:p>
-            <w:pPr>
-              <w:jc w:val="left"/>
-            </w:pPr>
-            <w:r>
-              <w:rPr>
-                <w:rFonts w:ascii="Calibri" w:hAnsi="Calibri"/>
-                <w:sz w:val="18"/>
-              </w:rPr>
-              <w:t>Bucket 72: [1807938 - 1832794]</w:t>
+              <w:t>1814568</w:t>
+            </w:r>
+          </w:p>
+        </w:tc>
+        <w:tc>
+          <w:tcPr>
+            <w:tcW w:type="dxa" w:w="3360"/>
+            <w:shd w:fill="FFFFFF"/>
+          </w:tcPr>
+          <w:p>
+            <w:pPr>
+              <w:jc w:val="left"/>
+            </w:pPr>
+            <w:r>
+              <w:rPr>
+                <w:rFonts w:ascii="Calibri" w:hAnsi="Calibri"/>
+                <w:sz w:val="18"/>
+              </w:rPr>
+              <w:t>Bucket 72: [1788453 - 1814568]</w:t>
             </w:r>
           </w:p>
         </w:tc>
@@ -5955,7 +5955,7 @@
                 <w:rFonts w:ascii="Calibri" w:hAnsi="Calibri"/>
                 <w:sz w:val="18"/>
               </w:rPr>
-              <w:t>1857494</w:t>
+              <w:t>1836400</w:t>
             </w:r>
           </w:p>
         </w:tc>
@@ -5973,7 +5973,7 @@
                 <w:rFonts w:ascii="Calibri" w:hAnsi="Calibri"/>
                 <w:sz w:val="18"/>
               </w:rPr>
-              <w:t>Bucket 73: [1832794 - 1857494]</w:t>
+              <w:t>Bucket 73: [1814568 - 1836400]</w:t>
             </w:r>
           </w:p>
         </w:tc>
@@ -6011,25 +6011,25 @@
                 <w:rFonts w:ascii="Calibri" w:hAnsi="Calibri"/>
                 <w:sz w:val="18"/>
               </w:rPr>
-              <w:t>1883037</w:t>
-            </w:r>
-          </w:p>
-        </w:tc>
-        <w:tc>
-          <w:tcPr>
-            <w:tcW w:type="dxa" w:w="3360"/>
-            <w:shd w:fill="FFFFFF"/>
-          </w:tcPr>
-          <w:p>
-            <w:pPr>
-              <w:jc w:val="left"/>
-            </w:pPr>
-            <w:r>
-              <w:rPr>
-                <w:rFonts w:ascii="Calibri" w:hAnsi="Calibri"/>
-                <w:sz w:val="18"/>
-              </w:rPr>
-              <w:t>Bucket 74: [1857494 - 1883037]</w:t>
+              <w:t>1861486</w:t>
+            </w:r>
+          </w:p>
+        </w:tc>
+        <w:tc>
+          <w:tcPr>
+            <w:tcW w:type="dxa" w:w="3360"/>
+            <w:shd w:fill="FFFFFF"/>
+          </w:tcPr>
+          <w:p>
+            <w:pPr>
+              <w:jc w:val="left"/>
+            </w:pPr>
+            <w:r>
+              <w:rPr>
+                <w:rFonts w:ascii="Calibri" w:hAnsi="Calibri"/>
+                <w:sz w:val="18"/>
+              </w:rPr>
+              <w:t>Bucket 74: [1836400 - 1861486]</w:t>
             </w:r>
           </w:p>
         </w:tc>
@@ -6067,7 +6067,7 @@
                 <w:rFonts w:ascii="Calibri" w:hAnsi="Calibri"/>
                 <w:sz w:val="18"/>
               </w:rPr>
-              <w:t>1909532</w:t>
+              <w:t>1887550</w:t>
             </w:r>
           </w:p>
         </w:tc>
@@ -6085,7 +6085,7 @@
                 <w:rFonts w:ascii="Calibri" w:hAnsi="Calibri"/>
                 <w:sz w:val="18"/>
               </w:rPr>
-              <w:t>Bucket 75: [1883037 - 1909532]</w:t>
+              <w:t>Bucket 75: [1861486 - 1887550]</w:t>
             </w:r>
           </w:p>
         </w:tc>
@@ -6123,25 +6123,25 @@
                 <w:rFonts w:ascii="Calibri" w:hAnsi="Calibri"/>
                 <w:sz w:val="18"/>
               </w:rPr>
-              <w:t>1934685</w:t>
-            </w:r>
-          </w:p>
-        </w:tc>
-        <w:tc>
-          <w:tcPr>
-            <w:tcW w:type="dxa" w:w="3360"/>
-            <w:shd w:fill="FFFFFF"/>
-          </w:tcPr>
-          <w:p>
-            <w:pPr>
-              <w:jc w:val="left"/>
-            </w:pPr>
-            <w:r>
-              <w:rPr>
-                <w:rFonts w:ascii="Calibri" w:hAnsi="Calibri"/>
-                <w:sz w:val="18"/>
-              </w:rPr>
-              <w:t>Bucket 76: [1909532 - 1934685]</w:t>
+              <w:t>1914087</w:t>
+            </w:r>
+          </w:p>
+        </w:tc>
+        <w:tc>
+          <w:tcPr>
+            <w:tcW w:type="dxa" w:w="3360"/>
+            <w:shd w:fill="FFFFFF"/>
+          </w:tcPr>
+          <w:p>
+            <w:pPr>
+              <w:jc w:val="left"/>
+            </w:pPr>
+            <w:r>
+              <w:rPr>
+                <w:rFonts w:ascii="Calibri" w:hAnsi="Calibri"/>
+                <w:sz w:val="18"/>
+              </w:rPr>
+              <w:t>Bucket 76: [1887550 - 1914087]</w:t>
             </w:r>
           </w:p>
         </w:tc>
@@ -6179,7 +6179,7 @@
                 <w:rFonts w:ascii="Calibri" w:hAnsi="Calibri"/>
                 <w:sz w:val="18"/>
               </w:rPr>
-              <w:t>1958564</w:t>
+              <w:t>1938329</w:t>
             </w:r>
           </w:p>
         </w:tc>
@@ -6197,7 +6197,7 @@
                 <w:rFonts w:ascii="Calibri" w:hAnsi="Calibri"/>
                 <w:sz w:val="18"/>
               </w:rPr>
-              <w:t>Bucket 77: [1934685 - 1958564]</w:t>
+              <w:t>Bucket 77: [1914087 - 1938329]</w:t>
             </w:r>
           </w:p>
         </w:tc>
@@ -6235,25 +6235,25 @@
                 <w:rFonts w:ascii="Calibri" w:hAnsi="Calibri"/>
                 <w:sz w:val="18"/>
               </w:rPr>
-              <w:t>1982713</w:t>
-            </w:r>
-          </w:p>
-        </w:tc>
-        <w:tc>
-          <w:tcPr>
-            <w:tcW w:type="dxa" w:w="3360"/>
-            <w:shd w:fill="FFFFFF"/>
-          </w:tcPr>
-          <w:p>
-            <w:pPr>
-              <w:jc w:val="left"/>
-            </w:pPr>
-            <w:r>
-              <w:rPr>
-                <w:rFonts w:ascii="Calibri" w:hAnsi="Calibri"/>
-                <w:sz w:val="18"/>
-              </w:rPr>
-              <w:t>Bucket 78: [1958564 - 1982713]</w:t>
+              <w:t>1962799</w:t>
+            </w:r>
+          </w:p>
+        </w:tc>
+        <w:tc>
+          <w:tcPr>
+            <w:tcW w:type="dxa" w:w="3360"/>
+            <w:shd w:fill="FFFFFF"/>
+          </w:tcPr>
+          <w:p>
+            <w:pPr>
+              <w:jc w:val="left"/>
+            </w:pPr>
+            <w:r>
+              <w:rPr>
+                <w:rFonts w:ascii="Calibri" w:hAnsi="Calibri"/>
+                <w:sz w:val="18"/>
+              </w:rPr>
+              <w:t>Bucket 78: [1938329 - 1962799]</w:t>
             </w:r>
           </w:p>
         </w:tc>
@@ -6291,7 +6291,7 @@
                 <w:rFonts w:ascii="Calibri" w:hAnsi="Calibri"/>
                 <w:sz w:val="18"/>
               </w:rPr>
-              <w:t>2006262</w:t>
+              <w:t>1988458</w:t>
             </w:r>
           </w:p>
         </w:tc>
@@ -6309,7 +6309,7 @@
                 <w:rFonts w:ascii="Calibri" w:hAnsi="Calibri"/>
                 <w:sz w:val="18"/>
               </w:rPr>
-              <w:t>Bucket 79: [1982713 - 2006262]</w:t>
+              <w:t>Bucket 79: [1962799 - 1988458]</w:t>
             </w:r>
           </w:p>
         </w:tc>
@@ -6347,25 +6347,25 @@
                 <w:rFonts w:ascii="Calibri" w:hAnsi="Calibri"/>
                 <w:sz w:val="18"/>
               </w:rPr>
-              <w:t>2030390</w:t>
-            </w:r>
-          </w:p>
-        </w:tc>
-        <w:tc>
-          <w:tcPr>
-            <w:tcW w:type="dxa" w:w="3360"/>
-            <w:shd w:fill="FFFFFF"/>
-          </w:tcPr>
-          <w:p>
-            <w:pPr>
-              <w:jc w:val="left"/>
-            </w:pPr>
-            <w:r>
-              <w:rPr>
-                <w:rFonts w:ascii="Calibri" w:hAnsi="Calibri"/>
-                <w:sz w:val="18"/>
-              </w:rPr>
-              <w:t>Bucket 80: [2006262 - 2030390]</w:t>
+              <w:t>2014885</w:t>
+            </w:r>
+          </w:p>
+        </w:tc>
+        <w:tc>
+          <w:tcPr>
+            <w:tcW w:type="dxa" w:w="3360"/>
+            <w:shd w:fill="FFFFFF"/>
+          </w:tcPr>
+          <w:p>
+            <w:pPr>
+              <w:jc w:val="left"/>
+            </w:pPr>
+            <w:r>
+              <w:rPr>
+                <w:rFonts w:ascii="Calibri" w:hAnsi="Calibri"/>
+                <w:sz w:val="18"/>
+              </w:rPr>
+              <w:t>Bucket 80: [1988458 - 2014885]</w:t>
             </w:r>
           </w:p>
         </w:tc>
@@ -6403,7 +6403,7 @@
                 <w:rFonts w:ascii="Calibri" w:hAnsi="Calibri"/>
                 <w:sz w:val="18"/>
               </w:rPr>
-              <w:t>2056098</w:t>
+              <w:t>2038757</w:t>
             </w:r>
           </w:p>
         </w:tc>
@@ -6421,7 +6421,7 @@
                 <w:rFonts w:ascii="Calibri" w:hAnsi="Calibri"/>
                 <w:sz w:val="18"/>
               </w:rPr>
-              <w:t>Bucket 81: [2030390 - 2056098]</w:t>
+              <w:t>Bucket 81: [2014885 - 2038757]</w:t>
             </w:r>
           </w:p>
         </w:tc>
@@ -6459,25 +6459,25 @@
                 <w:rFonts w:ascii="Calibri" w:hAnsi="Calibri"/>
                 <w:sz w:val="18"/>
               </w:rPr>
-              <w:t>2081337</w:t>
-            </w:r>
-          </w:p>
-        </w:tc>
-        <w:tc>
-          <w:tcPr>
-            <w:tcW w:type="dxa" w:w="3360"/>
-            <w:shd w:fill="FFFFFF"/>
-          </w:tcPr>
-          <w:p>
-            <w:pPr>
-              <w:jc w:val="left"/>
-            </w:pPr>
-            <w:r>
-              <w:rPr>
-                <w:rFonts w:ascii="Calibri" w:hAnsi="Calibri"/>
-                <w:sz w:val="18"/>
-              </w:rPr>
-              <w:t>Bucket 82: [2056098 - 2081337]</w:t>
+              <w:t>2064538</w:t>
+            </w:r>
+          </w:p>
+        </w:tc>
+        <w:tc>
+          <w:tcPr>
+            <w:tcW w:type="dxa" w:w="3360"/>
+            <w:shd w:fill="FFFFFF"/>
+          </w:tcPr>
+          <w:p>
+            <w:pPr>
+              <w:jc w:val="left"/>
+            </w:pPr>
+            <w:r>
+              <w:rPr>
+                <w:rFonts w:ascii="Calibri" w:hAnsi="Calibri"/>
+                <w:sz w:val="18"/>
+              </w:rPr>
+              <w:t>Bucket 82: [2038757 - 2064538]</w:t>
             </w:r>
           </w:p>
         </w:tc>
@@ -6515,7 +6515,7 @@
                 <w:rFonts w:ascii="Calibri" w:hAnsi="Calibri"/>
                 <w:sz w:val="18"/>
               </w:rPr>
-              <w:t>2105688</w:t>
+              <w:t>2089516</w:t>
             </w:r>
           </w:p>
         </w:tc>
@@ -6533,7 +6533,7 @@
                 <w:rFonts w:ascii="Calibri" w:hAnsi="Calibri"/>
                 <w:sz w:val="18"/>
               </w:rPr>
-              <w:t>Bucket 83: [2081337 - 2105688]</w:t>
+              <w:t>Bucket 83: [2064538 - 2089516]</w:t>
             </w:r>
           </w:p>
         </w:tc>
@@ -6571,25 +6571,25 @@
                 <w:rFonts w:ascii="Calibri" w:hAnsi="Calibri"/>
                 <w:sz w:val="18"/>
               </w:rPr>
-              <w:t>2129827</w:t>
-            </w:r>
-          </w:p>
-        </w:tc>
-        <w:tc>
-          <w:tcPr>
-            <w:tcW w:type="dxa" w:w="3360"/>
-            <w:shd w:fill="FFFFFF"/>
-          </w:tcPr>
-          <w:p>
-            <w:pPr>
-              <w:jc w:val="left"/>
-            </w:pPr>
-            <w:r>
-              <w:rPr>
-                <w:rFonts w:ascii="Calibri" w:hAnsi="Calibri"/>
-                <w:sz w:val="18"/>
-              </w:rPr>
-              <w:t>Bucket 84: [2105688 - 2129827]</w:t>
+              <w:t>2115434</w:t>
+            </w:r>
+          </w:p>
+        </w:tc>
+        <w:tc>
+          <w:tcPr>
+            <w:tcW w:type="dxa" w:w="3360"/>
+            <w:shd w:fill="FFFFFF"/>
+          </w:tcPr>
+          <w:p>
+            <w:pPr>
+              <w:jc w:val="left"/>
+            </w:pPr>
+            <w:r>
+              <w:rPr>
+                <w:rFonts w:ascii="Calibri" w:hAnsi="Calibri"/>
+                <w:sz w:val="18"/>
+              </w:rPr>
+              <w:t>Bucket 84: [2089516 - 2115434]</w:t>
             </w:r>
           </w:p>
         </w:tc>
@@ -6627,7 +6627,7 @@
                 <w:rFonts w:ascii="Calibri" w:hAnsi="Calibri"/>
                 <w:sz w:val="18"/>
               </w:rPr>
-              <w:t>2152469</w:t>
+              <w:t>2140641</w:t>
             </w:r>
           </w:p>
         </w:tc>
@@ -6645,7 +6645,7 @@
                 <w:rFonts w:ascii="Calibri" w:hAnsi="Calibri"/>
                 <w:sz w:val="18"/>
               </w:rPr>
-              <w:t>Bucket 85: [2129827 - 2152469]</w:t>
+              <w:t>Bucket 85: [2115434 - 2140641]</w:t>
             </w:r>
           </w:p>
         </w:tc>
@@ -6683,25 +6683,25 @@
                 <w:rFonts w:ascii="Calibri" w:hAnsi="Calibri"/>
                 <w:sz w:val="18"/>
               </w:rPr>
-              <w:t>2176821</w:t>
-            </w:r>
-          </w:p>
-        </w:tc>
-        <w:tc>
-          <w:tcPr>
-            <w:tcW w:type="dxa" w:w="3360"/>
-            <w:shd w:fill="FFFFFF"/>
-          </w:tcPr>
-          <w:p>
-            <w:pPr>
-              <w:jc w:val="left"/>
-            </w:pPr>
-            <w:r>
-              <w:rPr>
-                <w:rFonts w:ascii="Calibri" w:hAnsi="Calibri"/>
-                <w:sz w:val="18"/>
-              </w:rPr>
-              <w:t>Bucket 86: [2152469 - 2176821]</w:t>
+              <w:t>2166812</w:t>
+            </w:r>
+          </w:p>
+        </w:tc>
+        <w:tc>
+          <w:tcPr>
+            <w:tcW w:type="dxa" w:w="3360"/>
+            <w:shd w:fill="FFFFFF"/>
+          </w:tcPr>
+          <w:p>
+            <w:pPr>
+              <w:jc w:val="left"/>
+            </w:pPr>
+            <w:r>
+              <w:rPr>
+                <w:rFonts w:ascii="Calibri" w:hAnsi="Calibri"/>
+                <w:sz w:val="18"/>
+              </w:rPr>
+              <w:t>Bucket 86: [2140641 - 2166812]</w:t>
             </w:r>
           </w:p>
         </w:tc>
@@ -6739,7 +6739,7 @@
                 <w:rFonts w:ascii="Calibri" w:hAnsi="Calibri"/>
                 <w:sz w:val="18"/>
               </w:rPr>
-              <w:t>2200577</w:t>
+              <w:t>2190040</w:t>
             </w:r>
           </w:p>
         </w:tc>
@@ -6757,7 +6757,7 @@
                 <w:rFonts w:ascii="Calibri" w:hAnsi="Calibri"/>
                 <w:sz w:val="18"/>
               </w:rPr>
-              <w:t>Bucket 87: [2176821 - 2200577]</w:t>
+              <w:t>Bucket 87: [2166812 - 2190040]</w:t>
             </w:r>
           </w:p>
         </w:tc>
@@ -6795,25 +6795,25 @@
                 <w:rFonts w:ascii="Calibri" w:hAnsi="Calibri"/>
                 <w:sz w:val="18"/>
               </w:rPr>
-              <w:t>2228756</w:t>
-            </w:r>
-          </w:p>
-        </w:tc>
-        <w:tc>
-          <w:tcPr>
-            <w:tcW w:type="dxa" w:w="3360"/>
-            <w:shd w:fill="FFFFFF"/>
-          </w:tcPr>
-          <w:p>
-            <w:pPr>
-              <w:jc w:val="left"/>
-            </w:pPr>
-            <w:r>
-              <w:rPr>
-                <w:rFonts w:ascii="Calibri" w:hAnsi="Calibri"/>
-                <w:sz w:val="18"/>
-              </w:rPr>
-              <w:t>Bucket 88: [2200577 - 2228756]</w:t>
+              <w:t>2218367</w:t>
+            </w:r>
+          </w:p>
+        </w:tc>
+        <w:tc>
+          <w:tcPr>
+            <w:tcW w:type="dxa" w:w="3360"/>
+            <w:shd w:fill="FFFFFF"/>
+          </w:tcPr>
+          <w:p>
+            <w:pPr>
+              <w:jc w:val="left"/>
+            </w:pPr>
+            <w:r>
+              <w:rPr>
+                <w:rFonts w:ascii="Calibri" w:hAnsi="Calibri"/>
+                <w:sz w:val="18"/>
+              </w:rPr>
+              <w:t>Bucket 88: [2190040 - 2218367]</w:t>
             </w:r>
           </w:p>
         </w:tc>
@@ -6851,7 +6851,7 @@
                 <w:rFonts w:ascii="Calibri" w:hAnsi="Calibri"/>
                 <w:sz w:val="18"/>
               </w:rPr>
-              <w:t>2252971</w:t>
+              <w:t>2246129</w:t>
             </w:r>
           </w:p>
         </w:tc>
@@ -6869,7 +6869,7 @@
                 <w:rFonts w:ascii="Calibri" w:hAnsi="Calibri"/>
                 <w:sz w:val="18"/>
               </w:rPr>
-              <w:t>Bucket 89: [2228756 - 2252971]</w:t>
+              <w:t>Bucket 89: [2218367 - 2246129]</w:t>
             </w:r>
           </w:p>
         </w:tc>
@@ -6907,25 +6907,25 @@
                 <w:rFonts w:ascii="Calibri" w:hAnsi="Calibri"/>
                 <w:sz w:val="18"/>
               </w:rPr>
-              <w:t>2278837</w:t>
-            </w:r>
-          </w:p>
-        </w:tc>
-        <w:tc>
-          <w:tcPr>
-            <w:tcW w:type="dxa" w:w="3360"/>
-            <w:shd w:fill="FFFFFF"/>
-          </w:tcPr>
-          <w:p>
-            <w:pPr>
-              <w:jc w:val="left"/>
-            </w:pPr>
-            <w:r>
-              <w:rPr>
-                <w:rFonts w:ascii="Calibri" w:hAnsi="Calibri"/>
-                <w:sz w:val="18"/>
-              </w:rPr>
-              <w:t>Bucket 90: [2252971 - 2278837]</w:t>
+              <w:t>2270048</w:t>
+            </w:r>
+          </w:p>
+        </w:tc>
+        <w:tc>
+          <w:tcPr>
+            <w:tcW w:type="dxa" w:w="3360"/>
+            <w:shd w:fill="FFFFFF"/>
+          </w:tcPr>
+          <w:p>
+            <w:pPr>
+              <w:jc w:val="left"/>
+            </w:pPr>
+            <w:r>
+              <w:rPr>
+                <w:rFonts w:ascii="Calibri" w:hAnsi="Calibri"/>
+                <w:sz w:val="18"/>
+              </w:rPr>
+              <w:t>Bucket 90: [2246129 - 2270048]</w:t>
             </w:r>
           </w:p>
         </w:tc>
@@ -6963,7 +6963,7 @@
                 <w:rFonts w:ascii="Calibri" w:hAnsi="Calibri"/>
                 <w:sz w:val="18"/>
               </w:rPr>
-              <w:t>2303457</w:t>
+              <w:t>2295684</w:t>
             </w:r>
           </w:p>
         </w:tc>
@@ -6981,7 +6981,7 @@
                 <w:rFonts w:ascii="Calibri" w:hAnsi="Calibri"/>
                 <w:sz w:val="18"/>
               </w:rPr>
-              <w:t>Bucket 91: [2278837 - 2303457]</w:t>
+              <w:t>Bucket 91: [2270048 - 2295684]</w:t>
             </w:r>
           </w:p>
         </w:tc>
@@ -7019,25 +7019,25 @@
                 <w:rFonts w:ascii="Calibri" w:hAnsi="Calibri"/>
                 <w:sz w:val="18"/>
               </w:rPr>
-              <w:t>2329311</w:t>
-            </w:r>
-          </w:p>
-        </w:tc>
-        <w:tc>
-          <w:tcPr>
-            <w:tcW w:type="dxa" w:w="3360"/>
-            <w:shd w:fill="FFFFFF"/>
-          </w:tcPr>
-          <w:p>
-            <w:pPr>
-              <w:jc w:val="left"/>
-            </w:pPr>
-            <w:r>
-              <w:rPr>
-                <w:rFonts w:ascii="Calibri" w:hAnsi="Calibri"/>
-                <w:sz w:val="18"/>
-              </w:rPr>
-              <w:t>Bucket 92: [2303457 - 2329311]</w:t>
+              <w:t>2322768</w:t>
+            </w:r>
+          </w:p>
+        </w:tc>
+        <w:tc>
+          <w:tcPr>
+            <w:tcW w:type="dxa" w:w="3360"/>
+            <w:shd w:fill="FFFFFF"/>
+          </w:tcPr>
+          <w:p>
+            <w:pPr>
+              <w:jc w:val="left"/>
+            </w:pPr>
+            <w:r>
+              <w:rPr>
+                <w:rFonts w:ascii="Calibri" w:hAnsi="Calibri"/>
+                <w:sz w:val="18"/>
+              </w:rPr>
+              <w:t>Bucket 92: [2295684 - 2322768]</w:t>
             </w:r>
           </w:p>
         </w:tc>
@@ -7075,7 +7075,7 @@
                 <w:rFonts w:ascii="Calibri" w:hAnsi="Calibri"/>
                 <w:sz w:val="18"/>
               </w:rPr>
-              <w:t>2354302</w:t>
+              <w:t>2345812</w:t>
             </w:r>
           </w:p>
         </w:tc>
@@ -7093,7 +7093,7 @@
                 <w:rFonts w:ascii="Calibri" w:hAnsi="Calibri"/>
                 <w:sz w:val="18"/>
               </w:rPr>
-              <w:t>Bucket 93: [2329311 - 2354302]</w:t>
+              <w:t>Bucket 93: [2322768 - 2345812]</w:t>
             </w:r>
           </w:p>
         </w:tc>
@@ -7131,25 +7131,25 @@
                 <w:rFonts w:ascii="Calibri" w:hAnsi="Calibri"/>
                 <w:sz w:val="18"/>
               </w:rPr>
-              <w:t>2378735</w:t>
-            </w:r>
-          </w:p>
-        </w:tc>
-        <w:tc>
-          <w:tcPr>
-            <w:tcW w:type="dxa" w:w="3360"/>
-            <w:shd w:fill="FFFFFF"/>
-          </w:tcPr>
-          <w:p>
-            <w:pPr>
-              <w:jc w:val="left"/>
-            </w:pPr>
-            <w:r>
-              <w:rPr>
-                <w:rFonts w:ascii="Calibri" w:hAnsi="Calibri"/>
-                <w:sz w:val="18"/>
-              </w:rPr>
-              <w:t>Bucket 94: [2354302 - 2378735]</w:t>
+              <w:t>2373919</w:t>
+            </w:r>
+          </w:p>
+        </w:tc>
+        <w:tc>
+          <w:tcPr>
+            <w:tcW w:type="dxa" w:w="3360"/>
+            <w:shd w:fill="FFFFFF"/>
+          </w:tcPr>
+          <w:p>
+            <w:pPr>
+              <w:jc w:val="left"/>
+            </w:pPr>
+            <w:r>
+              <w:rPr>
+                <w:rFonts w:ascii="Calibri" w:hAnsi="Calibri"/>
+                <w:sz w:val="18"/>
+              </w:rPr>
+              <w:t>Bucket 94: [2345812 - 2373919]</w:t>
             </w:r>
           </w:p>
         </w:tc>
@@ -7187,7 +7187,7 @@
                 <w:rFonts w:ascii="Calibri" w:hAnsi="Calibri"/>
                 <w:sz w:val="18"/>
               </w:rPr>
-              <w:t>2405535</w:t>
+              <w:t>2397988</w:t>
             </w:r>
           </w:p>
         </w:tc>
@@ -7205,7 +7205,7 @@
                 <w:rFonts w:ascii="Calibri" w:hAnsi="Calibri"/>
                 <w:sz w:val="18"/>
               </w:rPr>
-              <w:t>Bucket 95: [2378735 - 2405535]</w:t>
+              <w:t>Bucket 95: [2373919 - 2397988]</w:t>
             </w:r>
           </w:p>
         </w:tc>
@@ -7243,25 +7243,25 @@
                 <w:rFonts w:ascii="Calibri" w:hAnsi="Calibri"/>
                 <w:sz w:val="18"/>
               </w:rPr>
-              <w:t>2430421</w:t>
-            </w:r>
-          </w:p>
-        </w:tc>
-        <w:tc>
-          <w:tcPr>
-            <w:tcW w:type="dxa" w:w="3360"/>
-            <w:shd w:fill="FFFFFF"/>
-          </w:tcPr>
-          <w:p>
-            <w:pPr>
-              <w:jc w:val="left"/>
-            </w:pPr>
-            <w:r>
-              <w:rPr>
-                <w:rFonts w:ascii="Calibri" w:hAnsi="Calibri"/>
-                <w:sz w:val="18"/>
-              </w:rPr>
-              <w:t>Bucket 96: [2405535 - 2430421]</w:t>
+              <w:t>2425418</w:t>
+            </w:r>
+          </w:p>
+        </w:tc>
+        <w:tc>
+          <w:tcPr>
+            <w:tcW w:type="dxa" w:w="3360"/>
+            <w:shd w:fill="FFFFFF"/>
+          </w:tcPr>
+          <w:p>
+            <w:pPr>
+              <w:jc w:val="left"/>
+            </w:pPr>
+            <w:r>
+              <w:rPr>
+                <w:rFonts w:ascii="Calibri" w:hAnsi="Calibri"/>
+                <w:sz w:val="18"/>
+              </w:rPr>
+              <w:t>Bucket 96: [2397988 - 2425418]</w:t>
             </w:r>
           </w:p>
         </w:tc>
@@ -7299,7 +7299,7 @@
                 <w:rFonts w:ascii="Calibri" w:hAnsi="Calibri"/>
                 <w:sz w:val="18"/>
               </w:rPr>
-              <w:t>2453702</w:t>
+              <w:t>2449900</w:t>
             </w:r>
           </w:p>
         </w:tc>
@@ -7317,7 +7317,7 @@
                 <w:rFonts w:ascii="Calibri" w:hAnsi="Calibri"/>
                 <w:sz w:val="18"/>
               </w:rPr>
-              <w:t>Bucket 97: [2430421 - 2453702]</w:t>
+              <w:t>Bucket 97: [2425418 - 2449900]</w:t>
             </w:r>
           </w:p>
         </w:tc>
@@ -7355,25 +7355,25 @@
                 <w:rFonts w:ascii="Calibri" w:hAnsi="Calibri"/>
                 <w:sz w:val="18"/>
               </w:rPr>
-              <w:t>2478306</w:t>
-            </w:r>
-          </w:p>
-        </w:tc>
-        <w:tc>
-          <w:tcPr>
-            <w:tcW w:type="dxa" w:w="3360"/>
-            <w:shd w:fill="FFFFFF"/>
-          </w:tcPr>
-          <w:p>
-            <w:pPr>
-              <w:jc w:val="left"/>
-            </w:pPr>
-            <w:r>
-              <w:rPr>
-                <w:rFonts w:ascii="Calibri" w:hAnsi="Calibri"/>
-                <w:sz w:val="18"/>
-              </w:rPr>
-              <w:t>Bucket 98: [2453702 - 2478306]</w:t>
+              <w:t>2475221</w:t>
+            </w:r>
+          </w:p>
+        </w:tc>
+        <w:tc>
+          <w:tcPr>
+            <w:tcW w:type="dxa" w:w="3360"/>
+            <w:shd w:fill="FFFFFF"/>
+          </w:tcPr>
+          <w:p>
+            <w:pPr>
+              <w:jc w:val="left"/>
+            </w:pPr>
+            <w:r>
+              <w:rPr>
+                <w:rFonts w:ascii="Calibri" w:hAnsi="Calibri"/>
+                <w:sz w:val="18"/>
+              </w:rPr>
+              <w:t>Bucket 98: [2449900 - 2475221]</w:t>
             </w:r>
           </w:p>
         </w:tc>
@@ -7411,7 +7411,7 @@
                 <w:rFonts w:ascii="Calibri" w:hAnsi="Calibri"/>
                 <w:sz w:val="18"/>
               </w:rPr>
-              <w:t>2504204</w:t>
+              <w:t>2502193</w:t>
             </w:r>
           </w:p>
         </w:tc>
@@ -7429,7 +7429,7 @@
                 <w:rFonts w:ascii="Calibri" w:hAnsi="Calibri"/>
                 <w:sz w:val="18"/>
               </w:rPr>
-              <w:t>Bucket 99: [2478306 - 2504204]</w:t>
+              <w:t>Bucket 99: [2475221 - 2502193]</w:t>
             </w:r>
           </w:p>
         </w:tc>
@@ -7467,25 +7467,25 @@
                 <w:rFonts w:ascii="Calibri" w:hAnsi="Calibri"/>
                 <w:sz w:val="18"/>
               </w:rPr>
-              <w:t>2528285</w:t>
-            </w:r>
-          </w:p>
-        </w:tc>
-        <w:tc>
-          <w:tcPr>
-            <w:tcW w:type="dxa" w:w="3360"/>
-            <w:shd w:fill="FFFFFF"/>
-          </w:tcPr>
-          <w:p>
-            <w:pPr>
-              <w:jc w:val="left"/>
-            </w:pPr>
-            <w:r>
-              <w:rPr>
-                <w:rFonts w:ascii="Calibri" w:hAnsi="Calibri"/>
-                <w:sz w:val="18"/>
-              </w:rPr>
-              <w:t>Bucket 100: [2504204 - 2528285]</w:t>
+              <w:t>2528277</w:t>
+            </w:r>
+          </w:p>
+        </w:tc>
+        <w:tc>
+          <w:tcPr>
+            <w:tcW w:type="dxa" w:w="3360"/>
+            <w:shd w:fill="FFFFFF"/>
+          </w:tcPr>
+          <w:p>
+            <w:pPr>
+              <w:jc w:val="left"/>
+            </w:pPr>
+            <w:r>
+              <w:rPr>
+                <w:rFonts w:ascii="Calibri" w:hAnsi="Calibri"/>
+                <w:sz w:val="18"/>
+              </w:rPr>
+              <w:t>Bucket 100: [2502193 - 2528277]</w:t>
             </w:r>
           </w:p>
         </w:tc>
@@ -7612,7 +7612,7 @@
                 <w:rFonts w:ascii="Calibri" w:hAnsi="Calibri"/>
                 <w:sz w:val="18"/>
               </w:rPr>
-              <w:t>ucces Part One</w:t>
+              <w:t>25 Million Dollar Hoax</w:t>
             </w:r>
           </w:p>
         </w:tc>
@@ -7668,7 +7668,7 @@
                 <w:rFonts w:ascii="Calibri" w:hAnsi="Calibri"/>
                 <w:sz w:val="18"/>
               </w:rPr>
-              <w:t>(#1.1299)</w:t>
+              <w:t>(#1.126)</w:t>
             </w:r>
           </w:p>
         </w:tc>
@@ -7686,7 +7686,7 @@
                 <w:rFonts w:ascii="Calibri" w:hAnsi="Calibri"/>
                 <w:sz w:val="18"/>
               </w:rPr>
-              <w:t>Bucket 1: [ucces Part One - (#1.1299)]</w:t>
+              <w:t>Bucket 1: [25 Million Dollar Hoax - (#1.126)]</w:t>
             </w:r>
           </w:p>
         </w:tc>
@@ -7724,25 +7724,25 @@
                 <w:rFonts w:ascii="Calibri" w:hAnsi="Calibri"/>
                 <w:sz w:val="18"/>
               </w:rPr>
-              <w:t>(#12.141)</w:t>
-            </w:r>
-          </w:p>
-        </w:tc>
-        <w:tc>
-          <w:tcPr>
-            <w:tcW w:type="dxa" w:w="3360"/>
-            <w:shd w:fill="FFFFFF"/>
-          </w:tcPr>
-          <w:p>
-            <w:pPr>
-              <w:jc w:val="left"/>
-            </w:pPr>
-            <w:r>
-              <w:rPr>
-                <w:rFonts w:ascii="Calibri" w:hAnsi="Calibri"/>
-                <w:sz w:val="18"/>
-              </w:rPr>
-              <w:t>Bucket 2: [(#1.1299) - (#12.141)]</w:t>
+              <w:t>(#1.200)</w:t>
+            </w:r>
+          </w:p>
+        </w:tc>
+        <w:tc>
+          <w:tcPr>
+            <w:tcW w:type="dxa" w:w="3360"/>
+            <w:shd w:fill="FFFFFF"/>
+          </w:tcPr>
+          <w:p>
+            <w:pPr>
+              <w:jc w:val="left"/>
+            </w:pPr>
+            <w:r>
+              <w:rPr>
+                <w:rFonts w:ascii="Calibri" w:hAnsi="Calibri"/>
+                <w:sz w:val="18"/>
+              </w:rPr>
+              <w:t>Bucket 2: [(#1.126) - (#1.200)]</w:t>
             </w:r>
           </w:p>
         </w:tc>
@@ -7780,7 +7780,7 @@
                 <w:rFonts w:ascii="Calibri" w:hAnsi="Calibri"/>
                 <w:sz w:val="18"/>
               </w:rPr>
-              <w:t>(#1.3792)</w:t>
+              <w:t>(#13.49)</w:t>
             </w:r>
           </w:p>
         </w:tc>
@@ -7798,7 +7798,7 @@
                 <w:rFonts w:ascii="Calibri" w:hAnsi="Calibri"/>
                 <w:sz w:val="18"/>
               </w:rPr>
-              <w:t>Bucket 3: [(#12.141) - (#1.3792)]</w:t>
+              <w:t>Bucket 3: [(#1.200) - (#13.49)]</w:t>
             </w:r>
           </w:p>
         </w:tc>
@@ -7836,25 +7836,25 @@
                 <w:rFonts w:ascii="Calibri" w:hAnsi="Calibri"/>
                 <w:sz w:val="18"/>
               </w:rPr>
-              <w:t>(#1.56)</w:t>
-            </w:r>
-          </w:p>
-        </w:tc>
-        <w:tc>
-          <w:tcPr>
-            <w:tcW w:type="dxa" w:w="3360"/>
-            <w:shd w:fill="FFFFFF"/>
-          </w:tcPr>
-          <w:p>
-            <w:pPr>
-              <w:jc w:val="left"/>
-            </w:pPr>
-            <w:r>
-              <w:rPr>
-                <w:rFonts w:ascii="Calibri" w:hAnsi="Calibri"/>
-                <w:sz w:val="18"/>
-              </w:rPr>
-              <w:t>Bucket 4: [(#1.3792) - (#1.56)]</w:t>
+              <w:t>(#1.5527)</w:t>
+            </w:r>
+          </w:p>
+        </w:tc>
+        <w:tc>
+          <w:tcPr>
+            <w:tcW w:type="dxa" w:w="3360"/>
+            <w:shd w:fill="FFFFFF"/>
+          </w:tcPr>
+          <w:p>
+            <w:pPr>
+              <w:jc w:val="left"/>
+            </w:pPr>
+            <w:r>
+              <w:rPr>
+                <w:rFonts w:ascii="Calibri" w:hAnsi="Calibri"/>
+                <w:sz w:val="18"/>
+              </w:rPr>
+              <w:t>Bucket 4: [(#13.49) - (#1.5527)]</w:t>
             </w:r>
           </w:p>
         </w:tc>
@@ -7892,7 +7892,7 @@
                 <w:rFonts w:ascii="Calibri" w:hAnsi="Calibri"/>
                 <w:sz w:val="18"/>
               </w:rPr>
-              <w:t>(#18.11)</w:t>
+              <w:t>(#1.765)</w:t>
             </w:r>
           </w:p>
         </w:tc>
@@ -7910,7 +7910,7 @@
                 <w:rFonts w:ascii="Calibri" w:hAnsi="Calibri"/>
                 <w:sz w:val="18"/>
               </w:rPr>
-              <w:t>Bucket 5: [(#1.56) - (#18.11)]</w:t>
+              <w:t>Bucket 5: [(#1.5527) - (#1.765)]</w:t>
             </w:r>
           </w:p>
         </w:tc>
@@ -7948,25 +7948,25 @@
                 <w:rFonts w:ascii="Calibri" w:hAnsi="Calibri"/>
                 <w:sz w:val="18"/>
               </w:rPr>
-              <w:t>(1968-06-18)</w:t>
-            </w:r>
-          </w:p>
-        </w:tc>
-        <w:tc>
-          <w:tcPr>
-            <w:tcW w:type="dxa" w:w="3360"/>
-            <w:shd w:fill="FFFFFF"/>
-          </w:tcPr>
-          <w:p>
-            <w:pPr>
-              <w:jc w:val="left"/>
-            </w:pPr>
-            <w:r>
-              <w:rPr>
-                <w:rFonts w:ascii="Calibri" w:hAnsi="Calibri"/>
-                <w:sz w:val="18"/>
-              </w:rPr>
-              <w:t>Bucket 6: [(#18.11) - (1968-06-18)]</w:t>
+              <w:t>(1961-05-01)</w:t>
+            </w:r>
+          </w:p>
+        </w:tc>
+        <w:tc>
+          <w:tcPr>
+            <w:tcW w:type="dxa" w:w="3360"/>
+            <w:shd w:fill="FFFFFF"/>
+          </w:tcPr>
+          <w:p>
+            <w:pPr>
+              <w:jc w:val="left"/>
+            </w:pPr>
+            <w:r>
+              <w:rPr>
+                <w:rFonts w:ascii="Calibri" w:hAnsi="Calibri"/>
+                <w:sz w:val="18"/>
+              </w:rPr>
+              <w:t>Bucket 6: [(#1.765) - (1961-05-01)]</w:t>
             </w:r>
           </w:p>
         </w:tc>
@@ -8004,7 +8004,7 @@
                 <w:rFonts w:ascii="Calibri" w:hAnsi="Calibri"/>
                 <w:sz w:val="18"/>
               </w:rPr>
-              <w:t>(1982-11-08)</w:t>
+              <w:t>(1978-12-09)</w:t>
             </w:r>
           </w:p>
         </w:tc>
@@ -8022,7 +8022,7 @@
                 <w:rFonts w:ascii="Calibri" w:hAnsi="Calibri"/>
                 <w:sz w:val="18"/>
               </w:rPr>
-              <w:t>Bucket 7: [(1968-06-18) - (1982-11-08)]</w:t>
+              <w:t>Bucket 7: [(1961-05-01) - (1978-12-09)]</w:t>
             </w:r>
           </w:p>
         </w:tc>
@@ -8060,25 +8060,25 @@
                 <w:rFonts w:ascii="Calibri" w:hAnsi="Calibri"/>
                 <w:sz w:val="18"/>
               </w:rPr>
-              <w:t>(1993-12-27)</w:t>
-            </w:r>
-          </w:p>
-        </w:tc>
-        <w:tc>
-          <w:tcPr>
-            <w:tcW w:type="dxa" w:w="3360"/>
-            <w:shd w:fill="FFFFFF"/>
-          </w:tcPr>
-          <w:p>
-            <w:pPr>
-              <w:jc w:val="left"/>
-            </w:pPr>
-            <w:r>
-              <w:rPr>
-                <w:rFonts w:ascii="Calibri" w:hAnsi="Calibri"/>
-                <w:sz w:val="18"/>
-              </w:rPr>
-              <w:t>Bucket 8: [(1982-11-08) - (1993-12-27)]</w:t>
+              <w:t>(1993-01-04)</w:t>
+            </w:r>
+          </w:p>
+        </w:tc>
+        <w:tc>
+          <w:tcPr>
+            <w:tcW w:type="dxa" w:w="3360"/>
+            <w:shd w:fill="FFFFFF"/>
+          </w:tcPr>
+          <w:p>
+            <w:pPr>
+              <w:jc w:val="left"/>
+            </w:pPr>
+            <w:r>
+              <w:rPr>
+                <w:rFonts w:ascii="Calibri" w:hAnsi="Calibri"/>
+                <w:sz w:val="18"/>
+              </w:rPr>
+              <w:t>Bucket 8: [(1978-12-09) - (1993-01-04)]</w:t>
             </w:r>
           </w:p>
         </w:tc>
@@ -8116,7 +8116,7 @@
                 <w:rFonts w:ascii="Calibri" w:hAnsi="Calibri"/>
                 <w:sz w:val="18"/>
               </w:rPr>
-              <w:t>(1998-02-10)</w:t>
+              <w:t>(1997-01-16)</w:t>
             </w:r>
           </w:p>
         </w:tc>
@@ -8134,7 +8134,7 @@
                 <w:rFonts w:ascii="Calibri" w:hAnsi="Calibri"/>
                 <w:sz w:val="18"/>
               </w:rPr>
-              <w:t>Bucket 9: [(1993-12-27) - (1998-02-10)]</w:t>
+              <w:t>Bucket 9: [(1993-01-04) - (1997-01-16)]</w:t>
             </w:r>
           </w:p>
         </w:tc>
@@ -8172,25 +8172,25 @@
                 <w:rFonts w:ascii="Calibri" w:hAnsi="Calibri"/>
                 <w:sz w:val="18"/>
               </w:rPr>
-              <w:t>(2000-03-28)</w:t>
-            </w:r>
-          </w:p>
-        </w:tc>
-        <w:tc>
-          <w:tcPr>
-            <w:tcW w:type="dxa" w:w="3360"/>
-            <w:shd w:fill="FFFFFF"/>
-          </w:tcPr>
-          <w:p>
-            <w:pPr>
-              <w:jc w:val="left"/>
-            </w:pPr>
-            <w:r>
-              <w:rPr>
-                <w:rFonts w:ascii="Calibri" w:hAnsi="Calibri"/>
-                <w:sz w:val="18"/>
-              </w:rPr>
-              <w:t>Bucket 10: [(1998-02-10) - (2000-03-28)]</w:t>
+              <w:t>(1999-07-05)</w:t>
+            </w:r>
+          </w:p>
+        </w:tc>
+        <w:tc>
+          <w:tcPr>
+            <w:tcW w:type="dxa" w:w="3360"/>
+            <w:shd w:fill="FFFFFF"/>
+          </w:tcPr>
+          <w:p>
+            <w:pPr>
+              <w:jc w:val="left"/>
+            </w:pPr>
+            <w:r>
+              <w:rPr>
+                <w:rFonts w:ascii="Calibri" w:hAnsi="Calibri"/>
+                <w:sz w:val="18"/>
+              </w:rPr>
+              <w:t>Bucket 10: [(1997-01-16) - (1999-07-05)]</w:t>
             </w:r>
           </w:p>
         </w:tc>
@@ -8228,7 +8228,7 @@
                 <w:rFonts w:ascii="Calibri" w:hAnsi="Calibri"/>
                 <w:sz w:val="18"/>
               </w:rPr>
-              <w:t>(2002-02-22)</w:t>
+              <w:t>(2001-05-05)</w:t>
             </w:r>
           </w:p>
         </w:tc>
@@ -8246,7 +8246,7 @@
                 <w:rFonts w:ascii="Calibri" w:hAnsi="Calibri"/>
                 <w:sz w:val="18"/>
               </w:rPr>
-              <w:t>Bucket 11: [(2000-03-28) - (2002-02-22)]</w:t>
+              <w:t>Bucket 11: [(1999-07-05) - (2001-05-05)]</w:t>
             </w:r>
           </w:p>
         </w:tc>
@@ -8284,25 +8284,25 @@
                 <w:rFonts w:ascii="Calibri" w:hAnsi="Calibri"/>
                 <w:sz w:val="18"/>
               </w:rPr>
-              <w:t>2003 AXA Liberty Bowl</w:t>
-            </w:r>
-          </w:p>
-        </w:tc>
-        <w:tc>
-          <w:tcPr>
-            <w:tcW w:type="dxa" w:w="3360"/>
-            <w:shd w:fill="FFFFFF"/>
-          </w:tcPr>
-          <w:p>
-            <w:pPr>
-              <w:jc w:val="left"/>
-            </w:pPr>
-            <w:r>
-              <w:rPr>
-                <w:rFonts w:ascii="Calibri" w:hAnsi="Calibri"/>
-                <w:sz w:val="18"/>
-              </w:rPr>
-              <w:t>Bucket 12: [(2002-02-22) - 2003 AXA Liberty Bowl]</w:t>
+              <w:t>(2003-03-11)</w:t>
+            </w:r>
+          </w:p>
+        </w:tc>
+        <w:tc>
+          <w:tcPr>
+            <w:tcW w:type="dxa" w:w="3360"/>
+            <w:shd w:fill="FFFFFF"/>
+          </w:tcPr>
+          <w:p>
+            <w:pPr>
+              <w:jc w:val="left"/>
+            </w:pPr>
+            <w:r>
+              <w:rPr>
+                <w:rFonts w:ascii="Calibri" w:hAnsi="Calibri"/>
+                <w:sz w:val="18"/>
+              </w:rPr>
+              <w:t>Bucket 12: [(2001-05-05) - (2003-03-11)]</w:t>
             </w:r>
           </w:p>
         </w:tc>
@@ -8340,7 +8340,7 @@
                 <w:rFonts w:ascii="Calibri" w:hAnsi="Calibri"/>
                 <w:sz w:val="18"/>
               </w:rPr>
-              <w:t>(2005-04-14)</w:t>
+              <w:t>(2004-09-18)</w:t>
             </w:r>
           </w:p>
         </w:tc>
@@ -8358,7 +8358,7 @@
                 <w:rFonts w:ascii="Calibri" w:hAnsi="Calibri"/>
                 <w:sz w:val="18"/>
               </w:rPr>
-              <w:t>Bucket 13: [2003 AXA Liberty Bowl - (2005-04-14)]</w:t>
+              <w:t>Bucket 13: [(2003-03-11) - (2004-09-18)]</w:t>
             </w:r>
           </w:p>
         </w:tc>
@@ -8396,25 +8396,25 @@
                 <w:rFonts w:ascii="Calibri" w:hAnsi="Calibri"/>
                 <w:sz w:val="18"/>
               </w:rPr>
-              <w:t>(2006-08-15)</w:t>
-            </w:r>
-          </w:p>
-        </w:tc>
-        <w:tc>
-          <w:tcPr>
-            <w:tcW w:type="dxa" w:w="3360"/>
-            <w:shd w:fill="FFFFFF"/>
-          </w:tcPr>
-          <w:p>
-            <w:pPr>
-              <w:jc w:val="left"/>
-            </w:pPr>
-            <w:r>
-              <w:rPr>
-                <w:rFonts w:ascii="Calibri" w:hAnsi="Calibri"/>
-                <w:sz w:val="18"/>
-              </w:rPr>
-              <w:t>Bucket 14: [(2005-04-14) - (2006-08-15)]</w:t>
+              <w:t>(2005-12-07)</w:t>
+            </w:r>
+          </w:p>
+        </w:tc>
+        <w:tc>
+          <w:tcPr>
+            <w:tcW w:type="dxa" w:w="3360"/>
+            <w:shd w:fill="FFFFFF"/>
+          </w:tcPr>
+          <w:p>
+            <w:pPr>
+              <w:jc w:val="left"/>
+            </w:pPr>
+            <w:r>
+              <w:rPr>
+                <w:rFonts w:ascii="Calibri" w:hAnsi="Calibri"/>
+                <w:sz w:val="18"/>
+              </w:rPr>
+              <w:t>Bucket 14: [(2004-09-18) - (2005-12-07)]</w:t>
             </w:r>
           </w:p>
         </w:tc>
@@ -8452,7 +8452,7 @@
                 <w:rFonts w:ascii="Calibri" w:hAnsi="Calibri"/>
                 <w:sz w:val="18"/>
               </w:rPr>
-              <w:t>(2007-11-04)</w:t>
+              <w:t>(2007-05-09)</w:t>
             </w:r>
           </w:p>
         </w:tc>
@@ -8470,7 +8470,7 @@
                 <w:rFonts w:ascii="Calibri" w:hAnsi="Calibri"/>
                 <w:sz w:val="18"/>
               </w:rPr>
-              <w:t>Bucket 15: [(2006-08-15) - (2007-11-04)]</w:t>
+              <w:t>Bucket 15: [(2005-12-07) - (2007-05-09)]</w:t>
             </w:r>
           </w:p>
         </w:tc>
@@ -8508,25 +8508,25 @@
                 <w:rFonts w:ascii="Calibri" w:hAnsi="Calibri"/>
                 <w:sz w:val="18"/>
               </w:rPr>
-              <w:t>(2009-04-16)</w:t>
-            </w:r>
-          </w:p>
-        </w:tc>
-        <w:tc>
-          <w:tcPr>
-            <w:tcW w:type="dxa" w:w="3360"/>
-            <w:shd w:fill="FFFFFF"/>
-          </w:tcPr>
-          <w:p>
-            <w:pPr>
-              <w:jc w:val="left"/>
-            </w:pPr>
-            <w:r>
-              <w:rPr>
-                <w:rFonts w:ascii="Calibri" w:hAnsi="Calibri"/>
-                <w:sz w:val="18"/>
-              </w:rPr>
-              <w:t>Bucket 16: [(2007-11-04) - (2009-04-16)]</w:t>
+              <w:t>(2008-10-29)</w:t>
+            </w:r>
+          </w:p>
+        </w:tc>
+        <w:tc>
+          <w:tcPr>
+            <w:tcW w:type="dxa" w:w="3360"/>
+            <w:shd w:fill="FFFFFF"/>
+          </w:tcPr>
+          <w:p>
+            <w:pPr>
+              <w:jc w:val="left"/>
+            </w:pPr>
+            <w:r>
+              <w:rPr>
+                <w:rFonts w:ascii="Calibri" w:hAnsi="Calibri"/>
+                <w:sz w:val="18"/>
+              </w:rPr>
+              <w:t>Bucket 16: [(2007-05-09) - (2008-10-29)]</w:t>
             </w:r>
           </w:p>
         </w:tc>
@@ -8564,7 +8564,7 @@
                 <w:rFonts w:ascii="Calibri" w:hAnsi="Calibri"/>
                 <w:sz w:val="18"/>
               </w:rPr>
-              <w:t>(2010-11-13)</w:t>
+              <w:t>(2010-06-15)</w:t>
             </w:r>
           </w:p>
         </w:tc>
@@ -8582,7 +8582,7 @@
                 <w:rFonts w:ascii="Calibri" w:hAnsi="Calibri"/>
                 <w:sz w:val="18"/>
               </w:rPr>
-              <w:t>Bucket 17: [(2009-04-16) - (2010-11-13)]</w:t>
+              <w:t>Bucket 17: [(2008-10-29) - (2010-06-15)]</w:t>
             </w:r>
           </w:p>
         </w:tc>
@@ -8620,25 +8620,25 @@
                 <w:rFonts w:ascii="Calibri" w:hAnsi="Calibri"/>
                 <w:sz w:val="18"/>
               </w:rPr>
-              <w:t>(2012-01-09)</w:t>
-            </w:r>
-          </w:p>
-        </w:tc>
-        <w:tc>
-          <w:tcPr>
-            <w:tcW w:type="dxa" w:w="3360"/>
-            <w:shd w:fill="FFFFFF"/>
-          </w:tcPr>
-          <w:p>
-            <w:pPr>
-              <w:jc w:val="left"/>
-            </w:pPr>
-            <w:r>
-              <w:rPr>
-                <w:rFonts w:ascii="Calibri" w:hAnsi="Calibri"/>
-                <w:sz w:val="18"/>
-              </w:rPr>
-              <w:t>Bucket 18: [(2010-11-13) - (2012-01-09)]</w:t>
+              <w:t>(2011-09-20)</w:t>
+            </w:r>
+          </w:p>
+        </w:tc>
+        <w:tc>
+          <w:tcPr>
+            <w:tcW w:type="dxa" w:w="3360"/>
+            <w:shd w:fill="FFFFFF"/>
+          </w:tcPr>
+          <w:p>
+            <w:pPr>
+              <w:jc w:val="left"/>
+            </w:pPr>
+            <w:r>
+              <w:rPr>
+                <w:rFonts w:ascii="Calibri" w:hAnsi="Calibri"/>
+                <w:sz w:val="18"/>
+              </w:rPr>
+              <w:t>Bucket 18: [(2010-06-15) - (2011-09-20)]</w:t>
             </w:r>
           </w:p>
         </w:tc>
@@ -8676,7 +8676,7 @@
                 <w:rFonts w:ascii="Calibri" w:hAnsi="Calibri"/>
                 <w:sz w:val="18"/>
               </w:rPr>
-              <w:t>2012 BMW 1 Series ActiveE Electric Car</w:t>
+              <w:t>(2012-08-16)</w:t>
             </w:r>
           </w:p>
         </w:tc>
@@ -8694,7 +8694,7 @@
                 <w:rFonts w:ascii="Calibri" w:hAnsi="Calibri"/>
                 <w:sz w:val="18"/>
               </w:rPr>
-              <w:t>Bucket 19: [(2012-01-09) - 2012 BMW 1 Series ActiveE Electric Car]</w:t>
+              <w:t>Bucket 19: [(2011-09-20) - (2012-08-16)]</w:t>
             </w:r>
           </w:p>
         </w:tc>
@@ -8732,25 +8732,25 @@
                 <w:rFonts w:ascii="Calibri" w:hAnsi="Calibri"/>
                 <w:sz w:val="18"/>
               </w:rPr>
-              <w:t>(#2.33)</w:t>
-            </w:r>
-          </w:p>
-        </w:tc>
-        <w:tc>
-          <w:tcPr>
-            <w:tcW w:type="dxa" w:w="3360"/>
-            <w:shd w:fill="FFFFFF"/>
-          </w:tcPr>
-          <w:p>
-            <w:pPr>
-              <w:jc w:val="left"/>
-            </w:pPr>
-            <w:r>
-              <w:rPr>
-                <w:rFonts w:ascii="Calibri" w:hAnsi="Calibri"/>
-                <w:sz w:val="18"/>
-              </w:rPr>
-              <w:t>Bucket 20: [2012 BMW 1 Series ActiveE Electric Car - (#2.33)]</w:t>
+              <w:t>(#2.112)</w:t>
+            </w:r>
+          </w:p>
+        </w:tc>
+        <w:tc>
+          <w:tcPr>
+            <w:tcW w:type="dxa" w:w="3360"/>
+            <w:shd w:fill="FFFFFF"/>
+          </w:tcPr>
+          <w:p>
+            <w:pPr>
+              <w:jc w:val="left"/>
+            </w:pPr>
+            <w:r>
+              <w:rPr>
+                <w:rFonts w:ascii="Calibri" w:hAnsi="Calibri"/>
+                <w:sz w:val="18"/>
+              </w:rPr>
+              <w:t>Bucket 20: [(2012-08-16) - (#2.112)]</w:t>
             </w:r>
           </w:p>
         </w:tc>
@@ -8788,7 +8788,7 @@
                 <w:rFonts w:ascii="Calibri" w:hAnsi="Calibri"/>
                 <w:sz w:val="18"/>
               </w:rPr>
-              <w:t>(#3.32)</w:t>
+              <w:t>(#3.120)</w:t>
             </w:r>
           </w:p>
         </w:tc>
@@ -8806,7 +8806,7 @@
                 <w:rFonts w:ascii="Calibri" w:hAnsi="Calibri"/>
                 <w:sz w:val="18"/>
               </w:rPr>
-              <w:t>Bucket 21: [(#2.33) - (#3.32)]</w:t>
+              <w:t>Bucket 21: [(#2.112) - (#3.120)]</w:t>
             </w:r>
           </w:p>
         </w:tc>
@@ -8844,25 +8844,25 @@
                 <w:rFonts w:ascii="Calibri" w:hAnsi="Calibri"/>
                 <w:sz w:val="18"/>
               </w:rPr>
-              <w:t>(#5.1)</w:t>
-            </w:r>
-          </w:p>
-        </w:tc>
-        <w:tc>
-          <w:tcPr>
-            <w:tcW w:type="dxa" w:w="3360"/>
-            <w:shd w:fill="FFFFFF"/>
-          </w:tcPr>
-          <w:p>
-            <w:pPr>
-              <w:jc w:val="left"/>
-            </w:pPr>
-            <w:r>
-              <w:rPr>
-                <w:rFonts w:ascii="Calibri" w:hAnsi="Calibri"/>
-                <w:sz w:val="18"/>
-              </w:rPr>
-              <w:t>Bucket 22: [(#3.32) - (#5.1)]</w:t>
+              <w:t>(#4.84)</w:t>
+            </w:r>
+          </w:p>
+        </w:tc>
+        <w:tc>
+          <w:tcPr>
+            <w:tcW w:type="dxa" w:w="3360"/>
+            <w:shd w:fill="FFFFFF"/>
+          </w:tcPr>
+          <w:p>
+            <w:pPr>
+              <w:jc w:val="left"/>
+            </w:pPr>
+            <w:r>
+              <w:rPr>
+                <w:rFonts w:ascii="Calibri" w:hAnsi="Calibri"/>
+                <w:sz w:val="18"/>
+              </w:rPr>
+              <w:t>Bucket 22: [(#3.120) - (#4.84)]</w:t>
             </w:r>
           </w:p>
         </w:tc>
@@ -8900,7 +8900,7 @@
                 <w:rFonts w:ascii="Calibri" w:hAnsi="Calibri"/>
                 <w:sz w:val="18"/>
               </w:rPr>
-              <w:t>(#7.186)</w:t>
+              <w:t>(#7.13)</w:t>
             </w:r>
           </w:p>
         </w:tc>
@@ -8918,7 +8918,7 @@
                 <w:rFonts w:ascii="Calibri" w:hAnsi="Calibri"/>
                 <w:sz w:val="18"/>
               </w:rPr>
-              <w:t>Bucket 23: [(#5.1) - (#7.186)]</w:t>
+              <w:t>Bucket 23: [(#4.84) - (#7.13)]</w:t>
             </w:r>
           </w:p>
         </w:tc>
@@ -8956,25 +8956,25 @@
                 <w:rFonts w:ascii="Calibri" w:hAnsi="Calibri"/>
                 <w:sz w:val="18"/>
               </w:rPr>
-              <w:t>A Candle for St. Jude</w:t>
-            </w:r>
-          </w:p>
-        </w:tc>
-        <w:tc>
-          <w:tcPr>
-            <w:tcW w:type="dxa" w:w="3360"/>
-            <w:shd w:fill="FFFFFF"/>
-          </w:tcPr>
-          <w:p>
-            <w:pPr>
-              <w:jc w:val="left"/>
-            </w:pPr>
-            <w:r>
-              <w:rPr>
-                <w:rFonts w:ascii="Calibri" w:hAnsi="Calibri"/>
-                <w:sz w:val="18"/>
-              </w:rPr>
-              <w:t>Bucket 24: [(#7.186) - A Candle for St. Jude]</w:t>
+              <w:t>Abschiede</w:t>
+            </w:r>
+          </w:p>
+        </w:tc>
+        <w:tc>
+          <w:tcPr>
+            <w:tcW w:type="dxa" w:w="3360"/>
+            <w:shd w:fill="FFFFFF"/>
+          </w:tcPr>
+          <w:p>
+            <w:pPr>
+              <w:jc w:val="left"/>
+            </w:pPr>
+            <w:r>
+              <w:rPr>
+                <w:rFonts w:ascii="Calibri" w:hAnsi="Calibri"/>
+                <w:sz w:val="18"/>
+              </w:rPr>
+              <w:t>Bucket 24: [(#7.13) - Abschiede]</w:t>
             </w:r>
           </w:p>
         </w:tc>
@@ -9012,7 +9012,7 @@
                 <w:rFonts w:ascii="Calibri" w:hAnsi="Calibri"/>
                 <w:sz w:val="18"/>
               </w:rPr>
-              <w:t>Aftermath</w:t>
+              <w:t>After All I've Said!</w:t>
             </w:r>
           </w:p>
         </w:tc>
@@ -9030,7 +9030,7 @@
                 <w:rFonts w:ascii="Calibri" w:hAnsi="Calibri"/>
                 <w:sz w:val="18"/>
               </w:rPr>
-              <w:t>Bucket 25: [A Candle for St. Jude - Aftermath]</w:t>
+              <w:t>Bucket 25: [Abschiede - After All I've Said!]</w:t>
             </w:r>
           </w:p>
         </w:tc>
@@ -9068,25 +9068,25 @@
                 <w:rFonts w:ascii="Calibri" w:hAnsi="Calibri"/>
                 <w:sz w:val="18"/>
               </w:rPr>
-              <w:t>Alte Schule</w:t>
-            </w:r>
-          </w:p>
-        </w:tc>
-        <w:tc>
-          <w:tcPr>
-            <w:tcW w:type="dxa" w:w="3360"/>
-            <w:shd w:fill="FFFFFF"/>
-          </w:tcPr>
-          <w:p>
-            <w:pPr>
-              <w:jc w:val="left"/>
-            </w:pPr>
-            <w:r>
-              <w:rPr>
-                <w:rFonts w:ascii="Calibri" w:hAnsi="Calibri"/>
-                <w:sz w:val="18"/>
-              </w:rPr>
-              <w:t>Bucket 26: [Aftermath - Alte Schule]</w:t>
+              <w:t>All for Love</w:t>
+            </w:r>
+          </w:p>
+        </w:tc>
+        <w:tc>
+          <w:tcPr>
+            <w:tcW w:type="dxa" w:w="3360"/>
+            <w:shd w:fill="FFFFFF"/>
+          </w:tcPr>
+          <w:p>
+            <w:pPr>
+              <w:jc w:val="left"/>
+            </w:pPr>
+            <w:r>
+              <w:rPr>
+                <w:rFonts w:ascii="Calibri" w:hAnsi="Calibri"/>
+                <w:sz w:val="18"/>
+              </w:rPr>
+              <w:t>Bucket 26: [After All I've Said! - All for Love]</w:t>
             </w:r>
           </w:p>
         </w:tc>
@@ -9124,7 +9124,7 @@
                 <w:rFonts w:ascii="Calibri" w:hAnsi="Calibri"/>
                 <w:sz w:val="18"/>
               </w:rPr>
-              <w:t>Anita's Africa</w:t>
+              <w:t>And the Wind Cries... Wendigo</w:t>
             </w:r>
           </w:p>
         </w:tc>
@@ -9142,7 +9142,7 @@
                 <w:rFonts w:ascii="Calibri" w:hAnsi="Calibri"/>
                 <w:sz w:val="18"/>
               </w:rPr>
-              <w:t>Bucket 27: [Alte Schule - Anita's Africa]</w:t>
+              <w:t>Bucket 27: [All for Love - And the Wind Cries... Wendigo]</w:t>
             </w:r>
           </w:p>
         </w:tc>
@@ -9180,25 +9180,25 @@
                 <w:rFonts w:ascii="Calibri" w:hAnsi="Calibri"/>
                 <w:sz w:val="18"/>
               </w:rPr>
-              <w:t>Asik Garip</w:t>
-            </w:r>
-          </w:p>
-        </w:tc>
-        <w:tc>
-          <w:tcPr>
-            <w:tcW w:type="dxa" w:w="3360"/>
-            <w:shd w:fill="FFFFFF"/>
-          </w:tcPr>
-          <w:p>
-            <w:pPr>
-              <w:jc w:val="left"/>
-            </w:pPr>
-            <w:r>
-              <w:rPr>
-                <w:rFonts w:ascii="Calibri" w:hAnsi="Calibri"/>
-                <w:sz w:val="18"/>
-              </w:rPr>
-              <w:t>Bucket 28: [Anita's Africa - Asik Garip]</w:t>
+              <w:t>Arena total 12 - Volle Spermabacken</w:t>
+            </w:r>
+          </w:p>
+        </w:tc>
+        <w:tc>
+          <w:tcPr>
+            <w:tcW w:type="dxa" w:w="3360"/>
+            <w:shd w:fill="FFFFFF"/>
+          </w:tcPr>
+          <w:p>
+            <w:pPr>
+              <w:jc w:val="left"/>
+            </w:pPr>
+            <w:r>
+              <w:rPr>
+                <w:rFonts w:ascii="Calibri" w:hAnsi="Calibri"/>
+                <w:sz w:val="18"/>
+              </w:rPr>
+              <w:t>Bucket 28: [And the Wind Cries... Wendigo - Arena total 12 - Volle Spermabacken]</w:t>
             </w:r>
           </w:p>
         </w:tc>
@@ -9236,7 +9236,7 @@
                 <w:rFonts w:ascii="Calibri" w:hAnsi="Calibri"/>
                 <w:sz w:val="18"/>
               </w:rPr>
-              <w:t>A Yen for Lester</w:t>
+              <w:t>Auf den Hund gekommen</w:t>
             </w:r>
           </w:p>
         </w:tc>
@@ -9254,7 +9254,7 @@
                 <w:rFonts w:ascii="Calibri" w:hAnsi="Calibri"/>
                 <w:sz w:val="18"/>
               </w:rPr>
-              <w:t>Bucket 29: [Asik Garip - A Yen for Lester]</w:t>
+              <w:t>Bucket 29: [Arena total 12 - Volle Spermabacken - Auf den Hund gekommen]</w:t>
             </w:r>
           </w:p>
         </w:tc>
@@ -9292,25 +9292,25 @@
                 <w:rFonts w:ascii="Calibri" w:hAnsi="Calibri"/>
                 <w:sz w:val="18"/>
               </w:rPr>
-              <w:t>Beatmania IIDX 18: Resort Anthem</w:t>
-            </w:r>
-          </w:p>
-        </w:tc>
-        <w:tc>
-          <w:tcPr>
-            <w:tcW w:type="dxa" w:w="3360"/>
-            <w:shd w:fill="FFFFFF"/>
-          </w:tcPr>
-          <w:p>
-            <w:pPr>
-              <w:jc w:val="left"/>
-            </w:pPr>
-            <w:r>
-              <w:rPr>
-                <w:rFonts w:ascii="Calibri" w:hAnsi="Calibri"/>
-                <w:sz w:val="18"/>
-              </w:rPr>
-              <w:t>Bucket 30: [A Yen for Lester - Beatmania IIDX 18: Resort Anthem]</w:t>
+              <w:t>Bandaged</w:t>
+            </w:r>
+          </w:p>
+        </w:tc>
+        <w:tc>
+          <w:tcPr>
+            <w:tcW w:type="dxa" w:w="3360"/>
+            <w:shd w:fill="FFFFFF"/>
+          </w:tcPr>
+          <w:p>
+            <w:pPr>
+              <w:jc w:val="left"/>
+            </w:pPr>
+            <w:r>
+              <w:rPr>
+                <w:rFonts w:ascii="Calibri" w:hAnsi="Calibri"/>
+                <w:sz w:val="18"/>
+              </w:rPr>
+              <w:t>Bucket 30: [Auf den Hund gekommen - Bandaged]</w:t>
             </w:r>
           </w:p>
         </w:tc>
@@ -9348,7 +9348,7 @@
                 <w:rFonts w:ascii="Calibri" w:hAnsi="Calibri"/>
                 <w:sz w:val="18"/>
               </w:rPr>
-              <w:t>Bill's Thud</w:t>
+              <w:t>Best Neighbor</w:t>
             </w:r>
           </w:p>
         </w:tc>
@@ -9366,7 +9366,7 @@
                 <w:rFonts w:ascii="Calibri" w:hAnsi="Calibri"/>
                 <w:sz w:val="18"/>
               </w:rPr>
-              <w:t>Bucket 31: [Beatmania IIDX 18: Resort Anthem - Bill's Thud]</w:t>
+              <w:t>Bucket 31: [Bandaged - Best Neighbor]</w:t>
             </w:r>
           </w:p>
         </w:tc>
@@ -9404,25 +9404,25 @@
                 <w:rFonts w:ascii="Calibri" w:hAnsi="Calibri"/>
                 <w:sz w:val="18"/>
               </w:rPr>
-              <w:t>Bôryaku</w:t>
-            </w:r>
-          </w:p>
-        </w:tc>
-        <w:tc>
-          <w:tcPr>
-            <w:tcW w:type="dxa" w:w="3360"/>
-            <w:shd w:fill="FFFFFF"/>
-          </w:tcPr>
-          <w:p>
-            <w:pPr>
-              <w:jc w:val="left"/>
-            </w:pPr>
-            <w:r>
-              <w:rPr>
-                <w:rFonts w:ascii="Calibri" w:hAnsi="Calibri"/>
-                <w:sz w:val="18"/>
-              </w:rPr>
-              <w:t>Bucket 32: [Bill's Thud - Bôryaku]</w:t>
+              <w:t>Blood Bank</w:t>
+            </w:r>
+          </w:p>
+        </w:tc>
+        <w:tc>
+          <w:tcPr>
+            <w:tcW w:type="dxa" w:w="3360"/>
+            <w:shd w:fill="FFFFFF"/>
+          </w:tcPr>
+          <w:p>
+            <w:pPr>
+              <w:jc w:val="left"/>
+            </w:pPr>
+            <w:r>
+              <w:rPr>
+                <w:rFonts w:ascii="Calibri" w:hAnsi="Calibri"/>
+                <w:sz w:val="18"/>
+              </w:rPr>
+              <w:t>Bucket 32: [Best Neighbor - Blood Bank]</w:t>
             </w:r>
           </w:p>
         </w:tc>
@@ -9460,7 +9460,7 @@
                 <w:rFonts w:ascii="Calibri" w:hAnsi="Calibri"/>
                 <w:sz w:val="18"/>
               </w:rPr>
-              <w:t>Business Must Not Interfere</w:t>
+              <w:t>Brudekronen</w:t>
             </w:r>
           </w:p>
         </w:tc>
@@ -9478,7 +9478,7 @@
                 <w:rFonts w:ascii="Calibri" w:hAnsi="Calibri"/>
                 <w:sz w:val="18"/>
               </w:rPr>
-              <w:t>Bucket 33: [Bôryaku - Business Must Not Interfere]</w:t>
+              <w:t>Bucket 33: [Blood Bank - Brudekronen]</w:t>
             </w:r>
           </w:p>
         </w:tc>
@@ -9516,25 +9516,25 @@
                 <w:rFonts w:ascii="Calibri" w:hAnsi="Calibri"/>
                 <w:sz w:val="18"/>
               </w:rPr>
-              <w:t>Celebrities at SEMA 2008</w:t>
-            </w:r>
-          </w:p>
-        </w:tc>
-        <w:tc>
-          <w:tcPr>
-            <w:tcW w:type="dxa" w:w="3360"/>
-            <w:shd w:fill="FFFFFF"/>
-          </w:tcPr>
-          <w:p>
-            <w:pPr>
-              <w:jc w:val="left"/>
-            </w:pPr>
-            <w:r>
-              <w:rPr>
-                <w:rFonts w:ascii="Calibri" w:hAnsi="Calibri"/>
-                <w:sz w:val="18"/>
-              </w:rPr>
-              <w:t>Bucket 34: [Business Must Not Interfere - Celebrities at SEMA 2008]</w:t>
+              <w:t>Care Bears: The Giving Festival Movie</w:t>
+            </w:r>
+          </w:p>
+        </w:tc>
+        <w:tc>
+          <w:tcPr>
+            <w:tcW w:type="dxa" w:w="3360"/>
+            <w:shd w:fill="FFFFFF"/>
+          </w:tcPr>
+          <w:p>
+            <w:pPr>
+              <w:jc w:val="left"/>
+            </w:pPr>
+            <w:r>
+              <w:rPr>
+                <w:rFonts w:ascii="Calibri" w:hAnsi="Calibri"/>
+                <w:sz w:val="18"/>
+              </w:rPr>
+              <w:t>Bucket 34: [Brudekronen - Care Bears: The Giving Festival Movie]</w:t>
             </w:r>
           </w:p>
         </w:tc>
@@ -9572,7 +9572,7 @@
                 <w:rFonts w:ascii="Calibri" w:hAnsi="Calibri"/>
                 <w:sz w:val="18"/>
               </w:rPr>
-              <w:t>Christos Chrissopoulos</w:t>
+              <w:t>Chief Guard Saldeath's Trap! Level 3: Starvation Hell!</w:t>
             </w:r>
           </w:p>
         </w:tc>
@@ -9590,7 +9590,7 @@
                 <w:rFonts w:ascii="Calibri" w:hAnsi="Calibri"/>
                 <w:sz w:val="18"/>
               </w:rPr>
-              <w:t>Bucket 35: [Celebrities at SEMA 2008 - Christos Chrissopoulos]</w:t>
+              <w:t>Bucket 35: [Care Bears: The Giving Festival Movie - Chief Guard Saldeath's Trap! Level 3: Starvation Hell!]</w:t>
             </w:r>
           </w:p>
         </w:tc>
@@ -9628,25 +9628,25 @@
                 <w:rFonts w:ascii="Calibri" w:hAnsi="Calibri"/>
                 <w:sz w:val="18"/>
               </w:rPr>
-              <w:t>Company</w:t>
-            </w:r>
-          </w:p>
-        </w:tc>
-        <w:tc>
-          <w:tcPr>
-            <w:tcW w:type="dxa" w:w="3360"/>
-            <w:shd w:fill="FFFFFF"/>
-          </w:tcPr>
-          <w:p>
-            <w:pPr>
-              <w:jc w:val="left"/>
-            </w:pPr>
-            <w:r>
-              <w:rPr>
-                <w:rFonts w:ascii="Calibri" w:hAnsi="Calibri"/>
-                <w:sz w:val="18"/>
-              </w:rPr>
-              <w:t>Bucket 36: [Christos Chrissopoulos - Company]</w:t>
+              <w:t>Come and Get It</w:t>
+            </w:r>
+          </w:p>
+        </w:tc>
+        <w:tc>
+          <w:tcPr>
+            <w:tcW w:type="dxa" w:w="3360"/>
+            <w:shd w:fill="FFFFFF"/>
+          </w:tcPr>
+          <w:p>
+            <w:pPr>
+              <w:jc w:val="left"/>
+            </w:pPr>
+            <w:r>
+              <w:rPr>
+                <w:rFonts w:ascii="Calibri" w:hAnsi="Calibri"/>
+                <w:sz w:val="18"/>
+              </w:rPr>
+              <w:t>Bucket 36: [Chief Guard Saldeath's Trap! Level 3: Starvation Hell! - Come and Get It]</w:t>
             </w:r>
           </w:p>
         </w:tc>
@@ -9684,7 +9684,7 @@
                 <w:rFonts w:ascii="Calibri" w:hAnsi="Calibri"/>
                 <w:sz w:val="18"/>
               </w:rPr>
-              <w:t>Dad's Army</w:t>
+              <w:t>Crni fond</w:t>
             </w:r>
           </w:p>
         </w:tc>
@@ -9702,7 +9702,7 @@
                 <w:rFonts w:ascii="Calibri" w:hAnsi="Calibri"/>
                 <w:sz w:val="18"/>
               </w:rPr>
-              <w:t>Bucket 37: [Company - Dad's Army]</w:t>
+              <w:t>Bucket 37: [Come and Get It - Crni fond]</w:t>
             </w:r>
           </w:p>
         </w:tc>
@@ -9740,25 +9740,25 @@
                 <w:rFonts w:ascii="Calibri" w:hAnsi="Calibri"/>
                 <w:sz w:val="18"/>
               </w:rPr>
-              <w:t>Dear Diary</w:t>
-            </w:r>
-          </w:p>
-        </w:tc>
-        <w:tc>
-          <w:tcPr>
-            <w:tcW w:type="dxa" w:w="3360"/>
-            <w:shd w:fill="FFFFFF"/>
-          </w:tcPr>
-          <w:p>
-            <w:pPr>
-              <w:jc w:val="left"/>
-            </w:pPr>
-            <w:r>
-              <w:rPr>
-                <w:rFonts w:ascii="Calibri" w:hAnsi="Calibri"/>
-                <w:sz w:val="18"/>
-              </w:rPr>
-              <w:t>Bucket 38: [Dad's Army - Dear Diary]</w:t>
+              <w:t>Das ist mein Tagwerk</w:t>
+            </w:r>
+          </w:p>
+        </w:tc>
+        <w:tc>
+          <w:tcPr>
+            <w:tcW w:type="dxa" w:w="3360"/>
+            <w:shd w:fill="FFFFFF"/>
+          </w:tcPr>
+          <w:p>
+            <w:pPr>
+              <w:jc w:val="left"/>
+            </w:pPr>
+            <w:r>
+              <w:rPr>
+                <w:rFonts w:ascii="Calibri" w:hAnsi="Calibri"/>
+                <w:sz w:val="18"/>
+              </w:rPr>
+              <w:t>Bucket 38: [Crni fond - Das ist mein Tagwerk]</w:t>
             </w:r>
           </w:p>
         </w:tc>
@@ -9796,7 +9796,7 @@
                 <w:rFonts w:ascii="Calibri" w:hAnsi="Calibri"/>
                 <w:sz w:val="18"/>
               </w:rPr>
-              <w:t>Der Reinfall</w:t>
+              <w:t>Delta Queen</w:t>
             </w:r>
           </w:p>
         </w:tc>
@@ -9814,7 +9814,7 @@
                 <w:rFonts w:ascii="Calibri" w:hAnsi="Calibri"/>
                 <w:sz w:val="18"/>
               </w:rPr>
-              <w:t>Bucket 39: [Dear Diary - Der Reinfall]</w:t>
+              <w:t>Bucket 39: [Das ist mein Tagwerk - Delta Queen]</w:t>
             </w:r>
           </w:p>
         </w:tc>
@@ -9852,25 +9852,25 @@
                 <w:rFonts w:ascii="Calibri" w:hAnsi="Calibri"/>
                 <w:sz w:val="18"/>
               </w:rPr>
-              <w:t>Die Übermacht</w:t>
-            </w:r>
-          </w:p>
-        </w:tc>
-        <w:tc>
-          <w:tcPr>
-            <w:tcW w:type="dxa" w:w="3360"/>
-            <w:shd w:fill="FFFFFF"/>
-          </w:tcPr>
-          <w:p>
-            <w:pPr>
-              <w:jc w:val="left"/>
-            </w:pPr>
-            <w:r>
-              <w:rPr>
-                <w:rFonts w:ascii="Calibri" w:hAnsi="Calibri"/>
-                <w:sz w:val="18"/>
-              </w:rPr>
-              <w:t>Bucket 40: [Der Reinfall - Die Übermacht]</w:t>
+              <w:t>Deux filles en cavale</w:t>
+            </w:r>
+          </w:p>
+        </w:tc>
+        <w:tc>
+          <w:tcPr>
+            <w:tcW w:type="dxa" w:w="3360"/>
+            <w:shd w:fill="FFFFFF"/>
+          </w:tcPr>
+          <w:p>
+            <w:pPr>
+              <w:jc w:val="left"/>
+            </w:pPr>
+            <w:r>
+              <w:rPr>
+                <w:rFonts w:ascii="Calibri" w:hAnsi="Calibri"/>
+                <w:sz w:val="18"/>
+              </w:rPr>
+              <w:t>Bucket 40: [Delta Queen - Deux filles en cavale]</w:t>
             </w:r>
           </w:p>
         </w:tc>
@@ -9908,7 +9908,7 @@
                 <w:rFonts w:ascii="Calibri" w:hAnsi="Calibri"/>
                 <w:sz w:val="18"/>
               </w:rPr>
-              <w:t>Double Exposure</w:t>
+              <w:t>Dishin on Dishes</w:t>
             </w:r>
           </w:p>
         </w:tc>
@@ -9926,7 +9926,7 @@
                 <w:rFonts w:ascii="Calibri" w:hAnsi="Calibri"/>
                 <w:sz w:val="18"/>
               </w:rPr>
-              <w:t>Bucket 41: [Die Übermacht - Double Exposure]</w:t>
+              <w:t>Bucket 41: [Deux filles en cavale - Dishin on Dishes]</w:t>
             </w:r>
           </w:p>
         </w:tc>
@@ -9964,25 +9964,25 @@
                 <w:rFonts w:ascii="Calibri" w:hAnsi="Calibri"/>
                 <w:sz w:val="18"/>
               </w:rPr>
-              <w:t>Ego</w:t>
-            </w:r>
-          </w:p>
-        </w:tc>
-        <w:tc>
-          <w:tcPr>
-            <w:tcW w:type="dxa" w:w="3360"/>
-            <w:shd w:fill="FFFFFF"/>
-          </w:tcPr>
-          <w:p>
-            <w:pPr>
-              <w:jc w:val="left"/>
-            </w:pPr>
-            <w:r>
-              <w:rPr>
-                <w:rFonts w:ascii="Calibri" w:hAnsi="Calibri"/>
-                <w:sz w:val="18"/>
-              </w:rPr>
-              <w:t>Bucket 42: [Double Exposure - Ego]</w:t>
+              <w:t>Drift</w:t>
+            </w:r>
+          </w:p>
+        </w:tc>
+        <w:tc>
+          <w:tcPr>
+            <w:tcW w:type="dxa" w:w="3360"/>
+            <w:shd w:fill="FFFFFF"/>
+          </w:tcPr>
+          <w:p>
+            <w:pPr>
+              <w:jc w:val="left"/>
+            </w:pPr>
+            <w:r>
+              <w:rPr>
+                <w:rFonts w:ascii="Calibri" w:hAnsi="Calibri"/>
+                <w:sz w:val="18"/>
+              </w:rPr>
+              <w:t>Bucket 42: [Dishin on Dishes - Drift]</w:t>
             </w:r>
           </w:p>
         </w:tc>
@@ -10020,7 +10020,7 @@
                 <w:rFonts w:ascii="Calibri" w:hAnsi="Calibri"/>
                 <w:sz w:val="18"/>
               </w:rPr>
-              <w:t>El zagal y las ovejas</w:t>
+              <w:t>El Aborto</w:t>
             </w:r>
           </w:p>
         </w:tc>
@@ -10038,7 +10038,7 @@
                 <w:rFonts w:ascii="Calibri" w:hAnsi="Calibri"/>
                 <w:sz w:val="18"/>
               </w:rPr>
-              <w:t>Bucket 43: [Ego - El zagal y las ovejas]</w:t>
+              <w:t>Bucket 43: [Drift - El Aborto]</w:t>
             </w:r>
           </w:p>
         </w:tc>
@@ -10076,25 +10076,25 @@
                 <w:rFonts w:ascii="Calibri" w:hAnsi="Calibri"/>
                 <w:sz w:val="18"/>
               </w:rPr>
-              <w:t>Every Day Above Ground Is a Good Day</w:t>
-            </w:r>
-          </w:p>
-        </w:tc>
-        <w:tc>
-          <w:tcPr>
-            <w:tcW w:type="dxa" w:w="3360"/>
-            <w:shd w:fill="FFFFFF"/>
-          </w:tcPr>
-          <w:p>
-            <w:pPr>
-              <w:jc w:val="left"/>
-            </w:pPr>
-            <w:r>
-              <w:rPr>
-                <w:rFonts w:ascii="Calibri" w:hAnsi="Calibri"/>
-                <w:sz w:val="18"/>
-              </w:rPr>
-              <w:t>Bucket 44: [El zagal y las ovejas - Every Day Above Ground Is a Good Day]</w:t>
+              <w:t>Ensayo de una noche de bodas</w:t>
+            </w:r>
+          </w:p>
+        </w:tc>
+        <w:tc>
+          <w:tcPr>
+            <w:tcW w:type="dxa" w:w="3360"/>
+            <w:shd w:fill="FFFFFF"/>
+          </w:tcPr>
+          <w:p>
+            <w:pPr>
+              <w:jc w:val="left"/>
+            </w:pPr>
+            <w:r>
+              <w:rPr>
+                <w:rFonts w:ascii="Calibri" w:hAnsi="Calibri"/>
+                <w:sz w:val="18"/>
+              </w:rPr>
+              <w:t>Bucket 44: [El Aborto - Ensayo de una noche de bodas]</w:t>
             </w:r>
           </w:p>
         </w:tc>
@@ -10132,7 +10132,7 @@
                 <w:rFonts w:ascii="Calibri" w:hAnsi="Calibri"/>
                 <w:sz w:val="18"/>
               </w:rPr>
-              <w:t>Ferien auf dem Martinshof</w:t>
+              <w:t>Fake Orgasm</w:t>
             </w:r>
           </w:p>
         </w:tc>
@@ -10150,7 +10150,7 @@
                 <w:rFonts w:ascii="Calibri" w:hAnsi="Calibri"/>
                 <w:sz w:val="18"/>
               </w:rPr>
-              <w:t>Bucket 45: [Every Day Above Ground Is a Good Day - Ferien auf dem Martinshof]</w:t>
+              <w:t>Bucket 45: [Ensayo de una noche de bodas - Fake Orgasm]</w:t>
             </w:r>
           </w:p>
         </w:tc>
@@ -10188,25 +10188,25 @@
                 <w:rFonts w:ascii="Calibri" w:hAnsi="Calibri"/>
                 <w:sz w:val="18"/>
               </w:rPr>
-              <w:t>Forgiving Your P.E. Teacher</w:t>
-            </w:r>
-          </w:p>
-        </w:tc>
-        <w:tc>
-          <w:tcPr>
-            <w:tcW w:type="dxa" w:w="3360"/>
-            <w:shd w:fill="FFFFFF"/>
-          </w:tcPr>
-          <w:p>
-            <w:pPr>
-              <w:jc w:val="left"/>
-            </w:pPr>
-            <w:r>
-              <w:rPr>
-                <w:rFonts w:ascii="Calibri" w:hAnsi="Calibri"/>
-                <w:sz w:val="18"/>
-              </w:rPr>
-              <w:t>Bucket 46: [Ferien auf dem Martinshof - Forgiving Your P.E. Teacher]</w:t>
+              <w:t>First Place</w:t>
+            </w:r>
+          </w:p>
+        </w:tc>
+        <w:tc>
+          <w:tcPr>
+            <w:tcW w:type="dxa" w:w="3360"/>
+            <w:shd w:fill="FFFFFF"/>
+          </w:tcPr>
+          <w:p>
+            <w:pPr>
+              <w:jc w:val="left"/>
+            </w:pPr>
+            <w:r>
+              <w:rPr>
+                <w:rFonts w:ascii="Calibri" w:hAnsi="Calibri"/>
+                <w:sz w:val="18"/>
+              </w:rPr>
+              <w:t>Bucket 46: [Fake Orgasm - First Place]</w:t>
             </w:r>
           </w:p>
         </w:tc>
@@ -10244,7 +10244,7 @@
                 <w:rFonts w:ascii="Calibri" w:hAnsi="Calibri"/>
                 <w:sz w:val="18"/>
               </w:rPr>
-              <w:t>Game Over</w:t>
+              <w:t>Freeride World Tour</w:t>
             </w:r>
           </w:p>
         </w:tc>
@@ -10262,7 +10262,7 @@
                 <w:rFonts w:ascii="Calibri" w:hAnsi="Calibri"/>
                 <w:sz w:val="18"/>
               </w:rPr>
-              <w:t>Bucket 47: [Forgiving Your P.E. Teacher - Game Over]</w:t>
+              <w:t>Bucket 47: [First Place - Freeride World Tour]</w:t>
             </w:r>
           </w:p>
         </w:tc>
@@ -10300,25 +10300,25 @@
                 <w:rFonts w:ascii="Calibri" w:hAnsi="Calibri"/>
                 <w:sz w:val="18"/>
               </w:rPr>
-              <w:t>God and the Man</w:t>
-            </w:r>
-          </w:p>
-        </w:tc>
-        <w:tc>
-          <w:tcPr>
-            <w:tcW w:type="dxa" w:w="3360"/>
-            <w:shd w:fill="FFFFFF"/>
-          </w:tcPr>
-          <w:p>
-            <w:pPr>
-              <w:jc w:val="left"/>
-            </w:pPr>
-            <w:r>
-              <w:rPr>
-                <w:rFonts w:ascii="Calibri" w:hAnsi="Calibri"/>
-                <w:sz w:val="18"/>
-              </w:rPr>
-              <w:t>Bucket 48: [Game Over - God and the Man]</w:t>
+              <w:t>Gerhard Haderer - Der Kult-Karikaturist</w:t>
+            </w:r>
+          </w:p>
+        </w:tc>
+        <w:tc>
+          <w:tcPr>
+            <w:tcW w:type="dxa" w:w="3360"/>
+            <w:shd w:fill="FFFFFF"/>
+          </w:tcPr>
+          <w:p>
+            <w:pPr>
+              <w:jc w:val="left"/>
+            </w:pPr>
+            <w:r>
+              <w:rPr>
+                <w:rFonts w:ascii="Calibri" w:hAnsi="Calibri"/>
+                <w:sz w:val="18"/>
+              </w:rPr>
+              <w:t>Bucket 48: [Freeride World Tour - Gerhard Haderer - Der Kult-Karikaturist]</w:t>
             </w:r>
           </w:p>
         </w:tc>
@@ -10356,7 +10356,7 @@
                 <w:rFonts w:ascii="Calibri" w:hAnsi="Calibri"/>
                 <w:sz w:val="18"/>
               </w:rPr>
-              <w:t>Gyözelemröl gyözelemre</w:t>
+              <w:t>Grad Nite</w:t>
             </w:r>
           </w:p>
         </w:tc>
@@ -10374,7 +10374,7 @@
                 <w:rFonts w:ascii="Calibri" w:hAnsi="Calibri"/>
                 <w:sz w:val="18"/>
               </w:rPr>
-              <w:t>Bucket 49: [God and the Man - Gyözelemröl gyözelemre]</w:t>
+              <w:t>Bucket 49: [Gerhard Haderer - Der Kult-Karikaturist - Grad Nite]</w:t>
             </w:r>
           </w:p>
         </w:tc>
@@ -10412,25 +10412,25 @@
                 <w:rFonts w:ascii="Calibri" w:hAnsi="Calibri"/>
                 <w:sz w:val="18"/>
               </w:rPr>
-              <w:t>Hemingway</w:t>
-            </w:r>
-          </w:p>
-        </w:tc>
-        <w:tc>
-          <w:tcPr>
-            <w:tcW w:type="dxa" w:w="3360"/>
-            <w:shd w:fill="FFFFFF"/>
-          </w:tcPr>
-          <w:p>
-            <w:pPr>
-              <w:jc w:val="left"/>
-            </w:pPr>
-            <w:r>
-              <w:rPr>
-                <w:rFonts w:ascii="Calibri" w:hAnsi="Calibri"/>
-                <w:sz w:val="18"/>
-              </w:rPr>
-              <w:t>Bucket 50: [Gyözelemröl gyözelemre - Hemingway]</w:t>
+              <w:t>Hanging On</w:t>
+            </w:r>
+          </w:p>
+        </w:tc>
+        <w:tc>
+          <w:tcPr>
+            <w:tcW w:type="dxa" w:w="3360"/>
+            <w:shd w:fill="FFFFFF"/>
+          </w:tcPr>
+          <w:p>
+            <w:pPr>
+              <w:jc w:val="left"/>
+            </w:pPr>
+            <w:r>
+              <w:rPr>
+                <w:rFonts w:ascii="Calibri" w:hAnsi="Calibri"/>
+                <w:sz w:val="18"/>
+              </w:rPr>
+              <w:t>Bucket 50: [Grad Nite - Hanging On]</w:t>
             </w:r>
           </w:p>
         </w:tc>
@@ -10468,7 +10468,7 @@
                 <w:rFonts w:ascii="Calibri" w:hAnsi="Calibri"/>
                 <w:sz w:val="18"/>
               </w:rPr>
-              <w:t>Homeland in War</w:t>
+              <w:t>Herz über Kopf</w:t>
             </w:r>
           </w:p>
         </w:tc>
@@ -10486,7 +10486,7 @@
                 <w:rFonts w:ascii="Calibri" w:hAnsi="Calibri"/>
                 <w:sz w:val="18"/>
               </w:rPr>
-              <w:t>Bucket 51: [Hemingway - Homeland in War]</w:t>
+              <w:t>Bucket 51: [Hanging On - Herz über Kopf]</w:t>
             </w:r>
           </w:p>
         </w:tc>
@@ -10524,25 +10524,25 @@
                 <w:rFonts w:ascii="Calibri" w:hAnsi="Calibri"/>
                 <w:sz w:val="18"/>
               </w:rPr>
-              <w:t>Ich oder Du</w:t>
-            </w:r>
-          </w:p>
-        </w:tc>
-        <w:tc>
-          <w:tcPr>
-            <w:tcW w:type="dxa" w:w="3360"/>
-            <w:shd w:fill="FFFFFF"/>
-          </w:tcPr>
-          <w:p>
-            <w:pPr>
-              <w:jc w:val="left"/>
-            </w:pPr>
-            <w:r>
-              <w:rPr>
-                <w:rFonts w:ascii="Calibri" w:hAnsi="Calibri"/>
-                <w:sz w:val="18"/>
-              </w:rPr>
-              <w:t>Bucket 52: [Homeland in War - Ich oder Du]</w:t>
+              <w:t>Horny College Schoolgirls</w:t>
+            </w:r>
+          </w:p>
+        </w:tc>
+        <w:tc>
+          <w:tcPr>
+            <w:tcW w:type="dxa" w:w="3360"/>
+            <w:shd w:fill="FFFFFF"/>
+          </w:tcPr>
+          <w:p>
+            <w:pPr>
+              <w:jc w:val="left"/>
+            </w:pPr>
+            <w:r>
+              <w:rPr>
+                <w:rFonts w:ascii="Calibri" w:hAnsi="Calibri"/>
+                <w:sz w:val="18"/>
+              </w:rPr>
+              <w:t>Bucket 52: [Herz über Kopf - Horny College Schoolgirls]</w:t>
             </w:r>
           </w:p>
         </w:tc>
@@ -10580,7 +10580,7 @@
                 <w:rFonts w:ascii="Calibri" w:hAnsi="Calibri"/>
                 <w:sz w:val="18"/>
               </w:rPr>
-              <w:t>Inheritance</w:t>
+              <w:t>I Hope I Am Crazy</w:t>
             </w:r>
           </w:p>
         </w:tc>
@@ -10598,7 +10598,7 @@
                 <w:rFonts w:ascii="Calibri" w:hAnsi="Calibri"/>
                 <w:sz w:val="18"/>
               </w:rPr>
-              <w:t>Bucket 53: [Ich oder Du - Inheritance]</w:t>
+              <w:t>Bucket 53: [Horny College Schoolgirls - I Hope I Am Crazy]</w:t>
             </w:r>
           </w:p>
         </w:tc>
@@ -10636,25 +10636,25 @@
                 <w:rFonts w:ascii="Calibri" w:hAnsi="Calibri"/>
                 <w:sz w:val="18"/>
               </w:rPr>
-              <w:t>It's a Wonderful Life</w:t>
-            </w:r>
-          </w:p>
-        </w:tc>
-        <w:tc>
-          <w:tcPr>
-            <w:tcW w:type="dxa" w:w="3360"/>
-            <w:shd w:fill="FFFFFF"/>
-          </w:tcPr>
-          <w:p>
-            <w:pPr>
-              <w:jc w:val="left"/>
-            </w:pPr>
-            <w:r>
-              <w:rPr>
-                <w:rFonts w:ascii="Calibri" w:hAnsi="Calibri"/>
-                <w:sz w:val="18"/>
-              </w:rPr>
-              <w:t>Bucket 54: [Inheritance - It's a Wonderful Life]</w:t>
+              <w:t>Instinto fatal</w:t>
+            </w:r>
+          </w:p>
+        </w:tc>
+        <w:tc>
+          <w:tcPr>
+            <w:tcW w:type="dxa" w:w="3360"/>
+            <w:shd w:fill="FFFFFF"/>
+          </w:tcPr>
+          <w:p>
+            <w:pPr>
+              <w:jc w:val="left"/>
+            </w:pPr>
+            <w:r>
+              <w:rPr>
+                <w:rFonts w:ascii="Calibri" w:hAnsi="Calibri"/>
+                <w:sz w:val="18"/>
+              </w:rPr>
+              <w:t>Bucket 54: [I Hope I Am Crazy - Instinto fatal]</w:t>
             </w:r>
           </w:p>
         </w:tc>
@@ -10692,7 +10692,7 @@
                 <w:rFonts w:ascii="Calibri" w:hAnsi="Calibri"/>
                 <w:sz w:val="18"/>
               </w:rPr>
-              <w:t>Joe Curren</w:t>
+              <w:t>Jai Bajrang</w:t>
             </w:r>
           </w:p>
         </w:tc>
@@ -10710,7 +10710,7 @@
                 <w:rFonts w:ascii="Calibri" w:hAnsi="Calibri"/>
                 <w:sz w:val="18"/>
               </w:rPr>
-              <w:t>Bucket 55: [It's a Wonderful Life - Joe Curren]</w:t>
+              <w:t>Bucket 55: [Instinto fatal - Jai Bajrang]</w:t>
             </w:r>
           </w:p>
         </w:tc>
@@ -10748,25 +10748,25 @@
                 <w:rFonts w:ascii="Calibri" w:hAnsi="Calibri"/>
                 <w:sz w:val="18"/>
               </w:rPr>
-              <w:t>Karen Han</w:t>
-            </w:r>
-          </w:p>
-        </w:tc>
-        <w:tc>
-          <w:tcPr>
-            <w:tcW w:type="dxa" w:w="3360"/>
-            <w:shd w:fill="FFFFFF"/>
-          </w:tcPr>
-          <w:p>
-            <w:pPr>
-              <w:jc w:val="left"/>
-            </w:pPr>
-            <w:r>
-              <w:rPr>
-                <w:rFonts w:ascii="Calibri" w:hAnsi="Calibri"/>
-                <w:sz w:val="18"/>
-              </w:rPr>
-              <w:t>Bucket 56: [Joe Curren - Karen Han]</w:t>
+              <w:t>Judgment Day</w:t>
+            </w:r>
+          </w:p>
+        </w:tc>
+        <w:tc>
+          <w:tcPr>
+            <w:tcW w:type="dxa" w:w="3360"/>
+            <w:shd w:fill="FFFFFF"/>
+          </w:tcPr>
+          <w:p>
+            <w:pPr>
+              <w:jc w:val="left"/>
+            </w:pPr>
+            <w:r>
+              <w:rPr>
+                <w:rFonts w:ascii="Calibri" w:hAnsi="Calibri"/>
+                <w:sz w:val="18"/>
+              </w:rPr>
+              <w:t>Bucket 56: [Jai Bajrang - Judgment Day]</w:t>
             </w:r>
           </w:p>
         </w:tc>
@@ -10804,7 +10804,7 @@
                 <w:rFonts w:ascii="Calibri" w:hAnsi="Calibri"/>
                 <w:sz w:val="18"/>
               </w:rPr>
-              <w:t>Kobe Bryant</w:t>
+              <w:t>Kenny Chesney: Road Case - The Movie</w:t>
             </w:r>
           </w:p>
         </w:tc>
@@ -10822,7 +10822,7 @@
                 <w:rFonts w:ascii="Calibri" w:hAnsi="Calibri"/>
                 <w:sz w:val="18"/>
               </w:rPr>
-              <w:t>Bucket 57: [Karen Han - Kobe Bryant]</w:t>
+              <w:t>Bucket 57: [Judgment Day - Kenny Chesney: Road Case - The Movie]</w:t>
             </w:r>
           </w:p>
         </w:tc>
@@ -10860,25 +10860,25 @@
                 <w:rFonts w:ascii="Calibri" w:hAnsi="Calibri"/>
                 <w:sz w:val="18"/>
               </w:rPr>
-              <w:t>La garçonne</w:t>
-            </w:r>
-          </w:p>
-        </w:tc>
-        <w:tc>
-          <w:tcPr>
-            <w:tcW w:type="dxa" w:w="3360"/>
-            <w:shd w:fill="FFFFFF"/>
-          </w:tcPr>
-          <w:p>
-            <w:pPr>
-              <w:jc w:val="left"/>
-            </w:pPr>
-            <w:r>
-              <w:rPr>
-                <w:rFonts w:ascii="Calibri" w:hAnsi="Calibri"/>
-                <w:sz w:val="18"/>
-              </w:rPr>
-              <w:t>Bucket 58: [Kobe Bryant - La garçonne]</w:t>
+              <w:t>Kreuzfeuer</w:t>
+            </w:r>
+          </w:p>
+        </w:tc>
+        <w:tc>
+          <w:tcPr>
+            <w:tcW w:type="dxa" w:w="3360"/>
+            <w:shd w:fill="FFFFFF"/>
+          </w:tcPr>
+          <w:p>
+            <w:pPr>
+              <w:jc w:val="left"/>
+            </w:pPr>
+            <w:r>
+              <w:rPr>
+                <w:rFonts w:ascii="Calibri" w:hAnsi="Calibri"/>
+                <w:sz w:val="18"/>
+              </w:rPr>
+              <w:t>Bucket 58: [Kenny Chesney: Road Case - The Movie - Kreuzfeuer]</w:t>
             </w:r>
           </w:p>
         </w:tc>
@@ -10916,7 +10916,7 @@
                 <w:rFonts w:ascii="Calibri" w:hAnsi="Calibri"/>
                 <w:sz w:val="18"/>
               </w:rPr>
-              <w:t>La terre étrangère</w:t>
+              <w:t>La mitad</w:t>
             </w:r>
           </w:p>
         </w:tc>
@@ -10934,7 +10934,7 @@
                 <w:rFonts w:ascii="Calibri" w:hAnsi="Calibri"/>
                 <w:sz w:val="18"/>
               </w:rPr>
-              <w:t>Bucket 59: [La garçonne - La terre étrangère]</w:t>
+              <w:t>Bucket 59: [Kreuzfeuer - La mitad]</w:t>
             </w:r>
           </w:p>
         </w:tc>
@@ -10972,25 +10972,25 @@
                 <w:rFonts w:ascii="Calibri" w:hAnsi="Calibri"/>
                 <w:sz w:val="18"/>
               </w:rPr>
-              <w:t>Les étrangers</w:t>
-            </w:r>
-          </w:p>
-        </w:tc>
-        <w:tc>
-          <w:tcPr>
-            <w:tcW w:type="dxa" w:w="3360"/>
-            <w:shd w:fill="FFFFFF"/>
-          </w:tcPr>
-          <w:p>
-            <w:pPr>
-              <w:jc w:val="left"/>
-            </w:pPr>
-            <w:r>
-              <w:rPr>
-                <w:rFonts w:ascii="Calibri" w:hAnsi="Calibri"/>
-                <w:sz w:val="18"/>
-              </w:rPr>
-              <w:t>Bucket 60: [La terre étrangère - Les étrangers]</w:t>
+              <w:t>LeBron vs Kobe</w:t>
+            </w:r>
+          </w:p>
+        </w:tc>
+        <w:tc>
+          <w:tcPr>
+            <w:tcW w:type="dxa" w:w="3360"/>
+            <w:shd w:fill="FFFFFF"/>
+          </w:tcPr>
+          <w:p>
+            <w:pPr>
+              <w:jc w:val="left"/>
+            </w:pPr>
+            <w:r>
+              <w:rPr>
+                <w:rFonts w:ascii="Calibri" w:hAnsi="Calibri"/>
+                <w:sz w:val="18"/>
+              </w:rPr>
+              <w:t>Bucket 60: [La mitad - LeBron vs Kobe]</w:t>
             </w:r>
           </w:p>
         </w:tc>
@@ -11028,7 +11028,7 @@
                 <w:rFonts w:ascii="Calibri" w:hAnsi="Calibri"/>
                 <w:sz w:val="18"/>
               </w:rPr>
-              <w:t>Little Rock: The Politics of Murder</w:t>
+              <w:t>Le trait d'union</w:t>
             </w:r>
           </w:p>
         </w:tc>
@@ -11046,7 +11046,7 @@
                 <w:rFonts w:ascii="Calibri" w:hAnsi="Calibri"/>
                 <w:sz w:val="18"/>
               </w:rPr>
-              <w:t>Bucket 61: [Les étrangers - Little Rock: The Politics of Murder]</w:t>
+              <w:t>Bucket 61: [LeBron vs Kobe - Le trait d'union]</w:t>
             </w:r>
           </w:p>
         </w:tc>
@@ -11084,25 +11084,25 @@
                 <w:rFonts w:ascii="Calibri" w:hAnsi="Calibri"/>
                 <w:sz w:val="18"/>
               </w:rPr>
-              <w:t>Lucka 21</w:t>
-            </w:r>
-          </w:p>
-        </w:tc>
-        <w:tc>
-          <w:tcPr>
-            <w:tcW w:type="dxa" w:w="3360"/>
-            <w:shd w:fill="FFFFFF"/>
-          </w:tcPr>
-          <w:p>
-            <w:pPr>
-              <w:jc w:val="left"/>
-            </w:pPr>
-            <w:r>
-              <w:rPr>
-                <w:rFonts w:ascii="Calibri" w:hAnsi="Calibri"/>
-                <w:sz w:val="18"/>
-              </w:rPr>
-              <w:t>Bucket 62: [Little Rock: The Politics of Murder - Lucka 21]</w:t>
+              <w:t>Long Time Legends</w:t>
+            </w:r>
+          </w:p>
+        </w:tc>
+        <w:tc>
+          <w:tcPr>
+            <w:tcW w:type="dxa" w:w="3360"/>
+            <w:shd w:fill="FFFFFF"/>
+          </w:tcPr>
+          <w:p>
+            <w:pPr>
+              <w:jc w:val="left"/>
+            </w:pPr>
+            <w:r>
+              <w:rPr>
+                <w:rFonts w:ascii="Calibri" w:hAnsi="Calibri"/>
+                <w:sz w:val="18"/>
+              </w:rPr>
+              <w:t>Bucket 62: [Le trait d'union - Long Time Legends]</w:t>
             </w:r>
           </w:p>
         </w:tc>
@@ -11140,7 +11140,7 @@
                 <w:rFonts w:ascii="Calibri" w:hAnsi="Calibri"/>
                 <w:sz w:val="18"/>
               </w:rPr>
-              <w:t>Mar adentro</w:t>
+              <w:t>Macula</w:t>
             </w:r>
           </w:p>
         </w:tc>
@@ -11158,7 +11158,7 @@
                 <w:rFonts w:ascii="Calibri" w:hAnsi="Calibri"/>
                 <w:sz w:val="18"/>
               </w:rPr>
-              <w:t>Bucket 63: [Lucka 21 - Mar adentro]</w:t>
+              <w:t>Bucket 63: [Long Time Legends - Macula]</w:t>
             </w:r>
           </w:p>
         </w:tc>
@@ -11196,25 +11196,25 @@
                 <w:rFonts w:ascii="Calibri" w:hAnsi="Calibri"/>
                 <w:sz w:val="18"/>
               </w:rPr>
-              <w:t>Memoirs</w:t>
-            </w:r>
-          </w:p>
-        </w:tc>
-        <w:tc>
-          <w:tcPr>
-            <w:tcW w:type="dxa" w:w="3360"/>
-            <w:shd w:fill="FFFFFF"/>
-          </w:tcPr>
-          <w:p>
-            <w:pPr>
-              <w:jc w:val="left"/>
-            </w:pPr>
-            <w:r>
-              <w:rPr>
-                <w:rFonts w:ascii="Calibri" w:hAnsi="Calibri"/>
-                <w:sz w:val="18"/>
-              </w:rPr>
-              <w:t>Bucket 64: [Mar adentro - Memoirs]</w:t>
+              <w:t>Máscaras mojadas</w:t>
+            </w:r>
+          </w:p>
+        </w:tc>
+        <w:tc>
+          <w:tcPr>
+            <w:tcW w:type="dxa" w:w="3360"/>
+            <w:shd w:fill="FFFFFF"/>
+          </w:tcPr>
+          <w:p>
+            <w:pPr>
+              <w:jc w:val="left"/>
+            </w:pPr>
+            <w:r>
+              <w:rPr>
+                <w:rFonts w:ascii="Calibri" w:hAnsi="Calibri"/>
+                <w:sz w:val="18"/>
+              </w:rPr>
+              <w:t>Bucket 64: [Macula - Máscaras mojadas]</w:t>
             </w:r>
           </w:p>
         </w:tc>
@@ -11252,7 +11252,7 @@
                 <w:rFonts w:ascii="Calibri" w:hAnsi="Calibri"/>
                 <w:sz w:val="18"/>
               </w:rPr>
-              <w:t>Miss Shellagh's Miniskirt</w:t>
+              <w:t>Midnight Eyes</w:t>
             </w:r>
           </w:p>
         </w:tc>
@@ -11270,7 +11270,7 @@
                 <w:rFonts w:ascii="Calibri" w:hAnsi="Calibri"/>
                 <w:sz w:val="18"/>
               </w:rPr>
-              <w:t>Bucket 65: [Memoirs - Miss Shellagh's Miniskirt]</w:t>
+              <w:t>Bucket 65: [Máscaras mojadas - Midnight Eyes]</w:t>
             </w:r>
           </w:p>
         </w:tc>
@@ -11308,25 +11308,25 @@
                 <w:rFonts w:ascii="Calibri" w:hAnsi="Calibri"/>
                 <w:sz w:val="18"/>
               </w:rPr>
-              <w:t>Mr. Lincoln's Springfield</w:t>
-            </w:r>
-          </w:p>
-        </w:tc>
-        <w:tc>
-          <w:tcPr>
-            <w:tcW w:type="dxa" w:w="3360"/>
-            <w:shd w:fill="FFFFFF"/>
-          </w:tcPr>
-          <w:p>
-            <w:pPr>
-              <w:jc w:val="left"/>
-            </w:pPr>
-            <w:r>
-              <w:rPr>
-                <w:rFonts w:ascii="Calibri" w:hAnsi="Calibri"/>
-                <w:sz w:val="18"/>
-              </w:rPr>
-              <w:t>Bucket 66: [Miss Shellagh's Miniskirt - Mr. Lincoln's Springfield]</w:t>
+              <w:t>Monsters Inside Me</w:t>
+            </w:r>
+          </w:p>
+        </w:tc>
+        <w:tc>
+          <w:tcPr>
+            <w:tcW w:type="dxa" w:w="3360"/>
+            <w:shd w:fill="FFFFFF"/>
+          </w:tcPr>
+          <w:p>
+            <w:pPr>
+              <w:jc w:val="left"/>
+            </w:pPr>
+            <w:r>
+              <w:rPr>
+                <w:rFonts w:ascii="Calibri" w:hAnsi="Calibri"/>
+                <w:sz w:val="18"/>
+              </w:rPr>
+              <w:t>Bucket 66: [Midnight Eyes - Monsters Inside Me]</w:t>
             </w:r>
           </w:p>
         </w:tc>
@@ -11364,7 +11364,7 @@
                 <w:rFonts w:ascii="Calibri" w:hAnsi="Calibri"/>
                 <w:sz w:val="18"/>
               </w:rPr>
-              <w:t>Napfény a jégen</w:t>
+              <w:t>My Name Is Manolete</w:t>
             </w:r>
           </w:p>
         </w:tc>
@@ -11382,7 +11382,7 @@
                 <w:rFonts w:ascii="Calibri" w:hAnsi="Calibri"/>
                 <w:sz w:val="18"/>
               </w:rPr>
-              <w:t>Bucket 67: [Mr. Lincoln's Springfield - Napfény a jégen]</w:t>
+              <w:t>Bucket 67: [Monsters Inside Me - My Name Is Manolete]</w:t>
             </w:r>
           </w:p>
         </w:tc>
@@ -11420,25 +11420,25 @@
                 <w:rFonts w:ascii="Calibri" w:hAnsi="Calibri"/>
                 <w:sz w:val="18"/>
               </w:rPr>
-              <w:t>Një natë pa dritë</w:t>
-            </w:r>
-          </w:p>
-        </w:tc>
-        <w:tc>
-          <w:tcPr>
-            <w:tcW w:type="dxa" w:w="3360"/>
-            <w:shd w:fill="FFFFFF"/>
-          </w:tcPr>
-          <w:p>
-            <w:pPr>
-              <w:jc w:val="left"/>
-            </w:pPr>
-            <w:r>
-              <w:rPr>
-                <w:rFonts w:ascii="Calibri" w:hAnsi="Calibri"/>
-                <w:sz w:val="18"/>
-              </w:rPr>
-              <w:t>Bucket 68: [Napfény a jégen - Një natë pa dritë]</w:t>
+              <w:t>New York Fight Clubs</w:t>
+            </w:r>
+          </w:p>
+        </w:tc>
+        <w:tc>
+          <w:tcPr>
+            <w:tcW w:type="dxa" w:w="3360"/>
+            <w:shd w:fill="FFFFFF"/>
+          </w:tcPr>
+          <w:p>
+            <w:pPr>
+              <w:jc w:val="left"/>
+            </w:pPr>
+            <w:r>
+              <w:rPr>
+                <w:rFonts w:ascii="Calibri" w:hAnsi="Calibri"/>
+                <w:sz w:val="18"/>
+              </w:rPr>
+              <w:t>Bucket 68: [My Name Is Manolete - New York Fight Clubs]</w:t>
             </w:r>
           </w:p>
         </w:tc>
@@ -11476,7 +11476,7 @@
                 <w:rFonts w:ascii="Calibri" w:hAnsi="Calibri"/>
                 <w:sz w:val="18"/>
               </w:rPr>
-              <w:t>Odcinek 35</w:t>
+              <w:t>Nun va Goldoon</w:t>
             </w:r>
           </w:p>
         </w:tc>
@@ -11494,7 +11494,7 @@
                 <w:rFonts w:ascii="Calibri" w:hAnsi="Calibri"/>
                 <w:sz w:val="18"/>
               </w:rPr>
-              <w:t>Bucket 69: [Një natë pa dritë - Odcinek 35]</w:t>
+              <w:t>Bucket 69: [New York Fight Clubs - Nun va Goldoon]</w:t>
             </w:r>
           </w:p>
         </w:tc>
@@ -11532,25 +11532,25 @@
                 <w:rFonts w:ascii="Calibri" w:hAnsi="Calibri"/>
                 <w:sz w:val="18"/>
               </w:rPr>
-              <w:t>Operation Moonshine</w:t>
-            </w:r>
-          </w:p>
-        </w:tc>
-        <w:tc>
-          <w:tcPr>
-            <w:tcW w:type="dxa" w:w="3360"/>
-            <w:shd w:fill="FFFFFF"/>
-          </w:tcPr>
-          <w:p>
-            <w:pPr>
-              <w:jc w:val="left"/>
-            </w:pPr>
-            <w:r>
-              <w:rPr>
-                <w:rFonts w:ascii="Calibri" w:hAnsi="Calibri"/>
-                <w:sz w:val="18"/>
-              </w:rPr>
-              <w:t>Bucket 70: [Odcinek 35 - Operation Moonshine]</w:t>
+              <w:t>Only Schmucks Pay Income Tax</w:t>
+            </w:r>
+          </w:p>
+        </w:tc>
+        <w:tc>
+          <w:tcPr>
+            <w:tcW w:type="dxa" w:w="3360"/>
+            <w:shd w:fill="FFFFFF"/>
+          </w:tcPr>
+          <w:p>
+            <w:pPr>
+              <w:jc w:val="left"/>
+            </w:pPr>
+            <w:r>
+              <w:rPr>
+                <w:rFonts w:ascii="Calibri" w:hAnsi="Calibri"/>
+                <w:sz w:val="18"/>
+              </w:rPr>
+              <w:t>Bucket 70: [Nun va Goldoon - Only Schmucks Pay Income Tax]</w:t>
             </w:r>
           </w:p>
         </w:tc>
@@ -11588,7 +11588,7 @@
                 <w:rFonts w:ascii="Calibri" w:hAnsi="Calibri"/>
                 <w:sz w:val="18"/>
               </w:rPr>
-              <w:t>Panic Room</w:t>
+              <w:t>Paidali Padleli Phule</w:t>
             </w:r>
           </w:p>
         </w:tc>
@@ -11606,7 +11606,7 @@
                 <w:rFonts w:ascii="Calibri" w:hAnsi="Calibri"/>
                 <w:sz w:val="18"/>
               </w:rPr>
-              <w:t>Bucket 71: [Operation Moonshine - Panic Room]</w:t>
+              <w:t>Bucket 71: [Only Schmucks Pay Income Tax - Paidali Padleli Phule]</w:t>
             </w:r>
           </w:p>
         </w:tc>
@@ -11644,25 +11644,25 @@
                 <w:rFonts w:ascii="Calibri" w:hAnsi="Calibri"/>
                 <w:sz w:val="18"/>
               </w:rPr>
-              <w:t>Pgisha Iveret</w:t>
-            </w:r>
-          </w:p>
-        </w:tc>
-        <w:tc>
-          <w:tcPr>
-            <w:tcW w:type="dxa" w:w="3360"/>
-            <w:shd w:fill="FFFFFF"/>
-          </w:tcPr>
-          <w:p>
-            <w:pPr>
-              <w:jc w:val="left"/>
-            </w:pPr>
-            <w:r>
-              <w:rPr>
-                <w:rFonts w:ascii="Calibri" w:hAnsi="Calibri"/>
-                <w:sz w:val="18"/>
-              </w:rPr>
-              <w:t>Bucket 72: [Panic Room - Pgisha Iveret]</w:t>
+              <w:t>Peter Townend</w:t>
+            </w:r>
+          </w:p>
+        </w:tc>
+        <w:tc>
+          <w:tcPr>
+            <w:tcW w:type="dxa" w:w="3360"/>
+            <w:shd w:fill="FFFFFF"/>
+          </w:tcPr>
+          <w:p>
+            <w:pPr>
+              <w:jc w:val="left"/>
+            </w:pPr>
+            <w:r>
+              <w:rPr>
+                <w:rFonts w:ascii="Calibri" w:hAnsi="Calibri"/>
+                <w:sz w:val="18"/>
+              </w:rPr>
+              <w:t>Bucket 72: [Paidali Padleli Phule - Peter Townend]</w:t>
             </w:r>
           </w:p>
         </w:tc>
@@ -11700,7 +11700,7 @@
                 <w:rFonts w:ascii="Calibri" w:hAnsi="Calibri"/>
                 <w:sz w:val="18"/>
               </w:rPr>
-              <w:t>Postia</w:t>
+              <w:t>Pop rendez-vous</w:t>
             </w:r>
           </w:p>
         </w:tc>
@@ -11718,7 +11718,7 @@
                 <w:rFonts w:ascii="Calibri" w:hAnsi="Calibri"/>
                 <w:sz w:val="18"/>
               </w:rPr>
-              <w:t>Bucket 73: [Pgisha Iveret - Postia]</w:t>
+              <w:t>Bucket 73: [Peter Townend - Pop rendez-vous]</w:t>
             </w:r>
           </w:p>
         </w:tc>
@@ -11756,25 +11756,25 @@
                 <w:rFonts w:ascii="Calibri" w:hAnsi="Calibri"/>
                 <w:sz w:val="18"/>
               </w:rPr>
-              <w:t>Que a paz sexa con vosco</w:t>
-            </w:r>
-          </w:p>
-        </w:tc>
-        <w:tc>
-          <w:tcPr>
-            <w:tcW w:type="dxa" w:w="3360"/>
-            <w:shd w:fill="FFFFFF"/>
-          </w:tcPr>
-          <w:p>
-            <w:pPr>
-              <w:jc w:val="left"/>
-            </w:pPr>
-            <w:r>
-              <w:rPr>
-                <w:rFonts w:ascii="Calibri" w:hAnsi="Calibri"/>
-                <w:sz w:val="18"/>
-              </w:rPr>
-              <w:t>Bucket 74: [Postia - Que a paz sexa con vosco]</w:t>
+              <w:t>Punto y raya</w:t>
+            </w:r>
+          </w:p>
+        </w:tc>
+        <w:tc>
+          <w:tcPr>
+            <w:tcW w:type="dxa" w:w="3360"/>
+            <w:shd w:fill="FFFFFF"/>
+          </w:tcPr>
+          <w:p>
+            <w:pPr>
+              <w:jc w:val="left"/>
+            </w:pPr>
+            <w:r>
+              <w:rPr>
+                <w:rFonts w:ascii="Calibri" w:hAnsi="Calibri"/>
+                <w:sz w:val="18"/>
+              </w:rPr>
+              <w:t>Bucket 74: [Pop rendez-vous - Punto y raya]</w:t>
             </w:r>
           </w:p>
         </w:tc>
@@ -11812,7 +11812,7 @@
                 <w:rFonts w:ascii="Calibri" w:hAnsi="Calibri"/>
                 <w:sz w:val="18"/>
               </w:rPr>
-              <w:t>Relieved of Command/Belafonte/Who Poisoned the Children?</w:t>
+              <w:t>Red Boot Diaries</w:t>
             </w:r>
           </w:p>
         </w:tc>
@@ -11830,7 +11830,7 @@
                 <w:rFonts w:ascii="Calibri" w:hAnsi="Calibri"/>
                 <w:sz w:val="18"/>
               </w:rPr>
-              <w:t>Bucket 75: [Que a paz sexa con vosco - Relieved of Command/Belafonte/Who Poisoned the Children?]</w:t>
+              <w:t>Bucket 75: [Punto y raya - Red Boot Diaries]</w:t>
             </w:r>
           </w:p>
         </w:tc>
@@ -11868,25 +11868,25 @@
                 <w:rFonts w:ascii="Calibri" w:hAnsi="Calibri"/>
                 <w:sz w:val="18"/>
               </w:rPr>
-              <w:t>Roll Call</w:t>
-            </w:r>
-          </w:p>
-        </w:tc>
-        <w:tc>
-          <w:tcPr>
-            <w:tcW w:type="dxa" w:w="3360"/>
-            <w:shd w:fill="FFFFFF"/>
-          </w:tcPr>
-          <w:p>
-            <w:pPr>
-              <w:jc w:val="left"/>
-            </w:pPr>
-            <w:r>
-              <w:rPr>
-                <w:rFonts w:ascii="Calibri" w:hAnsi="Calibri"/>
-                <w:sz w:val="18"/>
-              </w:rPr>
-              <w:t>Bucket 76: [Relieved of Command/Belafonte/Who Poisoned the Children? - Roll Call]</w:t>
+              <w:t>Rocket Dog</w:t>
+            </w:r>
+          </w:p>
+        </w:tc>
+        <w:tc>
+          <w:tcPr>
+            <w:tcW w:type="dxa" w:w="3360"/>
+            <w:shd w:fill="FFFFFF"/>
+          </w:tcPr>
+          <w:p>
+            <w:pPr>
+              <w:jc w:val="left"/>
+            </w:pPr>
+            <w:r>
+              <w:rPr>
+                <w:rFonts w:ascii="Calibri" w:hAnsi="Calibri"/>
+                <w:sz w:val="18"/>
+              </w:rPr>
+              <w:t>Bucket 76: [Red Boot Diaries - Rocket Dog]</w:t>
             </w:r>
           </w:p>
         </w:tc>
@@ -11924,7 +11924,7 @@
                 <w:rFonts w:ascii="Calibri" w:hAnsi="Calibri"/>
                 <w:sz w:val="18"/>
               </w:rPr>
-              <w:t>Sammie Johnsin in Mexico</w:t>
+              <w:t>Sammy Hagar</w:t>
             </w:r>
           </w:p>
         </w:tc>
@@ -11942,7 +11942,7 @@
                 <w:rFonts w:ascii="Calibri" w:hAnsi="Calibri"/>
                 <w:sz w:val="18"/>
               </w:rPr>
-              <w:t>Bucket 77: [Roll Call - Sammie Johnsin in Mexico]</w:t>
+              <w:t>Bucket 77: [Rocket Dog - Sammy Hagar]</w:t>
             </w:r>
           </w:p>
         </w:tc>
@@ -11980,25 +11980,25 @@
                 <w:rFonts w:ascii="Calibri" w:hAnsi="Calibri"/>
                 <w:sz w:val="18"/>
               </w:rPr>
-              <w:t>Seizure Dogs</w:t>
-            </w:r>
-          </w:p>
-        </w:tc>
-        <w:tc>
-          <w:tcPr>
-            <w:tcW w:type="dxa" w:w="3360"/>
-            <w:shd w:fill="FFFFFF"/>
-          </w:tcPr>
-          <w:p>
-            <w:pPr>
-              <w:jc w:val="left"/>
-            </w:pPr>
-            <w:r>
-              <w:rPr>
-                <w:rFonts w:ascii="Calibri" w:hAnsi="Calibri"/>
-                <w:sz w:val="18"/>
-              </w:rPr>
-              <w:t>Bucket 78: [Sammie Johnsin in Mexico - Seizure Dogs]</w:t>
+              <w:t>Secret Life of Cats</w:t>
+            </w:r>
+          </w:p>
+        </w:tc>
+        <w:tc>
+          <w:tcPr>
+            <w:tcW w:type="dxa" w:w="3360"/>
+            <w:shd w:fill="FFFFFF"/>
+          </w:tcPr>
+          <w:p>
+            <w:pPr>
+              <w:jc w:val="left"/>
+            </w:pPr>
+            <w:r>
+              <w:rPr>
+                <w:rFonts w:ascii="Calibri" w:hAnsi="Calibri"/>
+                <w:sz w:val="18"/>
+              </w:rPr>
+              <w:t>Bucket 78: [Sammy Hagar - Secret Life of Cats]</w:t>
             </w:r>
           </w:p>
         </w:tc>
@@ -12036,7 +12036,7 @@
                 <w:rFonts w:ascii="Calibri" w:hAnsi="Calibri"/>
                 <w:sz w:val="18"/>
               </w:rPr>
-              <w:t>Show #486 - Wie geht es Speedy? &amp; Playmobil Don Giovanni</w:t>
+              <w:t>Shihe no meikyu</w:t>
             </w:r>
           </w:p>
         </w:tc>
@@ -12054,7 +12054,7 @@
                 <w:rFonts w:ascii="Calibri" w:hAnsi="Calibri"/>
                 <w:sz w:val="18"/>
               </w:rPr>
-              <w:t>Bucket 79: [Seizure Dogs - Show #486 - Wie geht es Speedy? &amp; Playmobil Don Giovanni]</w:t>
+              <w:t>Bucket 79: [Secret Life of Cats - Shihe no meikyu]</w:t>
             </w:r>
           </w:p>
         </w:tc>
@@ -12092,25 +12092,25 @@
                 <w:rFonts w:ascii="Calibri" w:hAnsi="Calibri"/>
                 <w:sz w:val="18"/>
               </w:rPr>
-              <w:t>Snow Buddies/Aristocats</w:t>
-            </w:r>
-          </w:p>
-        </w:tc>
-        <w:tc>
-          <w:tcPr>
-            <w:tcW w:type="dxa" w:w="3360"/>
-            <w:shd w:fill="FFFFFF"/>
-          </w:tcPr>
-          <w:p>
-            <w:pPr>
-              <w:jc w:val="left"/>
-            </w:pPr>
-            <w:r>
-              <w:rPr>
-                <w:rFonts w:ascii="Calibri" w:hAnsi="Calibri"/>
-                <w:sz w:val="18"/>
-              </w:rPr>
-              <w:t>Bucket 80: [Show #486 - Wie geht es Speedy? &amp; Playmobil Don Giovanni - Snow Buddies/Aristocats]</w:t>
+              <w:t>Sluby i rozstania</w:t>
+            </w:r>
+          </w:p>
+        </w:tc>
+        <w:tc>
+          <w:tcPr>
+            <w:tcW w:type="dxa" w:w="3360"/>
+            <w:shd w:fill="FFFFFF"/>
+          </w:tcPr>
+          <w:p>
+            <w:pPr>
+              <w:jc w:val="left"/>
+            </w:pPr>
+            <w:r>
+              <w:rPr>
+                <w:rFonts w:ascii="Calibri" w:hAnsi="Calibri"/>
+                <w:sz w:val="18"/>
+              </w:rPr>
+              <w:t>Bucket 80: [Shihe no meikyu - Sluby i rozstania]</w:t>
             </w:r>
           </w:p>
         </w:tc>
@@ -12148,7 +12148,7 @@
                 <w:rFonts w:ascii="Calibri" w:hAnsi="Calibri"/>
                 <w:sz w:val="18"/>
               </w:rPr>
-              <w:t>Spooky Spots</w:t>
+              <w:t>Splintered</w:t>
             </w:r>
           </w:p>
         </w:tc>
@@ -12166,7 +12166,7 @@
                 <w:rFonts w:ascii="Calibri" w:hAnsi="Calibri"/>
                 <w:sz w:val="18"/>
               </w:rPr>
-              <w:t>Bucket 81: [Snow Buddies/Aristocats - Spooky Spots]</w:t>
+              <w:t>Bucket 81: [Sluby i rozstania - Splintered]</w:t>
             </w:r>
           </w:p>
         </w:tc>
@@ -12204,25 +12204,25 @@
                 <w:rFonts w:ascii="Calibri" w:hAnsi="Calibri"/>
                 <w:sz w:val="18"/>
               </w:rPr>
-              <w:t>Sucedió en el internado</w:t>
-            </w:r>
-          </w:p>
-        </w:tc>
-        <w:tc>
-          <w:tcPr>
-            <w:tcW w:type="dxa" w:w="3360"/>
-            <w:shd w:fill="FFFFFF"/>
-          </w:tcPr>
-          <w:p>
-            <w:pPr>
-              <w:jc w:val="left"/>
-            </w:pPr>
-            <w:r>
-              <w:rPr>
-                <w:rFonts w:ascii="Calibri" w:hAnsi="Calibri"/>
-                <w:sz w:val="18"/>
-              </w:rPr>
-              <w:t>Bucket 82: [Spooky Spots - Sucedió en el internado]</w:t>
+              <w:t>Sucre noir</w:t>
+            </w:r>
+          </w:p>
+        </w:tc>
+        <w:tc>
+          <w:tcPr>
+            <w:tcW w:type="dxa" w:w="3360"/>
+            <w:shd w:fill="FFFFFF"/>
+          </w:tcPr>
+          <w:p>
+            <w:pPr>
+              <w:jc w:val="left"/>
+            </w:pPr>
+            <w:r>
+              <w:rPr>
+                <w:rFonts w:ascii="Calibri" w:hAnsi="Calibri"/>
+                <w:sz w:val="18"/>
+              </w:rPr>
+              <w:t>Bucket 82: [Splintered - Sucre noir]</w:t>
             </w:r>
           </w:p>
         </w:tc>
@@ -12260,7 +12260,7 @@
                 <w:rFonts w:ascii="Calibri" w:hAnsi="Calibri"/>
                 <w:sz w:val="18"/>
               </w:rPr>
-              <w:t>Targets</w:t>
+              <w:t>Take Down</w:t>
             </w:r>
           </w:p>
         </w:tc>
@@ -12278,7 +12278,7 @@
                 <w:rFonts w:ascii="Calibri" w:hAnsi="Calibri"/>
                 <w:sz w:val="18"/>
               </w:rPr>
-              <w:t>Bucket 83: [Sucedió en el internado - Targets]</w:t>
+              <w:t>Bucket 83: [Sucre noir - Take Down]</w:t>
             </w:r>
           </w:p>
         </w:tc>
@@ -12316,25 +12316,25 @@
                 <w:rFonts w:ascii="Calibri" w:hAnsi="Calibri"/>
                 <w:sz w:val="18"/>
               </w:rPr>
-              <w:t>The Amazing Race Philippines</w:t>
-            </w:r>
-          </w:p>
-        </w:tc>
-        <w:tc>
-          <w:tcPr>
-            <w:tcW w:type="dxa" w:w="3360"/>
-            <w:shd w:fill="FFFFFF"/>
-          </w:tcPr>
-          <w:p>
-            <w:pPr>
-              <w:jc w:val="left"/>
-            </w:pPr>
-            <w:r>
-              <w:rPr>
-                <w:rFonts w:ascii="Calibri" w:hAnsi="Calibri"/>
-                <w:sz w:val="18"/>
-              </w:rPr>
-              <w:t>Bucket 84: [Targets - The Amazing Race Philippines]</w:t>
+              <w:t>The 1.98 Beauty Show</w:t>
+            </w:r>
+          </w:p>
+        </w:tc>
+        <w:tc>
+          <w:tcPr>
+            <w:tcW w:type="dxa" w:w="3360"/>
+            <w:shd w:fill="FFFFFF"/>
+          </w:tcPr>
+          <w:p>
+            <w:pPr>
+              <w:jc w:val="left"/>
+            </w:pPr>
+            <w:r>
+              <w:rPr>
+                <w:rFonts w:ascii="Calibri" w:hAnsi="Calibri"/>
+                <w:sz w:val="18"/>
+              </w:rPr>
+              <w:t>Bucket 84: [Take Down - The 1.98 Beauty Show]</w:t>
             </w:r>
           </w:p>
         </w:tc>
@@ -12372,7 +12372,7 @@
                 <w:rFonts w:ascii="Calibri" w:hAnsi="Calibri"/>
                 <w:sz w:val="18"/>
               </w:rPr>
-              <w:t>The Case of the Purple Pool</w:t>
+              <w:t>The Brewing of Coffee Date</w:t>
             </w:r>
           </w:p>
         </w:tc>
@@ -12390,7 +12390,7 @@
                 <w:rFonts w:ascii="Calibri" w:hAnsi="Calibri"/>
                 <w:sz w:val="18"/>
               </w:rPr>
-              <w:t>Bucket 85: [The Amazing Race Philippines - The Case of the Purple Pool]</w:t>
+              <w:t>Bucket 85: [The 1.98 Beauty Show - The Brewing of Coffee Date]</w:t>
             </w:r>
           </w:p>
         </w:tc>
@@ -12428,25 +12428,25 @@
                 <w:rFonts w:ascii="Calibri" w:hAnsi="Calibri"/>
                 <w:sz w:val="18"/>
               </w:rPr>
-              <w:t>The Education of Shelby Knox</w:t>
-            </w:r>
-          </w:p>
-        </w:tc>
-        <w:tc>
-          <w:tcPr>
-            <w:tcW w:type="dxa" w:w="3360"/>
-            <w:shd w:fill="FFFFFF"/>
-          </w:tcPr>
-          <w:p>
-            <w:pPr>
-              <w:jc w:val="left"/>
-            </w:pPr>
-            <w:r>
-              <w:rPr>
-                <w:rFonts w:ascii="Calibri" w:hAnsi="Calibri"/>
-                <w:sz w:val="18"/>
-              </w:rPr>
-              <w:t>Bucket 86: [The Case of the Purple Pool - The Education of Shelby Knox]</w:t>
+              <w:t>The Diamond Smugglers!</w:t>
+            </w:r>
+          </w:p>
+        </w:tc>
+        <w:tc>
+          <w:tcPr>
+            <w:tcW w:type="dxa" w:w="3360"/>
+            <w:shd w:fill="FFFFFF"/>
+          </w:tcPr>
+          <w:p>
+            <w:pPr>
+              <w:jc w:val="left"/>
+            </w:pPr>
+            <w:r>
+              <w:rPr>
+                <w:rFonts w:ascii="Calibri" w:hAnsi="Calibri"/>
+                <w:sz w:val="18"/>
+              </w:rPr>
+              <w:t>Bucket 86: [The Brewing of Coffee Date - The Diamond Smugglers!]</w:t>
             </w:r>
           </w:p>
         </w:tc>
@@ -12484,7 +12484,7 @@
                 <w:rFonts w:ascii="Calibri" w:hAnsi="Calibri"/>
                 <w:sz w:val="18"/>
               </w:rPr>
-              <w:t>The Grudge</w:t>
+              <w:t>The Gray Seasons</w:t>
             </w:r>
           </w:p>
         </w:tc>
@@ -12502,7 +12502,7 @@
                 <w:rFonts w:ascii="Calibri" w:hAnsi="Calibri"/>
                 <w:sz w:val="18"/>
               </w:rPr>
-              <w:t>Bucket 87: [The Education of Shelby Knox - The Grudge]</w:t>
+              <w:t>Bucket 87: [The Diamond Smugglers! - The Gray Seasons]</w:t>
             </w:r>
           </w:p>
         </w:tc>
@@ -12540,25 +12540,25 @@
                 <w:rFonts w:ascii="Calibri" w:hAnsi="Calibri"/>
                 <w:sz w:val="18"/>
               </w:rPr>
-              <w:t>The Light in Her Eyes</w:t>
-            </w:r>
-          </w:p>
-        </w:tc>
-        <w:tc>
-          <w:tcPr>
-            <w:tcW w:type="dxa" w:w="3360"/>
-            <w:shd w:fill="FFFFFF"/>
-          </w:tcPr>
-          <w:p>
-            <w:pPr>
-              <w:jc w:val="left"/>
-            </w:pPr>
-            <w:r>
-              <w:rPr>
-                <w:rFonts w:ascii="Calibri" w:hAnsi="Calibri"/>
-                <w:sz w:val="18"/>
-              </w:rPr>
-              <w:t>Bucket 88: [The Grudge - The Light in Her Eyes]</w:t>
+              <w:t>The Last Superhero</w:t>
+            </w:r>
+          </w:p>
+        </w:tc>
+        <w:tc>
+          <w:tcPr>
+            <w:tcW w:type="dxa" w:w="3360"/>
+            <w:shd w:fill="FFFFFF"/>
+          </w:tcPr>
+          <w:p>
+            <w:pPr>
+              <w:jc w:val="left"/>
+            </w:pPr>
+            <w:r>
+              <w:rPr>
+                <w:rFonts w:ascii="Calibri" w:hAnsi="Calibri"/>
+                <w:sz w:val="18"/>
+              </w:rPr>
+              <w:t>Bucket 88: [The Gray Seasons - The Last Superhero]</w:t>
             </w:r>
           </w:p>
         </w:tc>
@@ -12596,7 +12596,7 @@
                 <w:rFonts w:ascii="Calibri" w:hAnsi="Calibri"/>
                 <w:sz w:val="18"/>
               </w:rPr>
-              <w:t>The Oddball Parade</w:t>
+              <w:t>The Murderer</w:t>
             </w:r>
           </w:p>
         </w:tc>
@@ -12614,7 +12614,7 @@
                 <w:rFonts w:ascii="Calibri" w:hAnsi="Calibri"/>
                 <w:sz w:val="18"/>
               </w:rPr>
-              <w:t>Bucket 89: [The Light in Her Eyes - The Oddball Parade]</w:t>
+              <w:t>Bucket 89: [The Last Superhero - The Murderer]</w:t>
             </w:r>
           </w:p>
         </w:tc>
@@ -12652,25 +12652,25 @@
                 <w:rFonts w:ascii="Calibri" w:hAnsi="Calibri"/>
                 <w:sz w:val="18"/>
               </w:rPr>
-              <w:t>The Revenger</w:t>
-            </w:r>
-          </w:p>
-        </w:tc>
-        <w:tc>
-          <w:tcPr>
-            <w:tcW w:type="dxa" w:w="3360"/>
-            <w:shd w:fill="FFFFFF"/>
-          </w:tcPr>
-          <w:p>
-            <w:pPr>
-              <w:jc w:val="left"/>
-            </w:pPr>
-            <w:r>
-              <w:rPr>
-                <w:rFonts w:ascii="Calibri" w:hAnsi="Calibri"/>
-                <w:sz w:val="18"/>
-              </w:rPr>
-              <w:t>Bucket 90: [The Oddball Parade - The Revenger]</w:t>
+              <w:t>The Real Deal</w:t>
+            </w:r>
+          </w:p>
+        </w:tc>
+        <w:tc>
+          <w:tcPr>
+            <w:tcW w:type="dxa" w:w="3360"/>
+            <w:shd w:fill="FFFFFF"/>
+          </w:tcPr>
+          <w:p>
+            <w:pPr>
+              <w:jc w:val="left"/>
+            </w:pPr>
+            <w:r>
+              <w:rPr>
+                <w:rFonts w:ascii="Calibri" w:hAnsi="Calibri"/>
+                <w:sz w:val="18"/>
+              </w:rPr>
+              <w:t>Bucket 90: [The Murderer - The Real Deal]</w:t>
             </w:r>
           </w:p>
         </w:tc>
@@ -12708,7 +12708,7 @@
                 <w:rFonts w:ascii="Calibri" w:hAnsi="Calibri"/>
                 <w:sz w:val="18"/>
               </w:rPr>
-              <w:t>The Take Out</w:t>
+              <w:t>The Student Who Never Was</w:t>
             </w:r>
           </w:p>
         </w:tc>
@@ -12726,7 +12726,7 @@
                 <w:rFonts w:ascii="Calibri" w:hAnsi="Calibri"/>
                 <w:sz w:val="18"/>
               </w:rPr>
-              <w:t>Bucket 91: [The Revenger - The Take Out]</w:t>
+              <w:t>Bucket 91: [The Real Deal - The Student Who Never Was]</w:t>
             </w:r>
           </w:p>
         </w:tc>
@@ -12764,25 +12764,25 @@
                 <w:rFonts w:ascii="Calibri" w:hAnsi="Calibri"/>
                 <w:sz w:val="18"/>
               </w:rPr>
-              <w:t>They are Five</w:t>
-            </w:r>
-          </w:p>
-        </w:tc>
-        <w:tc>
-          <w:tcPr>
-            <w:tcW w:type="dxa" w:w="3360"/>
-            <w:shd w:fill="FFFFFF"/>
-          </w:tcPr>
-          <w:p>
-            <w:pPr>
-              <w:jc w:val="left"/>
-            </w:pPr>
-            <w:r>
-              <w:rPr>
-                <w:rFonts w:ascii="Calibri" w:hAnsi="Calibri"/>
-                <w:sz w:val="18"/>
-              </w:rPr>
-              <w:t>Bucket 92: [The Take Out - They are Five]</w:t>
+              <w:t>The World Through the Eyes of Children</w:t>
+            </w:r>
+          </w:p>
+        </w:tc>
+        <w:tc>
+          <w:tcPr>
+            <w:tcW w:type="dxa" w:w="3360"/>
+            <w:shd w:fill="FFFFFF"/>
+          </w:tcPr>
+          <w:p>
+            <w:pPr>
+              <w:jc w:val="left"/>
+            </w:pPr>
+            <w:r>
+              <w:rPr>
+                <w:rFonts w:ascii="Calibri" w:hAnsi="Calibri"/>
+                <w:sz w:val="18"/>
+              </w:rPr>
+              <w:t>Bucket 92: [The Student Who Never Was - The World Through the Eyes of Children]</w:t>
             </w:r>
           </w:p>
         </w:tc>
@@ -12820,7 +12820,7 @@
                 <w:rFonts w:ascii="Calibri" w:hAnsi="Calibri"/>
                 <w:sz w:val="18"/>
               </w:rPr>
-              <w:t>Tomodachi</w:t>
+              <w:t>To Mars...</w:t>
             </w:r>
           </w:p>
         </w:tc>
@@ -12838,7 +12838,7 @@
                 <w:rFonts w:ascii="Calibri" w:hAnsi="Calibri"/>
                 <w:sz w:val="18"/>
               </w:rPr>
-              <w:t>Bucket 93: [They are Five - Tomodachi]</w:t>
+              <w:t>Bucket 93: [The World Through the Eyes of Children - To Mars...]</w:t>
             </w:r>
           </w:p>
         </w:tc>
@@ -12876,25 +12876,25 @@
                 <w:rFonts w:ascii="Calibri" w:hAnsi="Calibri"/>
                 <w:sz w:val="18"/>
               </w:rPr>
-              <w:t>True Anal Stories 23</w:t>
-            </w:r>
-          </w:p>
-        </w:tc>
-        <w:tc>
-          <w:tcPr>
-            <w:tcW w:type="dxa" w:w="3360"/>
-            <w:shd w:fill="FFFFFF"/>
-          </w:tcPr>
-          <w:p>
-            <w:pPr>
-              <w:jc w:val="left"/>
-            </w:pPr>
-            <w:r>
-              <w:rPr>
-                <w:rFonts w:ascii="Calibri" w:hAnsi="Calibri"/>
-                <w:sz w:val="18"/>
-              </w:rPr>
-              <w:t>Bucket 94: [Tomodachi - True Anal Stories 23]</w:t>
+              <w:t>Troubled Waters</w:t>
+            </w:r>
+          </w:p>
+        </w:tc>
+        <w:tc>
+          <w:tcPr>
+            <w:tcW w:type="dxa" w:w="3360"/>
+            <w:shd w:fill="FFFFFF"/>
+          </w:tcPr>
+          <w:p>
+            <w:pPr>
+              <w:jc w:val="left"/>
+            </w:pPr>
+            <w:r>
+              <w:rPr>
+                <w:rFonts w:ascii="Calibri" w:hAnsi="Calibri"/>
+                <w:sz w:val="18"/>
+              </w:rPr>
+              <w:t>Bucket 94: [To Mars... - Troubled Waters]</w:t>
             </w:r>
           </w:p>
         </w:tc>
@@ -12932,7 +12932,7 @@
                 <w:rFonts w:ascii="Calibri" w:hAnsi="Calibri"/>
                 <w:sz w:val="18"/>
               </w:rPr>
-              <w:t>Un esprit clairvoyant</w:t>
+              <w:t>Understudies</w:t>
             </w:r>
           </w:p>
         </w:tc>
@@ -12950,7 +12950,7 @@
                 <w:rFonts w:ascii="Calibri" w:hAnsi="Calibri"/>
                 <w:sz w:val="18"/>
               </w:rPr>
-              <w:t>Bucket 95: [True Anal Stories 23 - Un esprit clairvoyant]</w:t>
+              <w:t>Bucket 95: [Troubled Waters - Understudies]</w:t>
             </w:r>
           </w:p>
         </w:tc>
@@ -12988,25 +12988,25 @@
                 <w:rFonts w:ascii="Calibri" w:hAnsi="Calibri"/>
                 <w:sz w:val="18"/>
               </w:rPr>
-              <w:t>Very Bad Men</w:t>
-            </w:r>
-          </w:p>
-        </w:tc>
-        <w:tc>
-          <w:tcPr>
-            <w:tcW w:type="dxa" w:w="3360"/>
-            <w:shd w:fill="FFFFFF"/>
-          </w:tcPr>
-          <w:p>
-            <w:pPr>
-              <w:jc w:val="left"/>
-            </w:pPr>
-            <w:r>
-              <w:rPr>
-                <w:rFonts w:ascii="Calibri" w:hAnsi="Calibri"/>
-                <w:sz w:val="18"/>
-              </w:rPr>
-              <w:t>Bucket 96: [Un esprit clairvoyant - Very Bad Men]</w:t>
+              <w:t>Venecia</w:t>
+            </w:r>
+          </w:p>
+        </w:tc>
+        <w:tc>
+          <w:tcPr>
+            <w:tcW w:type="dxa" w:w="3360"/>
+            <w:shd w:fill="FFFFFF"/>
+          </w:tcPr>
+          <w:p>
+            <w:pPr>
+              <w:jc w:val="left"/>
+            </w:pPr>
+            <w:r>
+              <w:rPr>
+                <w:rFonts w:ascii="Calibri" w:hAnsi="Calibri"/>
+                <w:sz w:val="18"/>
+              </w:rPr>
+              <w:t>Bucket 96: [Understudies - Venecia]</w:t>
             </w:r>
           </w:p>
         </w:tc>
@@ -13044,7 +13044,7 @@
                 <w:rFonts w:ascii="Calibri" w:hAnsi="Calibri"/>
                 <w:sz w:val="18"/>
               </w:rPr>
-              <w:t>Watashi no kokoro wa papa no mono</w:t>
+              <w:t>Walt and Lavinia</w:t>
             </w:r>
           </w:p>
         </w:tc>
@@ -13062,7 +13062,7 @@
                 <w:rFonts w:ascii="Calibri" w:hAnsi="Calibri"/>
                 <w:sz w:val="18"/>
               </w:rPr>
-              <w:t>Bucket 97: [Very Bad Men - Watashi no kokoro wa papa no mono]</w:t>
+              <w:t>Bucket 97: [Venecia - Walt and Lavinia]</w:t>
             </w:r>
           </w:p>
         </w:tc>
@@ -13100,25 +13100,25 @@
                 <w:rFonts w:ascii="Calibri" w:hAnsi="Calibri"/>
                 <w:sz w:val="18"/>
               </w:rPr>
-              <w:t>White Wedding</w:t>
-            </w:r>
-          </w:p>
-        </w:tc>
-        <w:tc>
-          <w:tcPr>
-            <w:tcW w:type="dxa" w:w="3360"/>
-            <w:shd w:fill="FFFFFF"/>
-          </w:tcPr>
-          <w:p>
-            <w:pPr>
-              <w:jc w:val="left"/>
-            </w:pPr>
-            <w:r>
-              <w:rPr>
-                <w:rFonts w:ascii="Calibri" w:hAnsi="Calibri"/>
-                <w:sz w:val="18"/>
-              </w:rPr>
-              <w:t>Bucket 98: [Watashi no kokoro wa papa no mono - White Wedding]</w:t>
+              <w:t>While Shepherds Watched</w:t>
+            </w:r>
+          </w:p>
+        </w:tc>
+        <w:tc>
+          <w:tcPr>
+            <w:tcW w:type="dxa" w:w="3360"/>
+            <w:shd w:fill="FFFFFF"/>
+          </w:tcPr>
+          <w:p>
+            <w:pPr>
+              <w:jc w:val="left"/>
+            </w:pPr>
+            <w:r>
+              <w:rPr>
+                <w:rFonts w:ascii="Calibri" w:hAnsi="Calibri"/>
+                <w:sz w:val="18"/>
+              </w:rPr>
+              <w:t>Bucket 98: [Walt and Lavinia - While Shepherds Watched]</w:t>
             </w:r>
           </w:p>
         </w:tc>
@@ -13156,7 +13156,7 @@
                 <w:rFonts w:ascii="Calibri" w:hAnsi="Calibri"/>
                 <w:sz w:val="18"/>
               </w:rPr>
-              <w:t>Yama ga aru kara...... Part 5</w:t>
+              <w:t>Xin leng xue shi san ying</w:t>
             </w:r>
           </w:p>
         </w:tc>
@@ -13174,7 +13174,7 @@
                 <w:rFonts w:ascii="Calibri" w:hAnsi="Calibri"/>
                 <w:sz w:val="18"/>
               </w:rPr>
-              <w:t>Bucket 99: [White Wedding - Yama ga aru kara...... Part 5]</w:t>
+              <w:t>Bucket 99: [While Shepherds Watched - Xin leng xue shi san ying]</w:t>
             </w:r>
           </w:p>
         </w:tc>
@@ -13212,25 +13212,25 @@
                 <w:rFonts w:ascii="Calibri" w:hAnsi="Calibri"/>
                 <w:sz w:val="18"/>
               </w:rPr>
-              <w:t>Þorsteinn Pálsson</w:t>
-            </w:r>
-          </w:p>
-        </w:tc>
-        <w:tc>
-          <w:tcPr>
-            <w:tcW w:type="dxa" w:w="3360"/>
-            <w:shd w:fill="FFFFFF"/>
-          </w:tcPr>
-          <w:p>
-            <w:pPr>
-              <w:jc w:val="left"/>
-            </w:pPr>
-            <w:r>
-              <w:rPr>
-                <w:rFonts w:ascii="Calibri" w:hAnsi="Calibri"/>
-                <w:sz w:val="18"/>
-              </w:rPr>
-              <w:t>Bucket 100: [Yama ga aru kara...... Part 5 - Þorsteinn Pálsson]</w:t>
+              <w:t>ZZ Top: Sleeping Bag</w:t>
+            </w:r>
+          </w:p>
+        </w:tc>
+        <w:tc>
+          <w:tcPr>
+            <w:tcW w:type="dxa" w:w="3360"/>
+            <w:shd w:fill="FFFFFF"/>
+          </w:tcPr>
+          <w:p>
+            <w:pPr>
+              <w:jc w:val="left"/>
+            </w:pPr>
+            <w:r>
+              <w:rPr>
+                <w:rFonts w:ascii="Calibri" w:hAnsi="Calibri"/>
+                <w:sz w:val="18"/>
+              </w:rPr>
+              <w:t>Bucket 100: [Xin leng xue shi san ying - ZZ Top: Sleeping Bag]</w:t>
             </w:r>
           </w:p>
         </w:tc>
@@ -13382,7 +13382,7 @@
           <w:rFonts w:ascii="Calibri" w:hAnsi="Calibri"/>
           <w:sz w:val="22"/>
         </w:rPr>
-        <w:t>For evaluated queries(q9), the observed maximum selectivity error is 0.8031% (0.008031), which strictly satisfies text{Max Error} le 1.0%.</w:t>
+        <w:t>For evaluated queries(q9), the observed maximum selectivity error is 0.8592% (0.008592), which strictly satisfies text{Max Error} le 1.0%.</w:t>
       </w:r>
     </w:p>
     <w:p>
@@ -13420,43 +13420,7 @@
           <w:rFonts w:ascii="Calibri" w:hAnsi="Calibri"/>
           <w:sz w:val="22"/>
         </w:rPr>
-        <w:t>Selectivity estimate is done for range query on text column such as “title” in PSQL such as:</w:t>
-      </w:r>
-    </w:p>
-    <w:p>
-      <w:pPr>
-        <w:spacing w:after="80" w:line="276" w:lineRule="auto"/>
-      </w:pPr>
-      <w:r>
-        <w:rPr>
-          <w:rFonts w:ascii="Calibri" w:hAnsi="Calibri"/>
-          <w:sz w:val="22"/>
-        </w:rPr>
-        <w:t>The engine scans the histogram_bounds array stored under pg_stats to locate the specific bucket where the target string  is, after that it counts all complete buckets preceding the target bucket. Each full bucket represents a fixed fraction of total rows (1/B). For the target bucket, PostgreSQL converts initial string bytes into floating-point numbers in [0.0, 1.0] range for interpolation as explain in part 4,  assuming uniform distribution inside the target bucket, it calculates the target's position using:</w:t>
-      </w:r>
-    </w:p>
-    <w:p>
-      <w:pPr>
-        <w:spacing w:after="80" w:line="276" w:lineRule="auto"/>
-      </w:pPr>
-      <w:r>
-        <w:rPr>
-          <w:rFonts w:ascii="Calibri" w:hAnsi="Calibri"/>
-          <w:sz w:val="22"/>
-        </w:rPr>
-        <w:t>text{Fraction} = frac{text{Query Value} - text{Bucket Min}}{text{Bucket Max} - text{Bucket Min}}</w:t>
-      </w:r>
-    </w:p>
-    <w:p>
-      <w:pPr>
-        <w:spacing w:after="80" w:line="276" w:lineRule="auto"/>
-      </w:pPr>
-      <w:r>
-        <w:rPr>
-          <w:rFonts w:ascii="Calibri" w:hAnsi="Calibri"/>
-          <w:sz w:val="22"/>
-        </w:rPr>
-        <w:t xml:space="preserve">   Final Calculation is done by adding the fractional bucket estimate to the sum of preceding full buckets to get the final estimated selectivity.</w:t>
+        <w:t>To estimate selectivity for a range query on a text column like title, psql first looks at the histogrambounds array in pgstats to figure out which bucket contains the query string, once it finds the target bucket, it counts all the full buckets that come before it. since it uses an equidepth histogram, each full bucket represents a fixed fraction of the total rows.   For the specific bucket where the string actually falls, psql assumes the data is uniformly distributed and uses linear interpolation. It converts the first few bytes of the strings into floating point numbers between 0 and 1. This allows it to calculate the mathematical fraction of exactly where the query string sits between the buckets minimum and maximum boundaries. finally it adds this fractional piece to the sum of the preceding full buckets to get the final overall selectivity estimate</w:t>
       </w:r>
     </w:p>
     <w:p>
@@ -13560,7 +13524,7 @@
           <w:rFonts w:ascii="Calibri" w:hAnsi="Calibri"/>
           <w:sz w:val="22"/>
         </w:rPr>
-        <w:t>- Estimated Selectivity: The planner estimated 1,938,445 rows: S_{est} = frac{1938445}{2528312} approx 0.7667 (76.67%).</w:t>
+        <w:t>- Estimated Selectivity: The planner estimated 1,939,865 rows: S_{est} = frac{1939865}{2528312} approx 0.7673 (76.73%).</w:t>
       </w:r>
     </w:p>
     <w:p>
@@ -13572,7 +13536,7 @@
           <w:rFonts w:ascii="Calibri" w:hAnsi="Calibri"/>
           <w:sz w:val="22"/>
         </w:rPr>
-        <w:t>- Observation: The absolute error is roughly 0.80%.</w:t>
+        <w:t>- Observation: The absolute error is roughly 0.86%.</w:t>
       </w:r>
     </w:p>
     <w:p>
@@ -13638,7 +13602,7 @@
           <w:rFonts w:ascii="Calibri" w:hAnsi="Calibri"/>
           <w:sz w:val="22"/>
         </w:rPr>
-        <w:t>- Estimated Selectivity: The planner estimated 350,549 rows: S_{est} = frac{350549}{2528312} approx 0.1386 (13.86%).</w:t>
+        <w:t>- Estimated Selectivity: The planner estimated 352,649 rows: S_{est} = frac{352649}{2528312} approx 0.1395 (13.95%).</w:t>
       </w:r>
     </w:p>
     <w:p>
@@ -13650,7 +13614,7 @@
           <w:rFonts w:ascii="Calibri" w:hAnsi="Calibri"/>
           <w:sz w:val="22"/>
         </w:rPr>
-        <w:t>- Observation: The absolute error here is about 0.02%.</w:t>
+        <w:t>- Observation: The absolute error here is about 0.10%.</w:t>
       </w:r>
     </w:p>
     <w:p>
@@ -13808,7 +13772,7 @@
           <w:rFonts w:ascii="Calibri" w:hAnsi="Calibri"/>
           <w:sz w:val="22"/>
         </w:rPr>
-        <w:t>- Average Build Time for N=3000: 0.0017 seconds (id column) / 0.0062 seconds (title column)</w:t>
+        <w:t>- Average Build Time for N=3000: 0.0018 seconds (id column) / 0.0048 seconds (title column)</w:t>
       </w:r>
     </w:p>
     <w:p>
@@ -17614,7 +17578,7 @@
                 <w:rFonts w:ascii="Calibri" w:hAnsi="Calibri"/>
                 <w:sz w:val="18"/>
               </w:rPr>
-              <w:t>0.0013s</w:t>
+              <w:t>0.0015s</w:t>
             </w:r>
           </w:p>
         </w:tc>
@@ -17742,7 +17706,7 @@
                 <w:rFonts w:ascii="Calibri" w:hAnsi="Calibri"/>
                 <w:sz w:val="18"/>
               </w:rPr>
-              <w:t>0.0017s</w:t>
+              <w:t>0.0018s</w:t>
             </w:r>
           </w:p>
         </w:tc>
@@ -17870,7 +17834,7 @@
                 <w:rFonts w:ascii="Calibri" w:hAnsi="Calibri"/>
                 <w:sz w:val="18"/>
               </w:rPr>
-              <w:t>0.0062s</w:t>
+              <w:t>0.0048s</w:t>
             </w:r>
           </w:p>
         </w:tc>
@@ -17998,7 +17962,7 @@
                 <w:rFonts w:ascii="Calibri" w:hAnsi="Calibri"/>
                 <w:sz w:val="18"/>
               </w:rPr>
-              <w:t>0.0033s</w:t>
+              <w:t>0.0029s</w:t>
             </w:r>
           </w:p>
         </w:tc>
@@ -18221,7 +18185,7 @@
           <w:rFonts w:ascii="Calibri" w:hAnsi="Calibri"/>
           <w:sz w:val="22"/>
         </w:rPr>
-        <w:t>- Point 2: (N_2, T_2) = (3000, 0.0017)</w:t>
+        <w:t>- Point 2: (N_2, T_2) = (3000, 0.0018)</w:t>
       </w:r>
     </w:p>
     <w:p>
@@ -18233,7 +18197,7 @@
           <w:rFonts w:ascii="Calibri" w:hAnsi="Calibri"/>
           <w:sz w:val="22"/>
         </w:rPr>
-        <w:t>- Point 3: (N_3, T_3) = (5000, 0.0033)</w:t>
+        <w:t>- Point 3: (N_3, T_3) = (5000, 0.0029)</w:t>
       </w:r>
     </w:p>
     <w:p>
@@ -18270,7 +18234,7 @@
           <w:rFonts w:ascii="Calibri" w:hAnsi="Calibri"/>
           <w:sz w:val="22"/>
         </w:rPr>
-        <w:t>- bar{T} = frac{0.0006 + 0.0017 + 0.0033}{3} = mathbf{0.0019text{ seconds}}</w:t>
+        <w:t>- bar{T} = frac{0.0006 + 0.0018 + 0.0029}{3} = mathbf{0.0018text{ seconds}}</w:t>
       </w:r>
     </w:p>
     <w:p>
@@ -18485,7 +18449,7 @@
                 <w:rFonts w:ascii="Calibri" w:hAnsi="Calibri"/>
                 <w:sz w:val="18"/>
               </w:rPr>
-              <w:t>-0.0013</w:t>
+              <w:t>-0.0012</w:t>
             </w:r>
           </w:p>
         </w:tc>
@@ -18521,7 +18485,7 @@
                 <w:rFonts w:ascii="Calibri" w:hAnsi="Calibri"/>
                 <w:sz w:val="18"/>
               </w:rPr>
-              <w:t>2.5680</w:t>
+              <w:t>2.3471</w:t>
             </w:r>
           </w:p>
         </w:tc>
@@ -18559,7 +18523,7 @@
                 <w:rFonts w:ascii="Calibri" w:hAnsi="Calibri"/>
                 <w:sz w:val="18"/>
               </w:rPr>
-              <w:t>0.0017</w:t>
+              <w:t>0.0018</w:t>
             </w:r>
           </w:p>
         </w:tc>
@@ -18595,7 +18559,7 @@
                 <w:rFonts w:ascii="Calibri" w:hAnsi="Calibri"/>
                 <w:sz w:val="18"/>
               </w:rPr>
-              <w:t>-0.0002</w:t>
+              <w:t>0.0000</w:t>
             </w:r>
           </w:p>
         </w:tc>
@@ -18631,7 +18595,7 @@
                 <w:rFonts w:ascii="Calibri" w:hAnsi="Calibri"/>
                 <w:sz w:val="18"/>
               </w:rPr>
-              <w:t>-0.0000</w:t>
+              <w:t>0.0000</w:t>
             </w:r>
           </w:p>
         </w:tc>
@@ -18669,7 +18633,7 @@
                 <w:rFonts w:ascii="Calibri" w:hAnsi="Calibri"/>
                 <w:sz w:val="18"/>
               </w:rPr>
-              <w:t>0.0033</w:t>
+              <w:t>0.0029</w:t>
             </w:r>
           </w:p>
         </w:tc>
@@ -18705,7 +18669,7 @@
                 <w:rFonts w:ascii="Calibri" w:hAnsi="Calibri"/>
                 <w:sz w:val="18"/>
               </w:rPr>
-              <w:t>0.0014</w:t>
+              <w:t>0.0012</w:t>
             </w:r>
           </w:p>
         </w:tc>
@@ -18741,7 +18705,7 @@
                 <w:rFonts w:ascii="Calibri" w:hAnsi="Calibri"/>
                 <w:sz w:val="18"/>
               </w:rPr>
-              <w:t>2.8752</w:t>
+              <w:t>2.3192</w:t>
             </w:r>
           </w:p>
         </w:tc>
@@ -18848,7 +18812,7 @@
                 <w:rFonts w:ascii="Calibri" w:hAnsi="Calibri"/>
                 <w:sz w:val="18"/>
               </w:rPr>
-              <w:t>5.4433</w:t>
+              <w:t>4.6663</w:t>
             </w:r>
           </w:p>
         </w:tc>
@@ -18893,7 +18857,7 @@
           <w:rFonts w:ascii="Calibri" w:hAnsi="Calibri"/>
           <w:sz w:val="22"/>
         </w:rPr>
-        <w:t>m = frac{sum (N_i - bar{N})(T_i - bar{T})}{sum (N_i - bar{N})^2} = frac{5.4433}{8,000,000} = mathbf{0.00000068text{ seconds / sample}}</w:t>
+        <w:t>m = frac{sum (N_i - bar{N})(T_i - bar{T})}{sum (N_i - bar{N})^2} = frac{4.6663}{8,000,000} = mathbf{0.00000058text{ seconds / sample}}</w:t>
       </w:r>
     </w:p>
     <w:p>
@@ -18917,7 +18881,7 @@
           <w:rFonts w:ascii="Calibri" w:hAnsi="Calibri"/>
           <w:sz w:val="22"/>
         </w:rPr>
-        <w:t>c = bar{T} - m cdot bar{N} = 0.0019 - (0.00000068 times 3000) = mathbf{-0.000172text{ seconds}}</w:t>
+        <w:t>c = bar{T} - m cdot bar{N} = 0.0018 - (0.00000058 times 3000) = mathbf{0.000018text{ seconds}}</w:t>
       </w:r>
     </w:p>
     <w:p>
@@ -18942,7 +18906,7 @@
           <w:rFonts w:ascii="Calibri" w:hAnsi="Calibri"/>
           <w:sz w:val="22"/>
         </w:rPr>
-        <w:t>T(2,528,312) = (0.00000068 times 2,528,312) + (-0.000172) = mathbf{1.72text{ seconds}} quad (mathbf{0.03text{ minutes}})</w:t>
+        <w:t>T(2,528,312) = (0.00000058 times 2,528,312) + (0.000018) = mathbf{1.47text{ seconds}} quad (mathbf{0.02text{ minutes}})</w:t>
       </w:r>
     </w:p>
     <w:p>
@@ -19112,55 +19076,7 @@
           <w:rFonts w:ascii="Calibri" w:hAnsi="Calibri"/>
           <w:sz w:val="22"/>
         </w:rPr>
-        <w:t>When building a histogram, choosing the number of buckets (B) is a classic trade off between performance and accuracy.</w:t>
-      </w:r>
-    </w:p>
-    <w:p>
-      <w:pPr>
-        <w:spacing w:after="80" w:line="276" w:lineRule="auto"/>
-      </w:pPr>
-      <w:r>
-        <w:rPr>
-          <w:rFonts w:ascii="Calibri" w:hAnsi="Calibri"/>
-          <w:sz w:val="22"/>
-        </w:rPr>
-        <w:t>Choosing Fewer Buckets (e.g., 5 to 10)</w:t>
-      </w:r>
-    </w:p>
-    <w:p>
-      <w:pPr>
-        <w:spacing w:after="80" w:line="276" w:lineRule="auto"/>
-      </w:pPr>
-      <w:r>
-        <w:rPr>
-          <w:rFonts w:ascii="Calibri" w:hAnsi="Calibri"/>
-          <w:sz w:val="22"/>
-        </w:rPr>
-        <w:t>If we use a small number of buckets, the biggest advantage is speed and efficiency. The histogram takes up very little memory in the system catalog and builds much faster because the time complexity of our algorithm, O(B cdot N^2), drops significantly. The query planner also spends less time analyzing it. However, the major downside is that we lose a lot of data resolution. Because the buckets are so wide, the internal mathematical estimates become much less accurate, especially if the data is heavily skewed or unevenly distributed.</w:t>
-      </w:r>
-    </w:p>
-    <w:p>
-      <w:pPr>
-        <w:spacing w:after="80" w:line="276" w:lineRule="auto"/>
-      </w:pPr>
-      <w:r>
-        <w:rPr>
-          <w:rFonts w:ascii="Calibri" w:hAnsi="Calibri"/>
-          <w:sz w:val="22"/>
-        </w:rPr>
-        <w:t>Choosing More Buckets (e.g., 50 to 100)</w:t>
-      </w:r>
-    </w:p>
-    <w:p>
-      <w:pPr>
-        <w:spacing w:after="80" w:line="276" w:lineRule="auto"/>
-      </w:pPr>
-      <w:r>
-        <w:rPr>
-          <w:rFonts w:ascii="Calibri" w:hAnsi="Calibri"/>
-          <w:sz w:val="22"/>
-        </w:rPr>
-        <w:t>On the flip side, using a large number of buckets gives the database a high-definition view of how the data is distributed. The estimates become incredibly precise, which leads to much lower selectivity errors and helps the query optimizer make smarter decisions for complex joins. The catch is that this accuracy comes at a heavy system cost. It takes noticeably longer to calculate and construct the histogram, consumes more storage space, and adds a slight delay to the query planning phase before execution can actually begin.</w:t>
+        <w:t>Picking the number of buckets B is basically a trade off between how fast the histogram builds and how accurate the query planners estimates are.  If we use a small number of buckets, the DP algo runs much faster since its time complexity is O(BN^2). It also saves memory in the system catalog and keeps query planning times short. The major downside is that wide buckets lead to higher selectivity errors. The database has to assume the data is uniformly distributed inside those large buckets, which usually isnt true and causes the estimates to lose resolution.  On the other hand using more buckets gives the optimizer a highdefinition picture of the actual data distribution, significantly dropping the max selectivity error. The catch is that computing these optimal partitions takes considerably more CPU time, uses more storage space, and adds overhead during the query planning phase before execution can begin.</w:t>
       </w:r>
     </w:p>
     <w:sectPr>
